--- a/Daily Reports/12_10_2026-CBOT Reports.docx
+++ b/Daily Reports/12_10_2026-CBOT Reports.docx
@@ -104,7 +104,7 @@
           <w:color w:val="5C768D"/>
           <w:sz w:val="19"/>
         </w:rPr>
-        <w:t>Cập nhật tự động qua `macro_tracker.py` vào lúc 06:18 ICT ngày 12/10/2026</w:t>
+        <w:t>Cập nhật tự động qua `macro_tracker.py` vào lúc 07:01 ICT ngày 12/10/2026</w:t>
       </w:r>
     </w:p>
     <w:tbl>
@@ -313,7 +313,7 @@
               <w:rPr>
                 <w:b/>
               </w:rPr>
-              <w:t>105.44 / thùng</w:t>
+              <w:t>103.71 / thùng</w:t>
             </w:r>
           </w:p>
         </w:tc>
@@ -344,7 +344,7 @@
               <w:rPr>
                 <w:b/>
               </w:rPr>
-              <w:t>+0.69%</w:t>
+              <w:t>-0.96%</w:t>
             </w:r>
           </w:p>
         </w:tc>
@@ -442,7 +442,7 @@
               <w:rPr>
                 <w:b/>
               </w:rPr>
-              <w:t>102.27</w:t>
+              <w:t>102.20</w:t>
             </w:r>
           </w:p>
         </w:tc>
@@ -473,7 +473,7 @@
               <w:rPr>
                 <w:b/>
               </w:rPr>
-              <w:t>+0.06%</w:t>
+              <w:t>-0.01%</w:t>
             </w:r>
           </w:p>
         </w:tc>
@@ -1218,7 +1218,7 @@
         <w:rPr>
           <w:b/>
         </w:rPr>
-        <w:t>`105.44` (+0.69%)</w:t>
+        <w:t>`103.71` (-0.96%)</w:t>
       </w:r>
       <w:r>
         <w:t xml:space="preserve"> | DXY: </w:t>
@@ -1227,7 +1227,7 @@
         <w:rPr>
           <w:b/>
         </w:rPr>
-        <w:t>`102.27` (+0.06%)</w:t>
+        <w:t>`102.20` (-0.01%)</w:t>
       </w:r>
       <w:r>
         <w:t xml:space="preserve"> | Lúa mì CBOT: </w:t>
@@ -1306,7 +1306,7 @@
           <w:color w:val="5C768D"/>
           <w:sz w:val="19"/>
         </w:rPr>
-        <w:t>Cập nhật tự động lúc 06:18 ICT ngày 12/10/2026 — Nguồn: NOAA, USDA, BOM Australia</w:t>
+        <w:t>Cập nhật tự động lúc 07:01 ICT ngày 12/10/2026 — Nguồn: NOAA, USDA, BOM Australia</w:t>
       </w:r>
     </w:p>
     <w:p>
@@ -3605,7 +3605,7 @@
               <w:rPr>
                 <w:b/>
               </w:rPr>
-              <w:t>484.58 (+4.83)</w:t>
+              <w:t>484.13 (+4.38)</w:t>
             </w:r>
           </w:p>
         </w:tc>
@@ -3853,7 +3853,7 @@
               <w:rPr>
                 <w:b/>
               </w:rPr>
-              <w:t>672.52 (+1.52)</w:t>
+              <w:t>672.58 (+1.58)</w:t>
             </w:r>
           </w:p>
         </w:tc>
@@ -11624,10 +11624,10 @@
         <w:rPr>
           <w:b/>
         </w:rPr>
-        <w:t>`484.58 cents`</w:t>
+        <w:t>`484.13 cents`</w:t>
       </w:r>
       <w:r>
-        <w:t xml:space="preserve"> (+4.83).</w:t>
+        <w:t xml:space="preserve"> (+4.38).</w:t>
       </w:r>
     </w:p>
     <w:p>
@@ -11991,7 +11991,7 @@
               <w:rPr>
                 <w:b/>
               </w:rPr>
-              <w:t>105.44</w:t>
+              <w:t>103.71</w:t>
             </w:r>
           </w:p>
         </w:tc>
@@ -12022,7 +12022,7 @@
               <w:rPr>
                 <w:b/>
               </w:rPr>
-              <w:t>+0.69%</w:t>
+              <w:t>-0.96%</w:t>
             </w:r>
           </w:p>
         </w:tc>
@@ -12050,7 +12050,7 @@
             </w:pPr>
             <w:r/>
             <w:r>
-              <w:t>Giá dầu Tăng hỗ trợ biên lợi nhuận pha chế Ethanol, kéo theo nhu cầu ngô tích cực.</w:t>
+              <w:t>Giá dầu Giảm làm giảm biên lợi nhuận pha chế Ethanol, tạo sức ép lên nhu cầu ngô.</w:t>
             </w:r>
           </w:p>
         </w:tc>
@@ -12114,7 +12114,7 @@
               <w:rPr>
                 <w:b/>
               </w:rPr>
-              <w:t>102.27</w:t>
+              <w:t>102.20</w:t>
             </w:r>
           </w:p>
         </w:tc>
@@ -12145,7 +12145,7 @@
               <w:rPr>
                 <w:b/>
               </w:rPr>
-              <w:t>+0.06%</w:t>
+              <w:t>-0.01%</w:t>
             </w:r>
           </w:p>
         </w:tc>
@@ -12173,7 +12173,7 @@
             </w:pPr>
             <w:r/>
             <w:r>
-              <w:t>DXY Tăng làm giảm sức cạnh tranh xuất khẩu của ngô Mỹ so với Brazil/Argentina.</w:t>
+              <w:t>DXY Giảm hỗ trợ xuất khẩu ngô Mỹ cạnh tranh tốt hơn.</w:t>
             </w:r>
           </w:p>
         </w:tc>
@@ -21806,10 +21806,10 @@
         <w:rPr>
           <w:b/>
         </w:rPr>
-        <w:t>`672.52 cents`</w:t>
+        <w:t>`672.58 cents`</w:t>
       </w:r>
       <w:r>
-        <w:t xml:space="preserve"> (+1.52).</w:t>
+        <w:t xml:space="preserve"> (+1.58).</w:t>
       </w:r>
     </w:p>
     <w:p>
@@ -22173,7 +22173,7 @@
               <w:rPr>
                 <w:b/>
               </w:rPr>
-              <w:t>105.44</w:t>
+              <w:t>103.71</w:t>
             </w:r>
           </w:p>
         </w:tc>
@@ -22204,7 +22204,7 @@
               <w:rPr>
                 <w:b/>
               </w:rPr>
-              <w:t>+0.69%</w:t>
+              <w:t>-0.96%</w:t>
             </w:r>
           </w:p>
         </w:tc>
@@ -22232,7 +22232,7 @@
             </w:pPr>
             <w:r/>
             <w:r>
-              <w:t>Giá dầu Tăng tăng premium rủi ro địa chính trị và logistics Biển Đen, hỗ trợ giá lúa mì.</w:t>
+              <w:t>Giá dầu Giảm giảm bớt premium rủi ro địa chính trị, tạo áp lực chốt lời lúa mì.</w:t>
             </w:r>
           </w:p>
         </w:tc>
@@ -22296,7 +22296,7 @@
               <w:rPr>
                 <w:b/>
               </w:rPr>
-              <w:t>102.27</w:t>
+              <w:t>102.20</w:t>
             </w:r>
           </w:p>
         </w:tc>
@@ -22327,7 +22327,7 @@
               <w:rPr>
                 <w:b/>
               </w:rPr>
-              <w:t>+0.06%</w:t>
+              <w:t>-0.01%</w:t>
             </w:r>
           </w:p>
         </w:tc>
@@ -22355,7 +22355,7 @@
             </w:pPr>
             <w:r/>
             <w:r>
-              <w:t>DXY Tăng khiến lúa mì Mỹ đắt đỏ hơn đối với các khách hàng truyền thống như Ai Cập/Châu Á.</w:t>
+              <w:t>DXY Giảm kích thích nhu cầu nhập khẩu lúa mì Mỹ trên thị trường quốc tế.</w:t>
             </w:r>
           </w:p>
         </w:tc>

--- a/Daily Reports/12_10_2026-CBOT Reports.docx
+++ b/Daily Reports/12_10_2026-CBOT Reports.docx
@@ -104,7 +104,7 @@
           <w:color w:val="5C768D"/>
           <w:sz w:val="19"/>
         </w:rPr>
-        <w:t>Cập nhật tự động qua `macro_tracker.py` vào lúc 09:01 ICT ngày 12/10/2026</w:t>
+        <w:t>Cập nhật tự động qua `macro_tracker.py` vào lúc 13:02 ICT ngày 12/10/2026</w:t>
       </w:r>
     </w:p>
     <w:tbl>
@@ -313,7 +313,7 @@
               <w:rPr>
                 <w:b/>
               </w:rPr>
-              <w:t>103.19 / thùng</w:t>
+              <w:t>104.06 / thùng</w:t>
             </w:r>
           </w:p>
         </w:tc>
@@ -344,7 +344,7 @@
               <w:rPr>
                 <w:b/>
               </w:rPr>
-              <w:t>-1.46%</w:t>
+              <w:t>+0.00%</w:t>
             </w:r>
           </w:p>
         </w:tc>
@@ -442,7 +442,7 @@
               <w:rPr>
                 <w:b/>
               </w:rPr>
-              <w:t>102.15</w:t>
+              <w:t>102.23</w:t>
             </w:r>
           </w:p>
         </w:tc>
@@ -473,7 +473,7 @@
               <w:rPr>
                 <w:b/>
               </w:rPr>
-              <w:t>-0.06%</w:t>
+              <w:t>+0.00%</w:t>
             </w:r>
           </w:p>
         </w:tc>
@@ -1218,7 +1218,7 @@
         <w:rPr>
           <w:b/>
         </w:rPr>
-        <w:t>`103.19` (-1.46%)</w:t>
+        <w:t>`104.06` (+0.00%)</w:t>
       </w:r>
       <w:r>
         <w:t xml:space="preserve"> | DXY: </w:t>
@@ -1227,7 +1227,7 @@
         <w:rPr>
           <w:b/>
         </w:rPr>
-        <w:t>`102.15` (-0.06%)</w:t>
+        <w:t>`102.23` (+0.00%)</w:t>
       </w:r>
       <w:r>
         <w:t xml:space="preserve"> | Lúa mì CBOT: </w:t>
@@ -1236,7 +1236,7 @@
         <w:rPr>
           <w:b/>
         </w:rPr>
-        <w:t>`666.25` (-0.74%)</w:t>
+        <w:t>`669.25` (+0.00%)</w:t>
       </w:r>
       <w:r>
         <w:t>.</w:t>
@@ -1306,7 +1306,7 @@
           <w:color w:val="5C768D"/>
           <w:sz w:val="19"/>
         </w:rPr>
-        <w:t>Cập nhật tự động lúc 09:01 ICT ngày 12/10/2026 — Nguồn: NOAA, USDA, BOM Australia</w:t>
+        <w:t>Cập nhật tự động lúc 13:02 ICT ngày 12/10/2026 — Nguồn: NOAA, USDA, BOM Australia</w:t>
       </w:r>
     </w:p>
     <w:p>
@@ -3574,7 +3574,7 @@
               <w:rPr>
                 <w:b/>
               </w:rPr>
-              <w:t>480.75</w:t>
+              <w:t>482.00</w:t>
             </w:r>
           </w:p>
         </w:tc>
@@ -3605,7 +3605,7 @@
               <w:rPr>
                 <w:b/>
               </w:rPr>
-              <w:t>483.07 (+2.32)</w:t>
+              <w:t>481.93 (-0.07)</w:t>
             </w:r>
           </w:p>
         </w:tc>
@@ -3633,7 +3633,7 @@
             </w:pPr>
             <w:r/>
             <w:r>
-              <w:t>Bearish (492.72 &lt; 497.56)</w:t>
+              <w:t>Bearish (489.00 &lt; 495.11)</w:t>
             </w:r>
           </w:p>
         </w:tc>
@@ -3661,7 +3661,7 @@
             </w:pPr>
             <w:r/>
             <w:r>
-              <w:t>2.25 cents</w:t>
+              <w:t>1.50 cents</w:t>
             </w:r>
           </w:p>
         </w:tc>
@@ -3822,7 +3822,7 @@
               <w:rPr>
                 <w:b/>
               </w:rPr>
-              <w:t>666.25</w:t>
+              <w:t>669.25</w:t>
             </w:r>
           </w:p>
         </w:tc>
@@ -3853,7 +3853,7 @@
               <w:rPr>
                 <w:b/>
               </w:rPr>
-              <w:t>668.90 (+2.65)</w:t>
+              <w:t>669.68 (+0.43)</w:t>
             </w:r>
           </w:p>
         </w:tc>
@@ -3881,7 +3881,7 @@
             </w:pPr>
             <w:r/>
             <w:r>
-              <w:t>Bearish (678.14 &lt; 683.64)</w:t>
+              <w:t>Bearish (674.92 &lt; 681.32)</w:t>
             </w:r>
           </w:p>
         </w:tc>
@@ -3909,7 +3909,7 @@
             </w:pPr>
             <w:r/>
             <w:r>
-              <w:t>3.00 cents</w:t>
+              <w:t>2.00 cents</w:t>
             </w:r>
           </w:p>
         </w:tc>
@@ -4347,7 +4347,7 @@
                 <w:b/>
                 <w:color w:val="15803D"/>
               </w:rPr>
-              <w:t>472.92 - 492.72 cents (Canh mua vùng hỗ trợ)</w:t>
+              <w:t>472.00 - 489.00 cents (Canh mua vùng hỗ trợ)</w:t>
             </w:r>
           </w:p>
         </w:tc>
@@ -4378,7 +4378,7 @@
               <w:rPr>
                 <w:b/>
               </w:rPr>
-              <w:t>462.24 cents (Dưới cản S2 + 1.5x ATR)</w:t>
+              <w:t>464.99 cents (Dưới cản S2 + 1.5x ATR)</w:t>
             </w:r>
           </w:p>
         </w:tc>
@@ -4559,7 +4559,7 @@
               <w:rPr>
                 <w:b/>
               </w:rPr>
-              <w:t>486.30 - 487.80 cents</w:t>
+              <w:t>485.39 - 486.89 cents</w:t>
             </w:r>
           </w:p>
         </w:tc>
@@ -4590,7 +4590,7 @@
               <w:rPr>
                 <w:b/>
               </w:rPr>
-              <w:t>480.15 cents (Chống quét SL tuyệt đối)</w:t>
+              <w:t>481.97 cents (Chống quét SL tuyệt đối)</w:t>
             </w:r>
           </w:p>
         </w:tc>
@@ -4783,7 +4783,7 @@
               <w:rPr>
                 <w:b/>
               </w:rPr>
-              <w:t>519.85 cents</w:t>
+              <w:t>518.03 cents</w:t>
             </w:r>
           </w:p>
         </w:tc>
@@ -4945,7 +4945,7 @@
               <w:rPr>
                 <w:b/>
               </w:rPr>
-              <w:t>448.89 - 470.25 cents</w:t>
+              <w:t>456.23 - 470.25 cents</w:t>
             </w:r>
           </w:p>
         </w:tc>
@@ -5126,7 +5126,7 @@
                 <w:b/>
                 <w:color w:val="B91C1C"/>
               </w:rPr>
-              <w:t>678.14 - 683.64 cents (Canh bán hồi kỹ thuật H1)</w:t>
+              <w:t>674.92 - 681.32 cents (Canh bán hồi kỹ thuật H1)</w:t>
             </w:r>
           </w:p>
         </w:tc>
@@ -5157,7 +5157,7 @@
               <w:rPr>
                 <w:b/>
               </w:rPr>
-              <w:t>772.06 cents (Trên kháng cự R2 + 1.5x ATR)</w:t>
+              <w:t>769.41 cents (Trên kháng cự R2 + 1.5x ATR)</w:t>
             </w:r>
           </w:p>
         </w:tc>
@@ -5193,7 +5193,7 @@
                 <w:color w:val="D97706"/>
                 <w:sz w:val="19"/>
               </w:rPr>
-              <w:t xml:space="preserve"> 664.52 cents </w:t>
+              <w:t xml:space="preserve"> 663.64 cents </w:t>
             </w:r>
             <w:r>
               <w:t xml:space="preserve"> / TP2: </w:t>
@@ -5335,7 +5335,7 @@
               <w:rPr>
                 <w:b/>
               </w:rPr>
-              <w:t>676.66 - 678.66 cents</w:t>
+              <w:t>675.78 - 677.78 cents</w:t>
             </w:r>
           </w:p>
         </w:tc>
@@ -5366,7 +5366,7 @@
               <w:rPr>
                 <w:b/>
               </w:rPr>
-              <w:t>669.93 cents</w:t>
+              <w:t>671.69 cents</w:t>
             </w:r>
           </w:p>
         </w:tc>
@@ -5559,7 +5559,7 @@
               <w:rPr>
                 <w:b/>
               </w:rPr>
-              <w:t>702.07 cents</w:t>
+              <w:t>700.31 cents</w:t>
             </w:r>
           </w:p>
         </w:tc>
@@ -5721,7 +5721,7 @@
               <w:rPr>
                 <w:b/>
               </w:rPr>
-              <w:t>637.34 - 661.50 cents</w:t>
+              <w:t>644.39 - 661.50 cents</w:t>
             </w:r>
           </w:p>
         </w:tc>
@@ -11609,7 +11609,7 @@
         <w:t>Giá Chốt Phiên (Close):</w:t>
       </w:r>
       <w:r>
-        <w:t xml:space="preserve"> 480.75 cents | </w:t>
+        <w:t xml:space="preserve"> 482.00 cents | </w:t>
       </w:r>
       <w:r>
         <w:rPr>
@@ -11624,10 +11624,10 @@
         <w:rPr>
           <w:b/>
         </w:rPr>
-        <w:t>`483.07 cents`</w:t>
+        <w:t>`481.93 cents`</w:t>
       </w:r>
       <w:r>
-        <w:t xml:space="preserve"> (+2.32).</w:t>
+        <w:t xml:space="preserve"> (-0.07).</w:t>
       </w:r>
     </w:p>
     <w:p>
@@ -11648,7 +11648,7 @@
         <w:rPr>
           <w:b/>
         </w:rPr>
-        <w:t>`23,746`</w:t>
+        <w:t>`28,323`</w:t>
       </w:r>
       <w:r>
         <w:t xml:space="preserve"> (Chênh lệch: </w:t>
@@ -11657,7 +11657,7 @@
         <w:rPr>
           <w:b/>
         </w:rPr>
-        <w:t>`-180,008`</w:t>
+        <w:t>`+4,577`</w:t>
       </w:r>
       <w:r>
         <w:t xml:space="preserve">) | OI: </w:t>
@@ -11699,7 +11699,7 @@
         <w:rPr>
           <w:b/>
         </w:rPr>
-        <w:t>`Bullish Engulfing (Nhấn chìm tăng trưởng)`</w:t>
+        <w:t>`Không phát hiện mô hình nến đặc biệt`</w:t>
       </w:r>
     </w:p>
     <w:p>
@@ -11721,7 +11721,7 @@
           <w:b/>
           <w:color w:val="B91C1C"/>
         </w:rPr>
-        <w:t>`Tăng yếu / Rủi ro đảo chiều (Short Covering Rally)`</w:t>
+        <w:t>`Tăng do phe Short chốt lời (Short Covering)`</w:t>
       </w:r>
     </w:p>
     <w:p>
@@ -11742,10 +11742,10 @@
         <w:rPr>
           <w:b/>
         </w:rPr>
-        <w:t>TĂNG MẠNH MẼ (Strong Bullish Confirmation):</w:t>
+        <w:t>TÍCH LŨY TÍCH CỰC (Accumulation):</w:t>
       </w:r>
       <w:r>
-        <w:t xml:space="preserve"> Mô hình nến tăng được củng cố bởi dòng tiền gia tăng tích cực, hỗ trợ lực mua lên bền vững.</w:t>
+        <w:t xml:space="preserve"> Nến đi ngang nhưng dòng tiền âm thầm gia tăng (OI tăng), báo hiệu chuẩn bị có nhịp bứt phá tăng.</w:t>
       </w:r>
     </w:p>
     <w:p>
@@ -11991,7 +11991,7 @@
               <w:rPr>
                 <w:b/>
               </w:rPr>
-              <w:t>103.19</w:t>
+              <w:t>104.06</w:t>
             </w:r>
           </w:p>
         </w:tc>
@@ -12022,7 +12022,7 @@
               <w:rPr>
                 <w:b/>
               </w:rPr>
-              <w:t>-1.46%</w:t>
+              <w:t>+0.00%</w:t>
             </w:r>
           </w:p>
         </w:tc>
@@ -12050,7 +12050,7 @@
             </w:pPr>
             <w:r/>
             <w:r>
-              <w:t>Giá dầu Giảm làm giảm biên lợi nhuận pha chế Ethanol, tạo sức ép lên nhu cầu ngô.</w:t>
+              <w:t>Giá dầu Tăng hỗ trợ biên lợi nhuận pha chế Ethanol, kéo theo nhu cầu ngô tích cực.</w:t>
             </w:r>
           </w:p>
         </w:tc>
@@ -12114,7 +12114,7 @@
               <w:rPr>
                 <w:b/>
               </w:rPr>
-              <w:t>102.15</w:t>
+              <w:t>102.23</w:t>
             </w:r>
           </w:p>
         </w:tc>
@@ -12145,7 +12145,7 @@
               <w:rPr>
                 <w:b/>
               </w:rPr>
-              <w:t>-0.06%</w:t>
+              <w:t>+0.00%</w:t>
             </w:r>
           </w:p>
         </w:tc>
@@ -12173,7 +12173,7 @@
             </w:pPr>
             <w:r/>
             <w:r>
-              <w:t>DXY Giảm hỗ trợ xuất khẩu ngô Mỹ cạnh tranh tốt hơn.</w:t>
+              <w:t>DXY Tăng làm giảm sức cạnh tranh xuất khẩu của ngô Mỹ so với Brazil/Argentina.</w:t>
             </w:r>
           </w:p>
         </w:tc>
@@ -12749,7 +12749,7 @@
         <w:t xml:space="preserve"> EMA_21 </w:t>
       </w:r>
       <w:r>
-        <w:t xml:space="preserve"> (492.72) &lt; </w:t>
+        <w:t xml:space="preserve"> (489.00) &lt; </w:t>
       </w:r>
       <w:r>
         <w:rPr>
@@ -12760,7 +12760,7 @@
         <w:t xml:space="preserve"> EMA_50 </w:t>
       </w:r>
       <w:r>
-        <w:t xml:space="preserve"> (497.56).</w:t>
+        <w:t xml:space="preserve"> (495.11).</w:t>
       </w:r>
     </w:p>
     <w:p>
@@ -12781,7 +12781,7 @@
         <w:rPr>
           <w:b/>
         </w:rPr>
-        <w:t>`31.41`</w:t>
+        <w:t>`34.92`</w:t>
       </w:r>
       <w:r>
         <w:t xml:space="preserve"> | ATR (14) = </w:t>
@@ -12790,7 +12790,7 @@
         <w:rPr>
           <w:b/>
         </w:rPr>
-        <w:t>`5.34`</w:t>
+        <w:t>`3.50`</w:t>
       </w:r>
       <w:r>
         <w:t xml:space="preserve"> cents | Volatility = </w:t>
@@ -12799,7 +12799,7 @@
         <w:rPr>
           <w:b/>
         </w:rPr>
-        <w:t>`2.25 cents`</w:t>
+        <w:t>`1.50 cents`</w:t>
       </w:r>
       <w:r>
         <w:t>.</w:t>
@@ -12823,7 +12823,7 @@
         <w:rPr>
           <w:b/>
         </w:rPr>
-        <w:t>`472.92`</w:t>
+        <w:t>`472.00`</w:t>
       </w:r>
       <w:r>
         <w:t xml:space="preserve"> | S2: </w:t>
@@ -13483,7 +13483,7 @@
         <w:t>Export Sales (Báo Cáo Mới Nhất):</w:t>
       </w:r>
       <w:r>
-        <w:t xml:space="preserve"> OK</w:t>
+        <w:t xml:space="preserve"> NoData</w:t>
       </w:r>
     </w:p>
     <w:p>
@@ -13584,7 +13584,7 @@
           <w:b/>
           <w:color w:val="15803D"/>
         </w:rPr>
-        <w:t>`472.92 - 492.72 cents (Canh mua vùng hỗ trợ)`</w:t>
+        <w:t>`472.00 - 489.00 cents (Canh mua vùng hỗ trợ)`</w:t>
       </w:r>
       <w:r>
         <w:t xml:space="preserve"> | SL: </w:t>
@@ -13593,7 +13593,7 @@
         <w:rPr>
           <w:b/>
         </w:rPr>
-        <w:t>`462.24 cents (Dưới cản S2 + 1.5x ATR)`</w:t>
+        <w:t>`464.99 cents (Dưới cản S2 + 1.5x ATR)`</w:t>
       </w:r>
       <w:r>
         <w:t xml:space="preserve"> | TP: </w:t>
@@ -13655,7 +13655,7 @@
         <w:rPr>
           <w:b/>
         </w:rPr>
-        <w:t>`486.30 - 487.80 cents`</w:t>
+        <w:t>`485.39 - 486.89 cents`</w:t>
       </w:r>
       <w:r>
         <w:t xml:space="preserve"> | SL: </w:t>
@@ -13664,7 +13664,7 @@
         <w:rPr>
           <w:b/>
         </w:rPr>
-        <w:t>`480.15 cents (Chống quét SL tuyệt đối)`</w:t>
+        <w:t>`481.97 cents (Chống quét SL tuyệt đối)`</w:t>
       </w:r>
       <w:r>
         <w:t xml:space="preserve"> | TP: </w:t>
@@ -13710,7 +13710,7 @@
         <w:rPr>
           <w:b/>
         </w:rPr>
-        <w:t>`519.85 cents`</w:t>
+        <w:t>`518.03 cents`</w:t>
       </w:r>
       <w:r>
         <w:t xml:space="preserve"> | TP: </w:t>
@@ -13759,7 +13759,7 @@
         <w:rPr>
           <w:b/>
         </w:rPr>
-        <w:t>`448.89 - 470.25 cents`</w:t>
+        <w:t>`456.23 - 470.25 cents`</w:t>
       </w:r>
     </w:p>
     <w:p>
@@ -14166,7 +14166,7 @@
             </w:pPr>
             <w:r/>
             <w:r>
-              <w:t>480.75</w:t>
+              <w:t>482.00</w:t>
             </w:r>
           </w:p>
         </w:tc>
@@ -14194,7 +14194,7 @@
             </w:pPr>
             <w:r/>
             <w:r>
-              <w:t>484.50</w:t>
+              <w:t>485.75</w:t>
             </w:r>
           </w:p>
         </w:tc>
@@ -14222,7 +14222,7 @@
             </w:pPr>
             <w:r/>
             <w:r>
-              <w:t>477.50</w:t>
+              <w:t>478.75</w:t>
             </w:r>
           </w:p>
         </w:tc>
@@ -14253,7 +14253,7 @@
               <w:rPr>
                 <w:b/>
               </w:rPr>
-              <w:t>481.00</w:t>
+              <w:t>482.25</w:t>
             </w:r>
           </w:p>
         </w:tc>
@@ -14401,7 +14401,7 @@
             </w:pPr>
             <w:r/>
             <w:r>
-              <w:t>481.00</w:t>
+              <w:t>482.25</w:t>
             </w:r>
           </w:p>
         </w:tc>
@@ -14429,7 +14429,7 @@
             </w:pPr>
             <w:r/>
             <w:r>
-              <w:t>483.75</w:t>
+              <w:t>485.00</w:t>
             </w:r>
           </w:p>
         </w:tc>
@@ -14457,7 +14457,7 @@
             </w:pPr>
             <w:r/>
             <w:r>
-              <w:t>477.25</w:t>
+              <w:t>478.50</w:t>
             </w:r>
           </w:p>
         </w:tc>
@@ -14488,7 +14488,7 @@
               <w:rPr>
                 <w:b/>
               </w:rPr>
-              <w:t>480.50</w:t>
+              <w:t>481.75</w:t>
             </w:r>
           </w:p>
         </w:tc>
@@ -14636,7 +14636,7 @@
             </w:pPr>
             <w:r/>
             <w:r>
-              <w:t>480.50</w:t>
+              <w:t>481.75</w:t>
             </w:r>
           </w:p>
         </w:tc>
@@ -14664,7 +14664,7 @@
             </w:pPr>
             <w:r/>
             <w:r>
-              <w:t>483.50</w:t>
+              <w:t>484.75</w:t>
             </w:r>
           </w:p>
         </w:tc>
@@ -14692,7 +14692,7 @@
             </w:pPr>
             <w:r/>
             <w:r>
-              <w:t>476.50</w:t>
+              <w:t>477.75</w:t>
             </w:r>
           </w:p>
         </w:tc>
@@ -14723,7 +14723,7 @@
               <w:rPr>
                 <w:b/>
               </w:rPr>
-              <w:t>481.25</w:t>
+              <w:t>482.50</w:t>
             </w:r>
           </w:p>
         </w:tc>
@@ -14871,7 +14871,7 @@
             </w:pPr>
             <w:r/>
             <w:r>
-              <w:t>481.25</w:t>
+              <w:t>482.50</w:t>
             </w:r>
           </w:p>
         </w:tc>
@@ -14899,7 +14899,7 @@
             </w:pPr>
             <w:r/>
             <w:r>
-              <w:t>485.75</w:t>
+              <w:t>487.00</w:t>
             </w:r>
           </w:p>
         </w:tc>
@@ -14927,7 +14927,7 @@
             </w:pPr>
             <w:r/>
             <w:r>
-              <w:t>476.25</w:t>
+              <w:t>477.50</w:t>
             </w:r>
           </w:p>
         </w:tc>
@@ -14958,7 +14958,7 @@
               <w:rPr>
                 <w:b/>
               </w:rPr>
-              <w:t>482.00</w:t>
+              <w:t>483.25</w:t>
             </w:r>
           </w:p>
         </w:tc>
@@ -15106,7 +15106,7 @@
             </w:pPr>
             <w:r/>
             <w:r>
-              <w:t>482.00</w:t>
+              <w:t>483.25</w:t>
             </w:r>
           </w:p>
         </w:tc>
@@ -15134,7 +15134,7 @@
             </w:pPr>
             <w:r/>
             <w:r>
-              <w:t>487.50</w:t>
+              <w:t>488.75</w:t>
             </w:r>
           </w:p>
         </w:tc>
@@ -15162,7 +15162,7 @@
             </w:pPr>
             <w:r/>
             <w:r>
-              <w:t>475.75</w:t>
+              <w:t>477.00</w:t>
             </w:r>
           </w:p>
         </w:tc>
@@ -15193,7 +15193,7 @@
               <w:rPr>
                 <w:b/>
               </w:rPr>
-              <w:t>484.25</w:t>
+              <w:t>485.50</w:t>
             </w:r>
           </w:p>
         </w:tc>
@@ -15341,7 +15341,7 @@
             </w:pPr>
             <w:r/>
             <w:r>
-              <w:t>484.25</w:t>
+              <w:t>485.50</w:t>
             </w:r>
           </w:p>
         </w:tc>
@@ -15369,7 +15369,7 @@
             </w:pPr>
             <w:r/>
             <w:r>
-              <w:t>487.25</w:t>
+              <w:t>488.50</w:t>
             </w:r>
           </w:p>
         </w:tc>
@@ -15397,7 +15397,7 @@
             </w:pPr>
             <w:r/>
             <w:r>
-              <w:t>480.00</w:t>
+              <w:t>481.25</w:t>
             </w:r>
           </w:p>
         </w:tc>
@@ -15428,7 +15428,7 @@
               <w:rPr>
                 <w:b/>
               </w:rPr>
-              <w:t>484.50</w:t>
+              <w:t>485.75</w:t>
             </w:r>
           </w:p>
         </w:tc>
@@ -15576,7 +15576,7 @@
             </w:pPr>
             <w:r/>
             <w:r>
-              <w:t>484.50</w:t>
+              <w:t>485.75</w:t>
             </w:r>
           </w:p>
         </w:tc>
@@ -15604,7 +15604,7 @@
             </w:pPr>
             <w:r/>
             <w:r>
-              <w:t>487.75</w:t>
+              <w:t>489.00</w:t>
             </w:r>
           </w:p>
         </w:tc>
@@ -15632,7 +15632,7 @@
             </w:pPr>
             <w:r/>
             <w:r>
-              <w:t>478.00</w:t>
+              <w:t>479.25</w:t>
             </w:r>
           </w:p>
         </w:tc>
@@ -15663,7 +15663,7 @@
               <w:rPr>
                 <w:b/>
               </w:rPr>
-              <w:t>485.25</w:t>
+              <w:t>486.50</w:t>
             </w:r>
           </w:p>
         </w:tc>
@@ -15811,7 +15811,7 @@
             </w:pPr>
             <w:r/>
             <w:r>
-              <w:t>485.25</w:t>
+              <w:t>486.50</w:t>
             </w:r>
           </w:p>
         </w:tc>
@@ -15839,7 +15839,7 @@
             </w:pPr>
             <w:r/>
             <w:r>
-              <w:t>488.25</w:t>
+              <w:t>489.50</w:t>
             </w:r>
           </w:p>
         </w:tc>
@@ -15867,7 +15867,7 @@
             </w:pPr>
             <w:r/>
             <w:r>
-              <w:t>480.75</w:t>
+              <w:t>482.00</w:t>
             </w:r>
           </w:p>
         </w:tc>
@@ -15898,7 +15898,7 @@
               <w:rPr>
                 <w:b/>
               </w:rPr>
-              <w:t>484.75</w:t>
+              <w:t>486.00</w:t>
             </w:r>
           </w:p>
         </w:tc>
@@ -16046,7 +16046,7 @@
             </w:pPr>
             <w:r/>
             <w:r>
-              <w:t>484.75</w:t>
+              <w:t>486.00</w:t>
             </w:r>
           </w:p>
         </w:tc>
@@ -16074,7 +16074,7 @@
             </w:pPr>
             <w:r/>
             <w:r>
-              <w:t>488.75</w:t>
+              <w:t>490.00</w:t>
             </w:r>
           </w:p>
         </w:tc>
@@ -16102,7 +16102,7 @@
             </w:pPr>
             <w:r/>
             <w:r>
-              <w:t>479.00</w:t>
+              <w:t>480.25</w:t>
             </w:r>
           </w:p>
         </w:tc>
@@ -16133,7 +16133,7 @@
               <w:rPr>
                 <w:b/>
               </w:rPr>
-              <w:t>485.25</w:t>
+              <w:t>486.50</w:t>
             </w:r>
           </w:p>
         </w:tc>
@@ -16281,7 +16281,7 @@
             </w:pPr>
             <w:r/>
             <w:r>
-              <w:t>485.25</w:t>
+              <w:t>486.50</w:t>
             </w:r>
           </w:p>
         </w:tc>
@@ -16309,7 +16309,7 @@
             </w:pPr>
             <w:r/>
             <w:r>
-              <w:t>487.75</w:t>
+              <w:t>489.00</w:t>
             </w:r>
           </w:p>
         </w:tc>
@@ -16337,7 +16337,7 @@
             </w:pPr>
             <w:r/>
             <w:r>
-              <w:t>482.00</w:t>
+              <w:t>483.25</w:t>
             </w:r>
           </w:p>
         </w:tc>
@@ -16368,7 +16368,7 @@
               <w:rPr>
                 <w:b/>
               </w:rPr>
-              <w:t>485.75</w:t>
+              <w:t>487.00</w:t>
             </w:r>
           </w:p>
         </w:tc>
@@ -16516,7 +16516,7 @@
             </w:pPr>
             <w:r/>
             <w:r>
-              <w:t>485.75</w:t>
+              <w:t>487.00</w:t>
             </w:r>
           </w:p>
         </w:tc>
@@ -16544,7 +16544,7 @@
             </w:pPr>
             <w:r/>
             <w:r>
-              <w:t>489.25</w:t>
+              <w:t>490.50</w:t>
             </w:r>
           </w:p>
         </w:tc>
@@ -16572,7 +16572,7 @@
             </w:pPr>
             <w:r/>
             <w:r>
-              <w:t>479.75</w:t>
+              <w:t>481.00</w:t>
             </w:r>
           </w:p>
         </w:tc>
@@ -16603,7 +16603,7 @@
               <w:rPr>
                 <w:b/>
               </w:rPr>
-              <w:t>486.75</w:t>
+              <w:t>488.00</w:t>
             </w:r>
           </w:p>
         </w:tc>
@@ -16751,7 +16751,7 @@
             </w:pPr>
             <w:r/>
             <w:r>
-              <w:t>486.75</w:t>
+              <w:t>488.00</w:t>
             </w:r>
           </w:p>
         </w:tc>
@@ -16779,7 +16779,7 @@
             </w:pPr>
             <w:r/>
             <w:r>
-              <w:t>489.50</w:t>
+              <w:t>490.75</w:t>
             </w:r>
           </w:p>
         </w:tc>
@@ -16807,7 +16807,7 @@
             </w:pPr>
             <w:r/>
             <w:r>
-              <w:t>484.25</w:t>
+              <w:t>485.50</w:t>
             </w:r>
           </w:p>
         </w:tc>
@@ -16838,7 +16838,7 @@
               <w:rPr>
                 <w:b/>
               </w:rPr>
-              <w:t>486.75</w:t>
+              <w:t>488.00</w:t>
             </w:r>
           </w:p>
         </w:tc>
@@ -16986,7 +16986,7 @@
             </w:pPr>
             <w:r/>
             <w:r>
-              <w:t>486.75</w:t>
+              <w:t>488.00</w:t>
             </w:r>
           </w:p>
         </w:tc>
@@ -17014,7 +17014,7 @@
             </w:pPr>
             <w:r/>
             <w:r>
-              <w:t>489.50</w:t>
+              <w:t>490.75</w:t>
             </w:r>
           </w:p>
         </w:tc>
@@ -17042,7 +17042,7 @@
             </w:pPr>
             <w:r/>
             <w:r>
-              <w:t>484.25</w:t>
+              <w:t>485.50</w:t>
             </w:r>
           </w:p>
         </w:tc>
@@ -17073,7 +17073,7 @@
               <w:rPr>
                 <w:b/>
               </w:rPr>
-              <w:t>486.25</w:t>
+              <w:t>487.50</w:t>
             </w:r>
           </w:p>
         </w:tc>
@@ -17221,7 +17221,7 @@
             </w:pPr>
             <w:r/>
             <w:r>
-              <w:t>486.25</w:t>
+              <w:t>487.50</w:t>
             </w:r>
           </w:p>
         </w:tc>
@@ -17249,7 +17249,7 @@
             </w:pPr>
             <w:r/>
             <w:r>
-              <w:t>489.25</w:t>
+              <w:t>490.50</w:t>
             </w:r>
           </w:p>
         </w:tc>
@@ -17277,7 +17277,7 @@
             </w:pPr>
             <w:r/>
             <w:r>
-              <w:t>483.00</w:t>
+              <w:t>484.25</w:t>
             </w:r>
           </w:p>
         </w:tc>
@@ -17308,7 +17308,7 @@
               <w:rPr>
                 <w:b/>
               </w:rPr>
-              <w:t>486.00</w:t>
+              <w:t>487.25</w:t>
             </w:r>
           </w:p>
         </w:tc>
@@ -17456,7 +17456,7 @@
             </w:pPr>
             <w:r/>
             <w:r>
-              <w:t>486.00</w:t>
+              <w:t>487.25</w:t>
             </w:r>
           </w:p>
         </w:tc>
@@ -17484,7 +17484,7 @@
             </w:pPr>
             <w:r/>
             <w:r>
-              <w:t>490.00</w:t>
+              <w:t>491.25</w:t>
             </w:r>
           </w:p>
         </w:tc>
@@ -17512,7 +17512,7 @@
             </w:pPr>
             <w:r/>
             <w:r>
-              <w:t>480.75</w:t>
+              <w:t>482.00</w:t>
             </w:r>
           </w:p>
         </w:tc>
@@ -17543,7 +17543,7 @@
               <w:rPr>
                 <w:b/>
               </w:rPr>
-              <w:t>486.50</w:t>
+              <w:t>487.75</w:t>
             </w:r>
           </w:p>
         </w:tc>
@@ -17691,7 +17691,7 @@
             </w:pPr>
             <w:r/>
             <w:r>
-              <w:t>486.50</w:t>
+              <w:t>487.75</w:t>
             </w:r>
           </w:p>
         </w:tc>
@@ -17719,7 +17719,7 @@
             </w:pPr>
             <w:r/>
             <w:r>
-              <w:t>491.25</w:t>
+              <w:t>492.50</w:t>
             </w:r>
           </w:p>
         </w:tc>
@@ -17747,7 +17747,7 @@
             </w:pPr>
             <w:r/>
             <w:r>
-              <w:t>479.50</w:t>
+              <w:t>480.75</w:t>
             </w:r>
           </w:p>
         </w:tc>
@@ -17778,7 +17778,7 @@
               <w:rPr>
                 <w:b/>
               </w:rPr>
-              <w:t>488.50</w:t>
+              <w:t>489.75</w:t>
             </w:r>
           </w:p>
         </w:tc>
@@ -17926,7 +17926,7 @@
             </w:pPr>
             <w:r/>
             <w:r>
-              <w:t>488.50</w:t>
+              <w:t>489.75</w:t>
             </w:r>
           </w:p>
         </w:tc>
@@ -17954,7 +17954,7 @@
             </w:pPr>
             <w:r/>
             <w:r>
-              <w:t>496.50</w:t>
+              <w:t>497.75</w:t>
             </w:r>
           </w:p>
         </w:tc>
@@ -17982,7 +17982,7 @@
             </w:pPr>
             <w:r/>
             <w:r>
-              <w:t>481.50</w:t>
+              <w:t>482.75</w:t>
             </w:r>
           </w:p>
         </w:tc>
@@ -18013,7 +18013,7 @@
               <w:rPr>
                 <w:b/>
               </w:rPr>
-              <w:t>490.00</w:t>
+              <w:t>491.25</w:t>
             </w:r>
           </w:p>
         </w:tc>
@@ -18161,7 +18161,7 @@
             </w:pPr>
             <w:r/>
             <w:r>
-              <w:t>490.00</w:t>
+              <w:t>491.25</w:t>
             </w:r>
           </w:p>
         </w:tc>
@@ -18189,7 +18189,7 @@
             </w:pPr>
             <w:r/>
             <w:r>
-              <w:t>494.50</w:t>
+              <w:t>495.75</w:t>
             </w:r>
           </w:p>
         </w:tc>
@@ -18217,7 +18217,7 @@
             </w:pPr>
             <w:r/>
             <w:r>
-              <w:t>485.75</w:t>
+              <w:t>487.00</w:t>
             </w:r>
           </w:p>
         </w:tc>
@@ -18248,7 +18248,7 @@
               <w:rPr>
                 <w:b/>
               </w:rPr>
-              <w:t>489.50</w:t>
+              <w:t>490.75</w:t>
             </w:r>
           </w:p>
         </w:tc>
@@ -18396,7 +18396,7 @@
             </w:pPr>
             <w:r/>
             <w:r>
-              <w:t>489.50</w:t>
+              <w:t>490.75</w:t>
             </w:r>
           </w:p>
         </w:tc>
@@ -18424,7 +18424,7 @@
             </w:pPr>
             <w:r/>
             <w:r>
-              <w:t>491.75</w:t>
+              <w:t>493.00</w:t>
             </w:r>
           </w:p>
         </w:tc>
@@ -18452,7 +18452,7 @@
             </w:pPr>
             <w:r/>
             <w:r>
-              <w:t>486.75</w:t>
+              <w:t>488.00</w:t>
             </w:r>
           </w:p>
         </w:tc>
@@ -18483,7 +18483,7 @@
               <w:rPr>
                 <w:b/>
               </w:rPr>
-              <w:t>489.25</w:t>
+              <w:t>490.50</w:t>
             </w:r>
           </w:p>
         </w:tc>
@@ -18631,7 +18631,7 @@
             </w:pPr>
             <w:r/>
             <w:r>
-              <w:t>489.25</w:t>
+              <w:t>490.50</w:t>
             </w:r>
           </w:p>
         </w:tc>
@@ -18659,7 +18659,7 @@
             </w:pPr>
             <w:r/>
             <w:r>
-              <w:t>491.25</w:t>
+              <w:t>492.50</w:t>
             </w:r>
           </w:p>
         </w:tc>
@@ -18687,7 +18687,7 @@
             </w:pPr>
             <w:r/>
             <w:r>
-              <w:t>484.75</w:t>
+              <w:t>486.00</w:t>
             </w:r>
           </w:p>
         </w:tc>
@@ -18718,7 +18718,7 @@
               <w:rPr>
                 <w:b/>
               </w:rPr>
-              <w:t>489.50</w:t>
+              <w:t>490.75</w:t>
             </w:r>
           </w:p>
         </w:tc>
@@ -18866,7 +18866,7 @@
             </w:pPr>
             <w:r/>
             <w:r>
-              <w:t>489.50</w:t>
+              <w:t>490.75</w:t>
             </w:r>
           </w:p>
         </w:tc>
@@ -18894,7 +18894,7 @@
             </w:pPr>
             <w:r/>
             <w:r>
-              <w:t>493.25</w:t>
+              <w:t>494.50</w:t>
             </w:r>
           </w:p>
         </w:tc>
@@ -18922,7 +18922,7 @@
             </w:pPr>
             <w:r/>
             <w:r>
-              <w:t>486.75</w:t>
+              <w:t>488.00</w:t>
             </w:r>
           </w:p>
         </w:tc>
@@ -18953,7 +18953,7 @@
               <w:rPr>
                 <w:b/>
               </w:rPr>
-              <w:t>490.00</w:t>
+              <w:t>491.25</w:t>
             </w:r>
           </w:p>
         </w:tc>
@@ -19101,7 +19101,7 @@
             </w:pPr>
             <w:r/>
             <w:r>
-              <w:t>490.00</w:t>
+              <w:t>491.25</w:t>
             </w:r>
           </w:p>
         </w:tc>
@@ -19129,7 +19129,7 @@
             </w:pPr>
             <w:r/>
             <w:r>
-              <w:t>493.00</w:t>
+              <w:t>494.25</w:t>
             </w:r>
           </w:p>
         </w:tc>
@@ -19157,7 +19157,7 @@
             </w:pPr>
             <w:r/>
             <w:r>
-              <w:t>485.50</w:t>
+              <w:t>486.75</w:t>
             </w:r>
           </w:p>
         </w:tc>
@@ -19188,7 +19188,7 @@
               <w:rPr>
                 <w:b/>
               </w:rPr>
-              <w:t>490.25</w:t>
+              <w:t>491.50</w:t>
             </w:r>
           </w:p>
         </w:tc>
@@ -19336,7 +19336,7 @@
             </w:pPr>
             <w:r/>
             <w:r>
-              <w:t>490.25</w:t>
+              <w:t>491.50</w:t>
             </w:r>
           </w:p>
         </w:tc>
@@ -19364,7 +19364,7 @@
             </w:pPr>
             <w:r/>
             <w:r>
-              <w:t>494.50</w:t>
+              <w:t>495.75</w:t>
             </w:r>
           </w:p>
         </w:tc>
@@ -19392,7 +19392,7 @@
             </w:pPr>
             <w:r/>
             <w:r>
-              <w:t>487.00</w:t>
+              <w:t>488.25</w:t>
             </w:r>
           </w:p>
         </w:tc>
@@ -19423,7 +19423,7 @@
               <w:rPr>
                 <w:b/>
               </w:rPr>
-              <w:t>491.00</w:t>
+              <w:t>492.25</w:t>
             </w:r>
           </w:p>
         </w:tc>
@@ -19571,7 +19571,7 @@
             </w:pPr>
             <w:r/>
             <w:r>
-              <w:t>491.00</w:t>
+              <w:t>492.25</w:t>
             </w:r>
           </w:p>
         </w:tc>
@@ -19599,7 +19599,7 @@
             </w:pPr>
             <w:r/>
             <w:r>
-              <w:t>494.50</w:t>
+              <w:t>495.75</w:t>
             </w:r>
           </w:p>
         </w:tc>
@@ -19627,7 +19627,7 @@
             </w:pPr>
             <w:r/>
             <w:r>
-              <w:t>488.75</w:t>
+              <w:t>490.00</w:t>
             </w:r>
           </w:p>
         </w:tc>
@@ -19658,7 +19658,7 @@
               <w:rPr>
                 <w:b/>
               </w:rPr>
-              <w:t>491.00</w:t>
+              <w:t>492.25</w:t>
             </w:r>
           </w:p>
         </w:tc>
@@ -19806,7 +19806,7 @@
             </w:pPr>
             <w:r/>
             <w:r>
-              <w:t>491.00</w:t>
+              <w:t>492.25</w:t>
             </w:r>
           </w:p>
         </w:tc>
@@ -19834,7 +19834,7 @@
             </w:pPr>
             <w:r/>
             <w:r>
-              <w:t>494.75</w:t>
+              <w:t>496.00</w:t>
             </w:r>
           </w:p>
         </w:tc>
@@ -19862,7 +19862,7 @@
             </w:pPr>
             <w:r/>
             <w:r>
-              <w:t>487.50</w:t>
+              <w:t>488.75</w:t>
             </w:r>
           </w:p>
         </w:tc>
@@ -19893,7 +19893,7 @@
               <w:rPr>
                 <w:b/>
               </w:rPr>
-              <w:t>490.75</w:t>
+              <w:t>492.00</w:t>
             </w:r>
           </w:p>
         </w:tc>
@@ -20041,7 +20041,7 @@
             </w:pPr>
             <w:r/>
             <w:r>
-              <w:t>490.75</w:t>
+              <w:t>492.00</w:t>
             </w:r>
           </w:p>
         </w:tc>
@@ -20069,7 +20069,7 @@
             </w:pPr>
             <w:r/>
             <w:r>
-              <w:t>494.25</w:t>
+              <w:t>495.50</w:t>
             </w:r>
           </w:p>
         </w:tc>
@@ -20097,7 +20097,7 @@
             </w:pPr>
             <w:r/>
             <w:r>
-              <w:t>487.50</w:t>
+              <w:t>488.75</w:t>
             </w:r>
           </w:p>
         </w:tc>
@@ -20128,7 +20128,7 @@
               <w:rPr>
                 <w:b/>
               </w:rPr>
-              <w:t>490.50</w:t>
+              <w:t>491.75</w:t>
             </w:r>
           </w:p>
         </w:tc>
@@ -20276,7 +20276,7 @@
             </w:pPr>
             <w:r/>
             <w:r>
-              <w:t>490.50</w:t>
+              <w:t>491.75</w:t>
             </w:r>
           </w:p>
         </w:tc>
@@ -20304,7 +20304,7 @@
             </w:pPr>
             <w:r/>
             <w:r>
-              <w:t>493.50</w:t>
+              <w:t>494.75</w:t>
             </w:r>
           </w:p>
         </w:tc>
@@ -20332,7 +20332,7 @@
             </w:pPr>
             <w:r/>
             <w:r>
-              <w:t>487.75</w:t>
+              <w:t>489.00</w:t>
             </w:r>
           </w:p>
         </w:tc>
@@ -20363,7 +20363,7 @@
               <w:rPr>
                 <w:b/>
               </w:rPr>
-              <w:t>490.75</w:t>
+              <w:t>492.00</w:t>
             </w:r>
           </w:p>
         </w:tc>
@@ -20511,7 +20511,7 @@
             </w:pPr>
             <w:r/>
             <w:r>
-              <w:t>490.75</w:t>
+              <w:t>492.00</w:t>
             </w:r>
           </w:p>
         </w:tc>
@@ -20539,7 +20539,7 @@
             </w:pPr>
             <w:r/>
             <w:r>
-              <w:t>493.75</w:t>
+              <w:t>495.00</w:t>
             </w:r>
           </w:p>
         </w:tc>
@@ -20567,7 +20567,7 @@
             </w:pPr>
             <w:r/>
             <w:r>
-              <w:t>488.00</w:t>
+              <w:t>489.25</w:t>
             </w:r>
           </w:p>
         </w:tc>
@@ -20598,7 +20598,7 @@
               <w:rPr>
                 <w:b/>
               </w:rPr>
-              <w:t>490.75</w:t>
+              <w:t>492.00</w:t>
             </w:r>
           </w:p>
         </w:tc>
@@ -20746,7 +20746,7 @@
             </w:pPr>
             <w:r/>
             <w:r>
-              <w:t>490.75</w:t>
+              <w:t>492.00</w:t>
             </w:r>
           </w:p>
         </w:tc>
@@ -20774,7 +20774,7 @@
             </w:pPr>
             <w:r/>
             <w:r>
-              <w:t>494.75</w:t>
+              <w:t>496.00</w:t>
             </w:r>
           </w:p>
         </w:tc>
@@ -20802,7 +20802,7 @@
             </w:pPr>
             <w:r/>
             <w:r>
-              <w:t>487.25</w:t>
+              <w:t>488.50</w:t>
             </w:r>
           </w:p>
         </w:tc>
@@ -20833,7 +20833,7 @@
               <w:rPr>
                 <w:b/>
               </w:rPr>
-              <w:t>491.25</w:t>
+              <w:t>492.50</w:t>
             </w:r>
           </w:p>
         </w:tc>
@@ -20981,7 +20981,7 @@
             </w:pPr>
             <w:r/>
             <w:r>
-              <w:t>491.25</w:t>
+              <w:t>492.50</w:t>
             </w:r>
           </w:p>
         </w:tc>
@@ -21009,7 +21009,7 @@
             </w:pPr>
             <w:r/>
             <w:r>
-              <w:t>495.25</w:t>
+              <w:t>496.50</w:t>
             </w:r>
           </w:p>
         </w:tc>
@@ -21037,7 +21037,7 @@
             </w:pPr>
             <w:r/>
             <w:r>
-              <w:t>489.50</w:t>
+              <w:t>490.75</w:t>
             </w:r>
           </w:p>
         </w:tc>
@@ -21068,7 +21068,7 @@
               <w:rPr>
                 <w:b/>
               </w:rPr>
-              <w:t>491.00</w:t>
+              <w:t>492.25</w:t>
             </w:r>
           </w:p>
         </w:tc>
@@ -21791,7 +21791,7 @@
         <w:t>Giá Chốt Phiên (Close):</w:t>
       </w:r>
       <w:r>
-        <w:t xml:space="preserve"> 666.25 cents | </w:t>
+        <w:t xml:space="preserve"> 669.25 cents | </w:t>
       </w:r>
       <w:r>
         <w:rPr>
@@ -21806,10 +21806,10 @@
         <w:rPr>
           <w:b/>
         </w:rPr>
-        <w:t>`668.90 cents`</w:t>
+        <w:t>`669.68 cents`</w:t>
       </w:r>
       <w:r>
-        <w:t xml:space="preserve"> (+2.65).</w:t>
+        <w:t xml:space="preserve"> (+0.43).</w:t>
       </w:r>
     </w:p>
     <w:p>
@@ -21830,7 +21830,7 @@
         <w:rPr>
           <w:b/>
         </w:rPr>
-        <w:t>`5,078`</w:t>
+        <w:t>`6,636`</w:t>
       </w:r>
       <w:r>
         <w:t xml:space="preserve"> (Chênh lệch: </w:t>
@@ -21839,7 +21839,7 @@
         <w:rPr>
           <w:b/>
         </w:rPr>
-        <w:t>`-56,125`</w:t>
+        <w:t>`+1,558`</w:t>
       </w:r>
       <w:r>
         <w:t xml:space="preserve">) | OI: </w:t>
@@ -21901,9 +21901,9 @@
       <w:r>
         <w:rPr>
           <w:b/>
-          <w:color w:val="15803D"/>
+          <w:color w:val="B91C1C"/>
         </w:rPr>
-        <w:t>`Giảm suy yếu / Đáy ngắn hạn (Long Liquidation Decline)`</w:t>
+        <w:t>`Tăng do phe Short chốt lời (Short Covering)`</w:t>
       </w:r>
     </w:p>
     <w:p>
@@ -21924,10 +21924,10 @@
         <w:rPr>
           <w:b/>
         </w:rPr>
-        <w:t>TÍCH LŨY TIÊU CỰC (Distribution):</w:t>
+        <w:t>TÍCH LŨY TÍCH CỰC (Accumulation):</w:t>
       </w:r>
       <w:r>
-        <w:t xml:space="preserve"> Nến đi ngang nhưng dòng tiền rút dần (OI giảm), cảnh báo rủi ro suy sụt sắp tới.</w:t>
+        <w:t xml:space="preserve"> Nến đi ngang nhưng dòng tiền âm thầm gia tăng (OI tăng), báo hiệu chuẩn bị có nhịp bứt phá tăng.</w:t>
       </w:r>
     </w:p>
     <w:p>
@@ -22173,7 +22173,7 @@
               <w:rPr>
                 <w:b/>
               </w:rPr>
-              <w:t>103.19</w:t>
+              <w:t>104.06</w:t>
             </w:r>
           </w:p>
         </w:tc>
@@ -22204,7 +22204,7 @@
               <w:rPr>
                 <w:b/>
               </w:rPr>
-              <w:t>-1.46%</w:t>
+              <w:t>+0.00%</w:t>
             </w:r>
           </w:p>
         </w:tc>
@@ -22232,7 +22232,7 @@
             </w:pPr>
             <w:r/>
             <w:r>
-              <w:t>Giá dầu Giảm giảm bớt premium rủi ro địa chính trị, tạo áp lực chốt lời lúa mì.</w:t>
+              <w:t>Giá dầu Tăng tăng premium rủi ro địa chính trị và logistics Biển Đen, hỗ trợ giá lúa mì.</w:t>
             </w:r>
           </w:p>
         </w:tc>
@@ -22296,7 +22296,7 @@
               <w:rPr>
                 <w:b/>
               </w:rPr>
-              <w:t>102.15</w:t>
+              <w:t>102.23</w:t>
             </w:r>
           </w:p>
         </w:tc>
@@ -22327,7 +22327,7 @@
               <w:rPr>
                 <w:b/>
               </w:rPr>
-              <w:t>-0.06%</w:t>
+              <w:t>+0.00%</w:t>
             </w:r>
           </w:p>
         </w:tc>
@@ -22355,7 +22355,7 @@
             </w:pPr>
             <w:r/>
             <w:r>
-              <w:t>DXY Giảm kích thích nhu cầu nhập khẩu lúa mì Mỹ trên thị trường quốc tế.</w:t>
+              <w:t>DXY Tăng khiến lúa mì Mỹ đắt đỏ hơn đối với các khách hàng truyền thống như Ai Cập/Châu Á.</w:t>
             </w:r>
           </w:p>
         </w:tc>
@@ -22931,7 +22931,7 @@
         <w:t xml:space="preserve"> EMA_21 </w:t>
       </w:r>
       <w:r>
-        <w:t xml:space="preserve"> (678.14) &lt; </w:t>
+        <w:t xml:space="preserve"> (674.92) &lt; </w:t>
       </w:r>
       <w:r>
         <w:rPr>
@@ -22942,7 +22942,7 @@
         <w:t xml:space="preserve"> EMA_50 </w:t>
       </w:r>
       <w:r>
-        <w:t xml:space="preserve"> (683.64).</w:t>
+        <w:t xml:space="preserve"> (681.32).</w:t>
       </w:r>
     </w:p>
     <w:p>
@@ -22963,7 +22963,7 @@
         <w:rPr>
           <w:b/>
         </w:rPr>
-        <w:t>`32.89`</w:t>
+        <w:t>`38.82`</w:t>
       </w:r>
       <w:r>
         <w:t xml:space="preserve"> | ATR (14) = </w:t>
@@ -22972,7 +22972,7 @@
         <w:rPr>
           <w:b/>
         </w:rPr>
-        <w:t>`6.04`</w:t>
+        <w:t>`4.28`</w:t>
       </w:r>
       <w:r>
         <w:t xml:space="preserve"> cents | Volatility = </w:t>
@@ -22981,7 +22981,7 @@
         <w:rPr>
           <w:b/>
         </w:rPr>
-        <w:t>`3.00 cents`</w:t>
+        <w:t>`2.00 cents`</w:t>
       </w:r>
       <w:r>
         <w:t>.</w:t>
@@ -23005,7 +23005,7 @@
         <w:rPr>
           <w:b/>
         </w:rPr>
-        <w:t>`664.52`</w:t>
+        <w:t>`663.64`</w:t>
       </w:r>
       <w:r>
         <w:t xml:space="preserve"> | S2: </w:t>
@@ -23655,7 +23655,7 @@
         <w:t>Export Sales (Báo Cáo Mới Nhất):</w:t>
       </w:r>
       <w:r>
-        <w:t xml:space="preserve"> OK</w:t>
+        <w:t xml:space="preserve"> NoData</w:t>
       </w:r>
     </w:p>
     <w:p>
@@ -23756,7 +23756,7 @@
           <w:b/>
           <w:color w:val="B91C1C"/>
         </w:rPr>
-        <w:t>`678.14 - 683.64 cents (Canh bán hồi kỹ thuật H1)`</w:t>
+        <w:t>`674.92 - 681.32 cents (Canh bán hồi kỹ thuật H1)`</w:t>
       </w:r>
       <w:r>
         <w:t xml:space="preserve"> | SL: </w:t>
@@ -23765,7 +23765,7 @@
         <w:rPr>
           <w:b/>
         </w:rPr>
-        <w:t>`772.06 cents (Trên kháng cự R2 + 1.5x ATR)`</w:t>
+        <w:t>`769.41 cents (Trên kháng cự R2 + 1.5x ATR)`</w:t>
       </w:r>
       <w:r>
         <w:t xml:space="preserve"> | TP: </w:t>
@@ -23776,7 +23776,7 @@
           <w:color w:val="D97706"/>
           <w:sz w:val="19"/>
         </w:rPr>
-        <w:t xml:space="preserve"> 664.52 cents </w:t>
+        <w:t xml:space="preserve"> 663.64 cents </w:t>
       </w:r>
       <w:r>
         <w:t xml:space="preserve"> / </w:t>
@@ -23827,7 +23827,7 @@
         <w:rPr>
           <w:b/>
         </w:rPr>
-        <w:t>`676.66 - 678.66 cents`</w:t>
+        <w:t>`675.78 - 677.78 cents`</w:t>
       </w:r>
       <w:r>
         <w:t xml:space="preserve"> | SL: </w:t>
@@ -23836,7 +23836,7 @@
         <w:rPr>
           <w:b/>
         </w:rPr>
-        <w:t>`669.93 cents`</w:t>
+        <w:t>`671.69 cents`</w:t>
       </w:r>
       <w:r>
         <w:t xml:space="preserve"> | TP: </w:t>
@@ -23882,7 +23882,7 @@
         <w:rPr>
           <w:b/>
         </w:rPr>
-        <w:t>`702.07 cents`</w:t>
+        <w:t>`700.31 cents`</w:t>
       </w:r>
       <w:r>
         <w:t xml:space="preserve"> | TP: </w:t>
@@ -23931,7 +23931,7 @@
         <w:rPr>
           <w:b/>
         </w:rPr>
-        <w:t>`637.34 - 661.50 cents`</w:t>
+        <w:t>`644.39 - 661.50 cents`</w:t>
       </w:r>
     </w:p>
     <w:p>
@@ -24338,7 +24338,7 @@
             </w:pPr>
             <w:r/>
             <w:r>
-              <w:t>666.25</w:t>
+              <w:t>669.25</w:t>
             </w:r>
           </w:p>
         </w:tc>
@@ -24366,7 +24366,7 @@
             </w:pPr>
             <w:r/>
             <w:r>
-              <w:t>677.50</w:t>
+              <w:t>680.50</w:t>
             </w:r>
           </w:p>
         </w:tc>
@@ -24394,7 +24394,7 @@
             </w:pPr>
             <w:r/>
             <w:r>
-              <w:t>660.75</w:t>
+              <w:t>663.75</w:t>
             </w:r>
           </w:p>
         </w:tc>
@@ -24425,7 +24425,7 @@
               <w:rPr>
                 <w:b/>
               </w:rPr>
-              <w:t>665.50</w:t>
+              <w:t>668.50</w:t>
             </w:r>
           </w:p>
         </w:tc>
@@ -24573,7 +24573,7 @@
             </w:pPr>
             <w:r/>
             <w:r>
-              <w:t>665.50</w:t>
+              <w:t>668.50</w:t>
             </w:r>
           </w:p>
         </w:tc>
@@ -24601,7 +24601,7 @@
             </w:pPr>
             <w:r/>
             <w:r>
-              <w:t>673.00</w:t>
+              <w:t>676.00</w:t>
             </w:r>
           </w:p>
         </w:tc>
@@ -24629,7 +24629,7 @@
             </w:pPr>
             <w:r/>
             <w:r>
-              <w:t>659.50</w:t>
+              <w:t>662.50</w:t>
             </w:r>
           </w:p>
         </w:tc>
@@ -24660,7 +24660,7 @@
               <w:rPr>
                 <w:b/>
               </w:rPr>
-              <w:t>665.00</w:t>
+              <w:t>668.00</w:t>
             </w:r>
           </w:p>
         </w:tc>
@@ -24808,7 +24808,7 @@
             </w:pPr>
             <w:r/>
             <w:r>
-              <w:t>665.00</w:t>
+              <w:t>668.00</w:t>
             </w:r>
           </w:p>
         </w:tc>
@@ -24836,7 +24836,7 @@
             </w:pPr>
             <w:r/>
             <w:r>
-              <w:t>678.75</w:t>
+              <w:t>681.75</w:t>
             </w:r>
           </w:p>
         </w:tc>
@@ -24864,7 +24864,7 @@
             </w:pPr>
             <w:r/>
             <w:r>
-              <w:t>650.25</w:t>
+              <w:t>653.25</w:t>
             </w:r>
           </w:p>
         </w:tc>
@@ -24895,7 +24895,7 @@
               <w:rPr>
                 <w:b/>
               </w:rPr>
-              <w:t>667.00</w:t>
+              <w:t>670.00</w:t>
             </w:r>
           </w:p>
         </w:tc>
@@ -25043,7 +25043,7 @@
             </w:pPr>
             <w:r/>
             <w:r>
-              <w:t>667.00</w:t>
+              <w:t>670.00</w:t>
             </w:r>
           </w:p>
         </w:tc>
@@ -25071,7 +25071,7 @@
             </w:pPr>
             <w:r/>
             <w:r>
-              <w:t>680.25</w:t>
+              <w:t>683.25</w:t>
             </w:r>
           </w:p>
         </w:tc>
@@ -25099,7 +25099,7 @@
             </w:pPr>
             <w:r/>
             <w:r>
-              <w:t>658.75</w:t>
+              <w:t>661.75</w:t>
             </w:r>
           </w:p>
         </w:tc>
@@ -25130,7 +25130,7 @@
               <w:rPr>
                 <w:b/>
               </w:rPr>
-              <w:t>668.25</w:t>
+              <w:t>671.25</w:t>
             </w:r>
           </w:p>
         </w:tc>
@@ -25278,7 +25278,7 @@
             </w:pPr>
             <w:r/>
             <w:r>
-              <w:t>668.25</w:t>
+              <w:t>671.25</w:t>
             </w:r>
           </w:p>
         </w:tc>
@@ -25306,7 +25306,7 @@
             </w:pPr>
             <w:r/>
             <w:r>
-              <w:t>684.75</w:t>
+              <w:t>687.75</w:t>
             </w:r>
           </w:p>
         </w:tc>
@@ -25334,7 +25334,7 @@
             </w:pPr>
             <w:r/>
             <w:r>
-              <w:t>657.75</w:t>
+              <w:t>660.75</w:t>
             </w:r>
           </w:p>
         </w:tc>
@@ -25365,7 +25365,7 @@
               <w:rPr>
                 <w:b/>
               </w:rPr>
-              <w:t>672.75</w:t>
+              <w:t>675.75</w:t>
             </w:r>
           </w:p>
         </w:tc>
@@ -25513,7 +25513,7 @@
             </w:pPr>
             <w:r/>
             <w:r>
-              <w:t>672.75</w:t>
+              <w:t>675.75</w:t>
             </w:r>
           </w:p>
         </w:tc>
@@ -25541,7 +25541,7 @@
             </w:pPr>
             <w:r/>
             <w:r>
-              <w:t>680.50</w:t>
+              <w:t>683.50</w:t>
             </w:r>
           </w:p>
         </w:tc>
@@ -25569,7 +25569,7 @@
             </w:pPr>
             <w:r/>
             <w:r>
-              <w:t>661.75</w:t>
+              <w:t>664.75</w:t>
             </w:r>
           </w:p>
         </w:tc>
@@ -25600,7 +25600,7 @@
               <w:rPr>
                 <w:b/>
               </w:rPr>
-              <w:t>674.00</w:t>
+              <w:t>677.00</w:t>
             </w:r>
           </w:p>
         </w:tc>
@@ -25748,7 +25748,7 @@
             </w:pPr>
             <w:r/>
             <w:r>
-              <w:t>674.00</w:t>
+              <w:t>677.00</w:t>
             </w:r>
           </w:p>
         </w:tc>
@@ -25776,7 +25776,7 @@
             </w:pPr>
             <w:r/>
             <w:r>
-              <w:t>682.25</w:t>
+              <w:t>685.25</w:t>
             </w:r>
           </w:p>
         </w:tc>
@@ -25804,7 +25804,7 @@
             </w:pPr>
             <w:r/>
             <w:r>
-              <w:t>663.50</w:t>
+              <w:t>666.50</w:t>
             </w:r>
           </w:p>
         </w:tc>
@@ -25835,7 +25835,7 @@
               <w:rPr>
                 <w:b/>
               </w:rPr>
-              <w:t>675.75</w:t>
+              <w:t>678.75</w:t>
             </w:r>
           </w:p>
         </w:tc>
@@ -25983,7 +25983,7 @@
             </w:pPr>
             <w:r/>
             <w:r>
-              <w:t>675.75</w:t>
+              <w:t>678.75</w:t>
             </w:r>
           </w:p>
         </w:tc>
@@ -26011,7 +26011,7 @@
             </w:pPr>
             <w:r/>
             <w:r>
-              <w:t>688.00</w:t>
+              <w:t>691.00</w:t>
             </w:r>
           </w:p>
         </w:tc>
@@ -26039,7 +26039,7 @@
             </w:pPr>
             <w:r/>
             <w:r>
-              <w:t>666.00</w:t>
+              <w:t>669.00</w:t>
             </w:r>
           </w:p>
         </w:tc>
@@ -26070,7 +26070,7 @@
               <w:rPr>
                 <w:b/>
               </w:rPr>
-              <w:t>674.75</w:t>
+              <w:t>677.75</w:t>
             </w:r>
           </w:p>
         </w:tc>
@@ -26218,7 +26218,7 @@
             </w:pPr>
             <w:r/>
             <w:r>
-              <w:t>674.75</w:t>
+              <w:t>677.75</w:t>
             </w:r>
           </w:p>
         </w:tc>
@@ -26246,7 +26246,7 @@
             </w:pPr>
             <w:r/>
             <w:r>
-              <w:t>685.25</w:t>
+              <w:t>688.25</w:t>
             </w:r>
           </w:p>
         </w:tc>
@@ -26274,7 +26274,7 @@
             </w:pPr>
             <w:r/>
             <w:r>
-              <w:t>660.00</w:t>
+              <w:t>663.00</w:t>
             </w:r>
           </w:p>
         </w:tc>
@@ -26305,7 +26305,7 @@
               <w:rPr>
                 <w:b/>
               </w:rPr>
-              <w:t>677.00</w:t>
+              <w:t>680.00</w:t>
             </w:r>
           </w:p>
         </w:tc>
@@ -26453,7 +26453,7 @@
             </w:pPr>
             <w:r/>
             <w:r>
-              <w:t>677.00</w:t>
+              <w:t>680.00</w:t>
             </w:r>
           </w:p>
         </w:tc>
@@ -26481,7 +26481,7 @@
             </w:pPr>
             <w:r/>
             <w:r>
-              <w:t>687.50</w:t>
+              <w:t>690.50</w:t>
             </w:r>
           </w:p>
         </w:tc>
@@ -26509,7 +26509,7 @@
             </w:pPr>
             <w:r/>
             <w:r>
-              <w:t>670.75</w:t>
+              <w:t>673.75</w:t>
             </w:r>
           </w:p>
         </w:tc>
@@ -26540,7 +26540,7 @@
               <w:rPr>
                 <w:b/>
               </w:rPr>
-              <w:t>677.75</w:t>
+              <w:t>680.75</w:t>
             </w:r>
           </w:p>
         </w:tc>
@@ -26688,7 +26688,7 @@
             </w:pPr>
             <w:r/>
             <w:r>
-              <w:t>677.75</w:t>
+              <w:t>680.75</w:t>
             </w:r>
           </w:p>
         </w:tc>
@@ -26716,7 +26716,7 @@
             </w:pPr>
             <w:r/>
             <w:r>
-              <w:t>692.00</w:t>
+              <w:t>695.00</w:t>
             </w:r>
           </w:p>
         </w:tc>
@@ -26744,7 +26744,7 @@
             </w:pPr>
             <w:r/>
             <w:r>
-              <w:t>663.00</w:t>
+              <w:t>666.00</w:t>
             </w:r>
           </w:p>
         </w:tc>
@@ -26775,7 +26775,7 @@
               <w:rPr>
                 <w:b/>
               </w:rPr>
-              <w:t>679.75</w:t>
+              <w:t>682.75</w:t>
             </w:r>
           </w:p>
         </w:tc>
@@ -26923,7 +26923,7 @@
             </w:pPr>
             <w:r/>
             <w:r>
-              <w:t>679.75</w:t>
+              <w:t>682.75</w:t>
             </w:r>
           </w:p>
         </w:tc>
@@ -26951,7 +26951,7 @@
             </w:pPr>
             <w:r/>
             <w:r>
-              <w:t>686.25</w:t>
+              <w:t>689.25</w:t>
             </w:r>
           </w:p>
         </w:tc>
@@ -26979,7 +26979,7 @@
             </w:pPr>
             <w:r/>
             <w:r>
-              <w:t>673.00</w:t>
+              <w:t>676.00</w:t>
             </w:r>
           </w:p>
         </w:tc>
@@ -27010,7 +27010,7 @@
               <w:rPr>
                 <w:b/>
               </w:rPr>
-              <w:t>680.00</w:t>
+              <w:t>683.00</w:t>
             </w:r>
           </w:p>
         </w:tc>
@@ -27158,7 +27158,7 @@
             </w:pPr>
             <w:r/>
             <w:r>
-              <w:t>680.00</w:t>
+              <w:t>683.00</w:t>
             </w:r>
           </w:p>
         </w:tc>
@@ -27186,7 +27186,7 @@
             </w:pPr>
             <w:r/>
             <w:r>
-              <w:t>690.25</w:t>
+              <w:t>693.25</w:t>
             </w:r>
           </w:p>
         </w:tc>
@@ -27214,7 +27214,7 @@
             </w:pPr>
             <w:r/>
             <w:r>
-              <w:t>672.00</w:t>
+              <w:t>675.00</w:t>
             </w:r>
           </w:p>
         </w:tc>
@@ -27245,7 +27245,7 @@
               <w:rPr>
                 <w:b/>
               </w:rPr>
-              <w:t>680.50</w:t>
+              <w:t>683.50</w:t>
             </w:r>
           </w:p>
         </w:tc>
@@ -27393,7 +27393,7 @@
             </w:pPr>
             <w:r/>
             <w:r>
-              <w:t>680.50</w:t>
+              <w:t>683.50</w:t>
             </w:r>
           </w:p>
         </w:tc>
@@ -27421,7 +27421,7 @@
             </w:pPr>
             <w:r/>
             <w:r>
-              <w:t>687.50</w:t>
+              <w:t>690.50</w:t>
             </w:r>
           </w:p>
         </w:tc>
@@ -27449,7 +27449,7 @@
             </w:pPr>
             <w:r/>
             <w:r>
-              <w:t>674.50</w:t>
+              <w:t>677.50</w:t>
             </w:r>
           </w:p>
         </w:tc>
@@ -27480,7 +27480,7 @@
               <w:rPr>
                 <w:b/>
               </w:rPr>
-              <w:t>679.75</w:t>
+              <w:t>682.75</w:t>
             </w:r>
           </w:p>
         </w:tc>
@@ -27628,7 +27628,7 @@
             </w:pPr>
             <w:r/>
             <w:r>
-              <w:t>679.75</w:t>
+              <w:t>682.75</w:t>
             </w:r>
           </w:p>
         </w:tc>
@@ -27656,7 +27656,7 @@
             </w:pPr>
             <w:r/>
             <w:r>
-              <w:t>693.25</w:t>
+              <w:t>696.25</w:t>
             </w:r>
           </w:p>
         </w:tc>
@@ -27684,7 +27684,7 @@
             </w:pPr>
             <w:r/>
             <w:r>
-              <w:t>666.75</w:t>
+              <w:t>669.75</w:t>
             </w:r>
           </w:p>
         </w:tc>
@@ -27715,7 +27715,7 @@
               <w:rPr>
                 <w:b/>
               </w:rPr>
-              <w:t>681.50</w:t>
+              <w:t>684.50</w:t>
             </w:r>
           </w:p>
         </w:tc>
@@ -27863,7 +27863,7 @@
             </w:pPr>
             <w:r/>
             <w:r>
-              <w:t>681.50</w:t>
+              <w:t>684.50</w:t>
             </w:r>
           </w:p>
         </w:tc>
@@ -27891,7 +27891,7 @@
             </w:pPr>
             <w:r/>
             <w:r>
-              <w:t>690.75</w:t>
+              <w:t>693.75</w:t>
             </w:r>
           </w:p>
         </w:tc>
@@ -27919,7 +27919,7 @@
             </w:pPr>
             <w:r/>
             <w:r>
-              <w:t>670.75</w:t>
+              <w:t>673.75</w:t>
             </w:r>
           </w:p>
         </w:tc>
@@ -27950,7 +27950,7 @@
               <w:rPr>
                 <w:b/>
               </w:rPr>
-              <w:t>682.00</w:t>
+              <w:t>685.00</w:t>
             </w:r>
           </w:p>
         </w:tc>
@@ -28098,7 +28098,7 @@
             </w:pPr>
             <w:r/>
             <w:r>
-              <w:t>682.00</w:t>
+              <w:t>685.00</w:t>
             </w:r>
           </w:p>
         </w:tc>
@@ -28126,7 +28126,7 @@
             </w:pPr>
             <w:r/>
             <w:r>
-              <w:t>694.25</w:t>
+              <w:t>697.25</w:t>
             </w:r>
           </w:p>
         </w:tc>
@@ -28154,7 +28154,7 @@
             </w:pPr>
             <w:r/>
             <w:r>
-              <w:t>667.75</w:t>
+              <w:t>670.75</w:t>
             </w:r>
           </w:p>
         </w:tc>
@@ -28185,7 +28185,7 @@
               <w:rPr>
                 <w:b/>
               </w:rPr>
-              <w:t>680.50</w:t>
+              <w:t>683.50</w:t>
             </w:r>
           </w:p>
         </w:tc>
@@ -28333,7 +28333,7 @@
             </w:pPr>
             <w:r/>
             <w:r>
-              <w:t>680.50</w:t>
+              <w:t>683.50</w:t>
             </w:r>
           </w:p>
         </w:tc>
@@ -28361,7 +28361,7 @@
             </w:pPr>
             <w:r/>
             <w:r>
-              <w:t>687.50</w:t>
+              <w:t>690.50</w:t>
             </w:r>
           </w:p>
         </w:tc>
@@ -28389,7 +28389,7 @@
             </w:pPr>
             <w:r/>
             <w:r>
-              <w:t>671.00</w:t>
+              <w:t>674.00</w:t>
             </w:r>
           </w:p>
         </w:tc>
@@ -28420,7 +28420,7 @@
               <w:rPr>
                 <w:b/>
               </w:rPr>
-              <w:t>681.00</w:t>
+              <w:t>684.00</w:t>
             </w:r>
           </w:p>
         </w:tc>
@@ -28568,7 +28568,7 @@
             </w:pPr>
             <w:r/>
             <w:r>
-              <w:t>681.00</w:t>
+              <w:t>684.00</w:t>
             </w:r>
           </w:p>
         </w:tc>
@@ -28596,7 +28596,7 @@
             </w:pPr>
             <w:r/>
             <w:r>
-              <w:t>691.50</w:t>
+              <w:t>694.50</w:t>
             </w:r>
           </w:p>
         </w:tc>
@@ -28624,7 +28624,7 @@
             </w:pPr>
             <w:r/>
             <w:r>
-              <w:t>673.75</w:t>
+              <w:t>676.75</w:t>
             </w:r>
           </w:p>
         </w:tc>
@@ -28655,7 +28655,7 @@
               <w:rPr>
                 <w:b/>
               </w:rPr>
-              <w:t>680.75</w:t>
+              <w:t>683.75</w:t>
             </w:r>
           </w:p>
         </w:tc>
@@ -28803,7 +28803,7 @@
             </w:pPr>
             <w:r/>
             <w:r>
-              <w:t>680.75</w:t>
+              <w:t>683.75</w:t>
             </w:r>
           </w:p>
         </w:tc>
@@ -28831,7 +28831,7 @@
             </w:pPr>
             <w:r/>
             <w:r>
-              <w:t>690.50</w:t>
+              <w:t>693.50</w:t>
             </w:r>
           </w:p>
         </w:tc>
@@ -28859,7 +28859,7 @@
             </w:pPr>
             <w:r/>
             <w:r>
-              <w:t>671.00</w:t>
+              <w:t>674.00</w:t>
             </w:r>
           </w:p>
         </w:tc>
@@ -28890,7 +28890,7 @@
               <w:rPr>
                 <w:b/>
               </w:rPr>
-              <w:t>681.25</w:t>
+              <w:t>684.25</w:t>
             </w:r>
           </w:p>
         </w:tc>
@@ -29038,7 +29038,7 @@
             </w:pPr>
             <w:r/>
             <w:r>
-              <w:t>681.25</w:t>
+              <w:t>684.25</w:t>
             </w:r>
           </w:p>
         </w:tc>
@@ -29066,7 +29066,7 @@
             </w:pPr>
             <w:r/>
             <w:r>
-              <w:t>692.00</w:t>
+              <w:t>695.00</w:t>
             </w:r>
           </w:p>
         </w:tc>
@@ -29094,7 +29094,7 @@
             </w:pPr>
             <w:r/>
             <w:r>
-              <w:t>674.00</w:t>
+              <w:t>677.00</w:t>
             </w:r>
           </w:p>
         </w:tc>
@@ -29125,7 +29125,7 @@
               <w:rPr>
                 <w:b/>
               </w:rPr>
-              <w:t>682.00</w:t>
+              <w:t>685.00</w:t>
             </w:r>
           </w:p>
         </w:tc>
@@ -29273,7 +29273,7 @@
             </w:pPr>
             <w:r/>
             <w:r>
-              <w:t>682.00</w:t>
+              <w:t>685.00</w:t>
             </w:r>
           </w:p>
         </w:tc>
@@ -29301,7 +29301,7 @@
             </w:pPr>
             <w:r/>
             <w:r>
-              <w:t>688.50</w:t>
+              <w:t>691.50</w:t>
             </w:r>
           </w:p>
         </w:tc>
@@ -29329,7 +29329,7 @@
             </w:pPr>
             <w:r/>
             <w:r>
-              <w:t>673.50</w:t>
+              <w:t>676.50</w:t>
             </w:r>
           </w:p>
         </w:tc>
@@ -29360,7 +29360,7 @@
               <w:rPr>
                 <w:b/>
               </w:rPr>
-              <w:t>682.50</w:t>
+              <w:t>685.50</w:t>
             </w:r>
           </w:p>
         </w:tc>
@@ -29508,7 +29508,7 @@
             </w:pPr>
             <w:r/>
             <w:r>
-              <w:t>682.50</w:t>
+              <w:t>685.50</w:t>
             </w:r>
           </w:p>
         </w:tc>
@@ -29536,7 +29536,7 @@
             </w:pPr>
             <w:r/>
             <w:r>
-              <w:t>693.50</w:t>
+              <w:t>696.50</w:t>
             </w:r>
           </w:p>
         </w:tc>
@@ -29564,7 +29564,7 @@
             </w:pPr>
             <w:r/>
             <w:r>
-              <w:t>670.75</w:t>
+              <w:t>673.75</w:t>
             </w:r>
           </w:p>
         </w:tc>
@@ -29595,7 +29595,7 @@
               <w:rPr>
                 <w:b/>
               </w:rPr>
-              <w:t>686.00</w:t>
+              <w:t>689.00</w:t>
             </w:r>
           </w:p>
         </w:tc>
@@ -29743,7 +29743,7 @@
             </w:pPr>
             <w:r/>
             <w:r>
-              <w:t>686.00</w:t>
+              <w:t>689.00</w:t>
             </w:r>
           </w:p>
         </w:tc>
@@ -29771,7 +29771,7 @@
             </w:pPr>
             <w:r/>
             <w:r>
-              <w:t>691.50</w:t>
+              <w:t>694.50</w:t>
             </w:r>
           </w:p>
         </w:tc>
@@ -29799,7 +29799,7 @@
             </w:pPr>
             <w:r/>
             <w:r>
-              <w:t>678.25</w:t>
+              <w:t>681.25</w:t>
             </w:r>
           </w:p>
         </w:tc>
@@ -29830,7 +29830,7 @@
               <w:rPr>
                 <w:b/>
               </w:rPr>
-              <w:t>686.75</w:t>
+              <w:t>689.75</w:t>
             </w:r>
           </w:p>
         </w:tc>
@@ -29978,7 +29978,7 @@
             </w:pPr>
             <w:r/>
             <w:r>
-              <w:t>686.75</w:t>
+              <w:t>689.75</w:t>
             </w:r>
           </w:p>
         </w:tc>
@@ -30006,7 +30006,7 @@
             </w:pPr>
             <w:r/>
             <w:r>
-              <w:t>696.00</w:t>
+              <w:t>699.00</w:t>
             </w:r>
           </w:p>
         </w:tc>
@@ -30034,7 +30034,7 @@
             </w:pPr>
             <w:r/>
             <w:r>
-              <w:t>680.25</w:t>
+              <w:t>683.25</w:t>
             </w:r>
           </w:p>
         </w:tc>
@@ -30065,7 +30065,7 @@
               <w:rPr>
                 <w:b/>
               </w:rPr>
-              <w:t>686.00</w:t>
+              <w:t>689.00</w:t>
             </w:r>
           </w:p>
         </w:tc>
@@ -30213,7 +30213,7 @@
             </w:pPr>
             <w:r/>
             <w:r>
-              <w:t>686.00</w:t>
+              <w:t>689.00</w:t>
             </w:r>
           </w:p>
         </w:tc>
@@ -30241,7 +30241,7 @@
             </w:pPr>
             <w:r/>
             <w:r>
-              <w:t>693.50</w:t>
+              <w:t>696.50</w:t>
             </w:r>
           </w:p>
         </w:tc>
@@ -30269,7 +30269,7 @@
             </w:pPr>
             <w:r/>
             <w:r>
-              <w:t>680.00</w:t>
+              <w:t>683.00</w:t>
             </w:r>
           </w:p>
         </w:tc>
@@ -30300,7 +30300,7 @@
               <w:rPr>
                 <w:b/>
               </w:rPr>
-              <w:t>685.00</w:t>
+              <w:t>688.00</w:t>
             </w:r>
           </w:p>
         </w:tc>
@@ -30448,7 +30448,7 @@
             </w:pPr>
             <w:r/>
             <w:r>
-              <w:t>685.00</w:t>
+              <w:t>688.00</w:t>
             </w:r>
           </w:p>
         </w:tc>
@@ -30476,7 +30476,7 @@
             </w:pPr>
             <w:r/>
             <w:r>
-              <w:t>692.00</w:t>
+              <w:t>695.00</w:t>
             </w:r>
           </w:p>
         </w:tc>
@@ -30504,7 +30504,7 @@
             </w:pPr>
             <w:r/>
             <w:r>
-              <w:t>671.50</w:t>
+              <w:t>674.50</w:t>
             </w:r>
           </w:p>
         </w:tc>
@@ -30535,7 +30535,7 @@
               <w:rPr>
                 <w:b/>
               </w:rPr>
-              <w:t>685.75</w:t>
+              <w:t>688.75</w:t>
             </w:r>
           </w:p>
         </w:tc>
@@ -30683,7 +30683,7 @@
             </w:pPr>
             <w:r/>
             <w:r>
-              <w:t>685.75</w:t>
+              <w:t>688.75</w:t>
             </w:r>
           </w:p>
         </w:tc>
@@ -30711,7 +30711,7 @@
             </w:pPr>
             <w:r/>
             <w:r>
-              <w:t>695.00</w:t>
+              <w:t>698.00</w:t>
             </w:r>
           </w:p>
         </w:tc>
@@ -30739,7 +30739,7 @@
             </w:pPr>
             <w:r/>
             <w:r>
-              <w:t>678.50</w:t>
+              <w:t>681.50</w:t>
             </w:r>
           </w:p>
         </w:tc>
@@ -30770,7 +30770,7 @@
               <w:rPr>
                 <w:b/>
               </w:rPr>
-              <w:t>685.50</w:t>
+              <w:t>688.50</w:t>
             </w:r>
           </w:p>
         </w:tc>
@@ -30918,7 +30918,7 @@
             </w:pPr>
             <w:r/>
             <w:r>
-              <w:t>685.50</w:t>
+              <w:t>688.50</w:t>
             </w:r>
           </w:p>
         </w:tc>
@@ -30946,7 +30946,7 @@
             </w:pPr>
             <w:r/>
             <w:r>
-              <w:t>694.00</w:t>
+              <w:t>697.00</w:t>
             </w:r>
           </w:p>
         </w:tc>
@@ -30974,7 +30974,7 @@
             </w:pPr>
             <w:r/>
             <w:r>
-              <w:t>671.50</w:t>
+              <w:t>674.50</w:t>
             </w:r>
           </w:p>
         </w:tc>
@@ -31005,7 +31005,7 @@
               <w:rPr>
                 <w:b/>
               </w:rPr>
-              <w:t>687.25</w:t>
+              <w:t>690.25</w:t>
             </w:r>
           </w:p>
         </w:tc>
@@ -31153,7 +31153,7 @@
             </w:pPr>
             <w:r/>
             <w:r>
-              <w:t>687.25</w:t>
+              <w:t>690.25</w:t>
             </w:r>
           </w:p>
         </w:tc>
@@ -31181,7 +31181,7 @@
             </w:pPr>
             <w:r/>
             <w:r>
-              <w:t>693.50</w:t>
+              <w:t>696.50</w:t>
             </w:r>
           </w:p>
         </w:tc>
@@ -31209,7 +31209,7 @@
             </w:pPr>
             <w:r/>
             <w:r>
-              <w:t>680.75</w:t>
+              <w:t>683.75</w:t>
             </w:r>
           </w:p>
         </w:tc>
@@ -31240,7 +31240,7 @@
               <w:rPr>
                 <w:b/>
               </w:rPr>
-              <w:t>686.50</w:t>
+              <w:t>689.50</w:t>
             </w:r>
           </w:p>
         </w:tc>

--- a/Daily Reports/12_10_2026-CBOT Reports.docx
+++ b/Daily Reports/12_10_2026-CBOT Reports.docx
@@ -104,7 +104,7 @@
           <w:color w:val="5C768D"/>
           <w:sz w:val="19"/>
         </w:rPr>
-        <w:t>Cập nhật tự động qua `macro_tracker.py` vào lúc 14:01 ICT ngày 12/10/2026</w:t>
+        <w:t>Cập nhật tự động qua `macro_tracker.py` vào lúc 15:48 ICT ngày 12/10/2026</w:t>
       </w:r>
     </w:p>
     <w:tbl>
@@ -313,7 +313,7 @@
               <w:rPr>
                 <w:b/>
               </w:rPr>
-              <w:t>104.63 / thùng</w:t>
+              <w:t>104.60 / thùng</w:t>
             </w:r>
           </w:p>
         </w:tc>
@@ -442,7 +442,7 @@
               <w:rPr>
                 <w:b/>
               </w:rPr>
-              <w:t>102.17</w:t>
+              <w:t>102.29</w:t>
             </w:r>
           </w:p>
         </w:tc>
@@ -1218,7 +1218,7 @@
         <w:rPr>
           <w:b/>
         </w:rPr>
-        <w:t>`104.63` (+0.00%)</w:t>
+        <w:t>`104.60` (+0.00%)</w:t>
       </w:r>
       <w:r>
         <w:t xml:space="preserve"> | DXY: </w:t>
@@ -1227,7 +1227,7 @@
         <w:rPr>
           <w:b/>
         </w:rPr>
-        <w:t>`102.17` (+0.00%)</w:t>
+        <w:t>`102.29` (+0.00%)</w:t>
       </w:r>
       <w:r>
         <w:t xml:space="preserve"> | Lúa mì CBOT: </w:t>
@@ -1236,7 +1236,7 @@
         <w:rPr>
           <w:b/>
         </w:rPr>
-        <w:t>`667.75` (+0.00%)</w:t>
+        <w:t>`670.75` (+0.00%)</w:t>
       </w:r>
       <w:r>
         <w:t>.</w:t>
@@ -1306,7 +1306,7 @@
           <w:color w:val="5C768D"/>
           <w:sz w:val="19"/>
         </w:rPr>
-        <w:t>Cập nhật tự động lúc 14:01 ICT ngày 12/10/2026 — Nguồn: NOAA, USDA, BOM Australia</w:t>
+        <w:t>Cập nhật tự động lúc 15:48 ICT ngày 12/10/2026 — Nguồn: NOAA, USDA, BOM Australia</w:t>
       </w:r>
     </w:p>
     <w:p>
@@ -3574,7 +3574,7 @@
               <w:rPr>
                 <w:b/>
               </w:rPr>
-              <w:t>481.00</w:t>
+              <w:t>482.25</w:t>
             </w:r>
           </w:p>
         </w:tc>
@@ -3605,7 +3605,7 @@
               <w:rPr>
                 <w:b/>
               </w:rPr>
-              <w:t>481.20 (+0.20)</w:t>
+              <w:t>481.81 (-0.44)</w:t>
             </w:r>
           </w:p>
         </w:tc>
@@ -3633,7 +3633,7 @@
             </w:pPr>
             <w:r/>
             <w:r>
-              <w:t>Bearish (488.25 &lt; 494.54)</w:t>
+              <w:t>Bearish (487.19 &lt; 493.59)</w:t>
             </w:r>
           </w:p>
         </w:tc>
@@ -3661,7 +3661,7 @@
             </w:pPr>
             <w:r/>
             <w:r>
-              <w:t>0.75 cents</w:t>
+              <w:t>1.25 cents</w:t>
             </w:r>
           </w:p>
         </w:tc>
@@ -3822,7 +3822,7 @@
               <w:rPr>
                 <w:b/>
               </w:rPr>
-              <w:t>668.00</w:t>
+              <w:t>670.75</w:t>
             </w:r>
           </w:p>
         </w:tc>
@@ -3853,7 +3853,7 @@
               <w:rPr>
                 <w:b/>
               </w:rPr>
-              <w:t>668.27 (+0.27)</w:t>
+              <w:t>670.91 (+0.16)</w:t>
             </w:r>
           </w:p>
         </w:tc>
@@ -3881,7 +3881,7 @@
             </w:pPr>
             <w:r/>
             <w:r>
-              <w:t>Bearish (674.27 &lt; 680.79)</w:t>
+              <w:t>Bearish (673.66 &lt; 680.02)</w:t>
             </w:r>
           </w:p>
         </w:tc>
@@ -3909,7 +3909,7 @@
             </w:pPr>
             <w:r/>
             <w:r>
-              <w:t>1.75 cents</w:t>
+              <w:t>2.00 cents</w:t>
             </w:r>
           </w:p>
         </w:tc>
@@ -4347,7 +4347,7 @@
                 <w:b/>
                 <w:color w:val="15803D"/>
               </w:rPr>
-              <w:t>471.82 - 488.25 cents (Canh mua vùng hỗ trợ)</w:t>
+              <w:t>471.57 - 487.19 cents (Canh mua vùng hỗ trợ)</w:t>
             </w:r>
           </w:p>
         </w:tc>
@@ -4378,7 +4378,7 @@
               <w:rPr>
                 <w:b/>
               </w:rPr>
-              <w:t>465.54 cents (Dưới cản S2 + 1.5x ATR)</w:t>
+              <w:t>466.29 cents (Dưới cản S2 + 1.5x ATR)</w:t>
             </w:r>
           </w:p>
         </w:tc>
@@ -4559,7 +4559,7 @@
               <w:rPr>
                 <w:b/>
               </w:rPr>
-              <w:t>485.22 - 486.72 cents</w:t>
+              <w:t>485.00 - 486.50 cents</w:t>
             </w:r>
           </w:p>
         </w:tc>
@@ -4590,7 +4590,7 @@
               <w:rPr>
                 <w:b/>
               </w:rPr>
-              <w:t>482.31 cents (Chống quét SL tuyệt đối)</w:t>
+              <w:t>482.76 cents (Chống quét SL tuyệt đối)</w:t>
             </w:r>
           </w:p>
         </w:tc>
@@ -4783,7 +4783,7 @@
               <w:rPr>
                 <w:b/>
               </w:rPr>
-              <w:t>517.69 cents</w:t>
+              <w:t>517.24 cents</w:t>
             </w:r>
           </w:p>
         </w:tc>
@@ -4945,7 +4945,7 @@
               <w:rPr>
                 <w:b/>
               </w:rPr>
-              <w:t>457.70 - 470.25 cents</w:t>
+              <w:t>459.69 - 470.25 cents</w:t>
             </w:r>
           </w:p>
         </w:tc>
@@ -5126,7 +5126,7 @@
                 <w:b/>
                 <w:color w:val="B91C1C"/>
               </w:rPr>
-              <w:t>674.27 - 680.79 cents (Canh bán hồi kỹ thuật H1)</w:t>
+              <w:t>673.66 - 680.02 cents (Canh bán hồi kỹ thuật H1)</w:t>
             </w:r>
           </w:p>
         </w:tc>
@@ -5157,7 +5157,7 @@
               <w:rPr>
                 <w:b/>
               </w:rPr>
-              <w:t>768.91 cents (Trên kháng cự R2 + 1.5x ATR)</w:t>
+              <w:t>768.36 cents (Trên kháng cự R2 + 1.5x ATR)</w:t>
             </w:r>
           </w:p>
         </w:tc>
@@ -5193,7 +5193,7 @@
                 <w:color w:val="D97706"/>
                 <w:sz w:val="19"/>
               </w:rPr>
-              <w:t xml:space="preserve"> 663.47 cents </w:t>
+              <w:t xml:space="preserve"> 663.29 cents </w:t>
             </w:r>
             <w:r>
               <w:t xml:space="preserve"> / TP2: </w:t>
@@ -5335,7 +5335,7 @@
               <w:rPr>
                 <w:b/>
               </w:rPr>
-              <w:t>675.63 - 677.63 cents</w:t>
+              <w:t>675.42 - 677.42 cents</w:t>
             </w:r>
           </w:p>
         </w:tc>
@@ -5366,7 +5366,7 @@
               <w:rPr>
                 <w:b/>
               </w:rPr>
-              <w:t>672.00 cents</w:t>
+              <w:t>672.41 cents</w:t>
             </w:r>
           </w:p>
         </w:tc>
@@ -5559,7 +5559,7 @@
               <w:rPr>
                 <w:b/>
               </w:rPr>
-              <w:t>700.00 cents</w:t>
+              <w:t>699.59 cents</w:t>
             </w:r>
           </w:p>
         </w:tc>
@@ -5721,7 +5721,7 @@
               <w:rPr>
                 <w:b/>
               </w:rPr>
-              <w:t>645.74 - 661.50 cents</w:t>
+              <w:t>647.21 - 661.50 cents</w:t>
             </w:r>
           </w:p>
         </w:tc>
@@ -11609,7 +11609,7 @@
         <w:t>Giá Chốt Phiên (Close):</w:t>
       </w:r>
       <w:r>
-        <w:t xml:space="preserve"> 481.00 cents | </w:t>
+        <w:t xml:space="preserve"> 482.25 cents | </w:t>
       </w:r>
       <w:r>
         <w:rPr>
@@ -11624,10 +11624,10 @@
         <w:rPr>
           <w:b/>
         </w:rPr>
-        <w:t>`481.20 cents`</w:t>
+        <w:t>`481.81 cents`</w:t>
       </w:r>
       <w:r>
-        <w:t xml:space="preserve"> (+0.20).</w:t>
+        <w:t xml:space="preserve"> (-0.44).</w:t>
       </w:r>
     </w:p>
     <w:p>
@@ -11648,7 +11648,7 @@
         <w:rPr>
           <w:b/>
         </w:rPr>
-        <w:t>`29,777`</w:t>
+        <w:t>`34,854`</w:t>
       </w:r>
       <w:r>
         <w:t xml:space="preserve"> (Chênh lệch: </w:t>
@@ -11657,7 +11657,7 @@
         <w:rPr>
           <w:b/>
         </w:rPr>
-        <w:t>`+6,031`</w:t>
+        <w:t>`+11,108`</w:t>
       </w:r>
       <w:r>
         <w:t xml:space="preserve">) | OI: </w:t>
@@ -11991,7 +11991,7 @@
               <w:rPr>
                 <w:b/>
               </w:rPr>
-              <w:t>104.63</w:t>
+              <w:t>104.60</w:t>
             </w:r>
           </w:p>
         </w:tc>
@@ -12114,7 +12114,7 @@
               <w:rPr>
                 <w:b/>
               </w:rPr>
-              <w:t>102.17</w:t>
+              <w:t>102.29</w:t>
             </w:r>
           </w:p>
         </w:tc>
@@ -12749,7 +12749,7 @@
         <w:t xml:space="preserve"> EMA_21 </w:t>
       </w:r>
       <w:r>
-        <w:t xml:space="preserve"> (488.25) &lt; </w:t>
+        <w:t xml:space="preserve"> (487.19) &lt; </w:t>
       </w:r>
       <w:r>
         <w:rPr>
@@ -12760,7 +12760,7 @@
         <w:t xml:space="preserve"> EMA_50 </w:t>
       </w:r>
       <w:r>
-        <w:t xml:space="preserve"> (494.54).</w:t>
+        <w:t xml:space="preserve"> (493.59).</w:t>
       </w:r>
     </w:p>
     <w:p>
@@ -12781,7 +12781,7 @@
         <w:rPr>
           <w:b/>
         </w:rPr>
-        <w:t>`33.55`</w:t>
+        <w:t>`35.99`</w:t>
       </w:r>
       <w:r>
         <w:t xml:space="preserve"> | ATR (14) = </w:t>
@@ -12790,7 +12790,7 @@
         <w:rPr>
           <w:b/>
         </w:rPr>
-        <w:t>`3.14`</w:t>
+        <w:t>`2.64`</w:t>
       </w:r>
       <w:r>
         <w:t xml:space="preserve"> cents | Volatility = </w:t>
@@ -12799,7 +12799,7 @@
         <w:rPr>
           <w:b/>
         </w:rPr>
-        <w:t>`0.75 cents`</w:t>
+        <w:t>`1.25 cents`</w:t>
       </w:r>
       <w:r>
         <w:t>.</w:t>
@@ -12823,7 +12823,7 @@
         <w:rPr>
           <w:b/>
         </w:rPr>
-        <w:t>`471.82`</w:t>
+        <w:t>`471.57`</w:t>
       </w:r>
       <w:r>
         <w:t xml:space="preserve"> | S2: </w:t>
@@ -13584,7 +13584,7 @@
           <w:b/>
           <w:color w:val="15803D"/>
         </w:rPr>
-        <w:t>`471.82 - 488.25 cents (Canh mua vùng hỗ trợ)`</w:t>
+        <w:t>`471.57 - 487.19 cents (Canh mua vùng hỗ trợ)`</w:t>
       </w:r>
       <w:r>
         <w:t xml:space="preserve"> | SL: </w:t>
@@ -13593,7 +13593,7 @@
         <w:rPr>
           <w:b/>
         </w:rPr>
-        <w:t>`465.54 cents (Dưới cản S2 + 1.5x ATR)`</w:t>
+        <w:t>`466.29 cents (Dưới cản S2 + 1.5x ATR)`</w:t>
       </w:r>
       <w:r>
         <w:t xml:space="preserve"> | TP: </w:t>
@@ -13655,7 +13655,7 @@
         <w:rPr>
           <w:b/>
         </w:rPr>
-        <w:t>`485.22 - 486.72 cents`</w:t>
+        <w:t>`485.00 - 486.50 cents`</w:t>
       </w:r>
       <w:r>
         <w:t xml:space="preserve"> | SL: </w:t>
@@ -13664,7 +13664,7 @@
         <w:rPr>
           <w:b/>
         </w:rPr>
-        <w:t>`482.31 cents (Chống quét SL tuyệt đối)`</w:t>
+        <w:t>`482.76 cents (Chống quét SL tuyệt đối)`</w:t>
       </w:r>
       <w:r>
         <w:t xml:space="preserve"> | TP: </w:t>
@@ -13710,7 +13710,7 @@
         <w:rPr>
           <w:b/>
         </w:rPr>
-        <w:t>`517.69 cents`</w:t>
+        <w:t>`517.24 cents`</w:t>
       </w:r>
       <w:r>
         <w:t xml:space="preserve"> | TP: </w:t>
@@ -13759,7 +13759,7 @@
         <w:rPr>
           <w:b/>
         </w:rPr>
-        <w:t>`457.70 - 470.25 cents`</w:t>
+        <w:t>`459.69 - 470.25 cents`</w:t>
       </w:r>
     </w:p>
     <w:p>
@@ -14166,7 +14166,7 @@
             </w:pPr>
             <w:r/>
             <w:r>
-              <w:t>481.00</w:t>
+              <w:t>482.25</w:t>
             </w:r>
           </w:p>
         </w:tc>
@@ -14194,7 +14194,7 @@
             </w:pPr>
             <w:r/>
             <w:r>
-              <w:t>484.75</w:t>
+              <w:t>486.00</w:t>
             </w:r>
           </w:p>
         </w:tc>
@@ -14222,7 +14222,7 @@
             </w:pPr>
             <w:r/>
             <w:r>
-              <w:t>477.75</w:t>
+              <w:t>479.00</w:t>
             </w:r>
           </w:p>
         </w:tc>
@@ -14253,7 +14253,7 @@
               <w:rPr>
                 <w:b/>
               </w:rPr>
-              <w:t>481.25</w:t>
+              <w:t>482.50</w:t>
             </w:r>
           </w:p>
         </w:tc>
@@ -14401,7 +14401,7 @@
             </w:pPr>
             <w:r/>
             <w:r>
-              <w:t>481.25</w:t>
+              <w:t>482.50</w:t>
             </w:r>
           </w:p>
         </w:tc>
@@ -14429,7 +14429,7 @@
             </w:pPr>
             <w:r/>
             <w:r>
-              <w:t>484.00</w:t>
+              <w:t>485.25</w:t>
             </w:r>
           </w:p>
         </w:tc>
@@ -14457,7 +14457,7 @@
             </w:pPr>
             <w:r/>
             <w:r>
-              <w:t>477.50</w:t>
+              <w:t>478.75</w:t>
             </w:r>
           </w:p>
         </w:tc>
@@ -14488,7 +14488,7 @@
               <w:rPr>
                 <w:b/>
               </w:rPr>
-              <w:t>480.75</w:t>
+              <w:t>482.00</w:t>
             </w:r>
           </w:p>
         </w:tc>
@@ -14636,7 +14636,7 @@
             </w:pPr>
             <w:r/>
             <w:r>
-              <w:t>480.75</w:t>
+              <w:t>482.00</w:t>
             </w:r>
           </w:p>
         </w:tc>
@@ -14664,7 +14664,7 @@
             </w:pPr>
             <w:r/>
             <w:r>
-              <w:t>483.75</w:t>
+              <w:t>485.00</w:t>
             </w:r>
           </w:p>
         </w:tc>
@@ -14692,7 +14692,7 @@
             </w:pPr>
             <w:r/>
             <w:r>
-              <w:t>476.75</w:t>
+              <w:t>478.00</w:t>
             </w:r>
           </w:p>
         </w:tc>
@@ -14723,7 +14723,7 @@
               <w:rPr>
                 <w:b/>
               </w:rPr>
-              <w:t>481.50</w:t>
+              <w:t>482.75</w:t>
             </w:r>
           </w:p>
         </w:tc>
@@ -14871,7 +14871,7 @@
             </w:pPr>
             <w:r/>
             <w:r>
-              <w:t>481.50</w:t>
+              <w:t>482.75</w:t>
             </w:r>
           </w:p>
         </w:tc>
@@ -14899,7 +14899,7 @@
             </w:pPr>
             <w:r/>
             <w:r>
-              <w:t>486.00</w:t>
+              <w:t>487.25</w:t>
             </w:r>
           </w:p>
         </w:tc>
@@ -14927,7 +14927,7 @@
             </w:pPr>
             <w:r/>
             <w:r>
-              <w:t>476.50</w:t>
+              <w:t>477.75</w:t>
             </w:r>
           </w:p>
         </w:tc>
@@ -14958,7 +14958,7 @@
               <w:rPr>
                 <w:b/>
               </w:rPr>
-              <w:t>482.25</w:t>
+              <w:t>483.50</w:t>
             </w:r>
           </w:p>
         </w:tc>
@@ -15106,7 +15106,7 @@
             </w:pPr>
             <w:r/>
             <w:r>
-              <w:t>482.25</w:t>
+              <w:t>483.50</w:t>
             </w:r>
           </w:p>
         </w:tc>
@@ -15134,7 +15134,7 @@
             </w:pPr>
             <w:r/>
             <w:r>
-              <w:t>487.75</w:t>
+              <w:t>489.00</w:t>
             </w:r>
           </w:p>
         </w:tc>
@@ -15162,7 +15162,7 @@
             </w:pPr>
             <w:r/>
             <w:r>
-              <w:t>476.00</w:t>
+              <w:t>477.25</w:t>
             </w:r>
           </w:p>
         </w:tc>
@@ -15193,7 +15193,7 @@
               <w:rPr>
                 <w:b/>
               </w:rPr>
-              <w:t>484.50</w:t>
+              <w:t>485.75</w:t>
             </w:r>
           </w:p>
         </w:tc>
@@ -15341,7 +15341,7 @@
             </w:pPr>
             <w:r/>
             <w:r>
-              <w:t>484.50</w:t>
+              <w:t>485.75</w:t>
             </w:r>
           </w:p>
         </w:tc>
@@ -15369,7 +15369,7 @@
             </w:pPr>
             <w:r/>
             <w:r>
-              <w:t>487.50</w:t>
+              <w:t>488.75</w:t>
             </w:r>
           </w:p>
         </w:tc>
@@ -15397,7 +15397,7 @@
             </w:pPr>
             <w:r/>
             <w:r>
-              <w:t>480.25</w:t>
+              <w:t>481.50</w:t>
             </w:r>
           </w:p>
         </w:tc>
@@ -15428,7 +15428,7 @@
               <w:rPr>
                 <w:b/>
               </w:rPr>
-              <w:t>484.75</w:t>
+              <w:t>486.00</w:t>
             </w:r>
           </w:p>
         </w:tc>
@@ -15576,7 +15576,7 @@
             </w:pPr>
             <w:r/>
             <w:r>
-              <w:t>484.75</w:t>
+              <w:t>486.00</w:t>
             </w:r>
           </w:p>
         </w:tc>
@@ -15604,7 +15604,7 @@
             </w:pPr>
             <w:r/>
             <w:r>
-              <w:t>488.00</w:t>
+              <w:t>489.25</w:t>
             </w:r>
           </w:p>
         </w:tc>
@@ -15632,7 +15632,7 @@
             </w:pPr>
             <w:r/>
             <w:r>
-              <w:t>478.25</w:t>
+              <w:t>479.50</w:t>
             </w:r>
           </w:p>
         </w:tc>
@@ -15663,7 +15663,7 @@
               <w:rPr>
                 <w:b/>
               </w:rPr>
-              <w:t>485.50</w:t>
+              <w:t>486.75</w:t>
             </w:r>
           </w:p>
         </w:tc>
@@ -15811,7 +15811,7 @@
             </w:pPr>
             <w:r/>
             <w:r>
-              <w:t>485.50</w:t>
+              <w:t>486.75</w:t>
             </w:r>
           </w:p>
         </w:tc>
@@ -15839,7 +15839,7 @@
             </w:pPr>
             <w:r/>
             <w:r>
-              <w:t>488.50</w:t>
+              <w:t>489.75</w:t>
             </w:r>
           </w:p>
         </w:tc>
@@ -15867,7 +15867,7 @@
             </w:pPr>
             <w:r/>
             <w:r>
-              <w:t>481.00</w:t>
+              <w:t>482.25</w:t>
             </w:r>
           </w:p>
         </w:tc>
@@ -15898,7 +15898,7 @@
               <w:rPr>
                 <w:b/>
               </w:rPr>
-              <w:t>485.00</w:t>
+              <w:t>486.25</w:t>
             </w:r>
           </w:p>
         </w:tc>
@@ -16046,7 +16046,7 @@
             </w:pPr>
             <w:r/>
             <w:r>
-              <w:t>485.00</w:t>
+              <w:t>486.25</w:t>
             </w:r>
           </w:p>
         </w:tc>
@@ -16074,7 +16074,7 @@
             </w:pPr>
             <w:r/>
             <w:r>
-              <w:t>489.00</w:t>
+              <w:t>490.25</w:t>
             </w:r>
           </w:p>
         </w:tc>
@@ -16102,7 +16102,7 @@
             </w:pPr>
             <w:r/>
             <w:r>
-              <w:t>479.25</w:t>
+              <w:t>480.50</w:t>
             </w:r>
           </w:p>
         </w:tc>
@@ -16133,7 +16133,7 @@
               <w:rPr>
                 <w:b/>
               </w:rPr>
-              <w:t>485.50</w:t>
+              <w:t>486.75</w:t>
             </w:r>
           </w:p>
         </w:tc>
@@ -16281,7 +16281,7 @@
             </w:pPr>
             <w:r/>
             <w:r>
-              <w:t>485.50</w:t>
+              <w:t>486.75</w:t>
             </w:r>
           </w:p>
         </w:tc>
@@ -16309,7 +16309,7 @@
             </w:pPr>
             <w:r/>
             <w:r>
-              <w:t>488.00</w:t>
+              <w:t>489.25</w:t>
             </w:r>
           </w:p>
         </w:tc>
@@ -16337,7 +16337,7 @@
             </w:pPr>
             <w:r/>
             <w:r>
-              <w:t>482.25</w:t>
+              <w:t>483.50</w:t>
             </w:r>
           </w:p>
         </w:tc>
@@ -16368,7 +16368,7 @@
               <w:rPr>
                 <w:b/>
               </w:rPr>
-              <w:t>486.00</w:t>
+              <w:t>487.25</w:t>
             </w:r>
           </w:p>
         </w:tc>
@@ -16516,7 +16516,7 @@
             </w:pPr>
             <w:r/>
             <w:r>
-              <w:t>486.00</w:t>
+              <w:t>487.25</w:t>
             </w:r>
           </w:p>
         </w:tc>
@@ -16544,7 +16544,7 @@
             </w:pPr>
             <w:r/>
             <w:r>
-              <w:t>489.50</w:t>
+              <w:t>490.75</w:t>
             </w:r>
           </w:p>
         </w:tc>
@@ -16572,7 +16572,7 @@
             </w:pPr>
             <w:r/>
             <w:r>
-              <w:t>480.00</w:t>
+              <w:t>481.25</w:t>
             </w:r>
           </w:p>
         </w:tc>
@@ -16603,7 +16603,7 @@
               <w:rPr>
                 <w:b/>
               </w:rPr>
-              <w:t>487.00</w:t>
+              <w:t>488.25</w:t>
             </w:r>
           </w:p>
         </w:tc>
@@ -16751,7 +16751,7 @@
             </w:pPr>
             <w:r/>
             <w:r>
-              <w:t>487.00</w:t>
+              <w:t>488.25</w:t>
             </w:r>
           </w:p>
         </w:tc>
@@ -16779,7 +16779,7 @@
             </w:pPr>
             <w:r/>
             <w:r>
-              <w:t>489.75</w:t>
+              <w:t>491.00</w:t>
             </w:r>
           </w:p>
         </w:tc>
@@ -16807,7 +16807,7 @@
             </w:pPr>
             <w:r/>
             <w:r>
-              <w:t>484.50</w:t>
+              <w:t>485.75</w:t>
             </w:r>
           </w:p>
         </w:tc>
@@ -16838,7 +16838,7 @@
               <w:rPr>
                 <w:b/>
               </w:rPr>
-              <w:t>487.00</w:t>
+              <w:t>488.25</w:t>
             </w:r>
           </w:p>
         </w:tc>
@@ -16986,7 +16986,7 @@
             </w:pPr>
             <w:r/>
             <w:r>
-              <w:t>487.00</w:t>
+              <w:t>488.25</w:t>
             </w:r>
           </w:p>
         </w:tc>
@@ -17014,7 +17014,7 @@
             </w:pPr>
             <w:r/>
             <w:r>
-              <w:t>489.75</w:t>
+              <w:t>491.00</w:t>
             </w:r>
           </w:p>
         </w:tc>
@@ -17042,7 +17042,7 @@
             </w:pPr>
             <w:r/>
             <w:r>
-              <w:t>484.50</w:t>
+              <w:t>485.75</w:t>
             </w:r>
           </w:p>
         </w:tc>
@@ -17073,7 +17073,7 @@
               <w:rPr>
                 <w:b/>
               </w:rPr>
-              <w:t>486.50</w:t>
+              <w:t>487.75</w:t>
             </w:r>
           </w:p>
         </w:tc>
@@ -17221,7 +17221,7 @@
             </w:pPr>
             <w:r/>
             <w:r>
-              <w:t>486.50</w:t>
+              <w:t>487.75</w:t>
             </w:r>
           </w:p>
         </w:tc>
@@ -17249,7 +17249,7 @@
             </w:pPr>
             <w:r/>
             <w:r>
-              <w:t>489.50</w:t>
+              <w:t>490.75</w:t>
             </w:r>
           </w:p>
         </w:tc>
@@ -17277,7 +17277,7 @@
             </w:pPr>
             <w:r/>
             <w:r>
-              <w:t>483.25</w:t>
+              <w:t>484.50</w:t>
             </w:r>
           </w:p>
         </w:tc>
@@ -17308,7 +17308,7 @@
               <w:rPr>
                 <w:b/>
               </w:rPr>
-              <w:t>486.25</w:t>
+              <w:t>487.50</w:t>
             </w:r>
           </w:p>
         </w:tc>
@@ -17456,7 +17456,7 @@
             </w:pPr>
             <w:r/>
             <w:r>
-              <w:t>486.25</w:t>
+              <w:t>487.50</w:t>
             </w:r>
           </w:p>
         </w:tc>
@@ -17484,7 +17484,7 @@
             </w:pPr>
             <w:r/>
             <w:r>
-              <w:t>490.25</w:t>
+              <w:t>491.50</w:t>
             </w:r>
           </w:p>
         </w:tc>
@@ -17512,7 +17512,7 @@
             </w:pPr>
             <w:r/>
             <w:r>
-              <w:t>481.00</w:t>
+              <w:t>482.25</w:t>
             </w:r>
           </w:p>
         </w:tc>
@@ -17543,7 +17543,7 @@
               <w:rPr>
                 <w:b/>
               </w:rPr>
-              <w:t>486.75</w:t>
+              <w:t>488.00</w:t>
             </w:r>
           </w:p>
         </w:tc>
@@ -17691,7 +17691,7 @@
             </w:pPr>
             <w:r/>
             <w:r>
-              <w:t>486.75</w:t>
+              <w:t>488.00</w:t>
             </w:r>
           </w:p>
         </w:tc>
@@ -17719,7 +17719,7 @@
             </w:pPr>
             <w:r/>
             <w:r>
-              <w:t>491.50</w:t>
+              <w:t>492.75</w:t>
             </w:r>
           </w:p>
         </w:tc>
@@ -17747,7 +17747,7 @@
             </w:pPr>
             <w:r/>
             <w:r>
-              <w:t>479.75</w:t>
+              <w:t>481.00</w:t>
             </w:r>
           </w:p>
         </w:tc>
@@ -17778,7 +17778,7 @@
               <w:rPr>
                 <w:b/>
               </w:rPr>
-              <w:t>488.75</w:t>
+              <w:t>490.00</w:t>
             </w:r>
           </w:p>
         </w:tc>
@@ -17926,7 +17926,7 @@
             </w:pPr>
             <w:r/>
             <w:r>
-              <w:t>488.75</w:t>
+              <w:t>490.00</w:t>
             </w:r>
           </w:p>
         </w:tc>
@@ -17954,7 +17954,7 @@
             </w:pPr>
             <w:r/>
             <w:r>
-              <w:t>496.75</w:t>
+              <w:t>498.00</w:t>
             </w:r>
           </w:p>
         </w:tc>
@@ -17982,7 +17982,7 @@
             </w:pPr>
             <w:r/>
             <w:r>
-              <w:t>481.75</w:t>
+              <w:t>483.00</w:t>
             </w:r>
           </w:p>
         </w:tc>
@@ -18013,7 +18013,7 @@
               <w:rPr>
                 <w:b/>
               </w:rPr>
-              <w:t>490.25</w:t>
+              <w:t>491.50</w:t>
             </w:r>
           </w:p>
         </w:tc>
@@ -18161,7 +18161,7 @@
             </w:pPr>
             <w:r/>
             <w:r>
-              <w:t>490.25</w:t>
+              <w:t>491.50</w:t>
             </w:r>
           </w:p>
         </w:tc>
@@ -18189,7 +18189,7 @@
             </w:pPr>
             <w:r/>
             <w:r>
-              <w:t>494.75</w:t>
+              <w:t>496.00</w:t>
             </w:r>
           </w:p>
         </w:tc>
@@ -18217,7 +18217,7 @@
             </w:pPr>
             <w:r/>
             <w:r>
-              <w:t>486.00</w:t>
+              <w:t>487.25</w:t>
             </w:r>
           </w:p>
         </w:tc>
@@ -18248,7 +18248,7 @@
               <w:rPr>
                 <w:b/>
               </w:rPr>
-              <w:t>489.75</w:t>
+              <w:t>491.00</w:t>
             </w:r>
           </w:p>
         </w:tc>
@@ -18396,7 +18396,7 @@
             </w:pPr>
             <w:r/>
             <w:r>
-              <w:t>489.75</w:t>
+              <w:t>491.00</w:t>
             </w:r>
           </w:p>
         </w:tc>
@@ -18424,7 +18424,7 @@
             </w:pPr>
             <w:r/>
             <w:r>
-              <w:t>492.00</w:t>
+              <w:t>493.25</w:t>
             </w:r>
           </w:p>
         </w:tc>
@@ -18452,7 +18452,7 @@
             </w:pPr>
             <w:r/>
             <w:r>
-              <w:t>487.00</w:t>
+              <w:t>488.25</w:t>
             </w:r>
           </w:p>
         </w:tc>
@@ -18483,7 +18483,7 @@
               <w:rPr>
                 <w:b/>
               </w:rPr>
-              <w:t>489.50</w:t>
+              <w:t>490.75</w:t>
             </w:r>
           </w:p>
         </w:tc>
@@ -18631,7 +18631,7 @@
             </w:pPr>
             <w:r/>
             <w:r>
-              <w:t>489.50</w:t>
+              <w:t>490.75</w:t>
             </w:r>
           </w:p>
         </w:tc>
@@ -18659,7 +18659,7 @@
             </w:pPr>
             <w:r/>
             <w:r>
-              <w:t>491.50</w:t>
+              <w:t>492.75</w:t>
             </w:r>
           </w:p>
         </w:tc>
@@ -18687,7 +18687,7 @@
             </w:pPr>
             <w:r/>
             <w:r>
-              <w:t>485.00</w:t>
+              <w:t>486.25</w:t>
             </w:r>
           </w:p>
         </w:tc>
@@ -18718,7 +18718,7 @@
               <w:rPr>
                 <w:b/>
               </w:rPr>
-              <w:t>489.75</w:t>
+              <w:t>491.00</w:t>
             </w:r>
           </w:p>
         </w:tc>
@@ -18866,7 +18866,7 @@
             </w:pPr>
             <w:r/>
             <w:r>
-              <w:t>489.75</w:t>
+              <w:t>491.00</w:t>
             </w:r>
           </w:p>
         </w:tc>
@@ -18894,7 +18894,7 @@
             </w:pPr>
             <w:r/>
             <w:r>
-              <w:t>493.50</w:t>
+              <w:t>494.75</w:t>
             </w:r>
           </w:p>
         </w:tc>
@@ -18922,7 +18922,7 @@
             </w:pPr>
             <w:r/>
             <w:r>
-              <w:t>487.00</w:t>
+              <w:t>488.25</w:t>
             </w:r>
           </w:p>
         </w:tc>
@@ -18953,7 +18953,7 @@
               <w:rPr>
                 <w:b/>
               </w:rPr>
-              <w:t>490.25</w:t>
+              <w:t>491.50</w:t>
             </w:r>
           </w:p>
         </w:tc>
@@ -19101,7 +19101,7 @@
             </w:pPr>
             <w:r/>
             <w:r>
-              <w:t>490.25</w:t>
+              <w:t>491.50</w:t>
             </w:r>
           </w:p>
         </w:tc>
@@ -19129,7 +19129,7 @@
             </w:pPr>
             <w:r/>
             <w:r>
-              <w:t>493.25</w:t>
+              <w:t>494.50</w:t>
             </w:r>
           </w:p>
         </w:tc>
@@ -19157,7 +19157,7 @@
             </w:pPr>
             <w:r/>
             <w:r>
-              <w:t>485.75</w:t>
+              <w:t>487.00</w:t>
             </w:r>
           </w:p>
         </w:tc>
@@ -19188,7 +19188,7 @@
               <w:rPr>
                 <w:b/>
               </w:rPr>
-              <w:t>490.50</w:t>
+              <w:t>491.75</w:t>
             </w:r>
           </w:p>
         </w:tc>
@@ -19336,7 +19336,7 @@
             </w:pPr>
             <w:r/>
             <w:r>
-              <w:t>490.50</w:t>
+              <w:t>491.75</w:t>
             </w:r>
           </w:p>
         </w:tc>
@@ -19364,7 +19364,7 @@
             </w:pPr>
             <w:r/>
             <w:r>
-              <w:t>494.75</w:t>
+              <w:t>496.00</w:t>
             </w:r>
           </w:p>
         </w:tc>
@@ -19392,7 +19392,7 @@
             </w:pPr>
             <w:r/>
             <w:r>
-              <w:t>487.25</w:t>
+              <w:t>488.50</w:t>
             </w:r>
           </w:p>
         </w:tc>
@@ -19423,7 +19423,7 @@
               <w:rPr>
                 <w:b/>
               </w:rPr>
-              <w:t>491.25</w:t>
+              <w:t>492.50</w:t>
             </w:r>
           </w:p>
         </w:tc>
@@ -19571,7 +19571,7 @@
             </w:pPr>
             <w:r/>
             <w:r>
-              <w:t>491.25</w:t>
+              <w:t>492.50</w:t>
             </w:r>
           </w:p>
         </w:tc>
@@ -19599,7 +19599,7 @@
             </w:pPr>
             <w:r/>
             <w:r>
-              <w:t>494.75</w:t>
+              <w:t>496.00</w:t>
             </w:r>
           </w:p>
         </w:tc>
@@ -19627,7 +19627,7 @@
             </w:pPr>
             <w:r/>
             <w:r>
-              <w:t>489.00</w:t>
+              <w:t>490.25</w:t>
             </w:r>
           </w:p>
         </w:tc>
@@ -19658,7 +19658,7 @@
               <w:rPr>
                 <w:b/>
               </w:rPr>
-              <w:t>491.25</w:t>
+              <w:t>492.50</w:t>
             </w:r>
           </w:p>
         </w:tc>
@@ -19806,7 +19806,7 @@
             </w:pPr>
             <w:r/>
             <w:r>
-              <w:t>491.25</w:t>
+              <w:t>492.50</w:t>
             </w:r>
           </w:p>
         </w:tc>
@@ -19834,7 +19834,7 @@
             </w:pPr>
             <w:r/>
             <w:r>
-              <w:t>495.00</w:t>
+              <w:t>496.25</w:t>
             </w:r>
           </w:p>
         </w:tc>
@@ -19862,7 +19862,7 @@
             </w:pPr>
             <w:r/>
             <w:r>
-              <w:t>487.75</w:t>
+              <w:t>489.00</w:t>
             </w:r>
           </w:p>
         </w:tc>
@@ -19893,7 +19893,7 @@
               <w:rPr>
                 <w:b/>
               </w:rPr>
-              <w:t>491.00</w:t>
+              <w:t>492.25</w:t>
             </w:r>
           </w:p>
         </w:tc>
@@ -20041,7 +20041,7 @@
             </w:pPr>
             <w:r/>
             <w:r>
-              <w:t>491.00</w:t>
+              <w:t>492.25</w:t>
             </w:r>
           </w:p>
         </w:tc>
@@ -20069,7 +20069,7 @@
             </w:pPr>
             <w:r/>
             <w:r>
-              <w:t>494.50</w:t>
+              <w:t>495.75</w:t>
             </w:r>
           </w:p>
         </w:tc>
@@ -20097,7 +20097,7 @@
             </w:pPr>
             <w:r/>
             <w:r>
-              <w:t>487.75</w:t>
+              <w:t>489.00</w:t>
             </w:r>
           </w:p>
         </w:tc>
@@ -20128,7 +20128,7 @@
               <w:rPr>
                 <w:b/>
               </w:rPr>
-              <w:t>490.75</w:t>
+              <w:t>492.00</w:t>
             </w:r>
           </w:p>
         </w:tc>
@@ -20276,7 +20276,7 @@
             </w:pPr>
             <w:r/>
             <w:r>
-              <w:t>490.75</w:t>
+              <w:t>492.00</w:t>
             </w:r>
           </w:p>
         </w:tc>
@@ -20304,7 +20304,7 @@
             </w:pPr>
             <w:r/>
             <w:r>
-              <w:t>493.75</w:t>
+              <w:t>495.00</w:t>
             </w:r>
           </w:p>
         </w:tc>
@@ -20332,7 +20332,7 @@
             </w:pPr>
             <w:r/>
             <w:r>
-              <w:t>488.00</w:t>
+              <w:t>489.25</w:t>
             </w:r>
           </w:p>
         </w:tc>
@@ -20363,7 +20363,7 @@
               <w:rPr>
                 <w:b/>
               </w:rPr>
-              <w:t>491.00</w:t>
+              <w:t>492.25</w:t>
             </w:r>
           </w:p>
         </w:tc>
@@ -20511,7 +20511,7 @@
             </w:pPr>
             <w:r/>
             <w:r>
-              <w:t>491.00</w:t>
+              <w:t>492.25</w:t>
             </w:r>
           </w:p>
         </w:tc>
@@ -20539,7 +20539,7 @@
             </w:pPr>
             <w:r/>
             <w:r>
-              <w:t>494.00</w:t>
+              <w:t>495.25</w:t>
             </w:r>
           </w:p>
         </w:tc>
@@ -20567,7 +20567,7 @@
             </w:pPr>
             <w:r/>
             <w:r>
-              <w:t>488.25</w:t>
+              <w:t>489.50</w:t>
             </w:r>
           </w:p>
         </w:tc>
@@ -20598,7 +20598,7 @@
               <w:rPr>
                 <w:b/>
               </w:rPr>
-              <w:t>491.00</w:t>
+              <w:t>492.25</w:t>
             </w:r>
           </w:p>
         </w:tc>
@@ -20746,7 +20746,7 @@
             </w:pPr>
             <w:r/>
             <w:r>
-              <w:t>491.00</w:t>
+              <w:t>492.25</w:t>
             </w:r>
           </w:p>
         </w:tc>
@@ -20774,7 +20774,7 @@
             </w:pPr>
             <w:r/>
             <w:r>
-              <w:t>495.00</w:t>
+              <w:t>496.25</w:t>
             </w:r>
           </w:p>
         </w:tc>
@@ -20802,7 +20802,7 @@
             </w:pPr>
             <w:r/>
             <w:r>
-              <w:t>487.50</w:t>
+              <w:t>488.75</w:t>
             </w:r>
           </w:p>
         </w:tc>
@@ -20833,7 +20833,7 @@
               <w:rPr>
                 <w:b/>
               </w:rPr>
-              <w:t>491.50</w:t>
+              <w:t>492.75</w:t>
             </w:r>
           </w:p>
         </w:tc>
@@ -20981,7 +20981,7 @@
             </w:pPr>
             <w:r/>
             <w:r>
-              <w:t>491.50</w:t>
+              <w:t>492.75</w:t>
             </w:r>
           </w:p>
         </w:tc>
@@ -21009,7 +21009,7 @@
             </w:pPr>
             <w:r/>
             <w:r>
-              <w:t>495.50</w:t>
+              <w:t>496.75</w:t>
             </w:r>
           </w:p>
         </w:tc>
@@ -21037,7 +21037,7 @@
             </w:pPr>
             <w:r/>
             <w:r>
-              <w:t>489.75</w:t>
+              <w:t>491.00</w:t>
             </w:r>
           </w:p>
         </w:tc>
@@ -21068,7 +21068,7 @@
               <w:rPr>
                 <w:b/>
               </w:rPr>
-              <w:t>491.25</w:t>
+              <w:t>492.50</w:t>
             </w:r>
           </w:p>
         </w:tc>
@@ -21791,7 +21791,7 @@
         <w:t>Giá Chốt Phiên (Close):</w:t>
       </w:r>
       <w:r>
-        <w:t xml:space="preserve"> 668.00 cents | </w:t>
+        <w:t xml:space="preserve"> 670.75 cents | </w:t>
       </w:r>
       <w:r>
         <w:rPr>
@@ -21806,10 +21806,10 @@
         <w:rPr>
           <w:b/>
         </w:rPr>
-        <w:t>`668.27 cents`</w:t>
+        <w:t>`670.91 cents`</w:t>
       </w:r>
       <w:r>
-        <w:t xml:space="preserve"> (+0.27).</w:t>
+        <w:t xml:space="preserve"> (+0.16).</w:t>
       </w:r>
     </w:p>
     <w:p>
@@ -21830,7 +21830,7 @@
         <w:rPr>
           <w:b/>
         </w:rPr>
-        <w:t>`7,082`</w:t>
+        <w:t>`10,733`</w:t>
       </w:r>
       <w:r>
         <w:t xml:space="preserve"> (Chênh lệch: </w:t>
@@ -21839,7 +21839,7 @@
         <w:rPr>
           <w:b/>
         </w:rPr>
-        <w:t>`+2,004`</w:t>
+        <w:t>`+5,655`</w:t>
       </w:r>
       <w:r>
         <w:t xml:space="preserve">) | OI: </w:t>
@@ -22173,7 +22173,7 @@
               <w:rPr>
                 <w:b/>
               </w:rPr>
-              <w:t>104.63</w:t>
+              <w:t>104.60</w:t>
             </w:r>
           </w:p>
         </w:tc>
@@ -22296,7 +22296,7 @@
               <w:rPr>
                 <w:b/>
               </w:rPr>
-              <w:t>102.17</w:t>
+              <w:t>102.29</w:t>
             </w:r>
           </w:p>
         </w:tc>
@@ -22931,7 +22931,7 @@
         <w:t xml:space="preserve"> EMA_21 </w:t>
       </w:r>
       <w:r>
-        <w:t xml:space="preserve"> (674.27) &lt; </w:t>
+        <w:t xml:space="preserve"> (673.66) &lt; </w:t>
       </w:r>
       <w:r>
         <w:rPr>
@@ -22942,7 +22942,7 @@
         <w:t xml:space="preserve"> EMA_50 </w:t>
       </w:r>
       <w:r>
-        <w:t xml:space="preserve"> (680.79).</w:t>
+        <w:t xml:space="preserve"> (680.02).</w:t>
       </w:r>
     </w:p>
     <w:p>
@@ -22963,7 +22963,7 @@
         <w:rPr>
           <w:b/>
         </w:rPr>
-        <w:t>`37.28`</w:t>
+        <w:t>`42.05`</w:t>
       </w:r>
       <w:r>
         <w:t xml:space="preserve"> | ATR (14) = </w:t>
@@ -22972,7 +22972,7 @@
         <w:rPr>
           <w:b/>
         </w:rPr>
-        <w:t>`3.94`</w:t>
+        <w:t>`3.57`</w:t>
       </w:r>
       <w:r>
         <w:t xml:space="preserve"> cents | Volatility = </w:t>
@@ -22981,7 +22981,7 @@
         <w:rPr>
           <w:b/>
         </w:rPr>
-        <w:t>`1.75 cents`</w:t>
+        <w:t>`2.00 cents`</w:t>
       </w:r>
       <w:r>
         <w:t>.</w:t>
@@ -23005,7 +23005,7 @@
         <w:rPr>
           <w:b/>
         </w:rPr>
-        <w:t>`663.47`</w:t>
+        <w:t>`663.29`</w:t>
       </w:r>
       <w:r>
         <w:t xml:space="preserve"> | S2: </w:t>
@@ -23756,7 +23756,7 @@
           <w:b/>
           <w:color w:val="B91C1C"/>
         </w:rPr>
-        <w:t>`674.27 - 680.79 cents (Canh bán hồi kỹ thuật H1)`</w:t>
+        <w:t>`673.66 - 680.02 cents (Canh bán hồi kỹ thuật H1)`</w:t>
       </w:r>
       <w:r>
         <w:t xml:space="preserve"> | SL: </w:t>
@@ -23765,7 +23765,7 @@
         <w:rPr>
           <w:b/>
         </w:rPr>
-        <w:t>`768.91 cents (Trên kháng cự R2 + 1.5x ATR)`</w:t>
+        <w:t>`768.36 cents (Trên kháng cự R2 + 1.5x ATR)`</w:t>
       </w:r>
       <w:r>
         <w:t xml:space="preserve"> | TP: </w:t>
@@ -23776,7 +23776,7 @@
           <w:color w:val="D97706"/>
           <w:sz w:val="19"/>
         </w:rPr>
-        <w:t xml:space="preserve"> 663.47 cents </w:t>
+        <w:t xml:space="preserve"> 663.29 cents </w:t>
       </w:r>
       <w:r>
         <w:t xml:space="preserve"> / </w:t>
@@ -23827,7 +23827,7 @@
         <w:rPr>
           <w:b/>
         </w:rPr>
-        <w:t>`675.63 - 677.63 cents`</w:t>
+        <w:t>`675.42 - 677.42 cents`</w:t>
       </w:r>
       <w:r>
         <w:t xml:space="preserve"> | SL: </w:t>
@@ -23836,7 +23836,7 @@
         <w:rPr>
           <w:b/>
         </w:rPr>
-        <w:t>`672.00 cents`</w:t>
+        <w:t>`672.41 cents`</w:t>
       </w:r>
       <w:r>
         <w:t xml:space="preserve"> | TP: </w:t>
@@ -23882,7 +23882,7 @@
         <w:rPr>
           <w:b/>
         </w:rPr>
-        <w:t>`700.00 cents`</w:t>
+        <w:t>`699.59 cents`</w:t>
       </w:r>
       <w:r>
         <w:t xml:space="preserve"> | TP: </w:t>
@@ -23931,7 +23931,7 @@
         <w:rPr>
           <w:b/>
         </w:rPr>
-        <w:t>`645.74 - 661.50 cents`</w:t>
+        <w:t>`647.21 - 661.50 cents`</w:t>
       </w:r>
     </w:p>
     <w:p>
@@ -24338,7 +24338,7 @@
             </w:pPr>
             <w:r/>
             <w:r>
-              <w:t>668.00</w:t>
+              <w:t>670.75</w:t>
             </w:r>
           </w:p>
         </w:tc>
@@ -24366,7 +24366,7 @@
             </w:pPr>
             <w:r/>
             <w:r>
-              <w:t>679.25</w:t>
+              <w:t>682.00</w:t>
             </w:r>
           </w:p>
         </w:tc>
@@ -24394,7 +24394,7 @@
             </w:pPr>
             <w:r/>
             <w:r>
-              <w:t>662.50</w:t>
+              <w:t>665.25</w:t>
             </w:r>
           </w:p>
         </w:tc>
@@ -24425,7 +24425,7 @@
               <w:rPr>
                 <w:b/>
               </w:rPr>
-              <w:t>667.25</w:t>
+              <w:t>670.00</w:t>
             </w:r>
           </w:p>
         </w:tc>
@@ -24573,7 +24573,7 @@
             </w:pPr>
             <w:r/>
             <w:r>
-              <w:t>667.25</w:t>
+              <w:t>670.00</w:t>
             </w:r>
           </w:p>
         </w:tc>
@@ -24601,7 +24601,7 @@
             </w:pPr>
             <w:r/>
             <w:r>
-              <w:t>674.75</w:t>
+              <w:t>677.50</w:t>
             </w:r>
           </w:p>
         </w:tc>
@@ -24629,7 +24629,7 @@
             </w:pPr>
             <w:r/>
             <w:r>
-              <w:t>661.25</w:t>
+              <w:t>664.00</w:t>
             </w:r>
           </w:p>
         </w:tc>
@@ -24660,7 +24660,7 @@
               <w:rPr>
                 <w:b/>
               </w:rPr>
-              <w:t>666.75</w:t>
+              <w:t>669.50</w:t>
             </w:r>
           </w:p>
         </w:tc>
@@ -24808,7 +24808,7 @@
             </w:pPr>
             <w:r/>
             <w:r>
-              <w:t>666.75</w:t>
+              <w:t>669.50</w:t>
             </w:r>
           </w:p>
         </w:tc>
@@ -24836,7 +24836,7 @@
             </w:pPr>
             <w:r/>
             <w:r>
-              <w:t>680.50</w:t>
+              <w:t>683.25</w:t>
             </w:r>
           </w:p>
         </w:tc>
@@ -24864,7 +24864,7 @@
             </w:pPr>
             <w:r/>
             <w:r>
-              <w:t>652.00</w:t>
+              <w:t>654.75</w:t>
             </w:r>
           </w:p>
         </w:tc>
@@ -24895,7 +24895,7 @@
               <w:rPr>
                 <w:b/>
               </w:rPr>
-              <w:t>668.75</w:t>
+              <w:t>671.50</w:t>
             </w:r>
           </w:p>
         </w:tc>
@@ -25043,7 +25043,7 @@
             </w:pPr>
             <w:r/>
             <w:r>
-              <w:t>668.75</w:t>
+              <w:t>671.50</w:t>
             </w:r>
           </w:p>
         </w:tc>
@@ -25071,7 +25071,7 @@
             </w:pPr>
             <w:r/>
             <w:r>
-              <w:t>682.00</w:t>
+              <w:t>684.75</w:t>
             </w:r>
           </w:p>
         </w:tc>
@@ -25099,7 +25099,7 @@
             </w:pPr>
             <w:r/>
             <w:r>
-              <w:t>660.50</w:t>
+              <w:t>663.25</w:t>
             </w:r>
           </w:p>
         </w:tc>
@@ -25130,7 +25130,7 @@
               <w:rPr>
                 <w:b/>
               </w:rPr>
-              <w:t>670.00</w:t>
+              <w:t>672.75</w:t>
             </w:r>
           </w:p>
         </w:tc>
@@ -25278,7 +25278,7 @@
             </w:pPr>
             <w:r/>
             <w:r>
-              <w:t>670.00</w:t>
+              <w:t>672.75</w:t>
             </w:r>
           </w:p>
         </w:tc>
@@ -25306,7 +25306,7 @@
             </w:pPr>
             <w:r/>
             <w:r>
-              <w:t>686.50</w:t>
+              <w:t>689.25</w:t>
             </w:r>
           </w:p>
         </w:tc>
@@ -25334,7 +25334,7 @@
             </w:pPr>
             <w:r/>
             <w:r>
-              <w:t>659.50</w:t>
+              <w:t>662.25</w:t>
             </w:r>
           </w:p>
         </w:tc>
@@ -25365,7 +25365,7 @@
               <w:rPr>
                 <w:b/>
               </w:rPr>
-              <w:t>674.50</w:t>
+              <w:t>677.25</w:t>
             </w:r>
           </w:p>
         </w:tc>
@@ -25513,7 +25513,7 @@
             </w:pPr>
             <w:r/>
             <w:r>
-              <w:t>674.50</w:t>
+              <w:t>677.25</w:t>
             </w:r>
           </w:p>
         </w:tc>
@@ -25541,7 +25541,7 @@
             </w:pPr>
             <w:r/>
             <w:r>
-              <w:t>682.25</w:t>
+              <w:t>685.00</w:t>
             </w:r>
           </w:p>
         </w:tc>
@@ -25569,7 +25569,7 @@
             </w:pPr>
             <w:r/>
             <w:r>
-              <w:t>663.50</w:t>
+              <w:t>666.25</w:t>
             </w:r>
           </w:p>
         </w:tc>
@@ -25600,7 +25600,7 @@
               <w:rPr>
                 <w:b/>
               </w:rPr>
-              <w:t>675.75</w:t>
+              <w:t>678.50</w:t>
             </w:r>
           </w:p>
         </w:tc>
@@ -25748,7 +25748,7 @@
             </w:pPr>
             <w:r/>
             <w:r>
-              <w:t>675.75</w:t>
+              <w:t>678.50</w:t>
             </w:r>
           </w:p>
         </w:tc>
@@ -25776,7 +25776,7 @@
             </w:pPr>
             <w:r/>
             <w:r>
-              <w:t>684.00</w:t>
+              <w:t>686.75</w:t>
             </w:r>
           </w:p>
         </w:tc>
@@ -25804,7 +25804,7 @@
             </w:pPr>
             <w:r/>
             <w:r>
-              <w:t>665.25</w:t>
+              <w:t>668.00</w:t>
             </w:r>
           </w:p>
         </w:tc>
@@ -25835,7 +25835,7 @@
               <w:rPr>
                 <w:b/>
               </w:rPr>
-              <w:t>677.50</w:t>
+              <w:t>680.25</w:t>
             </w:r>
           </w:p>
         </w:tc>
@@ -25983,7 +25983,7 @@
             </w:pPr>
             <w:r/>
             <w:r>
-              <w:t>677.50</w:t>
+              <w:t>680.25</w:t>
             </w:r>
           </w:p>
         </w:tc>
@@ -26011,7 +26011,7 @@
             </w:pPr>
             <w:r/>
             <w:r>
-              <w:t>689.75</w:t>
+              <w:t>692.50</w:t>
             </w:r>
           </w:p>
         </w:tc>
@@ -26039,7 +26039,7 @@
             </w:pPr>
             <w:r/>
             <w:r>
-              <w:t>667.75</w:t>
+              <w:t>670.50</w:t>
             </w:r>
           </w:p>
         </w:tc>
@@ -26070,7 +26070,7 @@
               <w:rPr>
                 <w:b/>
               </w:rPr>
-              <w:t>676.50</w:t>
+              <w:t>679.25</w:t>
             </w:r>
           </w:p>
         </w:tc>
@@ -26218,7 +26218,7 @@
             </w:pPr>
             <w:r/>
             <w:r>
-              <w:t>676.50</w:t>
+              <w:t>679.25</w:t>
             </w:r>
           </w:p>
         </w:tc>
@@ -26246,7 +26246,7 @@
             </w:pPr>
             <w:r/>
             <w:r>
-              <w:t>687.00</w:t>
+              <w:t>689.75</w:t>
             </w:r>
           </w:p>
         </w:tc>
@@ -26274,7 +26274,7 @@
             </w:pPr>
             <w:r/>
             <w:r>
-              <w:t>661.75</w:t>
+              <w:t>664.50</w:t>
             </w:r>
           </w:p>
         </w:tc>
@@ -26305,7 +26305,7 @@
               <w:rPr>
                 <w:b/>
               </w:rPr>
-              <w:t>678.75</w:t>
+              <w:t>681.50</w:t>
             </w:r>
           </w:p>
         </w:tc>
@@ -26453,7 +26453,7 @@
             </w:pPr>
             <w:r/>
             <w:r>
-              <w:t>678.75</w:t>
+              <w:t>681.50</w:t>
             </w:r>
           </w:p>
         </w:tc>
@@ -26481,7 +26481,7 @@
             </w:pPr>
             <w:r/>
             <w:r>
-              <w:t>689.25</w:t>
+              <w:t>692.00</w:t>
             </w:r>
           </w:p>
         </w:tc>
@@ -26509,7 +26509,7 @@
             </w:pPr>
             <w:r/>
             <w:r>
-              <w:t>672.50</w:t>
+              <w:t>675.25</w:t>
             </w:r>
           </w:p>
         </w:tc>
@@ -26540,7 +26540,7 @@
               <w:rPr>
                 <w:b/>
               </w:rPr>
-              <w:t>679.50</w:t>
+              <w:t>682.25</w:t>
             </w:r>
           </w:p>
         </w:tc>
@@ -26688,7 +26688,7 @@
             </w:pPr>
             <w:r/>
             <w:r>
-              <w:t>679.50</w:t>
+              <w:t>682.25</w:t>
             </w:r>
           </w:p>
         </w:tc>
@@ -26716,7 +26716,7 @@
             </w:pPr>
             <w:r/>
             <w:r>
-              <w:t>693.75</w:t>
+              <w:t>696.50</w:t>
             </w:r>
           </w:p>
         </w:tc>
@@ -26744,7 +26744,7 @@
             </w:pPr>
             <w:r/>
             <w:r>
-              <w:t>664.75</w:t>
+              <w:t>667.50</w:t>
             </w:r>
           </w:p>
         </w:tc>
@@ -26775,7 +26775,7 @@
               <w:rPr>
                 <w:b/>
               </w:rPr>
-              <w:t>681.50</w:t>
+              <w:t>684.25</w:t>
             </w:r>
           </w:p>
         </w:tc>
@@ -26923,7 +26923,7 @@
             </w:pPr>
             <w:r/>
             <w:r>
-              <w:t>681.50</w:t>
+              <w:t>684.25</w:t>
             </w:r>
           </w:p>
         </w:tc>
@@ -26951,7 +26951,7 @@
             </w:pPr>
             <w:r/>
             <w:r>
-              <w:t>688.00</w:t>
+              <w:t>690.75</w:t>
             </w:r>
           </w:p>
         </w:tc>
@@ -26979,7 +26979,7 @@
             </w:pPr>
             <w:r/>
             <w:r>
-              <w:t>674.75</w:t>
+              <w:t>677.50</w:t>
             </w:r>
           </w:p>
         </w:tc>
@@ -27010,7 +27010,7 @@
               <w:rPr>
                 <w:b/>
               </w:rPr>
-              <w:t>681.75</w:t>
+              <w:t>684.50</w:t>
             </w:r>
           </w:p>
         </w:tc>
@@ -27158,7 +27158,7 @@
             </w:pPr>
             <w:r/>
             <w:r>
-              <w:t>681.75</w:t>
+              <w:t>684.50</w:t>
             </w:r>
           </w:p>
         </w:tc>
@@ -27186,7 +27186,7 @@
             </w:pPr>
             <w:r/>
             <w:r>
-              <w:t>692.00</w:t>
+              <w:t>694.75</w:t>
             </w:r>
           </w:p>
         </w:tc>
@@ -27214,7 +27214,7 @@
             </w:pPr>
             <w:r/>
             <w:r>
-              <w:t>673.75</w:t>
+              <w:t>676.50</w:t>
             </w:r>
           </w:p>
         </w:tc>
@@ -27245,7 +27245,7 @@
               <w:rPr>
                 <w:b/>
               </w:rPr>
-              <w:t>682.25</w:t>
+              <w:t>685.00</w:t>
             </w:r>
           </w:p>
         </w:tc>
@@ -27393,7 +27393,7 @@
             </w:pPr>
             <w:r/>
             <w:r>
-              <w:t>682.25</w:t>
+              <w:t>685.00</w:t>
             </w:r>
           </w:p>
         </w:tc>
@@ -27421,7 +27421,7 @@
             </w:pPr>
             <w:r/>
             <w:r>
-              <w:t>689.25</w:t>
+              <w:t>692.00</w:t>
             </w:r>
           </w:p>
         </w:tc>
@@ -27449,7 +27449,7 @@
             </w:pPr>
             <w:r/>
             <w:r>
-              <w:t>676.25</w:t>
+              <w:t>679.00</w:t>
             </w:r>
           </w:p>
         </w:tc>
@@ -27480,7 +27480,7 @@
               <w:rPr>
                 <w:b/>
               </w:rPr>
-              <w:t>681.50</w:t>
+              <w:t>684.25</w:t>
             </w:r>
           </w:p>
         </w:tc>
@@ -27628,7 +27628,7 @@
             </w:pPr>
             <w:r/>
             <w:r>
-              <w:t>681.50</w:t>
+              <w:t>684.25</w:t>
             </w:r>
           </w:p>
         </w:tc>
@@ -27656,7 +27656,7 @@
             </w:pPr>
             <w:r/>
             <w:r>
-              <w:t>695.00</w:t>
+              <w:t>697.75</w:t>
             </w:r>
           </w:p>
         </w:tc>
@@ -27684,7 +27684,7 @@
             </w:pPr>
             <w:r/>
             <w:r>
-              <w:t>668.50</w:t>
+              <w:t>671.25</w:t>
             </w:r>
           </w:p>
         </w:tc>
@@ -27715,7 +27715,7 @@
               <w:rPr>
                 <w:b/>
               </w:rPr>
-              <w:t>683.25</w:t>
+              <w:t>686.00</w:t>
             </w:r>
           </w:p>
         </w:tc>
@@ -27863,7 +27863,7 @@
             </w:pPr>
             <w:r/>
             <w:r>
-              <w:t>683.25</w:t>
+              <w:t>686.00</w:t>
             </w:r>
           </w:p>
         </w:tc>
@@ -27891,7 +27891,7 @@
             </w:pPr>
             <w:r/>
             <w:r>
-              <w:t>692.50</w:t>
+              <w:t>695.25</w:t>
             </w:r>
           </w:p>
         </w:tc>
@@ -27919,7 +27919,7 @@
             </w:pPr>
             <w:r/>
             <w:r>
-              <w:t>672.50</w:t>
+              <w:t>675.25</w:t>
             </w:r>
           </w:p>
         </w:tc>
@@ -27950,7 +27950,7 @@
               <w:rPr>
                 <w:b/>
               </w:rPr>
-              <w:t>683.75</w:t>
+              <w:t>686.50</w:t>
             </w:r>
           </w:p>
         </w:tc>
@@ -28098,7 +28098,7 @@
             </w:pPr>
             <w:r/>
             <w:r>
-              <w:t>683.75</w:t>
+              <w:t>686.50</w:t>
             </w:r>
           </w:p>
         </w:tc>
@@ -28126,7 +28126,7 @@
             </w:pPr>
             <w:r/>
             <w:r>
-              <w:t>696.00</w:t>
+              <w:t>698.75</w:t>
             </w:r>
           </w:p>
         </w:tc>
@@ -28154,7 +28154,7 @@
             </w:pPr>
             <w:r/>
             <w:r>
-              <w:t>669.50</w:t>
+              <w:t>672.25</w:t>
             </w:r>
           </w:p>
         </w:tc>
@@ -28185,7 +28185,7 @@
               <w:rPr>
                 <w:b/>
               </w:rPr>
-              <w:t>682.25</w:t>
+              <w:t>685.00</w:t>
             </w:r>
           </w:p>
         </w:tc>
@@ -28333,7 +28333,7 @@
             </w:pPr>
             <w:r/>
             <w:r>
-              <w:t>682.25</w:t>
+              <w:t>685.00</w:t>
             </w:r>
           </w:p>
         </w:tc>
@@ -28361,7 +28361,7 @@
             </w:pPr>
             <w:r/>
             <w:r>
-              <w:t>689.25</w:t>
+              <w:t>692.00</w:t>
             </w:r>
           </w:p>
         </w:tc>
@@ -28389,7 +28389,7 @@
             </w:pPr>
             <w:r/>
             <w:r>
-              <w:t>672.75</w:t>
+              <w:t>675.50</w:t>
             </w:r>
           </w:p>
         </w:tc>
@@ -28420,7 +28420,7 @@
               <w:rPr>
                 <w:b/>
               </w:rPr>
-              <w:t>682.75</w:t>
+              <w:t>685.50</w:t>
             </w:r>
           </w:p>
         </w:tc>
@@ -28568,7 +28568,7 @@
             </w:pPr>
             <w:r/>
             <w:r>
-              <w:t>682.75</w:t>
+              <w:t>685.50</w:t>
             </w:r>
           </w:p>
         </w:tc>
@@ -28596,7 +28596,7 @@
             </w:pPr>
             <w:r/>
             <w:r>
-              <w:t>693.25</w:t>
+              <w:t>696.00</w:t>
             </w:r>
           </w:p>
         </w:tc>
@@ -28624,7 +28624,7 @@
             </w:pPr>
             <w:r/>
             <w:r>
-              <w:t>675.50</w:t>
+              <w:t>678.25</w:t>
             </w:r>
           </w:p>
         </w:tc>
@@ -28655,7 +28655,7 @@
               <w:rPr>
                 <w:b/>
               </w:rPr>
-              <w:t>682.50</w:t>
+              <w:t>685.25</w:t>
             </w:r>
           </w:p>
         </w:tc>
@@ -28803,7 +28803,7 @@
             </w:pPr>
             <w:r/>
             <w:r>
-              <w:t>682.50</w:t>
+              <w:t>685.25</w:t>
             </w:r>
           </w:p>
         </w:tc>
@@ -28831,7 +28831,7 @@
             </w:pPr>
             <w:r/>
             <w:r>
-              <w:t>692.25</w:t>
+              <w:t>695.00</w:t>
             </w:r>
           </w:p>
         </w:tc>
@@ -28859,7 +28859,7 @@
             </w:pPr>
             <w:r/>
             <w:r>
-              <w:t>672.75</w:t>
+              <w:t>675.50</w:t>
             </w:r>
           </w:p>
         </w:tc>
@@ -28890,7 +28890,7 @@
               <w:rPr>
                 <w:b/>
               </w:rPr>
-              <w:t>683.00</w:t>
+              <w:t>685.75</w:t>
             </w:r>
           </w:p>
         </w:tc>
@@ -29038,7 +29038,7 @@
             </w:pPr>
             <w:r/>
             <w:r>
-              <w:t>683.00</w:t>
+              <w:t>685.75</w:t>
             </w:r>
           </w:p>
         </w:tc>
@@ -29066,7 +29066,7 @@
             </w:pPr>
             <w:r/>
             <w:r>
-              <w:t>693.75</w:t>
+              <w:t>696.50</w:t>
             </w:r>
           </w:p>
         </w:tc>
@@ -29094,7 +29094,7 @@
             </w:pPr>
             <w:r/>
             <w:r>
-              <w:t>675.75</w:t>
+              <w:t>678.50</w:t>
             </w:r>
           </w:p>
         </w:tc>
@@ -29125,7 +29125,7 @@
               <w:rPr>
                 <w:b/>
               </w:rPr>
-              <w:t>683.75</w:t>
+              <w:t>686.50</w:t>
             </w:r>
           </w:p>
         </w:tc>
@@ -29273,7 +29273,7 @@
             </w:pPr>
             <w:r/>
             <w:r>
-              <w:t>683.75</w:t>
+              <w:t>686.50</w:t>
             </w:r>
           </w:p>
         </w:tc>
@@ -29301,7 +29301,7 @@
             </w:pPr>
             <w:r/>
             <w:r>
-              <w:t>690.25</w:t>
+              <w:t>693.00</w:t>
             </w:r>
           </w:p>
         </w:tc>
@@ -29329,7 +29329,7 @@
             </w:pPr>
             <w:r/>
             <w:r>
-              <w:t>675.25</w:t>
+              <w:t>678.00</w:t>
             </w:r>
           </w:p>
         </w:tc>
@@ -29360,7 +29360,7 @@
               <w:rPr>
                 <w:b/>
               </w:rPr>
-              <w:t>684.25</w:t>
+              <w:t>687.00</w:t>
             </w:r>
           </w:p>
         </w:tc>
@@ -29508,7 +29508,7 @@
             </w:pPr>
             <w:r/>
             <w:r>
-              <w:t>684.25</w:t>
+              <w:t>687.00</w:t>
             </w:r>
           </w:p>
         </w:tc>
@@ -29536,7 +29536,7 @@
             </w:pPr>
             <w:r/>
             <w:r>
-              <w:t>695.25</w:t>
+              <w:t>698.00</w:t>
             </w:r>
           </w:p>
         </w:tc>
@@ -29564,7 +29564,7 @@
             </w:pPr>
             <w:r/>
             <w:r>
-              <w:t>672.50</w:t>
+              <w:t>675.25</w:t>
             </w:r>
           </w:p>
         </w:tc>
@@ -29595,7 +29595,7 @@
               <w:rPr>
                 <w:b/>
               </w:rPr>
-              <w:t>687.75</w:t>
+              <w:t>690.50</w:t>
             </w:r>
           </w:p>
         </w:tc>
@@ -29743,7 +29743,7 @@
             </w:pPr>
             <w:r/>
             <w:r>
-              <w:t>687.75</w:t>
+              <w:t>690.50</w:t>
             </w:r>
           </w:p>
         </w:tc>
@@ -29771,7 +29771,7 @@
             </w:pPr>
             <w:r/>
             <w:r>
-              <w:t>693.25</w:t>
+              <w:t>696.00</w:t>
             </w:r>
           </w:p>
         </w:tc>
@@ -29799,7 +29799,7 @@
             </w:pPr>
             <w:r/>
             <w:r>
-              <w:t>680.00</w:t>
+              <w:t>682.75</w:t>
             </w:r>
           </w:p>
         </w:tc>
@@ -29830,7 +29830,7 @@
               <w:rPr>
                 <w:b/>
               </w:rPr>
-              <w:t>688.50</w:t>
+              <w:t>691.25</w:t>
             </w:r>
           </w:p>
         </w:tc>
@@ -29978,7 +29978,7 @@
             </w:pPr>
             <w:r/>
             <w:r>
-              <w:t>688.50</w:t>
+              <w:t>691.25</w:t>
             </w:r>
           </w:p>
         </w:tc>
@@ -30006,7 +30006,7 @@
             </w:pPr>
             <w:r/>
             <w:r>
-              <w:t>697.75</w:t>
+              <w:t>700.50</w:t>
             </w:r>
           </w:p>
         </w:tc>
@@ -30034,7 +30034,7 @@
             </w:pPr>
             <w:r/>
             <w:r>
-              <w:t>682.00</w:t>
+              <w:t>684.75</w:t>
             </w:r>
           </w:p>
         </w:tc>
@@ -30065,7 +30065,7 @@
               <w:rPr>
                 <w:b/>
               </w:rPr>
-              <w:t>687.75</w:t>
+              <w:t>690.50</w:t>
             </w:r>
           </w:p>
         </w:tc>
@@ -30213,7 +30213,7 @@
             </w:pPr>
             <w:r/>
             <w:r>
-              <w:t>687.75</w:t>
+              <w:t>690.50</w:t>
             </w:r>
           </w:p>
         </w:tc>
@@ -30241,7 +30241,7 @@
             </w:pPr>
             <w:r/>
             <w:r>
-              <w:t>695.25</w:t>
+              <w:t>698.00</w:t>
             </w:r>
           </w:p>
         </w:tc>
@@ -30269,7 +30269,7 @@
             </w:pPr>
             <w:r/>
             <w:r>
-              <w:t>681.75</w:t>
+              <w:t>684.50</w:t>
             </w:r>
           </w:p>
         </w:tc>
@@ -30300,7 +30300,7 @@
               <w:rPr>
                 <w:b/>
               </w:rPr>
-              <w:t>686.75</w:t>
+              <w:t>689.50</w:t>
             </w:r>
           </w:p>
         </w:tc>
@@ -30448,7 +30448,7 @@
             </w:pPr>
             <w:r/>
             <w:r>
-              <w:t>686.75</w:t>
+              <w:t>689.50</w:t>
             </w:r>
           </w:p>
         </w:tc>
@@ -30476,7 +30476,7 @@
             </w:pPr>
             <w:r/>
             <w:r>
-              <w:t>693.75</w:t>
+              <w:t>696.50</w:t>
             </w:r>
           </w:p>
         </w:tc>
@@ -30504,7 +30504,7 @@
             </w:pPr>
             <w:r/>
             <w:r>
-              <w:t>673.25</w:t>
+              <w:t>676.00</w:t>
             </w:r>
           </w:p>
         </w:tc>
@@ -30535,7 +30535,7 @@
               <w:rPr>
                 <w:b/>
               </w:rPr>
-              <w:t>687.50</w:t>
+              <w:t>690.25</w:t>
             </w:r>
           </w:p>
         </w:tc>
@@ -30683,7 +30683,7 @@
             </w:pPr>
             <w:r/>
             <w:r>
-              <w:t>687.50</w:t>
+              <w:t>690.25</w:t>
             </w:r>
           </w:p>
         </w:tc>
@@ -30711,7 +30711,7 @@
             </w:pPr>
             <w:r/>
             <w:r>
-              <w:t>696.75</w:t>
+              <w:t>699.50</w:t>
             </w:r>
           </w:p>
         </w:tc>
@@ -30739,7 +30739,7 @@
             </w:pPr>
             <w:r/>
             <w:r>
-              <w:t>680.25</w:t>
+              <w:t>683.00</w:t>
             </w:r>
           </w:p>
         </w:tc>
@@ -30770,7 +30770,7 @@
               <w:rPr>
                 <w:b/>
               </w:rPr>
-              <w:t>687.25</w:t>
+              <w:t>690.00</w:t>
             </w:r>
           </w:p>
         </w:tc>
@@ -30918,7 +30918,7 @@
             </w:pPr>
             <w:r/>
             <w:r>
-              <w:t>687.25</w:t>
+              <w:t>690.00</w:t>
             </w:r>
           </w:p>
         </w:tc>
@@ -30946,7 +30946,7 @@
             </w:pPr>
             <w:r/>
             <w:r>
-              <w:t>695.75</w:t>
+              <w:t>698.50</w:t>
             </w:r>
           </w:p>
         </w:tc>
@@ -30974,7 +30974,7 @@
             </w:pPr>
             <w:r/>
             <w:r>
-              <w:t>673.25</w:t>
+              <w:t>676.00</w:t>
             </w:r>
           </w:p>
         </w:tc>
@@ -31005,7 +31005,7 @@
               <w:rPr>
                 <w:b/>
               </w:rPr>
-              <w:t>689.00</w:t>
+              <w:t>691.75</w:t>
             </w:r>
           </w:p>
         </w:tc>
@@ -31153,7 +31153,7 @@
             </w:pPr>
             <w:r/>
             <w:r>
-              <w:t>689.00</w:t>
+              <w:t>691.75</w:t>
             </w:r>
           </w:p>
         </w:tc>
@@ -31181,7 +31181,7 @@
             </w:pPr>
             <w:r/>
             <w:r>
-              <w:t>695.25</w:t>
+              <w:t>698.00</w:t>
             </w:r>
           </w:p>
         </w:tc>
@@ -31209,7 +31209,7 @@
             </w:pPr>
             <w:r/>
             <w:r>
-              <w:t>682.50</w:t>
+              <w:t>685.25</w:t>
             </w:r>
           </w:p>
         </w:tc>
@@ -31240,7 +31240,7 @@
               <w:rPr>
                 <w:b/>
               </w:rPr>
-              <w:t>688.25</w:t>
+              <w:t>691.00</w:t>
             </w:r>
           </w:p>
         </w:tc>

--- a/Daily Reports/12_10_2026-CBOT Reports.docx
+++ b/Daily Reports/12_10_2026-CBOT Reports.docx
@@ -104,7 +104,7 @@
           <w:color w:val="5C768D"/>
           <w:sz w:val="19"/>
         </w:rPr>
-        <w:t>Cập nhật tự động qua `macro_tracker.py` vào lúc 18:34 ICT ngày 12/10/2026</w:t>
+        <w:t>Cập nhật tự động qua `macro_tracker.py` vào lúc 20:12 ICT ngày 12/10/2026</w:t>
       </w:r>
     </w:p>
     <w:tbl>
@@ -313,7 +313,7 @@
               <w:rPr>
                 <w:b/>
               </w:rPr>
-              <w:t>105.95 / thùng</w:t>
+              <w:t>106.79 / thùng</w:t>
             </w:r>
           </w:p>
         </w:tc>
@@ -442,7 +442,7 @@
               <w:rPr>
                 <w:b/>
               </w:rPr>
-              <w:t>102.44</w:t>
+              <w:t>102.41</w:t>
             </w:r>
           </w:p>
         </w:tc>
@@ -1218,7 +1218,7 @@
         <w:rPr>
           <w:b/>
         </w:rPr>
-        <w:t>`105.95` (+0.00%)</w:t>
+        <w:t>`106.79` (+0.00%)</w:t>
       </w:r>
       <w:r>
         <w:t xml:space="preserve"> | DXY: </w:t>
@@ -1227,7 +1227,7 @@
         <w:rPr>
           <w:b/>
         </w:rPr>
-        <w:t>`102.44` (+0.00%)</w:t>
+        <w:t>`102.41` (+0.00%)</w:t>
       </w:r>
       <w:r>
         <w:t xml:space="preserve"> | Lúa mì CBOT: </w:t>
@@ -1236,7 +1236,7 @@
         <w:rPr>
           <w:b/>
         </w:rPr>
-        <w:t>`669.25` (+0.00%)</w:t>
+        <w:t>`670.50` (+0.00%)</w:t>
       </w:r>
       <w:r>
         <w:t>.</w:t>
@@ -1306,7 +1306,7 @@
           <w:color w:val="5C768D"/>
           <w:sz w:val="19"/>
         </w:rPr>
-        <w:t>Cập nhật tự động lúc 18:34 ICT ngày 12/10/2026 — Nguồn: NOAA, USDA, BOM Australia</w:t>
+        <w:t>Cập nhật tự động lúc 20:12 ICT ngày 12/10/2026 — Nguồn: NOAA, USDA, BOM Australia</w:t>
       </w:r>
     </w:p>
     <w:p>
@@ -3574,7 +3574,7 @@
               <w:rPr>
                 <w:b/>
               </w:rPr>
-              <w:t>480.00</w:t>
+              <w:t>481.50</w:t>
             </w:r>
           </w:p>
         </w:tc>
@@ -3605,7 +3605,7 @@
               <w:rPr>
                 <w:b/>
               </w:rPr>
-              <w:t>479.83 (-0.17)</w:t>
+              <w:t>480.96 (-0.54)</w:t>
             </w:r>
           </w:p>
         </w:tc>
@@ -3633,7 +3633,7 @@
             </w:pPr>
             <w:r/>
             <w:r>
-              <w:t>Bearish (485.68 &lt; 492.18)</w:t>
+              <w:t>Bearish (485.30 &lt; 491.76)</w:t>
             </w:r>
           </w:p>
         </w:tc>
@@ -3822,7 +3822,7 @@
               <w:rPr>
                 <w:b/>
               </w:rPr>
-              <w:t>669.25</w:t>
+              <w:t>670.50</w:t>
             </w:r>
           </w:p>
         </w:tc>
@@ -3853,7 +3853,7 @@
               <w:rPr>
                 <w:b/>
               </w:rPr>
-              <w:t>669.40 (+0.15)</w:t>
+              <w:t>670.62 (+0.12)</w:t>
             </w:r>
           </w:p>
         </w:tc>
@@ -3881,7 +3881,7 @@
             </w:pPr>
             <w:r/>
             <w:r>
-              <w:t>Bearish (673.12 &lt; 679.06)</w:t>
+              <w:t>Bearish (672.96 &lt; 678.76)</w:t>
             </w:r>
           </w:p>
         </w:tc>
@@ -3909,7 +3909,7 @@
             </w:pPr>
             <w:r/>
             <w:r>
-              <w:t>4.50 cents</w:t>
+              <w:t>2.25 cents</w:t>
             </w:r>
           </w:p>
         </w:tc>
@@ -4347,7 +4347,7 @@
                 <w:b/>
                 <w:color w:val="15803D"/>
               </w:rPr>
-              <w:t>471.40 - 485.68 cents (Canh mua vùng hỗ trợ)</w:t>
+              <w:t>471.43 - 485.30 cents (Canh mua vùng hỗ trợ)</w:t>
             </w:r>
           </w:p>
         </w:tc>
@@ -4378,7 +4378,7 @@
               <w:rPr>
                 <w:b/>
               </w:rPr>
-              <w:t>466.79 cents (Dưới cản S2 + 1.5x ATR)</w:t>
+              <w:t>466.72 cents (Dưới cản S2 + 1.5x ATR)</w:t>
             </w:r>
           </w:p>
         </w:tc>
@@ -4414,7 +4414,7 @@
                 <w:color w:val="D97706"/>
                 <w:sz w:val="19"/>
               </w:rPr>
-              <w:t xml:space="preserve"> 482.50 cents </w:t>
+              <w:t xml:space="preserve"> 500.25 cents </w:t>
             </w:r>
             <w:r>
               <w:t xml:space="preserve"> / TP2: </w:t>
@@ -4528,7 +4528,7 @@
                 <w:b/>
                 <w:color w:val="15803D"/>
               </w:rPr>
-              <w:t>Long trung hạn (Swing) (ZCZ26)</w:t>
+              <w:t>Long trung hạn (Swing) (ZCH27)</w:t>
             </w:r>
           </w:p>
         </w:tc>
@@ -4559,7 +4559,7 @@
               <w:rPr>
                 <w:b/>
               </w:rPr>
-              <w:t>469.90 - 471.40 cents</w:t>
+              <w:t>484.82 - 486.32 cents</w:t>
             </w:r>
           </w:p>
         </w:tc>
@@ -4590,7 +4590,7 @@
               <w:rPr>
                 <w:b/>
               </w:rPr>
-              <w:t>467.94 cents (Chống quét SL tuyệt đối)</w:t>
+              <w:t>483.11 cents (Chống quét SL tuyệt đối)</w:t>
             </w:r>
           </w:p>
         </w:tc>
@@ -4621,7 +4621,7 @@
               <w:rPr>
                 <w:b/>
               </w:rPr>
-              <w:t>543.75 cents (Ăn trọn biên độ ngô ~10.5 giá)</w:t>
+              <w:t>559.00 cents (Ăn trọn biên độ ngô ~10.5 giá)</w:t>
             </w:r>
           </w:p>
         </w:tc>
@@ -4721,7 +4721,7 @@
                 <w:b/>
                 <w:color w:val="B91C1C"/>
               </w:rPr>
-              <w:t>Short trung hạn (Swing) (ZCZ26)</w:t>
+              <w:t>Short trung hạn (Swing) (ZCH27)</w:t>
             </w:r>
           </w:p>
         </w:tc>
@@ -4752,7 +4752,7 @@
               <w:rPr>
                 <w:b/>
               </w:rPr>
-              <w:t>482.50 - 484.00 cents</w:t>
+              <w:t>514.75 - 516.25 cents</w:t>
             </w:r>
           </w:p>
         </w:tc>
@@ -4783,7 +4783,7 @@
               <w:rPr>
                 <w:b/>
               </w:rPr>
-              <w:t>484.81 cents</w:t>
+              <w:t>516.89 cents</w:t>
             </w:r>
           </w:p>
         </w:tc>
@@ -4814,7 +4814,7 @@
               <w:rPr>
                 <w:b/>
               </w:rPr>
-              <w:t>471.25 cents</w:t>
+              <w:t>486.25 cents</w:t>
             </w:r>
           </w:p>
         </w:tc>
@@ -4945,7 +4945,7 @@
               <w:rPr>
                 <w:b/>
               </w:rPr>
-              <w:t>461.02 - 470.25 cents</w:t>
+              <w:t>460.83 - 470.25 cents</w:t>
             </w:r>
           </w:p>
         </w:tc>
@@ -5126,7 +5126,7 @@
                 <w:b/>
                 <w:color w:val="B91C1C"/>
               </w:rPr>
-              <w:t>673.12 - 679.06 cents (Canh bán hồi kỹ thuật H1)</w:t>
+              <w:t>672.96 - 678.76 cents (Canh bán hồi kỹ thuật H1)</w:t>
             </w:r>
           </w:p>
         </w:tc>
@@ -5157,7 +5157,7 @@
               <w:rPr>
                 <w:b/>
               </w:rPr>
-              <w:t>768.00 cents (Trên kháng cự R2 + 1.5x ATR)</w:t>
+              <w:t>767.79 cents (Trên kháng cự R2 + 1.5x ATR)</w:t>
             </w:r>
           </w:p>
         </w:tc>
@@ -5193,7 +5193,7 @@
                 <w:color w:val="D97706"/>
                 <w:sz w:val="19"/>
               </w:rPr>
-              <w:t xml:space="preserve"> 663.17 cents </w:t>
+              <w:t xml:space="preserve"> 663.10 cents </w:t>
             </w:r>
             <w:r>
               <w:t xml:space="preserve"> / TP2: </w:t>
@@ -5335,7 +5335,7 @@
               <w:rPr>
                 <w:b/>
               </w:rPr>
-              <w:t>675.34 - 677.34 cents</w:t>
+              <w:t>675.25 - 677.25 cents</w:t>
             </w:r>
           </w:p>
         </w:tc>
@@ -5366,7 +5366,7 @@
               <w:rPr>
                 <w:b/>
               </w:rPr>
-              <w:t>672.56 cents</w:t>
+              <w:t>672.76 cents</w:t>
             </w:r>
           </w:p>
         </w:tc>
@@ -5559,7 +5559,7 @@
               <w:rPr>
                 <w:b/>
               </w:rPr>
-              <w:t>699.44 cents</w:t>
+              <w:t>699.24 cents</w:t>
             </w:r>
           </w:p>
         </w:tc>
@@ -5721,7 +5721,7 @@
               <w:rPr>
                 <w:b/>
               </w:rPr>
-              <w:t>648.16 - 661.50 cents</w:t>
+              <w:t>648.74 - 661.50 cents</w:t>
             </w:r>
           </w:p>
         </w:tc>
@@ -11609,7 +11609,7 @@
         <w:t>Giá Chốt Phiên (Close):</w:t>
       </w:r>
       <w:r>
-        <w:t xml:space="preserve"> 480.00 cents | </w:t>
+        <w:t xml:space="preserve"> 481.50 cents | </w:t>
       </w:r>
       <w:r>
         <w:rPr>
@@ -11624,10 +11624,10 @@
         <w:rPr>
           <w:b/>
         </w:rPr>
-        <w:t>`479.83 cents`</w:t>
+        <w:t>`480.96 cents`</w:t>
       </w:r>
       <w:r>
-        <w:t xml:space="preserve"> (-0.17).</w:t>
+        <w:t xml:space="preserve"> (-0.54).</w:t>
       </w:r>
     </w:p>
     <w:p>
@@ -11648,7 +11648,7 @@
         <w:rPr>
           <w:b/>
         </w:rPr>
-        <w:t>`43,055`</w:t>
+        <w:t>`54,806`</w:t>
       </w:r>
       <w:r>
         <w:t xml:space="preserve"> (Chênh lệch: </w:t>
@@ -11657,7 +11657,7 @@
         <w:rPr>
           <w:b/>
         </w:rPr>
-        <w:t>`+19,309`</w:t>
+        <w:t>`+31,060`</w:t>
       </w:r>
       <w:r>
         <w:t xml:space="preserve">) | OI: </w:t>
@@ -11699,7 +11699,7 @@
         <w:rPr>
           <w:b/>
         </w:rPr>
-        <w:t>`Bearish Engulfing (Nhấn chìm giảm thiểu)`</w:t>
+        <w:t>`Không phát hiện mô hình nến đặc biệt`</w:t>
       </w:r>
     </w:p>
     <w:p>
@@ -11719,9 +11719,9 @@
       <w:r>
         <w:rPr>
           <w:b/>
-          <w:color w:val="15803D"/>
+          <w:color w:val="B91C1C"/>
         </w:rPr>
-        <w:t>`Giảm do phe Long tháo chạy (Long Liquidation)`</w:t>
+        <w:t>`Tăng do phe Short chốt lời (Short Covering)`</w:t>
       </w:r>
     </w:p>
     <w:p>
@@ -11736,16 +11736,16 @@
         <w:t>Đánh giá xu hướng kết hợp:</w:t>
       </w:r>
       <w:r>
-        <w:t xml:space="preserve"> ️ </w:t>
+        <w:t xml:space="preserve"> </w:t>
       </w:r>
       <w:r>
         <w:rPr>
           <w:b/>
         </w:rPr>
-        <w:t>HỒI KỸ THUẬT YẾU (Weak Bullish Retest):</w:t>
+        <w:t>TÍCH LŨY TÍCH CỰC (Accumulation):</w:t>
       </w:r>
       <w:r>
-        <w:t xml:space="preserve"> Xuất hiện nến tăng nhưng dòng tiền/thanh khoản yếu. Cần quan sát thêm lực cầu.</w:t>
+        <w:t xml:space="preserve"> Nến đi ngang nhưng dòng tiền âm thầm gia tăng (OI tăng), báo hiệu chuẩn bị có nhịp bứt phá tăng.</w:t>
       </w:r>
     </w:p>
     <w:p>
@@ -11991,7 +11991,7 @@
               <w:rPr>
                 <w:b/>
               </w:rPr>
-              <w:t>105.95</w:t>
+              <w:t>106.79</w:t>
             </w:r>
           </w:p>
         </w:tc>
@@ -12114,7 +12114,7 @@
               <w:rPr>
                 <w:b/>
               </w:rPr>
-              <w:t>102.44</w:t>
+              <w:t>102.41</w:t>
             </w:r>
           </w:p>
         </w:tc>
@@ -12749,7 +12749,7 @@
         <w:t xml:space="preserve"> EMA_21 </w:t>
       </w:r>
       <w:r>
-        <w:t xml:space="preserve"> (485.68) &lt; </w:t>
+        <w:t xml:space="preserve"> (485.30) &lt; </w:t>
       </w:r>
       <w:r>
         <w:rPr>
@@ -12760,7 +12760,7 @@
         <w:t xml:space="preserve"> EMA_50 </w:t>
       </w:r>
       <w:r>
-        <w:t xml:space="preserve"> (492.18).</w:t>
+        <w:t xml:space="preserve"> (491.76).</w:t>
       </w:r>
     </w:p>
     <w:p>
@@ -12781,7 +12781,7 @@
         <w:rPr>
           <w:b/>
         </w:rPr>
-        <w:t>`33.28`</w:t>
+        <w:t>`37.46`</w:t>
       </w:r>
       <w:r>
         <w:t xml:space="preserve"> | ATR (14) = </w:t>
@@ -12790,7 +12790,7 @@
         <w:rPr>
           <w:b/>
         </w:rPr>
-        <w:t>`2.31`</w:t>
+        <w:t>`2.35`</w:t>
       </w:r>
       <w:r>
         <w:t xml:space="preserve"> cents | Volatility = </w:t>
@@ -12823,7 +12823,7 @@
         <w:rPr>
           <w:b/>
         </w:rPr>
-        <w:t>`471.40`</w:t>
+        <w:t>`471.43`</w:t>
       </w:r>
       <w:r>
         <w:t xml:space="preserve"> | S2: </w:t>
@@ -12841,7 +12841,7 @@
         <w:rPr>
           <w:b/>
         </w:rPr>
-        <w:t>`482.50`</w:t>
+        <w:t>`500.25`</w:t>
       </w:r>
       <w:r>
         <w:t xml:space="preserve"> | R2: </w:t>
@@ -13584,7 +13584,7 @@
           <w:b/>
           <w:color w:val="15803D"/>
         </w:rPr>
-        <w:t>`471.40 - 485.68 cents (Canh mua vùng hỗ trợ)`</w:t>
+        <w:t>`471.43 - 485.30 cents (Canh mua vùng hỗ trợ)`</w:t>
       </w:r>
       <w:r>
         <w:t xml:space="preserve"> | SL: </w:t>
@@ -13593,7 +13593,7 @@
         <w:rPr>
           <w:b/>
         </w:rPr>
-        <w:t>`466.79 cents (Dưới cản S2 + 1.5x ATR)`</w:t>
+        <w:t>`466.72 cents (Dưới cản S2 + 1.5x ATR)`</w:t>
       </w:r>
       <w:r>
         <w:t xml:space="preserve"> | TP: </w:t>
@@ -13604,7 +13604,7 @@
           <w:color w:val="D97706"/>
           <w:sz w:val="19"/>
         </w:rPr>
-        <w:t xml:space="preserve"> 482.50 cents </w:t>
+        <w:t xml:space="preserve"> 500.25 cents </w:t>
       </w:r>
       <w:r>
         <w:t xml:space="preserve"> / </w:t>
@@ -13630,7 +13630,7 @@
         <w:rPr>
           <w:b/>
         </w:rPr>
-        <w:t>Trung hạn (Swing Trades - HĐ ZCZ26):</w:t>
+        <w:t>Trung hạn (Swing Trades - HĐ ZCH27):</w:t>
       </w:r>
     </w:p>
     <w:p>
@@ -13655,7 +13655,7 @@
         <w:rPr>
           <w:b/>
         </w:rPr>
-        <w:t>`469.90 - 471.40 cents`</w:t>
+        <w:t>`484.82 - 486.32 cents`</w:t>
       </w:r>
       <w:r>
         <w:t xml:space="preserve"> | SL: </w:t>
@@ -13664,7 +13664,7 @@
         <w:rPr>
           <w:b/>
         </w:rPr>
-        <w:t>`467.94 cents (Chống quét SL tuyệt đối)`</w:t>
+        <w:t>`483.11 cents (Chống quét SL tuyệt đối)`</w:t>
       </w:r>
       <w:r>
         <w:t xml:space="preserve"> | TP: </w:t>
@@ -13673,7 +13673,7 @@
         <w:rPr>
           <w:b/>
         </w:rPr>
-        <w:t>`543.75 cents (Ăn trọn biên độ ngô ~10.5 giá)`</w:t>
+        <w:t>`559.00 cents (Ăn trọn biên độ ngô ~10.5 giá)`</w:t>
       </w:r>
       <w:r>
         <w:t>.</w:t>
@@ -13701,7 +13701,7 @@
         <w:rPr>
           <w:b/>
         </w:rPr>
-        <w:t>`482.50 - 484.00 cents`</w:t>
+        <w:t>`514.75 - 516.25 cents`</w:t>
       </w:r>
       <w:r>
         <w:t xml:space="preserve"> | SL: </w:t>
@@ -13710,7 +13710,7 @@
         <w:rPr>
           <w:b/>
         </w:rPr>
-        <w:t>`484.81 cents`</w:t>
+        <w:t>`516.89 cents`</w:t>
       </w:r>
       <w:r>
         <w:t xml:space="preserve"> | TP: </w:t>
@@ -13719,7 +13719,7 @@
         <w:rPr>
           <w:b/>
         </w:rPr>
-        <w:t>`471.25 cents`</w:t>
+        <w:t>`486.25 cents`</w:t>
       </w:r>
       <w:r>
         <w:t>.</w:t>
@@ -13759,7 +13759,7 @@
         <w:rPr>
           <w:b/>
         </w:rPr>
-        <w:t>`461.02 - 470.25 cents`</w:t>
+        <w:t>`460.83 - 470.25 cents`</w:t>
       </w:r>
     </w:p>
     <w:p>
@@ -14166,7 +14166,7 @@
             </w:pPr>
             <w:r/>
             <w:r>
-              <w:t>480.00</w:t>
+              <w:t>481.50</w:t>
             </w:r>
           </w:p>
         </w:tc>
@@ -14194,7 +14194,7 @@
             </w:pPr>
             <w:r/>
             <w:r>
-              <w:t>483.75</w:t>
+              <w:t>485.25</w:t>
             </w:r>
           </w:p>
         </w:tc>
@@ -14222,7 +14222,7 @@
             </w:pPr>
             <w:r/>
             <w:r>
-              <w:t>476.75</w:t>
+              <w:t>478.25</w:t>
             </w:r>
           </w:p>
         </w:tc>
@@ -14253,7 +14253,7 @@
               <w:rPr>
                 <w:b/>
               </w:rPr>
-              <w:t>480.25</w:t>
+              <w:t>481.75</w:t>
             </w:r>
           </w:p>
         </w:tc>
@@ -14401,7 +14401,7 @@
             </w:pPr>
             <w:r/>
             <w:r>
-              <w:t>480.25</w:t>
+              <w:t>481.75</w:t>
             </w:r>
           </w:p>
         </w:tc>
@@ -14429,7 +14429,7 @@
             </w:pPr>
             <w:r/>
             <w:r>
-              <w:t>483.00</w:t>
+              <w:t>484.50</w:t>
             </w:r>
           </w:p>
         </w:tc>
@@ -14457,7 +14457,7 @@
             </w:pPr>
             <w:r/>
             <w:r>
-              <w:t>476.50</w:t>
+              <w:t>478.00</w:t>
             </w:r>
           </w:p>
         </w:tc>
@@ -14488,7 +14488,7 @@
               <w:rPr>
                 <w:b/>
               </w:rPr>
-              <w:t>479.75</w:t>
+              <w:t>481.25</w:t>
             </w:r>
           </w:p>
         </w:tc>
@@ -14636,7 +14636,7 @@
             </w:pPr>
             <w:r/>
             <w:r>
-              <w:t>479.75</w:t>
+              <w:t>481.25</w:t>
             </w:r>
           </w:p>
         </w:tc>
@@ -14664,7 +14664,7 @@
             </w:pPr>
             <w:r/>
             <w:r>
-              <w:t>482.75</w:t>
+              <w:t>484.25</w:t>
             </w:r>
           </w:p>
         </w:tc>
@@ -14692,7 +14692,7 @@
             </w:pPr>
             <w:r/>
             <w:r>
-              <w:t>475.75</w:t>
+              <w:t>477.25</w:t>
             </w:r>
           </w:p>
         </w:tc>
@@ -14723,7 +14723,7 @@
               <w:rPr>
                 <w:b/>
               </w:rPr>
-              <w:t>480.50</w:t>
+              <w:t>482.00</w:t>
             </w:r>
           </w:p>
         </w:tc>
@@ -14871,7 +14871,7 @@
             </w:pPr>
             <w:r/>
             <w:r>
-              <w:t>480.50</w:t>
+              <w:t>482.00</w:t>
             </w:r>
           </w:p>
         </w:tc>
@@ -14899,7 +14899,7 @@
             </w:pPr>
             <w:r/>
             <w:r>
-              <w:t>485.00</w:t>
+              <w:t>486.50</w:t>
             </w:r>
           </w:p>
         </w:tc>
@@ -14927,7 +14927,7 @@
             </w:pPr>
             <w:r/>
             <w:r>
-              <w:t>475.50</w:t>
+              <w:t>477.00</w:t>
             </w:r>
           </w:p>
         </w:tc>
@@ -14958,7 +14958,7 @@
               <w:rPr>
                 <w:b/>
               </w:rPr>
-              <w:t>481.25</w:t>
+              <w:t>482.75</w:t>
             </w:r>
           </w:p>
         </w:tc>
@@ -15106,7 +15106,7 @@
             </w:pPr>
             <w:r/>
             <w:r>
-              <w:t>481.25</w:t>
+              <w:t>482.75</w:t>
             </w:r>
           </w:p>
         </w:tc>
@@ -15134,7 +15134,7 @@
             </w:pPr>
             <w:r/>
             <w:r>
-              <w:t>486.75</w:t>
+              <w:t>488.25</w:t>
             </w:r>
           </w:p>
         </w:tc>
@@ -15162,7 +15162,7 @@
             </w:pPr>
             <w:r/>
             <w:r>
-              <w:t>475.00</w:t>
+              <w:t>476.50</w:t>
             </w:r>
           </w:p>
         </w:tc>
@@ -15193,7 +15193,7 @@
               <w:rPr>
                 <w:b/>
               </w:rPr>
-              <w:t>483.50</w:t>
+              <w:t>485.00</w:t>
             </w:r>
           </w:p>
         </w:tc>
@@ -15341,7 +15341,7 @@
             </w:pPr>
             <w:r/>
             <w:r>
-              <w:t>483.50</w:t>
+              <w:t>485.00</w:t>
             </w:r>
           </w:p>
         </w:tc>
@@ -15369,7 +15369,7 @@
             </w:pPr>
             <w:r/>
             <w:r>
-              <w:t>486.50</w:t>
+              <w:t>488.00</w:t>
             </w:r>
           </w:p>
         </w:tc>
@@ -15397,7 +15397,7 @@
             </w:pPr>
             <w:r/>
             <w:r>
-              <w:t>479.25</w:t>
+              <w:t>480.75</w:t>
             </w:r>
           </w:p>
         </w:tc>
@@ -15428,7 +15428,7 @@
               <w:rPr>
                 <w:b/>
               </w:rPr>
-              <w:t>483.75</w:t>
+              <w:t>485.25</w:t>
             </w:r>
           </w:p>
         </w:tc>
@@ -15576,7 +15576,7 @@
             </w:pPr>
             <w:r/>
             <w:r>
-              <w:t>483.75</w:t>
+              <w:t>485.25</w:t>
             </w:r>
           </w:p>
         </w:tc>
@@ -15604,7 +15604,7 @@
             </w:pPr>
             <w:r/>
             <w:r>
-              <w:t>487.00</w:t>
+              <w:t>488.50</w:t>
             </w:r>
           </w:p>
         </w:tc>
@@ -15632,7 +15632,7 @@
             </w:pPr>
             <w:r/>
             <w:r>
-              <w:t>477.25</w:t>
+              <w:t>478.75</w:t>
             </w:r>
           </w:p>
         </w:tc>
@@ -15663,7 +15663,7 @@
               <w:rPr>
                 <w:b/>
               </w:rPr>
-              <w:t>484.50</w:t>
+              <w:t>486.00</w:t>
             </w:r>
           </w:p>
         </w:tc>
@@ -15811,7 +15811,7 @@
             </w:pPr>
             <w:r/>
             <w:r>
-              <w:t>484.50</w:t>
+              <w:t>486.00</w:t>
             </w:r>
           </w:p>
         </w:tc>
@@ -15839,7 +15839,7 @@
             </w:pPr>
             <w:r/>
             <w:r>
-              <w:t>487.50</w:t>
+              <w:t>489.00</w:t>
             </w:r>
           </w:p>
         </w:tc>
@@ -15867,7 +15867,7 @@
             </w:pPr>
             <w:r/>
             <w:r>
-              <w:t>480.00</w:t>
+              <w:t>481.50</w:t>
             </w:r>
           </w:p>
         </w:tc>
@@ -15898,7 +15898,7 @@
               <w:rPr>
                 <w:b/>
               </w:rPr>
-              <w:t>484.00</w:t>
+              <w:t>485.50</w:t>
             </w:r>
           </w:p>
         </w:tc>
@@ -16046,7 +16046,7 @@
             </w:pPr>
             <w:r/>
             <w:r>
-              <w:t>484.00</w:t>
+              <w:t>485.50</w:t>
             </w:r>
           </w:p>
         </w:tc>
@@ -16074,7 +16074,7 @@
             </w:pPr>
             <w:r/>
             <w:r>
-              <w:t>488.00</w:t>
+              <w:t>489.50</w:t>
             </w:r>
           </w:p>
         </w:tc>
@@ -16102,7 +16102,7 @@
             </w:pPr>
             <w:r/>
             <w:r>
-              <w:t>478.25</w:t>
+              <w:t>479.75</w:t>
             </w:r>
           </w:p>
         </w:tc>
@@ -16133,7 +16133,7 @@
               <w:rPr>
                 <w:b/>
               </w:rPr>
-              <w:t>484.50</w:t>
+              <w:t>486.00</w:t>
             </w:r>
           </w:p>
         </w:tc>
@@ -16281,7 +16281,7 @@
             </w:pPr>
             <w:r/>
             <w:r>
-              <w:t>484.50</w:t>
+              <w:t>486.00</w:t>
             </w:r>
           </w:p>
         </w:tc>
@@ -16309,7 +16309,7 @@
             </w:pPr>
             <w:r/>
             <w:r>
-              <w:t>487.00</w:t>
+              <w:t>488.50</w:t>
             </w:r>
           </w:p>
         </w:tc>
@@ -16337,7 +16337,7 @@
             </w:pPr>
             <w:r/>
             <w:r>
-              <w:t>481.25</w:t>
+              <w:t>482.75</w:t>
             </w:r>
           </w:p>
         </w:tc>
@@ -16368,7 +16368,7 @@
               <w:rPr>
                 <w:b/>
               </w:rPr>
-              <w:t>485.00</w:t>
+              <w:t>486.50</w:t>
             </w:r>
           </w:p>
         </w:tc>
@@ -16516,7 +16516,7 @@
             </w:pPr>
             <w:r/>
             <w:r>
-              <w:t>485.00</w:t>
+              <w:t>486.50</w:t>
             </w:r>
           </w:p>
         </w:tc>
@@ -16544,7 +16544,7 @@
             </w:pPr>
             <w:r/>
             <w:r>
-              <w:t>488.50</w:t>
+              <w:t>490.00</w:t>
             </w:r>
           </w:p>
         </w:tc>
@@ -16572,7 +16572,7 @@
             </w:pPr>
             <w:r/>
             <w:r>
-              <w:t>479.00</w:t>
+              <w:t>480.50</w:t>
             </w:r>
           </w:p>
         </w:tc>
@@ -16603,7 +16603,7 @@
               <w:rPr>
                 <w:b/>
               </w:rPr>
-              <w:t>486.00</w:t>
+              <w:t>487.50</w:t>
             </w:r>
           </w:p>
         </w:tc>
@@ -16751,7 +16751,7 @@
             </w:pPr>
             <w:r/>
             <w:r>
-              <w:t>486.00</w:t>
+              <w:t>487.50</w:t>
             </w:r>
           </w:p>
         </w:tc>
@@ -16779,7 +16779,7 @@
             </w:pPr>
             <w:r/>
             <w:r>
-              <w:t>488.75</w:t>
+              <w:t>490.25</w:t>
             </w:r>
           </w:p>
         </w:tc>
@@ -16807,7 +16807,7 @@
             </w:pPr>
             <w:r/>
             <w:r>
-              <w:t>483.50</w:t>
+              <w:t>485.00</w:t>
             </w:r>
           </w:p>
         </w:tc>
@@ -16838,7 +16838,7 @@
               <w:rPr>
                 <w:b/>
               </w:rPr>
-              <w:t>486.00</w:t>
+              <w:t>487.50</w:t>
             </w:r>
           </w:p>
         </w:tc>
@@ -16986,7 +16986,7 @@
             </w:pPr>
             <w:r/>
             <w:r>
-              <w:t>486.00</w:t>
+              <w:t>487.50</w:t>
             </w:r>
           </w:p>
         </w:tc>
@@ -17014,7 +17014,7 @@
             </w:pPr>
             <w:r/>
             <w:r>
-              <w:t>488.75</w:t>
+              <w:t>490.25</w:t>
             </w:r>
           </w:p>
         </w:tc>
@@ -17042,7 +17042,7 @@
             </w:pPr>
             <w:r/>
             <w:r>
-              <w:t>483.50</w:t>
+              <w:t>485.00</w:t>
             </w:r>
           </w:p>
         </w:tc>
@@ -17073,7 +17073,7 @@
               <w:rPr>
                 <w:b/>
               </w:rPr>
-              <w:t>485.50</w:t>
+              <w:t>487.00</w:t>
             </w:r>
           </w:p>
         </w:tc>
@@ -17221,7 +17221,7 @@
             </w:pPr>
             <w:r/>
             <w:r>
-              <w:t>485.50</w:t>
+              <w:t>487.00</w:t>
             </w:r>
           </w:p>
         </w:tc>
@@ -17249,7 +17249,7 @@
             </w:pPr>
             <w:r/>
             <w:r>
-              <w:t>488.50</w:t>
+              <w:t>490.00</w:t>
             </w:r>
           </w:p>
         </w:tc>
@@ -17277,7 +17277,7 @@
             </w:pPr>
             <w:r/>
             <w:r>
-              <w:t>482.25</w:t>
+              <w:t>483.75</w:t>
             </w:r>
           </w:p>
         </w:tc>
@@ -17308,7 +17308,7 @@
               <w:rPr>
                 <w:b/>
               </w:rPr>
-              <w:t>485.25</w:t>
+              <w:t>486.75</w:t>
             </w:r>
           </w:p>
         </w:tc>
@@ -17456,7 +17456,7 @@
             </w:pPr>
             <w:r/>
             <w:r>
-              <w:t>485.25</w:t>
+              <w:t>486.75</w:t>
             </w:r>
           </w:p>
         </w:tc>
@@ -17484,7 +17484,7 @@
             </w:pPr>
             <w:r/>
             <w:r>
-              <w:t>489.25</w:t>
+              <w:t>490.75</w:t>
             </w:r>
           </w:p>
         </w:tc>
@@ -17512,7 +17512,7 @@
             </w:pPr>
             <w:r/>
             <w:r>
-              <w:t>480.00</w:t>
+              <w:t>481.50</w:t>
             </w:r>
           </w:p>
         </w:tc>
@@ -17543,7 +17543,7 @@
               <w:rPr>
                 <w:b/>
               </w:rPr>
-              <w:t>485.75</w:t>
+              <w:t>487.25</w:t>
             </w:r>
           </w:p>
         </w:tc>
@@ -17691,7 +17691,7 @@
             </w:pPr>
             <w:r/>
             <w:r>
-              <w:t>485.75</w:t>
+              <w:t>487.25</w:t>
             </w:r>
           </w:p>
         </w:tc>
@@ -17719,7 +17719,7 @@
             </w:pPr>
             <w:r/>
             <w:r>
-              <w:t>490.50</w:t>
+              <w:t>492.00</w:t>
             </w:r>
           </w:p>
         </w:tc>
@@ -17747,7 +17747,7 @@
             </w:pPr>
             <w:r/>
             <w:r>
-              <w:t>478.75</w:t>
+              <w:t>480.25</w:t>
             </w:r>
           </w:p>
         </w:tc>
@@ -17778,7 +17778,7 @@
               <w:rPr>
                 <w:b/>
               </w:rPr>
-              <w:t>487.75</w:t>
+              <w:t>489.25</w:t>
             </w:r>
           </w:p>
         </w:tc>
@@ -17926,7 +17926,7 @@
             </w:pPr>
             <w:r/>
             <w:r>
-              <w:t>487.75</w:t>
+              <w:t>489.25</w:t>
             </w:r>
           </w:p>
         </w:tc>
@@ -17954,7 +17954,7 @@
             </w:pPr>
             <w:r/>
             <w:r>
-              <w:t>495.75</w:t>
+              <w:t>497.25</w:t>
             </w:r>
           </w:p>
         </w:tc>
@@ -17982,7 +17982,7 @@
             </w:pPr>
             <w:r/>
             <w:r>
-              <w:t>480.75</w:t>
+              <w:t>482.25</w:t>
             </w:r>
           </w:p>
         </w:tc>
@@ -18013,7 +18013,7 @@
               <w:rPr>
                 <w:b/>
               </w:rPr>
-              <w:t>489.25</w:t>
+              <w:t>490.75</w:t>
             </w:r>
           </w:p>
         </w:tc>
@@ -18161,7 +18161,7 @@
             </w:pPr>
             <w:r/>
             <w:r>
-              <w:t>489.25</w:t>
+              <w:t>490.75</w:t>
             </w:r>
           </w:p>
         </w:tc>
@@ -18189,7 +18189,7 @@
             </w:pPr>
             <w:r/>
             <w:r>
-              <w:t>493.75</w:t>
+              <w:t>495.25</w:t>
             </w:r>
           </w:p>
         </w:tc>
@@ -18217,7 +18217,7 @@
             </w:pPr>
             <w:r/>
             <w:r>
-              <w:t>485.00</w:t>
+              <w:t>486.50</w:t>
             </w:r>
           </w:p>
         </w:tc>
@@ -18248,7 +18248,7 @@
               <w:rPr>
                 <w:b/>
               </w:rPr>
-              <w:t>488.75</w:t>
+              <w:t>490.25</w:t>
             </w:r>
           </w:p>
         </w:tc>
@@ -18396,7 +18396,7 @@
             </w:pPr>
             <w:r/>
             <w:r>
-              <w:t>488.75</w:t>
+              <w:t>490.25</w:t>
             </w:r>
           </w:p>
         </w:tc>
@@ -18424,7 +18424,7 @@
             </w:pPr>
             <w:r/>
             <w:r>
-              <w:t>491.00</w:t>
+              <w:t>492.50</w:t>
             </w:r>
           </w:p>
         </w:tc>
@@ -18452,7 +18452,7 @@
             </w:pPr>
             <w:r/>
             <w:r>
-              <w:t>486.00</w:t>
+              <w:t>487.50</w:t>
             </w:r>
           </w:p>
         </w:tc>
@@ -18483,7 +18483,7 @@
               <w:rPr>
                 <w:b/>
               </w:rPr>
-              <w:t>488.50</w:t>
+              <w:t>490.00</w:t>
             </w:r>
           </w:p>
         </w:tc>
@@ -18631,7 +18631,7 @@
             </w:pPr>
             <w:r/>
             <w:r>
-              <w:t>488.50</w:t>
+              <w:t>490.00</w:t>
             </w:r>
           </w:p>
         </w:tc>
@@ -18659,7 +18659,7 @@
             </w:pPr>
             <w:r/>
             <w:r>
-              <w:t>490.50</w:t>
+              <w:t>492.00</w:t>
             </w:r>
           </w:p>
         </w:tc>
@@ -18687,7 +18687,7 @@
             </w:pPr>
             <w:r/>
             <w:r>
-              <w:t>484.00</w:t>
+              <w:t>485.50</w:t>
             </w:r>
           </w:p>
         </w:tc>
@@ -18718,7 +18718,7 @@
               <w:rPr>
                 <w:b/>
               </w:rPr>
-              <w:t>488.75</w:t>
+              <w:t>490.25</w:t>
             </w:r>
           </w:p>
         </w:tc>
@@ -18866,7 +18866,7 @@
             </w:pPr>
             <w:r/>
             <w:r>
-              <w:t>488.75</w:t>
+              <w:t>490.25</w:t>
             </w:r>
           </w:p>
         </w:tc>
@@ -18894,7 +18894,7 @@
             </w:pPr>
             <w:r/>
             <w:r>
-              <w:t>492.50</w:t>
+              <w:t>494.00</w:t>
             </w:r>
           </w:p>
         </w:tc>
@@ -18922,7 +18922,7 @@
             </w:pPr>
             <w:r/>
             <w:r>
-              <w:t>486.00</w:t>
+              <w:t>487.50</w:t>
             </w:r>
           </w:p>
         </w:tc>
@@ -18953,7 +18953,7 @@
               <w:rPr>
                 <w:b/>
               </w:rPr>
-              <w:t>489.25</w:t>
+              <w:t>490.75</w:t>
             </w:r>
           </w:p>
         </w:tc>
@@ -19101,7 +19101,7 @@
             </w:pPr>
             <w:r/>
             <w:r>
-              <w:t>489.25</w:t>
+              <w:t>490.75</w:t>
             </w:r>
           </w:p>
         </w:tc>
@@ -19129,7 +19129,7 @@
             </w:pPr>
             <w:r/>
             <w:r>
-              <w:t>492.25</w:t>
+              <w:t>493.75</w:t>
             </w:r>
           </w:p>
         </w:tc>
@@ -19157,7 +19157,7 @@
             </w:pPr>
             <w:r/>
             <w:r>
-              <w:t>484.75</w:t>
+              <w:t>486.25</w:t>
             </w:r>
           </w:p>
         </w:tc>
@@ -19188,7 +19188,7 @@
               <w:rPr>
                 <w:b/>
               </w:rPr>
-              <w:t>489.50</w:t>
+              <w:t>491.00</w:t>
             </w:r>
           </w:p>
         </w:tc>
@@ -19336,7 +19336,7 @@
             </w:pPr>
             <w:r/>
             <w:r>
-              <w:t>489.50</w:t>
+              <w:t>491.00</w:t>
             </w:r>
           </w:p>
         </w:tc>
@@ -19364,7 +19364,7 @@
             </w:pPr>
             <w:r/>
             <w:r>
-              <w:t>493.75</w:t>
+              <w:t>495.25</w:t>
             </w:r>
           </w:p>
         </w:tc>
@@ -19392,7 +19392,7 @@
             </w:pPr>
             <w:r/>
             <w:r>
-              <w:t>486.25</w:t>
+              <w:t>487.75</w:t>
             </w:r>
           </w:p>
         </w:tc>
@@ -19423,7 +19423,7 @@
               <w:rPr>
                 <w:b/>
               </w:rPr>
-              <w:t>490.25</w:t>
+              <w:t>491.75</w:t>
             </w:r>
           </w:p>
         </w:tc>
@@ -19571,7 +19571,7 @@
             </w:pPr>
             <w:r/>
             <w:r>
-              <w:t>490.25</w:t>
+              <w:t>491.75</w:t>
             </w:r>
           </w:p>
         </w:tc>
@@ -19599,7 +19599,7 @@
             </w:pPr>
             <w:r/>
             <w:r>
-              <w:t>493.75</w:t>
+              <w:t>495.25</w:t>
             </w:r>
           </w:p>
         </w:tc>
@@ -19627,7 +19627,7 @@
             </w:pPr>
             <w:r/>
             <w:r>
-              <w:t>488.00</w:t>
+              <w:t>489.50</w:t>
             </w:r>
           </w:p>
         </w:tc>
@@ -19658,7 +19658,7 @@
               <w:rPr>
                 <w:b/>
               </w:rPr>
-              <w:t>490.25</w:t>
+              <w:t>491.75</w:t>
             </w:r>
           </w:p>
         </w:tc>
@@ -19806,7 +19806,7 @@
             </w:pPr>
             <w:r/>
             <w:r>
-              <w:t>490.25</w:t>
+              <w:t>491.75</w:t>
             </w:r>
           </w:p>
         </w:tc>
@@ -19834,7 +19834,7 @@
             </w:pPr>
             <w:r/>
             <w:r>
-              <w:t>494.00</w:t>
+              <w:t>495.50</w:t>
             </w:r>
           </w:p>
         </w:tc>
@@ -19862,7 +19862,7 @@
             </w:pPr>
             <w:r/>
             <w:r>
-              <w:t>486.75</w:t>
+              <w:t>488.25</w:t>
             </w:r>
           </w:p>
         </w:tc>
@@ -19893,7 +19893,7 @@
               <w:rPr>
                 <w:b/>
               </w:rPr>
-              <w:t>490.00</w:t>
+              <w:t>491.50</w:t>
             </w:r>
           </w:p>
         </w:tc>
@@ -20041,7 +20041,7 @@
             </w:pPr>
             <w:r/>
             <w:r>
-              <w:t>490.00</w:t>
+              <w:t>491.50</w:t>
             </w:r>
           </w:p>
         </w:tc>
@@ -20069,7 +20069,7 @@
             </w:pPr>
             <w:r/>
             <w:r>
-              <w:t>493.50</w:t>
+              <w:t>495.00</w:t>
             </w:r>
           </w:p>
         </w:tc>
@@ -20097,7 +20097,7 @@
             </w:pPr>
             <w:r/>
             <w:r>
-              <w:t>486.75</w:t>
+              <w:t>488.25</w:t>
             </w:r>
           </w:p>
         </w:tc>
@@ -20128,7 +20128,7 @@
               <w:rPr>
                 <w:b/>
               </w:rPr>
-              <w:t>489.75</w:t>
+              <w:t>491.25</w:t>
             </w:r>
           </w:p>
         </w:tc>
@@ -20276,7 +20276,7 @@
             </w:pPr>
             <w:r/>
             <w:r>
-              <w:t>489.75</w:t>
+              <w:t>491.25</w:t>
             </w:r>
           </w:p>
         </w:tc>
@@ -20304,7 +20304,7 @@
             </w:pPr>
             <w:r/>
             <w:r>
-              <w:t>492.75</w:t>
+              <w:t>494.25</w:t>
             </w:r>
           </w:p>
         </w:tc>
@@ -20332,7 +20332,7 @@
             </w:pPr>
             <w:r/>
             <w:r>
-              <w:t>487.00</w:t>
+              <w:t>488.50</w:t>
             </w:r>
           </w:p>
         </w:tc>
@@ -20363,7 +20363,7 @@
               <w:rPr>
                 <w:b/>
               </w:rPr>
-              <w:t>490.00</w:t>
+              <w:t>491.50</w:t>
             </w:r>
           </w:p>
         </w:tc>
@@ -20511,7 +20511,7 @@
             </w:pPr>
             <w:r/>
             <w:r>
-              <w:t>490.00</w:t>
+              <w:t>491.50</w:t>
             </w:r>
           </w:p>
         </w:tc>
@@ -20539,7 +20539,7 @@
             </w:pPr>
             <w:r/>
             <w:r>
-              <w:t>493.00</w:t>
+              <w:t>494.50</w:t>
             </w:r>
           </w:p>
         </w:tc>
@@ -20567,7 +20567,7 @@
             </w:pPr>
             <w:r/>
             <w:r>
-              <w:t>487.25</w:t>
+              <w:t>488.75</w:t>
             </w:r>
           </w:p>
         </w:tc>
@@ -20598,7 +20598,7 @@
               <w:rPr>
                 <w:b/>
               </w:rPr>
-              <w:t>490.00</w:t>
+              <w:t>491.50</w:t>
             </w:r>
           </w:p>
         </w:tc>
@@ -20746,7 +20746,7 @@
             </w:pPr>
             <w:r/>
             <w:r>
-              <w:t>490.00</w:t>
+              <w:t>491.50</w:t>
             </w:r>
           </w:p>
         </w:tc>
@@ -20774,7 +20774,7 @@
             </w:pPr>
             <w:r/>
             <w:r>
-              <w:t>494.00</w:t>
+              <w:t>495.50</w:t>
             </w:r>
           </w:p>
         </w:tc>
@@ -20802,7 +20802,7 @@
             </w:pPr>
             <w:r/>
             <w:r>
-              <w:t>486.50</w:t>
+              <w:t>488.00</w:t>
             </w:r>
           </w:p>
         </w:tc>
@@ -20833,7 +20833,7 @@
               <w:rPr>
                 <w:b/>
               </w:rPr>
-              <w:t>490.50</w:t>
+              <w:t>492.00</w:t>
             </w:r>
           </w:p>
         </w:tc>
@@ -20981,7 +20981,7 @@
             </w:pPr>
             <w:r/>
             <w:r>
-              <w:t>490.50</w:t>
+              <w:t>492.00</w:t>
             </w:r>
           </w:p>
         </w:tc>
@@ -21009,7 +21009,7 @@
             </w:pPr>
             <w:r/>
             <w:r>
-              <w:t>494.50</w:t>
+              <w:t>496.00</w:t>
             </w:r>
           </w:p>
         </w:tc>
@@ -21037,7 +21037,7 @@
             </w:pPr>
             <w:r/>
             <w:r>
-              <w:t>488.75</w:t>
+              <w:t>490.25</w:t>
             </w:r>
           </w:p>
         </w:tc>
@@ -21068,7 +21068,7 @@
               <w:rPr>
                 <w:b/>
               </w:rPr>
-              <w:t>490.25</w:t>
+              <w:t>491.75</w:t>
             </w:r>
           </w:p>
         </w:tc>
@@ -21791,7 +21791,7 @@
         <w:t>Giá Chốt Phiên (Close):</w:t>
       </w:r>
       <w:r>
-        <w:t xml:space="preserve"> 669.25 cents | </w:t>
+        <w:t xml:space="preserve"> 670.50 cents | </w:t>
       </w:r>
       <w:r>
         <w:rPr>
@@ -21806,10 +21806,10 @@
         <w:rPr>
           <w:b/>
         </w:rPr>
-        <w:t>`669.40 cents`</w:t>
+        <w:t>`670.62 cents`</w:t>
       </w:r>
       <w:r>
-        <w:t xml:space="preserve"> (+0.15).</w:t>
+        <w:t xml:space="preserve"> (+0.12).</w:t>
       </w:r>
     </w:p>
     <w:p>
@@ -21830,7 +21830,7 @@
         <w:rPr>
           <w:b/>
         </w:rPr>
-        <w:t>`14,429`</w:t>
+        <w:t>`15,835`</w:t>
       </w:r>
       <w:r>
         <w:t xml:space="preserve"> (Chênh lệch: </w:t>
@@ -21839,7 +21839,7 @@
         <w:rPr>
           <w:b/>
         </w:rPr>
-        <w:t>`+9,351`</w:t>
+        <w:t>`+10,757`</w:t>
       </w:r>
       <w:r>
         <w:t xml:space="preserve">) | OI: </w:t>
@@ -21881,7 +21881,7 @@
         <w:rPr>
           <w:b/>
         </w:rPr>
-        <w:t>`Bearish Engulfing (Nhấn chìm giảm thiểu)`</w:t>
+        <w:t>`Không phát hiện mô hình nến đặc biệt`</w:t>
       </w:r>
     </w:p>
     <w:p>
@@ -21924,10 +21924,10 @@
         <w:rPr>
           <w:b/>
         </w:rPr>
-        <w:t>TĂNG MẠNH MẼ (Strong Bullish Confirmation):</w:t>
+        <w:t>TÍCH LŨY TÍCH CỰC (Accumulation):</w:t>
       </w:r>
       <w:r>
-        <w:t xml:space="preserve"> Mô hình nến tăng được củng cố bởi dòng tiền gia tăng tích cực, hỗ trợ lực mua lên bền vững.</w:t>
+        <w:t xml:space="preserve"> Nến đi ngang nhưng dòng tiền âm thầm gia tăng (OI tăng), báo hiệu chuẩn bị có nhịp bứt phá tăng.</w:t>
       </w:r>
     </w:p>
     <w:p>
@@ -22173,7 +22173,7 @@
               <w:rPr>
                 <w:b/>
               </w:rPr>
-              <w:t>105.95</w:t>
+              <w:t>106.79</w:t>
             </w:r>
           </w:p>
         </w:tc>
@@ -22296,7 +22296,7 @@
               <w:rPr>
                 <w:b/>
               </w:rPr>
-              <w:t>102.44</w:t>
+              <w:t>102.41</w:t>
             </w:r>
           </w:p>
         </w:tc>
@@ -22931,7 +22931,7 @@
         <w:t xml:space="preserve"> EMA_21 </w:t>
       </w:r>
       <w:r>
-        <w:t xml:space="preserve"> (673.12) &lt; </w:t>
+        <w:t xml:space="preserve"> (672.96) &lt; </w:t>
       </w:r>
       <w:r>
         <w:rPr>
@@ -22942,7 +22942,7 @@
         <w:t xml:space="preserve"> EMA_50 </w:t>
       </w:r>
       <w:r>
-        <w:t xml:space="preserve"> (679.06).</w:t>
+        <w:t xml:space="preserve"> (678.76).</w:t>
       </w:r>
     </w:p>
     <w:p>
@@ -22963,7 +22963,7 @@
         <w:rPr>
           <w:b/>
         </w:rPr>
-        <w:t>`40.94`</w:t>
+        <w:t>`42.77`</w:t>
       </w:r>
       <w:r>
         <w:t xml:space="preserve"> | ATR (14) = </w:t>
@@ -22972,7 +22972,7 @@
         <w:rPr>
           <w:b/>
         </w:rPr>
-        <w:t>`3.34`</w:t>
+        <w:t>`3.19`</w:t>
       </w:r>
       <w:r>
         <w:t xml:space="preserve"> cents | Volatility = </w:t>
@@ -22981,7 +22981,7 @@
         <w:rPr>
           <w:b/>
         </w:rPr>
-        <w:t>`4.50 cents`</w:t>
+        <w:t>`2.25 cents`</w:t>
       </w:r>
       <w:r>
         <w:t>.</w:t>
@@ -23005,7 +23005,7 @@
         <w:rPr>
           <w:b/>
         </w:rPr>
-        <w:t>`663.17`</w:t>
+        <w:t>`663.10`</w:t>
       </w:r>
       <w:r>
         <w:t xml:space="preserve"> | S2: </w:t>
@@ -23756,7 +23756,7 @@
           <w:b/>
           <w:color w:val="B91C1C"/>
         </w:rPr>
-        <w:t>`673.12 - 679.06 cents (Canh bán hồi kỹ thuật H1)`</w:t>
+        <w:t>`672.96 - 678.76 cents (Canh bán hồi kỹ thuật H1)`</w:t>
       </w:r>
       <w:r>
         <w:t xml:space="preserve"> | SL: </w:t>
@@ -23765,7 +23765,7 @@
         <w:rPr>
           <w:b/>
         </w:rPr>
-        <w:t>`768.00 cents (Trên kháng cự R2 + 1.5x ATR)`</w:t>
+        <w:t>`767.79 cents (Trên kháng cự R2 + 1.5x ATR)`</w:t>
       </w:r>
       <w:r>
         <w:t xml:space="preserve"> | TP: </w:t>
@@ -23776,7 +23776,7 @@
           <w:color w:val="D97706"/>
           <w:sz w:val="19"/>
         </w:rPr>
-        <w:t xml:space="preserve"> 663.17 cents </w:t>
+        <w:t xml:space="preserve"> 663.10 cents </w:t>
       </w:r>
       <w:r>
         <w:t xml:space="preserve"> / </w:t>
@@ -23827,7 +23827,7 @@
         <w:rPr>
           <w:b/>
         </w:rPr>
-        <w:t>`675.34 - 677.34 cents`</w:t>
+        <w:t>`675.25 - 677.25 cents`</w:t>
       </w:r>
       <w:r>
         <w:t xml:space="preserve"> | SL: </w:t>
@@ -23836,7 +23836,7 @@
         <w:rPr>
           <w:b/>
         </w:rPr>
-        <w:t>`672.56 cents`</w:t>
+        <w:t>`672.76 cents`</w:t>
       </w:r>
       <w:r>
         <w:t xml:space="preserve"> | TP: </w:t>
@@ -23882,7 +23882,7 @@
         <w:rPr>
           <w:b/>
         </w:rPr>
-        <w:t>`699.44 cents`</w:t>
+        <w:t>`699.24 cents`</w:t>
       </w:r>
       <w:r>
         <w:t xml:space="preserve"> | TP: </w:t>
@@ -23931,7 +23931,7 @@
         <w:rPr>
           <w:b/>
         </w:rPr>
-        <w:t>`648.16 - 661.50 cents`</w:t>
+        <w:t>`648.74 - 661.50 cents`</w:t>
       </w:r>
     </w:p>
     <w:p>
@@ -24338,7 +24338,7 @@
             </w:pPr>
             <w:r/>
             <w:r>
-              <w:t>669.25</w:t>
+              <w:t>670.50</w:t>
             </w:r>
           </w:p>
         </w:tc>
@@ -24366,7 +24366,7 @@
             </w:pPr>
             <w:r/>
             <w:r>
-              <w:t>680.50</w:t>
+              <w:t>681.75</w:t>
             </w:r>
           </w:p>
         </w:tc>
@@ -24394,7 +24394,7 @@
             </w:pPr>
             <w:r/>
             <w:r>
-              <w:t>663.75</w:t>
+              <w:t>665.00</w:t>
             </w:r>
           </w:p>
         </w:tc>
@@ -24425,7 +24425,7 @@
               <w:rPr>
                 <w:b/>
               </w:rPr>
-              <w:t>668.50</w:t>
+              <w:t>669.75</w:t>
             </w:r>
           </w:p>
         </w:tc>
@@ -24573,7 +24573,7 @@
             </w:pPr>
             <w:r/>
             <w:r>
-              <w:t>668.50</w:t>
+              <w:t>669.75</w:t>
             </w:r>
           </w:p>
         </w:tc>
@@ -24601,7 +24601,7 @@
             </w:pPr>
             <w:r/>
             <w:r>
-              <w:t>676.00</w:t>
+              <w:t>677.25</w:t>
             </w:r>
           </w:p>
         </w:tc>
@@ -24629,7 +24629,7 @@
             </w:pPr>
             <w:r/>
             <w:r>
-              <w:t>662.50</w:t>
+              <w:t>663.75</w:t>
             </w:r>
           </w:p>
         </w:tc>
@@ -24660,7 +24660,7 @@
               <w:rPr>
                 <w:b/>
               </w:rPr>
-              <w:t>668.00</w:t>
+              <w:t>669.25</w:t>
             </w:r>
           </w:p>
         </w:tc>
@@ -24808,7 +24808,7 @@
             </w:pPr>
             <w:r/>
             <w:r>
-              <w:t>668.00</w:t>
+              <w:t>669.25</w:t>
             </w:r>
           </w:p>
         </w:tc>
@@ -24836,7 +24836,7 @@
             </w:pPr>
             <w:r/>
             <w:r>
-              <w:t>681.75</w:t>
+              <w:t>683.00</w:t>
             </w:r>
           </w:p>
         </w:tc>
@@ -24864,7 +24864,7 @@
             </w:pPr>
             <w:r/>
             <w:r>
-              <w:t>653.25</w:t>
+              <w:t>654.50</w:t>
             </w:r>
           </w:p>
         </w:tc>
@@ -24895,7 +24895,7 @@
               <w:rPr>
                 <w:b/>
               </w:rPr>
-              <w:t>670.00</w:t>
+              <w:t>671.25</w:t>
             </w:r>
           </w:p>
         </w:tc>
@@ -25043,7 +25043,7 @@
             </w:pPr>
             <w:r/>
             <w:r>
-              <w:t>670.00</w:t>
+              <w:t>671.25</w:t>
             </w:r>
           </w:p>
         </w:tc>
@@ -25071,7 +25071,7 @@
             </w:pPr>
             <w:r/>
             <w:r>
-              <w:t>683.25</w:t>
+              <w:t>684.50</w:t>
             </w:r>
           </w:p>
         </w:tc>
@@ -25099,7 +25099,7 @@
             </w:pPr>
             <w:r/>
             <w:r>
-              <w:t>661.75</w:t>
+              <w:t>663.00</w:t>
             </w:r>
           </w:p>
         </w:tc>
@@ -25130,7 +25130,7 @@
               <w:rPr>
                 <w:b/>
               </w:rPr>
-              <w:t>671.25</w:t>
+              <w:t>672.50</w:t>
             </w:r>
           </w:p>
         </w:tc>
@@ -25278,7 +25278,7 @@
             </w:pPr>
             <w:r/>
             <w:r>
-              <w:t>671.25</w:t>
+              <w:t>672.50</w:t>
             </w:r>
           </w:p>
         </w:tc>
@@ -25306,7 +25306,7 @@
             </w:pPr>
             <w:r/>
             <w:r>
-              <w:t>687.75</w:t>
+              <w:t>689.00</w:t>
             </w:r>
           </w:p>
         </w:tc>
@@ -25334,7 +25334,7 @@
             </w:pPr>
             <w:r/>
             <w:r>
-              <w:t>660.75</w:t>
+              <w:t>662.00</w:t>
             </w:r>
           </w:p>
         </w:tc>
@@ -25365,7 +25365,7 @@
               <w:rPr>
                 <w:b/>
               </w:rPr>
-              <w:t>675.75</w:t>
+              <w:t>677.00</w:t>
             </w:r>
           </w:p>
         </w:tc>
@@ -25513,7 +25513,7 @@
             </w:pPr>
             <w:r/>
             <w:r>
-              <w:t>675.75</w:t>
+              <w:t>677.00</w:t>
             </w:r>
           </w:p>
         </w:tc>
@@ -25541,7 +25541,7 @@
             </w:pPr>
             <w:r/>
             <w:r>
-              <w:t>683.50</w:t>
+              <w:t>684.75</w:t>
             </w:r>
           </w:p>
         </w:tc>
@@ -25569,7 +25569,7 @@
             </w:pPr>
             <w:r/>
             <w:r>
-              <w:t>664.75</w:t>
+              <w:t>666.00</w:t>
             </w:r>
           </w:p>
         </w:tc>
@@ -25600,7 +25600,7 @@
               <w:rPr>
                 <w:b/>
               </w:rPr>
-              <w:t>677.00</w:t>
+              <w:t>678.25</w:t>
             </w:r>
           </w:p>
         </w:tc>
@@ -25748,7 +25748,7 @@
             </w:pPr>
             <w:r/>
             <w:r>
-              <w:t>677.00</w:t>
+              <w:t>678.25</w:t>
             </w:r>
           </w:p>
         </w:tc>
@@ -25776,7 +25776,7 @@
             </w:pPr>
             <w:r/>
             <w:r>
-              <w:t>685.25</w:t>
+              <w:t>686.50</w:t>
             </w:r>
           </w:p>
         </w:tc>
@@ -25804,7 +25804,7 @@
             </w:pPr>
             <w:r/>
             <w:r>
-              <w:t>666.50</w:t>
+              <w:t>667.75</w:t>
             </w:r>
           </w:p>
         </w:tc>
@@ -25835,7 +25835,7 @@
               <w:rPr>
                 <w:b/>
               </w:rPr>
-              <w:t>678.75</w:t>
+              <w:t>680.00</w:t>
             </w:r>
           </w:p>
         </w:tc>
@@ -25983,7 +25983,7 @@
             </w:pPr>
             <w:r/>
             <w:r>
-              <w:t>678.75</w:t>
+              <w:t>680.00</w:t>
             </w:r>
           </w:p>
         </w:tc>
@@ -26011,7 +26011,7 @@
             </w:pPr>
             <w:r/>
             <w:r>
-              <w:t>691.00</w:t>
+              <w:t>692.25</w:t>
             </w:r>
           </w:p>
         </w:tc>
@@ -26039,7 +26039,7 @@
             </w:pPr>
             <w:r/>
             <w:r>
-              <w:t>669.00</w:t>
+              <w:t>670.25</w:t>
             </w:r>
           </w:p>
         </w:tc>
@@ -26070,7 +26070,7 @@
               <w:rPr>
                 <w:b/>
               </w:rPr>
-              <w:t>677.75</w:t>
+              <w:t>679.00</w:t>
             </w:r>
           </w:p>
         </w:tc>
@@ -26218,7 +26218,7 @@
             </w:pPr>
             <w:r/>
             <w:r>
-              <w:t>677.75</w:t>
+              <w:t>679.00</w:t>
             </w:r>
           </w:p>
         </w:tc>
@@ -26246,7 +26246,7 @@
             </w:pPr>
             <w:r/>
             <w:r>
-              <w:t>688.25</w:t>
+              <w:t>689.50</w:t>
             </w:r>
           </w:p>
         </w:tc>
@@ -26274,7 +26274,7 @@
             </w:pPr>
             <w:r/>
             <w:r>
-              <w:t>663.00</w:t>
+              <w:t>664.25</w:t>
             </w:r>
           </w:p>
         </w:tc>
@@ -26305,7 +26305,7 @@
               <w:rPr>
                 <w:b/>
               </w:rPr>
-              <w:t>680.00</w:t>
+              <w:t>681.25</w:t>
             </w:r>
           </w:p>
         </w:tc>
@@ -26453,7 +26453,7 @@
             </w:pPr>
             <w:r/>
             <w:r>
-              <w:t>680.00</w:t>
+              <w:t>681.25</w:t>
             </w:r>
           </w:p>
         </w:tc>
@@ -26481,7 +26481,7 @@
             </w:pPr>
             <w:r/>
             <w:r>
-              <w:t>690.50</w:t>
+              <w:t>691.75</w:t>
             </w:r>
           </w:p>
         </w:tc>
@@ -26509,7 +26509,7 @@
             </w:pPr>
             <w:r/>
             <w:r>
-              <w:t>673.75</w:t>
+              <w:t>675.00</w:t>
             </w:r>
           </w:p>
         </w:tc>
@@ -26540,7 +26540,7 @@
               <w:rPr>
                 <w:b/>
               </w:rPr>
-              <w:t>680.75</w:t>
+              <w:t>682.00</w:t>
             </w:r>
           </w:p>
         </w:tc>
@@ -26688,7 +26688,7 @@
             </w:pPr>
             <w:r/>
             <w:r>
-              <w:t>680.75</w:t>
+              <w:t>682.00</w:t>
             </w:r>
           </w:p>
         </w:tc>
@@ -26716,7 +26716,7 @@
             </w:pPr>
             <w:r/>
             <w:r>
-              <w:t>695.00</w:t>
+              <w:t>696.25</w:t>
             </w:r>
           </w:p>
         </w:tc>
@@ -26744,7 +26744,7 @@
             </w:pPr>
             <w:r/>
             <w:r>
-              <w:t>666.00</w:t>
+              <w:t>667.25</w:t>
             </w:r>
           </w:p>
         </w:tc>
@@ -26775,7 +26775,7 @@
               <w:rPr>
                 <w:b/>
               </w:rPr>
-              <w:t>682.75</w:t>
+              <w:t>684.00</w:t>
             </w:r>
           </w:p>
         </w:tc>
@@ -26923,7 +26923,7 @@
             </w:pPr>
             <w:r/>
             <w:r>
-              <w:t>682.75</w:t>
+              <w:t>684.00</w:t>
             </w:r>
           </w:p>
         </w:tc>
@@ -26951,7 +26951,7 @@
             </w:pPr>
             <w:r/>
             <w:r>
-              <w:t>689.25</w:t>
+              <w:t>690.50</w:t>
             </w:r>
           </w:p>
         </w:tc>
@@ -26979,7 +26979,7 @@
             </w:pPr>
             <w:r/>
             <w:r>
-              <w:t>676.00</w:t>
+              <w:t>677.25</w:t>
             </w:r>
           </w:p>
         </w:tc>
@@ -27010,7 +27010,7 @@
               <w:rPr>
                 <w:b/>
               </w:rPr>
-              <w:t>683.00</w:t>
+              <w:t>684.25</w:t>
             </w:r>
           </w:p>
         </w:tc>
@@ -27158,7 +27158,7 @@
             </w:pPr>
             <w:r/>
             <w:r>
-              <w:t>683.00</w:t>
+              <w:t>684.25</w:t>
             </w:r>
           </w:p>
         </w:tc>
@@ -27186,7 +27186,7 @@
             </w:pPr>
             <w:r/>
             <w:r>
-              <w:t>693.25</w:t>
+              <w:t>694.50</w:t>
             </w:r>
           </w:p>
         </w:tc>
@@ -27214,7 +27214,7 @@
             </w:pPr>
             <w:r/>
             <w:r>
-              <w:t>675.00</w:t>
+              <w:t>676.25</w:t>
             </w:r>
           </w:p>
         </w:tc>
@@ -27245,7 +27245,7 @@
               <w:rPr>
                 <w:b/>
               </w:rPr>
-              <w:t>683.50</w:t>
+              <w:t>684.75</w:t>
             </w:r>
           </w:p>
         </w:tc>
@@ -27393,7 +27393,7 @@
             </w:pPr>
             <w:r/>
             <w:r>
-              <w:t>683.50</w:t>
+              <w:t>684.75</w:t>
             </w:r>
           </w:p>
         </w:tc>
@@ -27421,7 +27421,7 @@
             </w:pPr>
             <w:r/>
             <w:r>
-              <w:t>690.50</w:t>
+              <w:t>691.75</w:t>
             </w:r>
           </w:p>
         </w:tc>
@@ -27449,7 +27449,7 @@
             </w:pPr>
             <w:r/>
             <w:r>
-              <w:t>677.50</w:t>
+              <w:t>678.75</w:t>
             </w:r>
           </w:p>
         </w:tc>
@@ -27480,7 +27480,7 @@
               <w:rPr>
                 <w:b/>
               </w:rPr>
-              <w:t>682.75</w:t>
+              <w:t>684.00</w:t>
             </w:r>
           </w:p>
         </w:tc>
@@ -27628,7 +27628,7 @@
             </w:pPr>
             <w:r/>
             <w:r>
-              <w:t>682.75</w:t>
+              <w:t>684.00</w:t>
             </w:r>
           </w:p>
         </w:tc>
@@ -27656,7 +27656,7 @@
             </w:pPr>
             <w:r/>
             <w:r>
-              <w:t>696.25</w:t>
+              <w:t>697.50</w:t>
             </w:r>
           </w:p>
         </w:tc>
@@ -27684,7 +27684,7 @@
             </w:pPr>
             <w:r/>
             <w:r>
-              <w:t>669.75</w:t>
+              <w:t>671.00</w:t>
             </w:r>
           </w:p>
         </w:tc>
@@ -27715,7 +27715,7 @@
               <w:rPr>
                 <w:b/>
               </w:rPr>
-              <w:t>684.50</w:t>
+              <w:t>685.75</w:t>
             </w:r>
           </w:p>
         </w:tc>
@@ -27863,7 +27863,7 @@
             </w:pPr>
             <w:r/>
             <w:r>
-              <w:t>684.50</w:t>
+              <w:t>685.75</w:t>
             </w:r>
           </w:p>
         </w:tc>
@@ -27891,7 +27891,7 @@
             </w:pPr>
             <w:r/>
             <w:r>
-              <w:t>693.75</w:t>
+              <w:t>695.00</w:t>
             </w:r>
           </w:p>
         </w:tc>
@@ -27919,7 +27919,7 @@
             </w:pPr>
             <w:r/>
             <w:r>
-              <w:t>673.75</w:t>
+              <w:t>675.00</w:t>
             </w:r>
           </w:p>
         </w:tc>
@@ -27927,6 +27927,711 @@
           <w:tcPr>
             <w:tcW w:type="dxa" w:w="1728"/>
             <w:shd w:fill="FFFFFF"/>
+            <w:tcMar>
+              <w:top w:w="100" w:type="dxa"/>
+              <w:bottom w:w="100" w:type="dxa"/>
+              <w:left w:w="120" w:type="dxa"/>
+              <w:right w:w="120" w:type="dxa"/>
+            </w:tcMar>
+            <w:tcBorders>
+              <w:top w:val="single" w:sz="4" w:space="0" w:color="CCCCCC"/>
+              <w:bottom w:val="single" w:sz="4" w:space="0" w:color="CCCCCC"/>
+              <w:left w:val="single" w:sz="4" w:space="0" w:color="CCCCCC"/>
+              <w:right w:val="single" w:sz="4" w:space="0" w:color="CCCCCC"/>
+            </w:tcBorders>
+          </w:tcPr>
+          <w:p>
+            <w:pPr>
+              <w:spacing w:before="60" w:after="60" w:line="252" w:lineRule="auto"/>
+              <w:jc w:val="left"/>
+            </w:pPr>
+            <w:r/>
+            <w:r>
+              <w:rPr>
+                <w:b/>
+              </w:rPr>
+              <w:t>686.25</w:t>
+            </w:r>
+          </w:p>
+        </w:tc>
+        <w:tc>
+          <w:tcPr>
+            <w:tcW w:type="dxa" w:w="3456"/>
+            <w:shd w:fill="FFFFFF"/>
+            <w:tcMar>
+              <w:top w:w="100" w:type="dxa"/>
+              <w:bottom w:w="100" w:type="dxa"/>
+              <w:left w:w="120" w:type="dxa"/>
+              <w:right w:w="120" w:type="dxa"/>
+            </w:tcMar>
+            <w:tcBorders>
+              <w:top w:val="single" w:sz="4" w:space="0" w:color="CCCCCC"/>
+              <w:bottom w:val="single" w:sz="4" w:space="0" w:color="CCCCCC"/>
+              <w:left w:val="single" w:sz="4" w:space="0" w:color="CCCCCC"/>
+              <w:right w:val="single" w:sz="4" w:space="0" w:color="CCCCCC"/>
+            </w:tcBorders>
+          </w:tcPr>
+          <w:p>
+            <w:pPr>
+              <w:spacing w:before="60" w:after="60" w:line="252" w:lineRule="auto"/>
+              <w:jc w:val="left"/>
+            </w:pPr>
+            <w:r/>
+            <w:r>
+              <w:rPr>
+                <w:b/>
+              </w:rPr>
+              <w:t>+0.50</w:t>
+            </w:r>
+          </w:p>
+        </w:tc>
+        <w:tc>
+          <w:tcPr>
+            <w:tcW w:type="dxa" w:w="1440"/>
+            <w:shd w:fill="FFFFFF"/>
+            <w:tcMar>
+              <w:top w:w="100" w:type="dxa"/>
+              <w:bottom w:w="100" w:type="dxa"/>
+              <w:left w:w="120" w:type="dxa"/>
+              <w:right w:w="120" w:type="dxa"/>
+            </w:tcMar>
+            <w:tcBorders>
+              <w:top w:val="single" w:sz="4" w:space="0" w:color="CCCCCC"/>
+              <w:bottom w:val="single" w:sz="4" w:space="0" w:color="CCCCCC"/>
+              <w:left w:val="single" w:sz="4" w:space="0" w:color="CCCCCC"/>
+              <w:right w:val="single" w:sz="4" w:space="0" w:color="CCCCCC"/>
+            </w:tcBorders>
+          </w:tcPr>
+          <w:p>
+            <w:pPr>
+              <w:spacing w:before="60" w:after="60" w:line="252" w:lineRule="auto"/>
+              <w:jc w:val="left"/>
+            </w:pPr>
+            <w:r/>
+            <w:r>
+              <w:t>BULL</w:t>
+            </w:r>
+          </w:p>
+        </w:tc>
+      </w:tr>
+      <w:tr>
+        <w:tc>
+          <w:tcPr>
+            <w:tcW w:type="dxa" w:w="1584"/>
+            <w:shd w:fill="F8FAFC"/>
+            <w:tcMar>
+              <w:top w:w="100" w:type="dxa"/>
+              <w:bottom w:w="100" w:type="dxa"/>
+              <w:left w:w="120" w:type="dxa"/>
+              <w:right w:w="120" w:type="dxa"/>
+            </w:tcMar>
+            <w:tcBorders>
+              <w:top w:val="single" w:sz="4" w:space="0" w:color="CCCCCC"/>
+              <w:bottom w:val="single" w:sz="4" w:space="0" w:color="CCCCCC"/>
+              <w:left w:val="single" w:sz="4" w:space="0" w:color="CCCCCC"/>
+              <w:right w:val="single" w:sz="4" w:space="0" w:color="CCCCCC"/>
+            </w:tcBorders>
+          </w:tcPr>
+          <w:p>
+            <w:pPr>
+              <w:spacing w:before="60" w:after="60" w:line="252" w:lineRule="auto"/>
+              <w:jc w:val="left"/>
+            </w:pPr>
+            <w:r/>
+            <w:r>
+              <w:rPr>
+                <w:b/>
+              </w:rPr>
+              <w:t>Wed 14/10</w:t>
+            </w:r>
+          </w:p>
+        </w:tc>
+        <w:tc>
+          <w:tcPr>
+            <w:tcW w:type="dxa" w:w="864"/>
+            <w:shd w:fill="F8FAFC"/>
+            <w:tcMar>
+              <w:top w:w="100" w:type="dxa"/>
+              <w:bottom w:w="100" w:type="dxa"/>
+              <w:left w:w="120" w:type="dxa"/>
+              <w:right w:w="120" w:type="dxa"/>
+            </w:tcMar>
+            <w:tcBorders>
+              <w:top w:val="single" w:sz="4" w:space="0" w:color="CCCCCC"/>
+              <w:bottom w:val="single" w:sz="4" w:space="0" w:color="CCCCCC"/>
+              <w:left w:val="single" w:sz="4" w:space="0" w:color="CCCCCC"/>
+              <w:right w:val="single" w:sz="4" w:space="0" w:color="CCCCCC"/>
+            </w:tcBorders>
+          </w:tcPr>
+          <w:p>
+            <w:pPr>
+              <w:spacing w:before="60" w:after="60" w:line="252" w:lineRule="auto"/>
+              <w:jc w:val="left"/>
+            </w:pPr>
+            <w:r/>
+            <w:r>
+              <w:t>NY Open 21-23</w:t>
+            </w:r>
+          </w:p>
+        </w:tc>
+        <w:tc>
+          <w:tcPr>
+            <w:tcW w:type="dxa" w:w="1440"/>
+            <w:shd w:fill="F8FAFC"/>
+            <w:tcMar>
+              <w:top w:w="100" w:type="dxa"/>
+              <w:bottom w:w="100" w:type="dxa"/>
+              <w:left w:w="120" w:type="dxa"/>
+              <w:right w:w="120" w:type="dxa"/>
+            </w:tcMar>
+            <w:tcBorders>
+              <w:top w:val="single" w:sz="4" w:space="0" w:color="CCCCCC"/>
+              <w:bottom w:val="single" w:sz="4" w:space="0" w:color="CCCCCC"/>
+              <w:left w:val="single" w:sz="4" w:space="0" w:color="CCCCCC"/>
+              <w:right w:val="single" w:sz="4" w:space="0" w:color="CCCCCC"/>
+            </w:tcBorders>
+          </w:tcPr>
+          <w:p>
+            <w:pPr>
+              <w:spacing w:before="60" w:after="60" w:line="252" w:lineRule="auto"/>
+              <w:jc w:val="left"/>
+            </w:pPr>
+            <w:r/>
+            <w:r>
+              <w:t>686.25</w:t>
+            </w:r>
+          </w:p>
+        </w:tc>
+        <w:tc>
+          <w:tcPr>
+            <w:tcW w:type="dxa" w:w="2016"/>
+            <w:shd w:fill="F8FAFC"/>
+            <w:tcMar>
+              <w:top w:w="100" w:type="dxa"/>
+              <w:bottom w:w="100" w:type="dxa"/>
+              <w:left w:w="120" w:type="dxa"/>
+              <w:right w:w="120" w:type="dxa"/>
+            </w:tcMar>
+            <w:tcBorders>
+              <w:top w:val="single" w:sz="4" w:space="0" w:color="CCCCCC"/>
+              <w:bottom w:val="single" w:sz="4" w:space="0" w:color="CCCCCC"/>
+              <w:left w:val="single" w:sz="4" w:space="0" w:color="CCCCCC"/>
+              <w:right w:val="single" w:sz="4" w:space="0" w:color="CCCCCC"/>
+            </w:tcBorders>
+          </w:tcPr>
+          <w:p>
+            <w:pPr>
+              <w:spacing w:before="60" w:after="60" w:line="252" w:lineRule="auto"/>
+              <w:jc w:val="left"/>
+            </w:pPr>
+            <w:r/>
+            <w:r>
+              <w:t>698.50</w:t>
+            </w:r>
+          </w:p>
+        </w:tc>
+        <w:tc>
+          <w:tcPr>
+            <w:tcW w:type="dxa" w:w="1152"/>
+            <w:shd w:fill="F8FAFC"/>
+            <w:tcMar>
+              <w:top w:w="100" w:type="dxa"/>
+              <w:bottom w:w="100" w:type="dxa"/>
+              <w:left w:w="120" w:type="dxa"/>
+              <w:right w:w="120" w:type="dxa"/>
+            </w:tcMar>
+            <w:tcBorders>
+              <w:top w:val="single" w:sz="4" w:space="0" w:color="CCCCCC"/>
+              <w:bottom w:val="single" w:sz="4" w:space="0" w:color="CCCCCC"/>
+              <w:left w:val="single" w:sz="4" w:space="0" w:color="CCCCCC"/>
+              <w:right w:val="single" w:sz="4" w:space="0" w:color="CCCCCC"/>
+            </w:tcBorders>
+          </w:tcPr>
+          <w:p>
+            <w:pPr>
+              <w:spacing w:before="60" w:after="60" w:line="252" w:lineRule="auto"/>
+              <w:jc w:val="left"/>
+            </w:pPr>
+            <w:r/>
+            <w:r>
+              <w:t>672.00</w:t>
+            </w:r>
+          </w:p>
+        </w:tc>
+        <w:tc>
+          <w:tcPr>
+            <w:tcW w:type="dxa" w:w="1728"/>
+            <w:shd w:fill="F8FAFC"/>
+            <w:tcMar>
+              <w:top w:w="100" w:type="dxa"/>
+              <w:bottom w:w="100" w:type="dxa"/>
+              <w:left w:w="120" w:type="dxa"/>
+              <w:right w:w="120" w:type="dxa"/>
+            </w:tcMar>
+            <w:tcBorders>
+              <w:top w:val="single" w:sz="4" w:space="0" w:color="CCCCCC"/>
+              <w:bottom w:val="single" w:sz="4" w:space="0" w:color="CCCCCC"/>
+              <w:left w:val="single" w:sz="4" w:space="0" w:color="CCCCCC"/>
+              <w:right w:val="single" w:sz="4" w:space="0" w:color="CCCCCC"/>
+            </w:tcBorders>
+          </w:tcPr>
+          <w:p>
+            <w:pPr>
+              <w:spacing w:before="60" w:after="60" w:line="252" w:lineRule="auto"/>
+              <w:jc w:val="left"/>
+            </w:pPr>
+            <w:r/>
+            <w:r>
+              <w:rPr>
+                <w:b/>
+              </w:rPr>
+              <w:t>684.75</w:t>
+            </w:r>
+          </w:p>
+        </w:tc>
+        <w:tc>
+          <w:tcPr>
+            <w:tcW w:type="dxa" w:w="3456"/>
+            <w:shd w:fill="F8FAFC"/>
+            <w:tcMar>
+              <w:top w:w="100" w:type="dxa"/>
+              <w:bottom w:w="100" w:type="dxa"/>
+              <w:left w:w="120" w:type="dxa"/>
+              <w:right w:w="120" w:type="dxa"/>
+            </w:tcMar>
+            <w:tcBorders>
+              <w:top w:val="single" w:sz="4" w:space="0" w:color="CCCCCC"/>
+              <w:bottom w:val="single" w:sz="4" w:space="0" w:color="CCCCCC"/>
+              <w:left w:val="single" w:sz="4" w:space="0" w:color="CCCCCC"/>
+              <w:right w:val="single" w:sz="4" w:space="0" w:color="CCCCCC"/>
+            </w:tcBorders>
+          </w:tcPr>
+          <w:p>
+            <w:pPr>
+              <w:spacing w:before="60" w:after="60" w:line="252" w:lineRule="auto"/>
+              <w:jc w:val="left"/>
+            </w:pPr>
+            <w:r/>
+            <w:r>
+              <w:rPr>
+                <w:b/>
+              </w:rPr>
+              <w:t>-1.50</w:t>
+            </w:r>
+          </w:p>
+        </w:tc>
+        <w:tc>
+          <w:tcPr>
+            <w:tcW w:type="dxa" w:w="1440"/>
+            <w:shd w:fill="F8FAFC"/>
+            <w:tcMar>
+              <w:top w:w="100" w:type="dxa"/>
+              <w:bottom w:w="100" w:type="dxa"/>
+              <w:left w:w="120" w:type="dxa"/>
+              <w:right w:w="120" w:type="dxa"/>
+            </w:tcMar>
+            <w:tcBorders>
+              <w:top w:val="single" w:sz="4" w:space="0" w:color="CCCCCC"/>
+              <w:bottom w:val="single" w:sz="4" w:space="0" w:color="CCCCCC"/>
+              <w:left w:val="single" w:sz="4" w:space="0" w:color="CCCCCC"/>
+              <w:right w:val="single" w:sz="4" w:space="0" w:color="CCCCCC"/>
+            </w:tcBorders>
+          </w:tcPr>
+          <w:p>
+            <w:pPr>
+              <w:spacing w:before="60" w:after="60" w:line="252" w:lineRule="auto"/>
+              <w:jc w:val="left"/>
+            </w:pPr>
+            <w:r/>
+            <w:r>
+              <w:t>BEAR</w:t>
+            </w:r>
+          </w:p>
+        </w:tc>
+      </w:tr>
+      <w:tr>
+        <w:tc>
+          <w:tcPr>
+            <w:tcW w:type="dxa" w:w="1584"/>
+            <w:shd w:fill="FFFFFF"/>
+            <w:tcMar>
+              <w:top w:w="100" w:type="dxa"/>
+              <w:bottom w:w="100" w:type="dxa"/>
+              <w:left w:w="120" w:type="dxa"/>
+              <w:right w:w="120" w:type="dxa"/>
+            </w:tcMar>
+            <w:tcBorders>
+              <w:top w:val="single" w:sz="4" w:space="0" w:color="CCCCCC"/>
+              <w:bottom w:val="single" w:sz="4" w:space="0" w:color="CCCCCC"/>
+              <w:left w:val="single" w:sz="4" w:space="0" w:color="CCCCCC"/>
+              <w:right w:val="single" w:sz="4" w:space="0" w:color="CCCCCC"/>
+            </w:tcBorders>
+          </w:tcPr>
+          <w:p>
+            <w:pPr>
+              <w:spacing w:before="60" w:after="60" w:line="252" w:lineRule="auto"/>
+              <w:jc w:val="left"/>
+            </w:pPr>
+            <w:r/>
+            <w:r>
+              <w:rPr>
+                <w:b/>
+              </w:rPr>
+              <w:t>Wed 14/10</w:t>
+            </w:r>
+          </w:p>
+        </w:tc>
+        <w:tc>
+          <w:tcPr>
+            <w:tcW w:type="dxa" w:w="864"/>
+            <w:shd w:fill="FFFFFF"/>
+            <w:tcMar>
+              <w:top w:w="100" w:type="dxa"/>
+              <w:bottom w:w="100" w:type="dxa"/>
+              <w:left w:w="120" w:type="dxa"/>
+              <w:right w:w="120" w:type="dxa"/>
+            </w:tcMar>
+            <w:tcBorders>
+              <w:top w:val="single" w:sz="4" w:space="0" w:color="CCCCCC"/>
+              <w:bottom w:val="single" w:sz="4" w:space="0" w:color="CCCCCC"/>
+              <w:left w:val="single" w:sz="4" w:space="0" w:color="CCCCCC"/>
+              <w:right w:val="single" w:sz="4" w:space="0" w:color="CCCCCC"/>
+            </w:tcBorders>
+          </w:tcPr>
+          <w:p>
+            <w:pPr>
+              <w:spacing w:before="60" w:after="60" w:line="252" w:lineRule="auto"/>
+              <w:jc w:val="left"/>
+            </w:pPr>
+            <w:r/>
+            <w:r>
+              <w:t>NY Close 23-01</w:t>
+            </w:r>
+          </w:p>
+        </w:tc>
+        <w:tc>
+          <w:tcPr>
+            <w:tcW w:type="dxa" w:w="1440"/>
+            <w:shd w:fill="FFFFFF"/>
+            <w:tcMar>
+              <w:top w:w="100" w:type="dxa"/>
+              <w:bottom w:w="100" w:type="dxa"/>
+              <w:left w:w="120" w:type="dxa"/>
+              <w:right w:w="120" w:type="dxa"/>
+            </w:tcMar>
+            <w:tcBorders>
+              <w:top w:val="single" w:sz="4" w:space="0" w:color="CCCCCC"/>
+              <w:bottom w:val="single" w:sz="4" w:space="0" w:color="CCCCCC"/>
+              <w:left w:val="single" w:sz="4" w:space="0" w:color="CCCCCC"/>
+              <w:right w:val="single" w:sz="4" w:space="0" w:color="CCCCCC"/>
+            </w:tcBorders>
+          </w:tcPr>
+          <w:p>
+            <w:pPr>
+              <w:spacing w:before="60" w:after="60" w:line="252" w:lineRule="auto"/>
+              <w:jc w:val="left"/>
+            </w:pPr>
+            <w:r/>
+            <w:r>
+              <w:t>684.75</w:t>
+            </w:r>
+          </w:p>
+        </w:tc>
+        <w:tc>
+          <w:tcPr>
+            <w:tcW w:type="dxa" w:w="2016"/>
+            <w:shd w:fill="FFFFFF"/>
+            <w:tcMar>
+              <w:top w:w="100" w:type="dxa"/>
+              <w:bottom w:w="100" w:type="dxa"/>
+              <w:left w:w="120" w:type="dxa"/>
+              <w:right w:w="120" w:type="dxa"/>
+            </w:tcMar>
+            <w:tcBorders>
+              <w:top w:val="single" w:sz="4" w:space="0" w:color="CCCCCC"/>
+              <w:bottom w:val="single" w:sz="4" w:space="0" w:color="CCCCCC"/>
+              <w:left w:val="single" w:sz="4" w:space="0" w:color="CCCCCC"/>
+              <w:right w:val="single" w:sz="4" w:space="0" w:color="CCCCCC"/>
+            </w:tcBorders>
+          </w:tcPr>
+          <w:p>
+            <w:pPr>
+              <w:spacing w:before="60" w:after="60" w:line="252" w:lineRule="auto"/>
+              <w:jc w:val="left"/>
+            </w:pPr>
+            <w:r/>
+            <w:r>
+              <w:t>691.75</w:t>
+            </w:r>
+          </w:p>
+        </w:tc>
+        <w:tc>
+          <w:tcPr>
+            <w:tcW w:type="dxa" w:w="1152"/>
+            <w:shd w:fill="FFFFFF"/>
+            <w:tcMar>
+              <w:top w:w="100" w:type="dxa"/>
+              <w:bottom w:w="100" w:type="dxa"/>
+              <w:left w:w="120" w:type="dxa"/>
+              <w:right w:w="120" w:type="dxa"/>
+            </w:tcMar>
+            <w:tcBorders>
+              <w:top w:val="single" w:sz="4" w:space="0" w:color="CCCCCC"/>
+              <w:bottom w:val="single" w:sz="4" w:space="0" w:color="CCCCCC"/>
+              <w:left w:val="single" w:sz="4" w:space="0" w:color="CCCCCC"/>
+              <w:right w:val="single" w:sz="4" w:space="0" w:color="CCCCCC"/>
+            </w:tcBorders>
+          </w:tcPr>
+          <w:p>
+            <w:pPr>
+              <w:spacing w:before="60" w:after="60" w:line="252" w:lineRule="auto"/>
+              <w:jc w:val="left"/>
+            </w:pPr>
+            <w:r/>
+            <w:r>
+              <w:t>675.25</w:t>
+            </w:r>
+          </w:p>
+        </w:tc>
+        <w:tc>
+          <w:tcPr>
+            <w:tcW w:type="dxa" w:w="1728"/>
+            <w:shd w:fill="FFFFFF"/>
+            <w:tcMar>
+              <w:top w:w="100" w:type="dxa"/>
+              <w:bottom w:w="100" w:type="dxa"/>
+              <w:left w:w="120" w:type="dxa"/>
+              <w:right w:w="120" w:type="dxa"/>
+            </w:tcMar>
+            <w:tcBorders>
+              <w:top w:val="single" w:sz="4" w:space="0" w:color="CCCCCC"/>
+              <w:bottom w:val="single" w:sz="4" w:space="0" w:color="CCCCCC"/>
+              <w:left w:val="single" w:sz="4" w:space="0" w:color="CCCCCC"/>
+              <w:right w:val="single" w:sz="4" w:space="0" w:color="CCCCCC"/>
+            </w:tcBorders>
+          </w:tcPr>
+          <w:p>
+            <w:pPr>
+              <w:spacing w:before="60" w:after="60" w:line="252" w:lineRule="auto"/>
+              <w:jc w:val="left"/>
+            </w:pPr>
+            <w:r/>
+            <w:r>
+              <w:rPr>
+                <w:b/>
+              </w:rPr>
+              <w:t>685.25</w:t>
+            </w:r>
+          </w:p>
+        </w:tc>
+        <w:tc>
+          <w:tcPr>
+            <w:tcW w:type="dxa" w:w="3456"/>
+            <w:shd w:fill="FFFFFF"/>
+            <w:tcMar>
+              <w:top w:w="100" w:type="dxa"/>
+              <w:bottom w:w="100" w:type="dxa"/>
+              <w:left w:w="120" w:type="dxa"/>
+              <w:right w:w="120" w:type="dxa"/>
+            </w:tcMar>
+            <w:tcBorders>
+              <w:top w:val="single" w:sz="4" w:space="0" w:color="CCCCCC"/>
+              <w:bottom w:val="single" w:sz="4" w:space="0" w:color="CCCCCC"/>
+              <w:left w:val="single" w:sz="4" w:space="0" w:color="CCCCCC"/>
+              <w:right w:val="single" w:sz="4" w:space="0" w:color="CCCCCC"/>
+            </w:tcBorders>
+          </w:tcPr>
+          <w:p>
+            <w:pPr>
+              <w:spacing w:before="60" w:after="60" w:line="252" w:lineRule="auto"/>
+              <w:jc w:val="left"/>
+            </w:pPr>
+            <w:r/>
+            <w:r>
+              <w:rPr>
+                <w:b/>
+              </w:rPr>
+              <w:t>+0.50</w:t>
+            </w:r>
+          </w:p>
+        </w:tc>
+        <w:tc>
+          <w:tcPr>
+            <w:tcW w:type="dxa" w:w="1440"/>
+            <w:shd w:fill="FFFFFF"/>
+            <w:tcMar>
+              <w:top w:w="100" w:type="dxa"/>
+              <w:bottom w:w="100" w:type="dxa"/>
+              <w:left w:w="120" w:type="dxa"/>
+              <w:right w:w="120" w:type="dxa"/>
+            </w:tcMar>
+            <w:tcBorders>
+              <w:top w:val="single" w:sz="4" w:space="0" w:color="CCCCCC"/>
+              <w:bottom w:val="single" w:sz="4" w:space="0" w:color="CCCCCC"/>
+              <w:left w:val="single" w:sz="4" w:space="0" w:color="CCCCCC"/>
+              <w:right w:val="single" w:sz="4" w:space="0" w:color="CCCCCC"/>
+            </w:tcBorders>
+          </w:tcPr>
+          <w:p>
+            <w:pPr>
+              <w:spacing w:before="60" w:after="60" w:line="252" w:lineRule="auto"/>
+              <w:jc w:val="left"/>
+            </w:pPr>
+            <w:r/>
+            <w:r>
+              <w:t>BULL</w:t>
+            </w:r>
+          </w:p>
+        </w:tc>
+      </w:tr>
+      <w:tr>
+        <w:tc>
+          <w:tcPr>
+            <w:tcW w:type="dxa" w:w="1584"/>
+            <w:shd w:fill="F8FAFC"/>
+            <w:tcMar>
+              <w:top w:w="100" w:type="dxa"/>
+              <w:bottom w:w="100" w:type="dxa"/>
+              <w:left w:w="120" w:type="dxa"/>
+              <w:right w:w="120" w:type="dxa"/>
+            </w:tcMar>
+            <w:tcBorders>
+              <w:top w:val="single" w:sz="4" w:space="0" w:color="CCCCCC"/>
+              <w:bottom w:val="single" w:sz="4" w:space="0" w:color="CCCCCC"/>
+              <w:left w:val="single" w:sz="4" w:space="0" w:color="CCCCCC"/>
+              <w:right w:val="single" w:sz="4" w:space="0" w:color="CCCCCC"/>
+            </w:tcBorders>
+          </w:tcPr>
+          <w:p>
+            <w:pPr>
+              <w:spacing w:before="60" w:after="60" w:line="252" w:lineRule="auto"/>
+              <w:jc w:val="left"/>
+            </w:pPr>
+            <w:r/>
+            <w:r>
+              <w:rPr>
+                <w:b/>
+              </w:rPr>
+              <w:t>Thu 15/10</w:t>
+            </w:r>
+          </w:p>
+        </w:tc>
+        <w:tc>
+          <w:tcPr>
+            <w:tcW w:type="dxa" w:w="864"/>
+            <w:shd w:fill="F8FAFC"/>
+            <w:tcMar>
+              <w:top w:w="100" w:type="dxa"/>
+              <w:bottom w:w="100" w:type="dxa"/>
+              <w:left w:w="120" w:type="dxa"/>
+              <w:right w:w="120" w:type="dxa"/>
+            </w:tcMar>
+            <w:tcBorders>
+              <w:top w:val="single" w:sz="4" w:space="0" w:color="CCCCCC"/>
+              <w:bottom w:val="single" w:sz="4" w:space="0" w:color="CCCCCC"/>
+              <w:left w:val="single" w:sz="4" w:space="0" w:color="CCCCCC"/>
+              <w:right w:val="single" w:sz="4" w:space="0" w:color="CCCCCC"/>
+            </w:tcBorders>
+          </w:tcPr>
+          <w:p>
+            <w:pPr>
+              <w:spacing w:before="60" w:after="60" w:line="252" w:lineRule="auto"/>
+              <w:jc w:val="left"/>
+            </w:pPr>
+            <w:r/>
+            <w:r>
+              <w:t>Asia 07-11</w:t>
+            </w:r>
+          </w:p>
+        </w:tc>
+        <w:tc>
+          <w:tcPr>
+            <w:tcW w:type="dxa" w:w="1440"/>
+            <w:shd w:fill="F8FAFC"/>
+            <w:tcMar>
+              <w:top w:w="100" w:type="dxa"/>
+              <w:bottom w:w="100" w:type="dxa"/>
+              <w:left w:w="120" w:type="dxa"/>
+              <w:right w:w="120" w:type="dxa"/>
+            </w:tcMar>
+            <w:tcBorders>
+              <w:top w:val="single" w:sz="4" w:space="0" w:color="CCCCCC"/>
+              <w:bottom w:val="single" w:sz="4" w:space="0" w:color="CCCCCC"/>
+              <w:left w:val="single" w:sz="4" w:space="0" w:color="CCCCCC"/>
+              <w:right w:val="single" w:sz="4" w:space="0" w:color="CCCCCC"/>
+            </w:tcBorders>
+          </w:tcPr>
+          <w:p>
+            <w:pPr>
+              <w:spacing w:before="60" w:after="60" w:line="252" w:lineRule="auto"/>
+              <w:jc w:val="left"/>
+            </w:pPr>
+            <w:r/>
+            <w:r>
+              <w:t>685.25</w:t>
+            </w:r>
+          </w:p>
+        </w:tc>
+        <w:tc>
+          <w:tcPr>
+            <w:tcW w:type="dxa" w:w="2016"/>
+            <w:shd w:fill="F8FAFC"/>
+            <w:tcMar>
+              <w:top w:w="100" w:type="dxa"/>
+              <w:bottom w:w="100" w:type="dxa"/>
+              <w:left w:w="120" w:type="dxa"/>
+              <w:right w:w="120" w:type="dxa"/>
+            </w:tcMar>
+            <w:tcBorders>
+              <w:top w:val="single" w:sz="4" w:space="0" w:color="CCCCCC"/>
+              <w:bottom w:val="single" w:sz="4" w:space="0" w:color="CCCCCC"/>
+              <w:left w:val="single" w:sz="4" w:space="0" w:color="CCCCCC"/>
+              <w:right w:val="single" w:sz="4" w:space="0" w:color="CCCCCC"/>
+            </w:tcBorders>
+          </w:tcPr>
+          <w:p>
+            <w:pPr>
+              <w:spacing w:before="60" w:after="60" w:line="252" w:lineRule="auto"/>
+              <w:jc w:val="left"/>
+            </w:pPr>
+            <w:r/>
+            <w:r>
+              <w:t>695.75</w:t>
+            </w:r>
+          </w:p>
+        </w:tc>
+        <w:tc>
+          <w:tcPr>
+            <w:tcW w:type="dxa" w:w="1152"/>
+            <w:shd w:fill="F8FAFC"/>
+            <w:tcMar>
+              <w:top w:w="100" w:type="dxa"/>
+              <w:bottom w:w="100" w:type="dxa"/>
+              <w:left w:w="120" w:type="dxa"/>
+              <w:right w:w="120" w:type="dxa"/>
+            </w:tcMar>
+            <w:tcBorders>
+              <w:top w:val="single" w:sz="4" w:space="0" w:color="CCCCCC"/>
+              <w:bottom w:val="single" w:sz="4" w:space="0" w:color="CCCCCC"/>
+              <w:left w:val="single" w:sz="4" w:space="0" w:color="CCCCCC"/>
+              <w:right w:val="single" w:sz="4" w:space="0" w:color="CCCCCC"/>
+            </w:tcBorders>
+          </w:tcPr>
+          <w:p>
+            <w:pPr>
+              <w:spacing w:before="60" w:after="60" w:line="252" w:lineRule="auto"/>
+              <w:jc w:val="left"/>
+            </w:pPr>
+            <w:r/>
+            <w:r>
+              <w:t>678.00</w:t>
+            </w:r>
+          </w:p>
+        </w:tc>
+        <w:tc>
+          <w:tcPr>
+            <w:tcW w:type="dxa" w:w="1728"/>
+            <w:shd w:fill="F8FAFC"/>
             <w:tcMar>
               <w:top w:w="100" w:type="dxa"/>
               <w:bottom w:w="100" w:type="dxa"/>
@@ -27957,6 +28662,241 @@
         <w:tc>
           <w:tcPr>
             <w:tcW w:type="dxa" w:w="3456"/>
+            <w:shd w:fill="F8FAFC"/>
+            <w:tcMar>
+              <w:top w:w="100" w:type="dxa"/>
+              <w:bottom w:w="100" w:type="dxa"/>
+              <w:left w:w="120" w:type="dxa"/>
+              <w:right w:w="120" w:type="dxa"/>
+            </w:tcMar>
+            <w:tcBorders>
+              <w:top w:val="single" w:sz="4" w:space="0" w:color="CCCCCC"/>
+              <w:bottom w:val="single" w:sz="4" w:space="0" w:color="CCCCCC"/>
+              <w:left w:val="single" w:sz="4" w:space="0" w:color="CCCCCC"/>
+              <w:right w:val="single" w:sz="4" w:space="0" w:color="CCCCCC"/>
+            </w:tcBorders>
+          </w:tcPr>
+          <w:p>
+            <w:pPr>
+              <w:spacing w:before="60" w:after="60" w:line="252" w:lineRule="auto"/>
+              <w:jc w:val="left"/>
+            </w:pPr>
+            <w:r/>
+            <w:r>
+              <w:rPr>
+                <w:b/>
+              </w:rPr>
+              <w:t>-0.25</w:t>
+            </w:r>
+          </w:p>
+        </w:tc>
+        <w:tc>
+          <w:tcPr>
+            <w:tcW w:type="dxa" w:w="1440"/>
+            <w:shd w:fill="F8FAFC"/>
+            <w:tcMar>
+              <w:top w:w="100" w:type="dxa"/>
+              <w:bottom w:w="100" w:type="dxa"/>
+              <w:left w:w="120" w:type="dxa"/>
+              <w:right w:w="120" w:type="dxa"/>
+            </w:tcMar>
+            <w:tcBorders>
+              <w:top w:val="single" w:sz="4" w:space="0" w:color="CCCCCC"/>
+              <w:bottom w:val="single" w:sz="4" w:space="0" w:color="CCCCCC"/>
+              <w:left w:val="single" w:sz="4" w:space="0" w:color="CCCCCC"/>
+              <w:right w:val="single" w:sz="4" w:space="0" w:color="CCCCCC"/>
+            </w:tcBorders>
+          </w:tcPr>
+          <w:p>
+            <w:pPr>
+              <w:spacing w:before="60" w:after="60" w:line="252" w:lineRule="auto"/>
+              <w:jc w:val="left"/>
+            </w:pPr>
+            <w:r/>
+            <w:r>
+              <w:t>BEAR</w:t>
+            </w:r>
+          </w:p>
+        </w:tc>
+      </w:tr>
+      <w:tr>
+        <w:tc>
+          <w:tcPr>
+            <w:tcW w:type="dxa" w:w="1584"/>
+            <w:shd w:fill="FFFFFF"/>
+            <w:tcMar>
+              <w:top w:w="100" w:type="dxa"/>
+              <w:bottom w:w="100" w:type="dxa"/>
+              <w:left w:w="120" w:type="dxa"/>
+              <w:right w:w="120" w:type="dxa"/>
+            </w:tcMar>
+            <w:tcBorders>
+              <w:top w:val="single" w:sz="4" w:space="0" w:color="CCCCCC"/>
+              <w:bottom w:val="single" w:sz="4" w:space="0" w:color="CCCCCC"/>
+              <w:left w:val="single" w:sz="4" w:space="0" w:color="CCCCCC"/>
+              <w:right w:val="single" w:sz="4" w:space="0" w:color="CCCCCC"/>
+            </w:tcBorders>
+          </w:tcPr>
+          <w:p>
+            <w:pPr>
+              <w:spacing w:before="60" w:after="60" w:line="252" w:lineRule="auto"/>
+              <w:jc w:val="left"/>
+            </w:pPr>
+            <w:r/>
+            <w:r>
+              <w:rPr>
+                <w:b/>
+              </w:rPr>
+              <w:t>Thu 15/10</w:t>
+            </w:r>
+          </w:p>
+        </w:tc>
+        <w:tc>
+          <w:tcPr>
+            <w:tcW w:type="dxa" w:w="864"/>
+            <w:shd w:fill="FFFFFF"/>
+            <w:tcMar>
+              <w:top w:w="100" w:type="dxa"/>
+              <w:bottom w:w="100" w:type="dxa"/>
+              <w:left w:w="120" w:type="dxa"/>
+              <w:right w:w="120" w:type="dxa"/>
+            </w:tcMar>
+            <w:tcBorders>
+              <w:top w:val="single" w:sz="4" w:space="0" w:color="CCCCCC"/>
+              <w:bottom w:val="single" w:sz="4" w:space="0" w:color="CCCCCC"/>
+              <w:left w:val="single" w:sz="4" w:space="0" w:color="CCCCCC"/>
+              <w:right w:val="single" w:sz="4" w:space="0" w:color="CCCCCC"/>
+            </w:tcBorders>
+          </w:tcPr>
+          <w:p>
+            <w:pPr>
+              <w:spacing w:before="60" w:after="60" w:line="252" w:lineRule="auto"/>
+              <w:jc w:val="left"/>
+            </w:pPr>
+            <w:r/>
+            <w:r>
+              <w:t>Asia 11-15</w:t>
+            </w:r>
+          </w:p>
+        </w:tc>
+        <w:tc>
+          <w:tcPr>
+            <w:tcW w:type="dxa" w:w="1440"/>
+            <w:shd w:fill="FFFFFF"/>
+            <w:tcMar>
+              <w:top w:w="100" w:type="dxa"/>
+              <w:bottom w:w="100" w:type="dxa"/>
+              <w:left w:w="120" w:type="dxa"/>
+              <w:right w:w="120" w:type="dxa"/>
+            </w:tcMar>
+            <w:tcBorders>
+              <w:top w:val="single" w:sz="4" w:space="0" w:color="CCCCCC"/>
+              <w:bottom w:val="single" w:sz="4" w:space="0" w:color="CCCCCC"/>
+              <w:left w:val="single" w:sz="4" w:space="0" w:color="CCCCCC"/>
+              <w:right w:val="single" w:sz="4" w:space="0" w:color="CCCCCC"/>
+            </w:tcBorders>
+          </w:tcPr>
+          <w:p>
+            <w:pPr>
+              <w:spacing w:before="60" w:after="60" w:line="252" w:lineRule="auto"/>
+              <w:jc w:val="left"/>
+            </w:pPr>
+            <w:r/>
+            <w:r>
+              <w:t>685.00</w:t>
+            </w:r>
+          </w:p>
+        </w:tc>
+        <w:tc>
+          <w:tcPr>
+            <w:tcW w:type="dxa" w:w="2016"/>
+            <w:shd w:fill="FFFFFF"/>
+            <w:tcMar>
+              <w:top w:w="100" w:type="dxa"/>
+              <w:bottom w:w="100" w:type="dxa"/>
+              <w:left w:w="120" w:type="dxa"/>
+              <w:right w:w="120" w:type="dxa"/>
+            </w:tcMar>
+            <w:tcBorders>
+              <w:top w:val="single" w:sz="4" w:space="0" w:color="CCCCCC"/>
+              <w:bottom w:val="single" w:sz="4" w:space="0" w:color="CCCCCC"/>
+              <w:left w:val="single" w:sz="4" w:space="0" w:color="CCCCCC"/>
+              <w:right w:val="single" w:sz="4" w:space="0" w:color="CCCCCC"/>
+            </w:tcBorders>
+          </w:tcPr>
+          <w:p>
+            <w:pPr>
+              <w:spacing w:before="60" w:after="60" w:line="252" w:lineRule="auto"/>
+              <w:jc w:val="left"/>
+            </w:pPr>
+            <w:r/>
+            <w:r>
+              <w:t>694.75</w:t>
+            </w:r>
+          </w:p>
+        </w:tc>
+        <w:tc>
+          <w:tcPr>
+            <w:tcW w:type="dxa" w:w="1152"/>
+            <w:shd w:fill="FFFFFF"/>
+            <w:tcMar>
+              <w:top w:w="100" w:type="dxa"/>
+              <w:bottom w:w="100" w:type="dxa"/>
+              <w:left w:w="120" w:type="dxa"/>
+              <w:right w:w="120" w:type="dxa"/>
+            </w:tcMar>
+            <w:tcBorders>
+              <w:top w:val="single" w:sz="4" w:space="0" w:color="CCCCCC"/>
+              <w:bottom w:val="single" w:sz="4" w:space="0" w:color="CCCCCC"/>
+              <w:left w:val="single" w:sz="4" w:space="0" w:color="CCCCCC"/>
+              <w:right w:val="single" w:sz="4" w:space="0" w:color="CCCCCC"/>
+            </w:tcBorders>
+          </w:tcPr>
+          <w:p>
+            <w:pPr>
+              <w:spacing w:before="60" w:after="60" w:line="252" w:lineRule="auto"/>
+              <w:jc w:val="left"/>
+            </w:pPr>
+            <w:r/>
+            <w:r>
+              <w:t>675.25</w:t>
+            </w:r>
+          </w:p>
+        </w:tc>
+        <w:tc>
+          <w:tcPr>
+            <w:tcW w:type="dxa" w:w="1728"/>
+            <w:shd w:fill="FFFFFF"/>
+            <w:tcMar>
+              <w:top w:w="100" w:type="dxa"/>
+              <w:bottom w:w="100" w:type="dxa"/>
+              <w:left w:w="120" w:type="dxa"/>
+              <w:right w:w="120" w:type="dxa"/>
+            </w:tcMar>
+            <w:tcBorders>
+              <w:top w:val="single" w:sz="4" w:space="0" w:color="CCCCCC"/>
+              <w:bottom w:val="single" w:sz="4" w:space="0" w:color="CCCCCC"/>
+              <w:left w:val="single" w:sz="4" w:space="0" w:color="CCCCCC"/>
+              <w:right w:val="single" w:sz="4" w:space="0" w:color="CCCCCC"/>
+            </w:tcBorders>
+          </w:tcPr>
+          <w:p>
+            <w:pPr>
+              <w:spacing w:before="60" w:after="60" w:line="252" w:lineRule="auto"/>
+              <w:jc w:val="left"/>
+            </w:pPr>
+            <w:r/>
+            <w:r>
+              <w:rPr>
+                <w:b/>
+              </w:rPr>
+              <w:t>685.50</w:t>
+            </w:r>
+          </w:p>
+        </w:tc>
+        <w:tc>
+          <w:tcPr>
+            <w:tcW w:type="dxa" w:w="3456"/>
             <w:shd w:fill="FFFFFF"/>
             <w:tcMar>
               <w:top w:w="100" w:type="dxa"/>
@@ -28042,7 +28982,7 @@
               <w:rPr>
                 <w:b/>
               </w:rPr>
-              <w:t>Wed 14/10</w:t>
+              <w:t>Thu 15/10</w:t>
             </w:r>
           </w:p>
         </w:tc>
@@ -28070,7 +29010,7 @@
             </w:pPr>
             <w:r/>
             <w:r>
-              <w:t>NY Open 21-23</w:t>
+              <w:t>London 15-19</w:t>
             </w:r>
           </w:p>
         </w:tc>
@@ -28098,7 +29038,7 @@
             </w:pPr>
             <w:r/>
             <w:r>
-              <w:t>685.00</w:t>
+              <w:t>685.50</w:t>
             </w:r>
           </w:p>
         </w:tc>
@@ -28126,7 +29066,7 @@
             </w:pPr>
             <w:r/>
             <w:r>
-              <w:t>697.25</w:t>
+              <w:t>696.25</w:t>
             </w:r>
           </w:p>
         </w:tc>
@@ -28154,7 +29094,7 @@
             </w:pPr>
             <w:r/>
             <w:r>
-              <w:t>670.75</w:t>
+              <w:t>678.25</w:t>
             </w:r>
           </w:p>
         </w:tc>
@@ -28185,7 +29125,7 @@
               <w:rPr>
                 <w:b/>
               </w:rPr>
-              <w:t>683.50</w:t>
+              <w:t>686.25</w:t>
             </w:r>
           </w:p>
         </w:tc>
@@ -28216,7 +29156,7 @@
               <w:rPr>
                 <w:b/>
               </w:rPr>
-              <w:t>-1.50</w:t>
+              <w:t>+0.75</w:t>
             </w:r>
           </w:p>
         </w:tc>
@@ -28244,7 +29184,7 @@
             </w:pPr>
             <w:r/>
             <w:r>
-              <w:t>BEAR</w:t>
+              <w:t>BULL</w:t>
             </w:r>
           </w:p>
         </w:tc>
@@ -28277,7 +29217,7 @@
               <w:rPr>
                 <w:b/>
               </w:rPr>
-              <w:t>Wed 14/10</w:t>
+              <w:t>Thu 15/10</w:t>
             </w:r>
           </w:p>
         </w:tc>
@@ -28305,7 +29245,7 @@
             </w:pPr>
             <w:r/>
             <w:r>
-              <w:t>NY Close 23-01</w:t>
+              <w:t>Pre-NY 19-21</w:t>
             </w:r>
           </w:p>
         </w:tc>
@@ -28333,7 +29273,7 @@
             </w:pPr>
             <w:r/>
             <w:r>
-              <w:t>683.50</w:t>
+              <w:t>686.25</w:t>
             </w:r>
           </w:p>
         </w:tc>
@@ -28361,7 +29301,7 @@
             </w:pPr>
             <w:r/>
             <w:r>
-              <w:t>690.50</w:t>
+              <w:t>692.75</w:t>
             </w:r>
           </w:p>
         </w:tc>
@@ -28389,7 +29329,7 @@
             </w:pPr>
             <w:r/>
             <w:r>
-              <w:t>674.00</w:t>
+              <w:t>677.75</w:t>
             </w:r>
           </w:p>
         </w:tc>
@@ -28420,7 +29360,7 @@
               <w:rPr>
                 <w:b/>
               </w:rPr>
-              <w:t>684.00</w:t>
+              <w:t>686.75</w:t>
             </w:r>
           </w:p>
         </w:tc>
@@ -28540,7 +29480,7 @@
             </w:pPr>
             <w:r/>
             <w:r>
-              <w:t>Asia 07-11</w:t>
+              <w:t>NY Open 21-23</w:t>
             </w:r>
           </w:p>
         </w:tc>
@@ -28568,7 +29508,7 @@
             </w:pPr>
             <w:r/>
             <w:r>
-              <w:t>684.00</w:t>
+              <w:t>686.75</w:t>
             </w:r>
           </w:p>
         </w:tc>
@@ -28596,7 +29536,7 @@
             </w:pPr>
             <w:r/>
             <w:r>
-              <w:t>694.50</w:t>
+              <w:t>697.75</w:t>
             </w:r>
           </w:p>
         </w:tc>
@@ -28624,7 +29564,7 @@
             </w:pPr>
             <w:r/>
             <w:r>
-              <w:t>676.75</w:t>
+              <w:t>675.00</w:t>
             </w:r>
           </w:p>
         </w:tc>
@@ -28655,7 +29595,7 @@
               <w:rPr>
                 <w:b/>
               </w:rPr>
-              <w:t>683.75</w:t>
+              <w:t>690.25</w:t>
             </w:r>
           </w:p>
         </w:tc>
@@ -28663,6 +29603,1181 @@
           <w:tcPr>
             <w:tcW w:type="dxa" w:w="3456"/>
             <w:shd w:fill="F8FAFC"/>
+            <w:tcMar>
+              <w:top w:w="100" w:type="dxa"/>
+              <w:bottom w:w="100" w:type="dxa"/>
+              <w:left w:w="120" w:type="dxa"/>
+              <w:right w:w="120" w:type="dxa"/>
+            </w:tcMar>
+            <w:tcBorders>
+              <w:top w:val="single" w:sz="4" w:space="0" w:color="CCCCCC"/>
+              <w:bottom w:val="single" w:sz="4" w:space="0" w:color="CCCCCC"/>
+              <w:left w:val="single" w:sz="4" w:space="0" w:color="CCCCCC"/>
+              <w:right w:val="single" w:sz="4" w:space="0" w:color="CCCCCC"/>
+            </w:tcBorders>
+          </w:tcPr>
+          <w:p>
+            <w:pPr>
+              <w:spacing w:before="60" w:after="60" w:line="252" w:lineRule="auto"/>
+              <w:jc w:val="left"/>
+            </w:pPr>
+            <w:r/>
+            <w:r>
+              <w:rPr>
+                <w:b/>
+              </w:rPr>
+              <w:t>+3.50</w:t>
+            </w:r>
+          </w:p>
+        </w:tc>
+        <w:tc>
+          <w:tcPr>
+            <w:tcW w:type="dxa" w:w="1440"/>
+            <w:shd w:fill="F8FAFC"/>
+            <w:tcMar>
+              <w:top w:w="100" w:type="dxa"/>
+              <w:bottom w:w="100" w:type="dxa"/>
+              <w:left w:w="120" w:type="dxa"/>
+              <w:right w:w="120" w:type="dxa"/>
+            </w:tcMar>
+            <w:tcBorders>
+              <w:top w:val="single" w:sz="4" w:space="0" w:color="CCCCCC"/>
+              <w:bottom w:val="single" w:sz="4" w:space="0" w:color="CCCCCC"/>
+              <w:left w:val="single" w:sz="4" w:space="0" w:color="CCCCCC"/>
+              <w:right w:val="single" w:sz="4" w:space="0" w:color="CCCCCC"/>
+            </w:tcBorders>
+          </w:tcPr>
+          <w:p>
+            <w:pPr>
+              <w:spacing w:before="60" w:after="60" w:line="252" w:lineRule="auto"/>
+              <w:jc w:val="left"/>
+            </w:pPr>
+            <w:r/>
+            <w:r>
+              <w:t>BULL</w:t>
+            </w:r>
+          </w:p>
+        </w:tc>
+      </w:tr>
+      <w:tr>
+        <w:tc>
+          <w:tcPr>
+            <w:tcW w:type="dxa" w:w="1584"/>
+            <w:shd w:fill="FFFFFF"/>
+            <w:tcMar>
+              <w:top w:w="100" w:type="dxa"/>
+              <w:bottom w:w="100" w:type="dxa"/>
+              <w:left w:w="120" w:type="dxa"/>
+              <w:right w:w="120" w:type="dxa"/>
+            </w:tcMar>
+            <w:tcBorders>
+              <w:top w:val="single" w:sz="4" w:space="0" w:color="CCCCCC"/>
+              <w:bottom w:val="single" w:sz="4" w:space="0" w:color="CCCCCC"/>
+              <w:left w:val="single" w:sz="4" w:space="0" w:color="CCCCCC"/>
+              <w:right w:val="single" w:sz="4" w:space="0" w:color="CCCCCC"/>
+            </w:tcBorders>
+          </w:tcPr>
+          <w:p>
+            <w:pPr>
+              <w:spacing w:before="60" w:after="60" w:line="252" w:lineRule="auto"/>
+              <w:jc w:val="left"/>
+            </w:pPr>
+            <w:r/>
+            <w:r>
+              <w:rPr>
+                <w:b/>
+              </w:rPr>
+              <w:t>Thu 15/10</w:t>
+            </w:r>
+          </w:p>
+        </w:tc>
+        <w:tc>
+          <w:tcPr>
+            <w:tcW w:type="dxa" w:w="864"/>
+            <w:shd w:fill="FFFFFF"/>
+            <w:tcMar>
+              <w:top w:w="100" w:type="dxa"/>
+              <w:bottom w:w="100" w:type="dxa"/>
+              <w:left w:w="120" w:type="dxa"/>
+              <w:right w:w="120" w:type="dxa"/>
+            </w:tcMar>
+            <w:tcBorders>
+              <w:top w:val="single" w:sz="4" w:space="0" w:color="CCCCCC"/>
+              <w:bottom w:val="single" w:sz="4" w:space="0" w:color="CCCCCC"/>
+              <w:left w:val="single" w:sz="4" w:space="0" w:color="CCCCCC"/>
+              <w:right w:val="single" w:sz="4" w:space="0" w:color="CCCCCC"/>
+            </w:tcBorders>
+          </w:tcPr>
+          <w:p>
+            <w:pPr>
+              <w:spacing w:before="60" w:after="60" w:line="252" w:lineRule="auto"/>
+              <w:jc w:val="left"/>
+            </w:pPr>
+            <w:r/>
+            <w:r>
+              <w:t>NY Close 23-01</w:t>
+            </w:r>
+          </w:p>
+        </w:tc>
+        <w:tc>
+          <w:tcPr>
+            <w:tcW w:type="dxa" w:w="1440"/>
+            <w:shd w:fill="FFFFFF"/>
+            <w:tcMar>
+              <w:top w:w="100" w:type="dxa"/>
+              <w:bottom w:w="100" w:type="dxa"/>
+              <w:left w:w="120" w:type="dxa"/>
+              <w:right w:w="120" w:type="dxa"/>
+            </w:tcMar>
+            <w:tcBorders>
+              <w:top w:val="single" w:sz="4" w:space="0" w:color="CCCCCC"/>
+              <w:bottom w:val="single" w:sz="4" w:space="0" w:color="CCCCCC"/>
+              <w:left w:val="single" w:sz="4" w:space="0" w:color="CCCCCC"/>
+              <w:right w:val="single" w:sz="4" w:space="0" w:color="CCCCCC"/>
+            </w:tcBorders>
+          </w:tcPr>
+          <w:p>
+            <w:pPr>
+              <w:spacing w:before="60" w:after="60" w:line="252" w:lineRule="auto"/>
+              <w:jc w:val="left"/>
+            </w:pPr>
+            <w:r/>
+            <w:r>
+              <w:t>690.25</w:t>
+            </w:r>
+          </w:p>
+        </w:tc>
+        <w:tc>
+          <w:tcPr>
+            <w:tcW w:type="dxa" w:w="2016"/>
+            <w:shd w:fill="FFFFFF"/>
+            <w:tcMar>
+              <w:top w:w="100" w:type="dxa"/>
+              <w:bottom w:w="100" w:type="dxa"/>
+              <w:left w:w="120" w:type="dxa"/>
+              <w:right w:w="120" w:type="dxa"/>
+            </w:tcMar>
+            <w:tcBorders>
+              <w:top w:val="single" w:sz="4" w:space="0" w:color="CCCCCC"/>
+              <w:bottom w:val="single" w:sz="4" w:space="0" w:color="CCCCCC"/>
+              <w:left w:val="single" w:sz="4" w:space="0" w:color="CCCCCC"/>
+              <w:right w:val="single" w:sz="4" w:space="0" w:color="CCCCCC"/>
+            </w:tcBorders>
+          </w:tcPr>
+          <w:p>
+            <w:pPr>
+              <w:spacing w:before="60" w:after="60" w:line="252" w:lineRule="auto"/>
+              <w:jc w:val="left"/>
+            </w:pPr>
+            <w:r/>
+            <w:r>
+              <w:t>695.75</w:t>
+            </w:r>
+          </w:p>
+        </w:tc>
+        <w:tc>
+          <w:tcPr>
+            <w:tcW w:type="dxa" w:w="1152"/>
+            <w:shd w:fill="FFFFFF"/>
+            <w:tcMar>
+              <w:top w:w="100" w:type="dxa"/>
+              <w:bottom w:w="100" w:type="dxa"/>
+              <w:left w:w="120" w:type="dxa"/>
+              <w:right w:w="120" w:type="dxa"/>
+            </w:tcMar>
+            <w:tcBorders>
+              <w:top w:val="single" w:sz="4" w:space="0" w:color="CCCCCC"/>
+              <w:bottom w:val="single" w:sz="4" w:space="0" w:color="CCCCCC"/>
+              <w:left w:val="single" w:sz="4" w:space="0" w:color="CCCCCC"/>
+              <w:right w:val="single" w:sz="4" w:space="0" w:color="CCCCCC"/>
+            </w:tcBorders>
+          </w:tcPr>
+          <w:p>
+            <w:pPr>
+              <w:spacing w:before="60" w:after="60" w:line="252" w:lineRule="auto"/>
+              <w:jc w:val="left"/>
+            </w:pPr>
+            <w:r/>
+            <w:r>
+              <w:t>682.50</w:t>
+            </w:r>
+          </w:p>
+        </w:tc>
+        <w:tc>
+          <w:tcPr>
+            <w:tcW w:type="dxa" w:w="1728"/>
+            <w:shd w:fill="FFFFFF"/>
+            <w:tcMar>
+              <w:top w:w="100" w:type="dxa"/>
+              <w:bottom w:w="100" w:type="dxa"/>
+              <w:left w:w="120" w:type="dxa"/>
+              <w:right w:w="120" w:type="dxa"/>
+            </w:tcMar>
+            <w:tcBorders>
+              <w:top w:val="single" w:sz="4" w:space="0" w:color="CCCCCC"/>
+              <w:bottom w:val="single" w:sz="4" w:space="0" w:color="CCCCCC"/>
+              <w:left w:val="single" w:sz="4" w:space="0" w:color="CCCCCC"/>
+              <w:right w:val="single" w:sz="4" w:space="0" w:color="CCCCCC"/>
+            </w:tcBorders>
+          </w:tcPr>
+          <w:p>
+            <w:pPr>
+              <w:spacing w:before="60" w:after="60" w:line="252" w:lineRule="auto"/>
+              <w:jc w:val="left"/>
+            </w:pPr>
+            <w:r/>
+            <w:r>
+              <w:rPr>
+                <w:b/>
+              </w:rPr>
+              <w:t>691.00</w:t>
+            </w:r>
+          </w:p>
+        </w:tc>
+        <w:tc>
+          <w:tcPr>
+            <w:tcW w:type="dxa" w:w="3456"/>
+            <w:shd w:fill="FFFFFF"/>
+            <w:tcMar>
+              <w:top w:w="100" w:type="dxa"/>
+              <w:bottom w:w="100" w:type="dxa"/>
+              <w:left w:w="120" w:type="dxa"/>
+              <w:right w:w="120" w:type="dxa"/>
+            </w:tcMar>
+            <w:tcBorders>
+              <w:top w:val="single" w:sz="4" w:space="0" w:color="CCCCCC"/>
+              <w:bottom w:val="single" w:sz="4" w:space="0" w:color="CCCCCC"/>
+              <w:left w:val="single" w:sz="4" w:space="0" w:color="CCCCCC"/>
+              <w:right w:val="single" w:sz="4" w:space="0" w:color="CCCCCC"/>
+            </w:tcBorders>
+          </w:tcPr>
+          <w:p>
+            <w:pPr>
+              <w:spacing w:before="60" w:after="60" w:line="252" w:lineRule="auto"/>
+              <w:jc w:val="left"/>
+            </w:pPr>
+            <w:r/>
+            <w:r>
+              <w:rPr>
+                <w:b/>
+              </w:rPr>
+              <w:t>+0.75</w:t>
+            </w:r>
+          </w:p>
+        </w:tc>
+        <w:tc>
+          <w:tcPr>
+            <w:tcW w:type="dxa" w:w="1440"/>
+            <w:shd w:fill="FFFFFF"/>
+            <w:tcMar>
+              <w:top w:w="100" w:type="dxa"/>
+              <w:bottom w:w="100" w:type="dxa"/>
+              <w:left w:w="120" w:type="dxa"/>
+              <w:right w:w="120" w:type="dxa"/>
+            </w:tcMar>
+            <w:tcBorders>
+              <w:top w:val="single" w:sz="4" w:space="0" w:color="CCCCCC"/>
+              <w:bottom w:val="single" w:sz="4" w:space="0" w:color="CCCCCC"/>
+              <w:left w:val="single" w:sz="4" w:space="0" w:color="CCCCCC"/>
+              <w:right w:val="single" w:sz="4" w:space="0" w:color="CCCCCC"/>
+            </w:tcBorders>
+          </w:tcPr>
+          <w:p>
+            <w:pPr>
+              <w:spacing w:before="60" w:after="60" w:line="252" w:lineRule="auto"/>
+              <w:jc w:val="left"/>
+            </w:pPr>
+            <w:r/>
+            <w:r>
+              <w:t>BULL</w:t>
+            </w:r>
+          </w:p>
+        </w:tc>
+      </w:tr>
+      <w:tr>
+        <w:tc>
+          <w:tcPr>
+            <w:tcW w:type="dxa" w:w="1584"/>
+            <w:shd w:fill="F8FAFC"/>
+            <w:tcMar>
+              <w:top w:w="100" w:type="dxa"/>
+              <w:bottom w:w="100" w:type="dxa"/>
+              <w:left w:w="120" w:type="dxa"/>
+              <w:right w:w="120" w:type="dxa"/>
+            </w:tcMar>
+            <w:tcBorders>
+              <w:top w:val="single" w:sz="4" w:space="0" w:color="CCCCCC"/>
+              <w:bottom w:val="single" w:sz="4" w:space="0" w:color="CCCCCC"/>
+              <w:left w:val="single" w:sz="4" w:space="0" w:color="CCCCCC"/>
+              <w:right w:val="single" w:sz="4" w:space="0" w:color="CCCCCC"/>
+            </w:tcBorders>
+          </w:tcPr>
+          <w:p>
+            <w:pPr>
+              <w:spacing w:before="60" w:after="60" w:line="252" w:lineRule="auto"/>
+              <w:jc w:val="left"/>
+            </w:pPr>
+            <w:r/>
+            <w:r>
+              <w:rPr>
+                <w:b/>
+              </w:rPr>
+              <w:t>Fri 16/10</w:t>
+            </w:r>
+          </w:p>
+        </w:tc>
+        <w:tc>
+          <w:tcPr>
+            <w:tcW w:type="dxa" w:w="864"/>
+            <w:shd w:fill="F8FAFC"/>
+            <w:tcMar>
+              <w:top w:w="100" w:type="dxa"/>
+              <w:bottom w:w="100" w:type="dxa"/>
+              <w:left w:w="120" w:type="dxa"/>
+              <w:right w:w="120" w:type="dxa"/>
+            </w:tcMar>
+            <w:tcBorders>
+              <w:top w:val="single" w:sz="4" w:space="0" w:color="CCCCCC"/>
+              <w:bottom w:val="single" w:sz="4" w:space="0" w:color="CCCCCC"/>
+              <w:left w:val="single" w:sz="4" w:space="0" w:color="CCCCCC"/>
+              <w:right w:val="single" w:sz="4" w:space="0" w:color="CCCCCC"/>
+            </w:tcBorders>
+          </w:tcPr>
+          <w:p>
+            <w:pPr>
+              <w:spacing w:before="60" w:after="60" w:line="252" w:lineRule="auto"/>
+              <w:jc w:val="left"/>
+            </w:pPr>
+            <w:r/>
+            <w:r>
+              <w:t>Asia 07-11</w:t>
+            </w:r>
+          </w:p>
+        </w:tc>
+        <w:tc>
+          <w:tcPr>
+            <w:tcW w:type="dxa" w:w="1440"/>
+            <w:shd w:fill="F8FAFC"/>
+            <w:tcMar>
+              <w:top w:w="100" w:type="dxa"/>
+              <w:bottom w:w="100" w:type="dxa"/>
+              <w:left w:w="120" w:type="dxa"/>
+              <w:right w:w="120" w:type="dxa"/>
+            </w:tcMar>
+            <w:tcBorders>
+              <w:top w:val="single" w:sz="4" w:space="0" w:color="CCCCCC"/>
+              <w:bottom w:val="single" w:sz="4" w:space="0" w:color="CCCCCC"/>
+              <w:left w:val="single" w:sz="4" w:space="0" w:color="CCCCCC"/>
+              <w:right w:val="single" w:sz="4" w:space="0" w:color="CCCCCC"/>
+            </w:tcBorders>
+          </w:tcPr>
+          <w:p>
+            <w:pPr>
+              <w:spacing w:before="60" w:after="60" w:line="252" w:lineRule="auto"/>
+              <w:jc w:val="left"/>
+            </w:pPr>
+            <w:r/>
+            <w:r>
+              <w:t>691.00</w:t>
+            </w:r>
+          </w:p>
+        </w:tc>
+        <w:tc>
+          <w:tcPr>
+            <w:tcW w:type="dxa" w:w="2016"/>
+            <w:shd w:fill="F8FAFC"/>
+            <w:tcMar>
+              <w:top w:w="100" w:type="dxa"/>
+              <w:bottom w:w="100" w:type="dxa"/>
+              <w:left w:w="120" w:type="dxa"/>
+              <w:right w:w="120" w:type="dxa"/>
+            </w:tcMar>
+            <w:tcBorders>
+              <w:top w:val="single" w:sz="4" w:space="0" w:color="CCCCCC"/>
+              <w:bottom w:val="single" w:sz="4" w:space="0" w:color="CCCCCC"/>
+              <w:left w:val="single" w:sz="4" w:space="0" w:color="CCCCCC"/>
+              <w:right w:val="single" w:sz="4" w:space="0" w:color="CCCCCC"/>
+            </w:tcBorders>
+          </w:tcPr>
+          <w:p>
+            <w:pPr>
+              <w:spacing w:before="60" w:after="60" w:line="252" w:lineRule="auto"/>
+              <w:jc w:val="left"/>
+            </w:pPr>
+            <w:r/>
+            <w:r>
+              <w:t>700.25</w:t>
+            </w:r>
+          </w:p>
+        </w:tc>
+        <w:tc>
+          <w:tcPr>
+            <w:tcW w:type="dxa" w:w="1152"/>
+            <w:shd w:fill="F8FAFC"/>
+            <w:tcMar>
+              <w:top w:w="100" w:type="dxa"/>
+              <w:bottom w:w="100" w:type="dxa"/>
+              <w:left w:w="120" w:type="dxa"/>
+              <w:right w:w="120" w:type="dxa"/>
+            </w:tcMar>
+            <w:tcBorders>
+              <w:top w:val="single" w:sz="4" w:space="0" w:color="CCCCCC"/>
+              <w:bottom w:val="single" w:sz="4" w:space="0" w:color="CCCCCC"/>
+              <w:left w:val="single" w:sz="4" w:space="0" w:color="CCCCCC"/>
+              <w:right w:val="single" w:sz="4" w:space="0" w:color="CCCCCC"/>
+            </w:tcBorders>
+          </w:tcPr>
+          <w:p>
+            <w:pPr>
+              <w:spacing w:before="60" w:after="60" w:line="252" w:lineRule="auto"/>
+              <w:jc w:val="left"/>
+            </w:pPr>
+            <w:r/>
+            <w:r>
+              <w:t>684.50</w:t>
+            </w:r>
+          </w:p>
+        </w:tc>
+        <w:tc>
+          <w:tcPr>
+            <w:tcW w:type="dxa" w:w="1728"/>
+            <w:shd w:fill="F8FAFC"/>
+            <w:tcMar>
+              <w:top w:w="100" w:type="dxa"/>
+              <w:bottom w:w="100" w:type="dxa"/>
+              <w:left w:w="120" w:type="dxa"/>
+              <w:right w:w="120" w:type="dxa"/>
+            </w:tcMar>
+            <w:tcBorders>
+              <w:top w:val="single" w:sz="4" w:space="0" w:color="CCCCCC"/>
+              <w:bottom w:val="single" w:sz="4" w:space="0" w:color="CCCCCC"/>
+              <w:left w:val="single" w:sz="4" w:space="0" w:color="CCCCCC"/>
+              <w:right w:val="single" w:sz="4" w:space="0" w:color="CCCCCC"/>
+            </w:tcBorders>
+          </w:tcPr>
+          <w:p>
+            <w:pPr>
+              <w:spacing w:before="60" w:after="60" w:line="252" w:lineRule="auto"/>
+              <w:jc w:val="left"/>
+            </w:pPr>
+            <w:r/>
+            <w:r>
+              <w:rPr>
+                <w:b/>
+              </w:rPr>
+              <w:t>690.25</w:t>
+            </w:r>
+          </w:p>
+        </w:tc>
+        <w:tc>
+          <w:tcPr>
+            <w:tcW w:type="dxa" w:w="3456"/>
+            <w:shd w:fill="F8FAFC"/>
+            <w:tcMar>
+              <w:top w:w="100" w:type="dxa"/>
+              <w:bottom w:w="100" w:type="dxa"/>
+              <w:left w:w="120" w:type="dxa"/>
+              <w:right w:w="120" w:type="dxa"/>
+            </w:tcMar>
+            <w:tcBorders>
+              <w:top w:val="single" w:sz="4" w:space="0" w:color="CCCCCC"/>
+              <w:bottom w:val="single" w:sz="4" w:space="0" w:color="CCCCCC"/>
+              <w:left w:val="single" w:sz="4" w:space="0" w:color="CCCCCC"/>
+              <w:right w:val="single" w:sz="4" w:space="0" w:color="CCCCCC"/>
+            </w:tcBorders>
+          </w:tcPr>
+          <w:p>
+            <w:pPr>
+              <w:spacing w:before="60" w:after="60" w:line="252" w:lineRule="auto"/>
+              <w:jc w:val="left"/>
+            </w:pPr>
+            <w:r/>
+            <w:r>
+              <w:rPr>
+                <w:b/>
+              </w:rPr>
+              <w:t>-0.75</w:t>
+            </w:r>
+          </w:p>
+        </w:tc>
+        <w:tc>
+          <w:tcPr>
+            <w:tcW w:type="dxa" w:w="1440"/>
+            <w:shd w:fill="F8FAFC"/>
+            <w:tcMar>
+              <w:top w:w="100" w:type="dxa"/>
+              <w:bottom w:w="100" w:type="dxa"/>
+              <w:left w:w="120" w:type="dxa"/>
+              <w:right w:w="120" w:type="dxa"/>
+            </w:tcMar>
+            <w:tcBorders>
+              <w:top w:val="single" w:sz="4" w:space="0" w:color="CCCCCC"/>
+              <w:bottom w:val="single" w:sz="4" w:space="0" w:color="CCCCCC"/>
+              <w:left w:val="single" w:sz="4" w:space="0" w:color="CCCCCC"/>
+              <w:right w:val="single" w:sz="4" w:space="0" w:color="CCCCCC"/>
+            </w:tcBorders>
+          </w:tcPr>
+          <w:p>
+            <w:pPr>
+              <w:spacing w:before="60" w:after="60" w:line="252" w:lineRule="auto"/>
+              <w:jc w:val="left"/>
+            </w:pPr>
+            <w:r/>
+            <w:r>
+              <w:t>BEAR</w:t>
+            </w:r>
+          </w:p>
+        </w:tc>
+      </w:tr>
+      <w:tr>
+        <w:tc>
+          <w:tcPr>
+            <w:tcW w:type="dxa" w:w="1584"/>
+            <w:shd w:fill="FFFFFF"/>
+            <w:tcMar>
+              <w:top w:w="100" w:type="dxa"/>
+              <w:bottom w:w="100" w:type="dxa"/>
+              <w:left w:w="120" w:type="dxa"/>
+              <w:right w:w="120" w:type="dxa"/>
+            </w:tcMar>
+            <w:tcBorders>
+              <w:top w:val="single" w:sz="4" w:space="0" w:color="CCCCCC"/>
+              <w:bottom w:val="single" w:sz="4" w:space="0" w:color="CCCCCC"/>
+              <w:left w:val="single" w:sz="4" w:space="0" w:color="CCCCCC"/>
+              <w:right w:val="single" w:sz="4" w:space="0" w:color="CCCCCC"/>
+            </w:tcBorders>
+          </w:tcPr>
+          <w:p>
+            <w:pPr>
+              <w:spacing w:before="60" w:after="60" w:line="252" w:lineRule="auto"/>
+              <w:jc w:val="left"/>
+            </w:pPr>
+            <w:r/>
+            <w:r>
+              <w:rPr>
+                <w:b/>
+              </w:rPr>
+              <w:t>Fri 16/10</w:t>
+            </w:r>
+          </w:p>
+        </w:tc>
+        <w:tc>
+          <w:tcPr>
+            <w:tcW w:type="dxa" w:w="864"/>
+            <w:shd w:fill="FFFFFF"/>
+            <w:tcMar>
+              <w:top w:w="100" w:type="dxa"/>
+              <w:bottom w:w="100" w:type="dxa"/>
+              <w:left w:w="120" w:type="dxa"/>
+              <w:right w:w="120" w:type="dxa"/>
+            </w:tcMar>
+            <w:tcBorders>
+              <w:top w:val="single" w:sz="4" w:space="0" w:color="CCCCCC"/>
+              <w:bottom w:val="single" w:sz="4" w:space="0" w:color="CCCCCC"/>
+              <w:left w:val="single" w:sz="4" w:space="0" w:color="CCCCCC"/>
+              <w:right w:val="single" w:sz="4" w:space="0" w:color="CCCCCC"/>
+            </w:tcBorders>
+          </w:tcPr>
+          <w:p>
+            <w:pPr>
+              <w:spacing w:before="60" w:after="60" w:line="252" w:lineRule="auto"/>
+              <w:jc w:val="left"/>
+            </w:pPr>
+            <w:r/>
+            <w:r>
+              <w:t>Asia 11-15</w:t>
+            </w:r>
+          </w:p>
+        </w:tc>
+        <w:tc>
+          <w:tcPr>
+            <w:tcW w:type="dxa" w:w="1440"/>
+            <w:shd w:fill="FFFFFF"/>
+            <w:tcMar>
+              <w:top w:w="100" w:type="dxa"/>
+              <w:bottom w:w="100" w:type="dxa"/>
+              <w:left w:w="120" w:type="dxa"/>
+              <w:right w:w="120" w:type="dxa"/>
+            </w:tcMar>
+            <w:tcBorders>
+              <w:top w:val="single" w:sz="4" w:space="0" w:color="CCCCCC"/>
+              <w:bottom w:val="single" w:sz="4" w:space="0" w:color="CCCCCC"/>
+              <w:left w:val="single" w:sz="4" w:space="0" w:color="CCCCCC"/>
+              <w:right w:val="single" w:sz="4" w:space="0" w:color="CCCCCC"/>
+            </w:tcBorders>
+          </w:tcPr>
+          <w:p>
+            <w:pPr>
+              <w:spacing w:before="60" w:after="60" w:line="252" w:lineRule="auto"/>
+              <w:jc w:val="left"/>
+            </w:pPr>
+            <w:r/>
+            <w:r>
+              <w:t>690.25</w:t>
+            </w:r>
+          </w:p>
+        </w:tc>
+        <w:tc>
+          <w:tcPr>
+            <w:tcW w:type="dxa" w:w="2016"/>
+            <w:shd w:fill="FFFFFF"/>
+            <w:tcMar>
+              <w:top w:w="100" w:type="dxa"/>
+              <w:bottom w:w="100" w:type="dxa"/>
+              <w:left w:w="120" w:type="dxa"/>
+              <w:right w:w="120" w:type="dxa"/>
+            </w:tcMar>
+            <w:tcBorders>
+              <w:top w:val="single" w:sz="4" w:space="0" w:color="CCCCCC"/>
+              <w:bottom w:val="single" w:sz="4" w:space="0" w:color="CCCCCC"/>
+              <w:left w:val="single" w:sz="4" w:space="0" w:color="CCCCCC"/>
+              <w:right w:val="single" w:sz="4" w:space="0" w:color="CCCCCC"/>
+            </w:tcBorders>
+          </w:tcPr>
+          <w:p>
+            <w:pPr>
+              <w:spacing w:before="60" w:after="60" w:line="252" w:lineRule="auto"/>
+              <w:jc w:val="left"/>
+            </w:pPr>
+            <w:r/>
+            <w:r>
+              <w:t>697.75</w:t>
+            </w:r>
+          </w:p>
+        </w:tc>
+        <w:tc>
+          <w:tcPr>
+            <w:tcW w:type="dxa" w:w="1152"/>
+            <w:shd w:fill="FFFFFF"/>
+            <w:tcMar>
+              <w:top w:w="100" w:type="dxa"/>
+              <w:bottom w:w="100" w:type="dxa"/>
+              <w:left w:w="120" w:type="dxa"/>
+              <w:right w:w="120" w:type="dxa"/>
+            </w:tcMar>
+            <w:tcBorders>
+              <w:top w:val="single" w:sz="4" w:space="0" w:color="CCCCCC"/>
+              <w:bottom w:val="single" w:sz="4" w:space="0" w:color="CCCCCC"/>
+              <w:left w:val="single" w:sz="4" w:space="0" w:color="CCCCCC"/>
+              <w:right w:val="single" w:sz="4" w:space="0" w:color="CCCCCC"/>
+            </w:tcBorders>
+          </w:tcPr>
+          <w:p>
+            <w:pPr>
+              <w:spacing w:before="60" w:after="60" w:line="252" w:lineRule="auto"/>
+              <w:jc w:val="left"/>
+            </w:pPr>
+            <w:r/>
+            <w:r>
+              <w:t>684.25</w:t>
+            </w:r>
+          </w:p>
+        </w:tc>
+        <w:tc>
+          <w:tcPr>
+            <w:tcW w:type="dxa" w:w="1728"/>
+            <w:shd w:fill="FFFFFF"/>
+            <w:tcMar>
+              <w:top w:w="100" w:type="dxa"/>
+              <w:bottom w:w="100" w:type="dxa"/>
+              <w:left w:w="120" w:type="dxa"/>
+              <w:right w:w="120" w:type="dxa"/>
+            </w:tcMar>
+            <w:tcBorders>
+              <w:top w:val="single" w:sz="4" w:space="0" w:color="CCCCCC"/>
+              <w:bottom w:val="single" w:sz="4" w:space="0" w:color="CCCCCC"/>
+              <w:left w:val="single" w:sz="4" w:space="0" w:color="CCCCCC"/>
+              <w:right w:val="single" w:sz="4" w:space="0" w:color="CCCCCC"/>
+            </w:tcBorders>
+          </w:tcPr>
+          <w:p>
+            <w:pPr>
+              <w:spacing w:before="60" w:after="60" w:line="252" w:lineRule="auto"/>
+              <w:jc w:val="left"/>
+            </w:pPr>
+            <w:r/>
+            <w:r>
+              <w:rPr>
+                <w:b/>
+              </w:rPr>
+              <w:t>689.25</w:t>
+            </w:r>
+          </w:p>
+        </w:tc>
+        <w:tc>
+          <w:tcPr>
+            <w:tcW w:type="dxa" w:w="3456"/>
+            <w:shd w:fill="FFFFFF"/>
+            <w:tcMar>
+              <w:top w:w="100" w:type="dxa"/>
+              <w:bottom w:w="100" w:type="dxa"/>
+              <w:left w:w="120" w:type="dxa"/>
+              <w:right w:w="120" w:type="dxa"/>
+            </w:tcMar>
+            <w:tcBorders>
+              <w:top w:val="single" w:sz="4" w:space="0" w:color="CCCCCC"/>
+              <w:bottom w:val="single" w:sz="4" w:space="0" w:color="CCCCCC"/>
+              <w:left w:val="single" w:sz="4" w:space="0" w:color="CCCCCC"/>
+              <w:right w:val="single" w:sz="4" w:space="0" w:color="CCCCCC"/>
+            </w:tcBorders>
+          </w:tcPr>
+          <w:p>
+            <w:pPr>
+              <w:spacing w:before="60" w:after="60" w:line="252" w:lineRule="auto"/>
+              <w:jc w:val="left"/>
+            </w:pPr>
+            <w:r/>
+            <w:r>
+              <w:rPr>
+                <w:b/>
+              </w:rPr>
+              <w:t>-1.00</w:t>
+            </w:r>
+          </w:p>
+        </w:tc>
+        <w:tc>
+          <w:tcPr>
+            <w:tcW w:type="dxa" w:w="1440"/>
+            <w:shd w:fill="FFFFFF"/>
+            <w:tcMar>
+              <w:top w:w="100" w:type="dxa"/>
+              <w:bottom w:w="100" w:type="dxa"/>
+              <w:left w:w="120" w:type="dxa"/>
+              <w:right w:w="120" w:type="dxa"/>
+            </w:tcMar>
+            <w:tcBorders>
+              <w:top w:val="single" w:sz="4" w:space="0" w:color="CCCCCC"/>
+              <w:bottom w:val="single" w:sz="4" w:space="0" w:color="CCCCCC"/>
+              <w:left w:val="single" w:sz="4" w:space="0" w:color="CCCCCC"/>
+              <w:right w:val="single" w:sz="4" w:space="0" w:color="CCCCCC"/>
+            </w:tcBorders>
+          </w:tcPr>
+          <w:p>
+            <w:pPr>
+              <w:spacing w:before="60" w:after="60" w:line="252" w:lineRule="auto"/>
+              <w:jc w:val="left"/>
+            </w:pPr>
+            <w:r/>
+            <w:r>
+              <w:t>BEAR</w:t>
+            </w:r>
+          </w:p>
+        </w:tc>
+      </w:tr>
+      <w:tr>
+        <w:tc>
+          <w:tcPr>
+            <w:tcW w:type="dxa" w:w="1584"/>
+            <w:shd w:fill="F8FAFC"/>
+            <w:tcMar>
+              <w:top w:w="100" w:type="dxa"/>
+              <w:bottom w:w="100" w:type="dxa"/>
+              <w:left w:w="120" w:type="dxa"/>
+              <w:right w:w="120" w:type="dxa"/>
+            </w:tcMar>
+            <w:tcBorders>
+              <w:top w:val="single" w:sz="4" w:space="0" w:color="CCCCCC"/>
+              <w:bottom w:val="single" w:sz="4" w:space="0" w:color="CCCCCC"/>
+              <w:left w:val="single" w:sz="4" w:space="0" w:color="CCCCCC"/>
+              <w:right w:val="single" w:sz="4" w:space="0" w:color="CCCCCC"/>
+            </w:tcBorders>
+          </w:tcPr>
+          <w:p>
+            <w:pPr>
+              <w:spacing w:before="60" w:after="60" w:line="252" w:lineRule="auto"/>
+              <w:jc w:val="left"/>
+            </w:pPr>
+            <w:r/>
+            <w:r>
+              <w:rPr>
+                <w:b/>
+              </w:rPr>
+              <w:t>Fri 16/10</w:t>
+            </w:r>
+          </w:p>
+        </w:tc>
+        <w:tc>
+          <w:tcPr>
+            <w:tcW w:type="dxa" w:w="864"/>
+            <w:shd w:fill="F8FAFC"/>
+            <w:tcMar>
+              <w:top w:w="100" w:type="dxa"/>
+              <w:bottom w:w="100" w:type="dxa"/>
+              <w:left w:w="120" w:type="dxa"/>
+              <w:right w:w="120" w:type="dxa"/>
+            </w:tcMar>
+            <w:tcBorders>
+              <w:top w:val="single" w:sz="4" w:space="0" w:color="CCCCCC"/>
+              <w:bottom w:val="single" w:sz="4" w:space="0" w:color="CCCCCC"/>
+              <w:left w:val="single" w:sz="4" w:space="0" w:color="CCCCCC"/>
+              <w:right w:val="single" w:sz="4" w:space="0" w:color="CCCCCC"/>
+            </w:tcBorders>
+          </w:tcPr>
+          <w:p>
+            <w:pPr>
+              <w:spacing w:before="60" w:after="60" w:line="252" w:lineRule="auto"/>
+              <w:jc w:val="left"/>
+            </w:pPr>
+            <w:r/>
+            <w:r>
+              <w:t>London 15-19</w:t>
+            </w:r>
+          </w:p>
+        </w:tc>
+        <w:tc>
+          <w:tcPr>
+            <w:tcW w:type="dxa" w:w="1440"/>
+            <w:shd w:fill="F8FAFC"/>
+            <w:tcMar>
+              <w:top w:w="100" w:type="dxa"/>
+              <w:bottom w:w="100" w:type="dxa"/>
+              <w:left w:w="120" w:type="dxa"/>
+              <w:right w:w="120" w:type="dxa"/>
+            </w:tcMar>
+            <w:tcBorders>
+              <w:top w:val="single" w:sz="4" w:space="0" w:color="CCCCCC"/>
+              <w:bottom w:val="single" w:sz="4" w:space="0" w:color="CCCCCC"/>
+              <w:left w:val="single" w:sz="4" w:space="0" w:color="CCCCCC"/>
+              <w:right w:val="single" w:sz="4" w:space="0" w:color="CCCCCC"/>
+            </w:tcBorders>
+          </w:tcPr>
+          <w:p>
+            <w:pPr>
+              <w:spacing w:before="60" w:after="60" w:line="252" w:lineRule="auto"/>
+              <w:jc w:val="left"/>
+            </w:pPr>
+            <w:r/>
+            <w:r>
+              <w:t>689.25</w:t>
+            </w:r>
+          </w:p>
+        </w:tc>
+        <w:tc>
+          <w:tcPr>
+            <w:tcW w:type="dxa" w:w="2016"/>
+            <w:shd w:fill="F8FAFC"/>
+            <w:tcMar>
+              <w:top w:w="100" w:type="dxa"/>
+              <w:bottom w:w="100" w:type="dxa"/>
+              <w:left w:w="120" w:type="dxa"/>
+              <w:right w:w="120" w:type="dxa"/>
+            </w:tcMar>
+            <w:tcBorders>
+              <w:top w:val="single" w:sz="4" w:space="0" w:color="CCCCCC"/>
+              <w:bottom w:val="single" w:sz="4" w:space="0" w:color="CCCCCC"/>
+              <w:left w:val="single" w:sz="4" w:space="0" w:color="CCCCCC"/>
+              <w:right w:val="single" w:sz="4" w:space="0" w:color="CCCCCC"/>
+            </w:tcBorders>
+          </w:tcPr>
+          <w:p>
+            <w:pPr>
+              <w:spacing w:before="60" w:after="60" w:line="252" w:lineRule="auto"/>
+              <w:jc w:val="left"/>
+            </w:pPr>
+            <w:r/>
+            <w:r>
+              <w:t>696.25</w:t>
+            </w:r>
+          </w:p>
+        </w:tc>
+        <w:tc>
+          <w:tcPr>
+            <w:tcW w:type="dxa" w:w="1152"/>
+            <w:shd w:fill="F8FAFC"/>
+            <w:tcMar>
+              <w:top w:w="100" w:type="dxa"/>
+              <w:bottom w:w="100" w:type="dxa"/>
+              <w:left w:w="120" w:type="dxa"/>
+              <w:right w:w="120" w:type="dxa"/>
+            </w:tcMar>
+            <w:tcBorders>
+              <w:top w:val="single" w:sz="4" w:space="0" w:color="CCCCCC"/>
+              <w:bottom w:val="single" w:sz="4" w:space="0" w:color="CCCCCC"/>
+              <w:left w:val="single" w:sz="4" w:space="0" w:color="CCCCCC"/>
+              <w:right w:val="single" w:sz="4" w:space="0" w:color="CCCCCC"/>
+            </w:tcBorders>
+          </w:tcPr>
+          <w:p>
+            <w:pPr>
+              <w:spacing w:before="60" w:after="60" w:line="252" w:lineRule="auto"/>
+              <w:jc w:val="left"/>
+            </w:pPr>
+            <w:r/>
+            <w:r>
+              <w:t>675.75</w:t>
+            </w:r>
+          </w:p>
+        </w:tc>
+        <w:tc>
+          <w:tcPr>
+            <w:tcW w:type="dxa" w:w="1728"/>
+            <w:shd w:fill="F8FAFC"/>
+            <w:tcMar>
+              <w:top w:w="100" w:type="dxa"/>
+              <w:bottom w:w="100" w:type="dxa"/>
+              <w:left w:w="120" w:type="dxa"/>
+              <w:right w:w="120" w:type="dxa"/>
+            </w:tcMar>
+            <w:tcBorders>
+              <w:top w:val="single" w:sz="4" w:space="0" w:color="CCCCCC"/>
+              <w:bottom w:val="single" w:sz="4" w:space="0" w:color="CCCCCC"/>
+              <w:left w:val="single" w:sz="4" w:space="0" w:color="CCCCCC"/>
+              <w:right w:val="single" w:sz="4" w:space="0" w:color="CCCCCC"/>
+            </w:tcBorders>
+          </w:tcPr>
+          <w:p>
+            <w:pPr>
+              <w:spacing w:before="60" w:after="60" w:line="252" w:lineRule="auto"/>
+              <w:jc w:val="left"/>
+            </w:pPr>
+            <w:r/>
+            <w:r>
+              <w:rPr>
+                <w:b/>
+              </w:rPr>
+              <w:t>690.00</w:t>
+            </w:r>
+          </w:p>
+        </w:tc>
+        <w:tc>
+          <w:tcPr>
+            <w:tcW w:type="dxa" w:w="3456"/>
+            <w:shd w:fill="F8FAFC"/>
+            <w:tcMar>
+              <w:top w:w="100" w:type="dxa"/>
+              <w:bottom w:w="100" w:type="dxa"/>
+              <w:left w:w="120" w:type="dxa"/>
+              <w:right w:w="120" w:type="dxa"/>
+            </w:tcMar>
+            <w:tcBorders>
+              <w:top w:val="single" w:sz="4" w:space="0" w:color="CCCCCC"/>
+              <w:bottom w:val="single" w:sz="4" w:space="0" w:color="CCCCCC"/>
+              <w:left w:val="single" w:sz="4" w:space="0" w:color="CCCCCC"/>
+              <w:right w:val="single" w:sz="4" w:space="0" w:color="CCCCCC"/>
+            </w:tcBorders>
+          </w:tcPr>
+          <w:p>
+            <w:pPr>
+              <w:spacing w:before="60" w:after="60" w:line="252" w:lineRule="auto"/>
+              <w:jc w:val="left"/>
+            </w:pPr>
+            <w:r/>
+            <w:r>
+              <w:rPr>
+                <w:b/>
+              </w:rPr>
+              <w:t>+0.75</w:t>
+            </w:r>
+          </w:p>
+        </w:tc>
+        <w:tc>
+          <w:tcPr>
+            <w:tcW w:type="dxa" w:w="1440"/>
+            <w:shd w:fill="F8FAFC"/>
+            <w:tcMar>
+              <w:top w:w="100" w:type="dxa"/>
+              <w:bottom w:w="100" w:type="dxa"/>
+              <w:left w:w="120" w:type="dxa"/>
+              <w:right w:w="120" w:type="dxa"/>
+            </w:tcMar>
+            <w:tcBorders>
+              <w:top w:val="single" w:sz="4" w:space="0" w:color="CCCCCC"/>
+              <w:bottom w:val="single" w:sz="4" w:space="0" w:color="CCCCCC"/>
+              <w:left w:val="single" w:sz="4" w:space="0" w:color="CCCCCC"/>
+              <w:right w:val="single" w:sz="4" w:space="0" w:color="CCCCCC"/>
+            </w:tcBorders>
+          </w:tcPr>
+          <w:p>
+            <w:pPr>
+              <w:spacing w:before="60" w:after="60" w:line="252" w:lineRule="auto"/>
+              <w:jc w:val="left"/>
+            </w:pPr>
+            <w:r/>
+            <w:r>
+              <w:t>BULL</w:t>
+            </w:r>
+          </w:p>
+        </w:tc>
+      </w:tr>
+      <w:tr>
+        <w:tc>
+          <w:tcPr>
+            <w:tcW w:type="dxa" w:w="1584"/>
+            <w:shd w:fill="FFFFFF"/>
+            <w:tcMar>
+              <w:top w:w="100" w:type="dxa"/>
+              <w:bottom w:w="100" w:type="dxa"/>
+              <w:left w:w="120" w:type="dxa"/>
+              <w:right w:w="120" w:type="dxa"/>
+            </w:tcMar>
+            <w:tcBorders>
+              <w:top w:val="single" w:sz="4" w:space="0" w:color="CCCCCC"/>
+              <w:bottom w:val="single" w:sz="4" w:space="0" w:color="CCCCCC"/>
+              <w:left w:val="single" w:sz="4" w:space="0" w:color="CCCCCC"/>
+              <w:right w:val="single" w:sz="4" w:space="0" w:color="CCCCCC"/>
+            </w:tcBorders>
+          </w:tcPr>
+          <w:p>
+            <w:pPr>
+              <w:spacing w:before="60" w:after="60" w:line="252" w:lineRule="auto"/>
+              <w:jc w:val="left"/>
+            </w:pPr>
+            <w:r/>
+            <w:r>
+              <w:rPr>
+                <w:b/>
+              </w:rPr>
+              <w:t>Fri 16/10</w:t>
+            </w:r>
+          </w:p>
+        </w:tc>
+        <w:tc>
+          <w:tcPr>
+            <w:tcW w:type="dxa" w:w="864"/>
+            <w:shd w:fill="FFFFFF"/>
+            <w:tcMar>
+              <w:top w:w="100" w:type="dxa"/>
+              <w:bottom w:w="100" w:type="dxa"/>
+              <w:left w:w="120" w:type="dxa"/>
+              <w:right w:w="120" w:type="dxa"/>
+            </w:tcMar>
+            <w:tcBorders>
+              <w:top w:val="single" w:sz="4" w:space="0" w:color="CCCCCC"/>
+              <w:bottom w:val="single" w:sz="4" w:space="0" w:color="CCCCCC"/>
+              <w:left w:val="single" w:sz="4" w:space="0" w:color="CCCCCC"/>
+              <w:right w:val="single" w:sz="4" w:space="0" w:color="CCCCCC"/>
+            </w:tcBorders>
+          </w:tcPr>
+          <w:p>
+            <w:pPr>
+              <w:spacing w:before="60" w:after="60" w:line="252" w:lineRule="auto"/>
+              <w:jc w:val="left"/>
+            </w:pPr>
+            <w:r/>
+            <w:r>
+              <w:t>Pre-NY 19-21</w:t>
+            </w:r>
+          </w:p>
+        </w:tc>
+        <w:tc>
+          <w:tcPr>
+            <w:tcW w:type="dxa" w:w="1440"/>
+            <w:shd w:fill="FFFFFF"/>
+            <w:tcMar>
+              <w:top w:w="100" w:type="dxa"/>
+              <w:bottom w:w="100" w:type="dxa"/>
+              <w:left w:w="120" w:type="dxa"/>
+              <w:right w:w="120" w:type="dxa"/>
+            </w:tcMar>
+            <w:tcBorders>
+              <w:top w:val="single" w:sz="4" w:space="0" w:color="CCCCCC"/>
+              <w:bottom w:val="single" w:sz="4" w:space="0" w:color="CCCCCC"/>
+              <w:left w:val="single" w:sz="4" w:space="0" w:color="CCCCCC"/>
+              <w:right w:val="single" w:sz="4" w:space="0" w:color="CCCCCC"/>
+            </w:tcBorders>
+          </w:tcPr>
+          <w:p>
+            <w:pPr>
+              <w:spacing w:before="60" w:after="60" w:line="252" w:lineRule="auto"/>
+              <w:jc w:val="left"/>
+            </w:pPr>
+            <w:r/>
+            <w:r>
+              <w:t>690.00</w:t>
+            </w:r>
+          </w:p>
+        </w:tc>
+        <w:tc>
+          <w:tcPr>
+            <w:tcW w:type="dxa" w:w="2016"/>
+            <w:shd w:fill="FFFFFF"/>
+            <w:tcMar>
+              <w:top w:w="100" w:type="dxa"/>
+              <w:bottom w:w="100" w:type="dxa"/>
+              <w:left w:w="120" w:type="dxa"/>
+              <w:right w:w="120" w:type="dxa"/>
+            </w:tcMar>
+            <w:tcBorders>
+              <w:top w:val="single" w:sz="4" w:space="0" w:color="CCCCCC"/>
+              <w:bottom w:val="single" w:sz="4" w:space="0" w:color="CCCCCC"/>
+              <w:left w:val="single" w:sz="4" w:space="0" w:color="CCCCCC"/>
+              <w:right w:val="single" w:sz="4" w:space="0" w:color="CCCCCC"/>
+            </w:tcBorders>
+          </w:tcPr>
+          <w:p>
+            <w:pPr>
+              <w:spacing w:before="60" w:after="60" w:line="252" w:lineRule="auto"/>
+              <w:jc w:val="left"/>
+            </w:pPr>
+            <w:r/>
+            <w:r>
+              <w:t>699.25</w:t>
+            </w:r>
+          </w:p>
+        </w:tc>
+        <w:tc>
+          <w:tcPr>
+            <w:tcW w:type="dxa" w:w="1152"/>
+            <w:shd w:fill="FFFFFF"/>
+            <w:tcMar>
+              <w:top w:w="100" w:type="dxa"/>
+              <w:bottom w:w="100" w:type="dxa"/>
+              <w:left w:w="120" w:type="dxa"/>
+              <w:right w:w="120" w:type="dxa"/>
+            </w:tcMar>
+            <w:tcBorders>
+              <w:top w:val="single" w:sz="4" w:space="0" w:color="CCCCCC"/>
+              <w:bottom w:val="single" w:sz="4" w:space="0" w:color="CCCCCC"/>
+              <w:left w:val="single" w:sz="4" w:space="0" w:color="CCCCCC"/>
+              <w:right w:val="single" w:sz="4" w:space="0" w:color="CCCCCC"/>
+            </w:tcBorders>
+          </w:tcPr>
+          <w:p>
+            <w:pPr>
+              <w:spacing w:before="60" w:after="60" w:line="252" w:lineRule="auto"/>
+              <w:jc w:val="left"/>
+            </w:pPr>
+            <w:r/>
+            <w:r>
+              <w:t>682.75</w:t>
+            </w:r>
+          </w:p>
+        </w:tc>
+        <w:tc>
+          <w:tcPr>
+            <w:tcW w:type="dxa" w:w="1728"/>
+            <w:shd w:fill="FFFFFF"/>
+            <w:tcMar>
+              <w:top w:w="100" w:type="dxa"/>
+              <w:bottom w:w="100" w:type="dxa"/>
+              <w:left w:w="120" w:type="dxa"/>
+              <w:right w:w="120" w:type="dxa"/>
+            </w:tcMar>
+            <w:tcBorders>
+              <w:top w:val="single" w:sz="4" w:space="0" w:color="CCCCCC"/>
+              <w:bottom w:val="single" w:sz="4" w:space="0" w:color="CCCCCC"/>
+              <w:left w:val="single" w:sz="4" w:space="0" w:color="CCCCCC"/>
+              <w:right w:val="single" w:sz="4" w:space="0" w:color="CCCCCC"/>
+            </w:tcBorders>
+          </w:tcPr>
+          <w:p>
+            <w:pPr>
+              <w:spacing w:before="60" w:after="60" w:line="252" w:lineRule="auto"/>
+              <w:jc w:val="left"/>
+            </w:pPr>
+            <w:r/>
+            <w:r>
+              <w:rPr>
+                <w:b/>
+              </w:rPr>
+              <w:t>689.75</w:t>
+            </w:r>
+          </w:p>
+        </w:tc>
+        <w:tc>
+          <w:tcPr>
+            <w:tcW w:type="dxa" w:w="3456"/>
+            <w:shd w:fill="FFFFFF"/>
             <w:tcMar>
               <w:top w:w="100" w:type="dxa"/>
               <w:bottom w:w="100" w:type="dxa"/>
@@ -28693,7 +30808,7 @@
         <w:tc>
           <w:tcPr>
             <w:tcW w:type="dxa" w:w="1440"/>
-            <w:shd w:fill="F8FAFC"/>
+            <w:shd w:fill="FFFFFF"/>
             <w:tcMar>
               <w:top w:w="100" w:type="dxa"/>
               <w:bottom w:w="100" w:type="dxa"/>
@@ -28715,1181 +30830,6 @@
             <w:r/>
             <w:r>
               <w:t>BEAR</w:t>
-            </w:r>
-          </w:p>
-        </w:tc>
-      </w:tr>
-      <w:tr>
-        <w:tc>
-          <w:tcPr>
-            <w:tcW w:type="dxa" w:w="1584"/>
-            <w:shd w:fill="FFFFFF"/>
-            <w:tcMar>
-              <w:top w:w="100" w:type="dxa"/>
-              <w:bottom w:w="100" w:type="dxa"/>
-              <w:left w:w="120" w:type="dxa"/>
-              <w:right w:w="120" w:type="dxa"/>
-            </w:tcMar>
-            <w:tcBorders>
-              <w:top w:val="single" w:sz="4" w:space="0" w:color="CCCCCC"/>
-              <w:bottom w:val="single" w:sz="4" w:space="0" w:color="CCCCCC"/>
-              <w:left w:val="single" w:sz="4" w:space="0" w:color="CCCCCC"/>
-              <w:right w:val="single" w:sz="4" w:space="0" w:color="CCCCCC"/>
-            </w:tcBorders>
-          </w:tcPr>
-          <w:p>
-            <w:pPr>
-              <w:spacing w:before="60" w:after="60" w:line="252" w:lineRule="auto"/>
-              <w:jc w:val="left"/>
-            </w:pPr>
-            <w:r/>
-            <w:r>
-              <w:rPr>
-                <w:b/>
-              </w:rPr>
-              <w:t>Thu 15/10</w:t>
-            </w:r>
-          </w:p>
-        </w:tc>
-        <w:tc>
-          <w:tcPr>
-            <w:tcW w:type="dxa" w:w="864"/>
-            <w:shd w:fill="FFFFFF"/>
-            <w:tcMar>
-              <w:top w:w="100" w:type="dxa"/>
-              <w:bottom w:w="100" w:type="dxa"/>
-              <w:left w:w="120" w:type="dxa"/>
-              <w:right w:w="120" w:type="dxa"/>
-            </w:tcMar>
-            <w:tcBorders>
-              <w:top w:val="single" w:sz="4" w:space="0" w:color="CCCCCC"/>
-              <w:bottom w:val="single" w:sz="4" w:space="0" w:color="CCCCCC"/>
-              <w:left w:val="single" w:sz="4" w:space="0" w:color="CCCCCC"/>
-              <w:right w:val="single" w:sz="4" w:space="0" w:color="CCCCCC"/>
-            </w:tcBorders>
-          </w:tcPr>
-          <w:p>
-            <w:pPr>
-              <w:spacing w:before="60" w:after="60" w:line="252" w:lineRule="auto"/>
-              <w:jc w:val="left"/>
-            </w:pPr>
-            <w:r/>
-            <w:r>
-              <w:t>Asia 11-15</w:t>
-            </w:r>
-          </w:p>
-        </w:tc>
-        <w:tc>
-          <w:tcPr>
-            <w:tcW w:type="dxa" w:w="1440"/>
-            <w:shd w:fill="FFFFFF"/>
-            <w:tcMar>
-              <w:top w:w="100" w:type="dxa"/>
-              <w:bottom w:w="100" w:type="dxa"/>
-              <w:left w:w="120" w:type="dxa"/>
-              <w:right w:w="120" w:type="dxa"/>
-            </w:tcMar>
-            <w:tcBorders>
-              <w:top w:val="single" w:sz="4" w:space="0" w:color="CCCCCC"/>
-              <w:bottom w:val="single" w:sz="4" w:space="0" w:color="CCCCCC"/>
-              <w:left w:val="single" w:sz="4" w:space="0" w:color="CCCCCC"/>
-              <w:right w:val="single" w:sz="4" w:space="0" w:color="CCCCCC"/>
-            </w:tcBorders>
-          </w:tcPr>
-          <w:p>
-            <w:pPr>
-              <w:spacing w:before="60" w:after="60" w:line="252" w:lineRule="auto"/>
-              <w:jc w:val="left"/>
-            </w:pPr>
-            <w:r/>
-            <w:r>
-              <w:t>683.75</w:t>
-            </w:r>
-          </w:p>
-        </w:tc>
-        <w:tc>
-          <w:tcPr>
-            <w:tcW w:type="dxa" w:w="2016"/>
-            <w:shd w:fill="FFFFFF"/>
-            <w:tcMar>
-              <w:top w:w="100" w:type="dxa"/>
-              <w:bottom w:w="100" w:type="dxa"/>
-              <w:left w:w="120" w:type="dxa"/>
-              <w:right w:w="120" w:type="dxa"/>
-            </w:tcMar>
-            <w:tcBorders>
-              <w:top w:val="single" w:sz="4" w:space="0" w:color="CCCCCC"/>
-              <w:bottom w:val="single" w:sz="4" w:space="0" w:color="CCCCCC"/>
-              <w:left w:val="single" w:sz="4" w:space="0" w:color="CCCCCC"/>
-              <w:right w:val="single" w:sz="4" w:space="0" w:color="CCCCCC"/>
-            </w:tcBorders>
-          </w:tcPr>
-          <w:p>
-            <w:pPr>
-              <w:spacing w:before="60" w:after="60" w:line="252" w:lineRule="auto"/>
-              <w:jc w:val="left"/>
-            </w:pPr>
-            <w:r/>
-            <w:r>
-              <w:t>693.50</w:t>
-            </w:r>
-          </w:p>
-        </w:tc>
-        <w:tc>
-          <w:tcPr>
-            <w:tcW w:type="dxa" w:w="1152"/>
-            <w:shd w:fill="FFFFFF"/>
-            <w:tcMar>
-              <w:top w:w="100" w:type="dxa"/>
-              <w:bottom w:w="100" w:type="dxa"/>
-              <w:left w:w="120" w:type="dxa"/>
-              <w:right w:w="120" w:type="dxa"/>
-            </w:tcMar>
-            <w:tcBorders>
-              <w:top w:val="single" w:sz="4" w:space="0" w:color="CCCCCC"/>
-              <w:bottom w:val="single" w:sz="4" w:space="0" w:color="CCCCCC"/>
-              <w:left w:val="single" w:sz="4" w:space="0" w:color="CCCCCC"/>
-              <w:right w:val="single" w:sz="4" w:space="0" w:color="CCCCCC"/>
-            </w:tcBorders>
-          </w:tcPr>
-          <w:p>
-            <w:pPr>
-              <w:spacing w:before="60" w:after="60" w:line="252" w:lineRule="auto"/>
-              <w:jc w:val="left"/>
-            </w:pPr>
-            <w:r/>
-            <w:r>
-              <w:t>674.00</w:t>
-            </w:r>
-          </w:p>
-        </w:tc>
-        <w:tc>
-          <w:tcPr>
-            <w:tcW w:type="dxa" w:w="1728"/>
-            <w:shd w:fill="FFFFFF"/>
-            <w:tcMar>
-              <w:top w:w="100" w:type="dxa"/>
-              <w:bottom w:w="100" w:type="dxa"/>
-              <w:left w:w="120" w:type="dxa"/>
-              <w:right w:w="120" w:type="dxa"/>
-            </w:tcMar>
-            <w:tcBorders>
-              <w:top w:val="single" w:sz="4" w:space="0" w:color="CCCCCC"/>
-              <w:bottom w:val="single" w:sz="4" w:space="0" w:color="CCCCCC"/>
-              <w:left w:val="single" w:sz="4" w:space="0" w:color="CCCCCC"/>
-              <w:right w:val="single" w:sz="4" w:space="0" w:color="CCCCCC"/>
-            </w:tcBorders>
-          </w:tcPr>
-          <w:p>
-            <w:pPr>
-              <w:spacing w:before="60" w:after="60" w:line="252" w:lineRule="auto"/>
-              <w:jc w:val="left"/>
-            </w:pPr>
-            <w:r/>
-            <w:r>
-              <w:rPr>
-                <w:b/>
-              </w:rPr>
-              <w:t>684.25</w:t>
-            </w:r>
-          </w:p>
-        </w:tc>
-        <w:tc>
-          <w:tcPr>
-            <w:tcW w:type="dxa" w:w="3456"/>
-            <w:shd w:fill="FFFFFF"/>
-            <w:tcMar>
-              <w:top w:w="100" w:type="dxa"/>
-              <w:bottom w:w="100" w:type="dxa"/>
-              <w:left w:w="120" w:type="dxa"/>
-              <w:right w:w="120" w:type="dxa"/>
-            </w:tcMar>
-            <w:tcBorders>
-              <w:top w:val="single" w:sz="4" w:space="0" w:color="CCCCCC"/>
-              <w:bottom w:val="single" w:sz="4" w:space="0" w:color="CCCCCC"/>
-              <w:left w:val="single" w:sz="4" w:space="0" w:color="CCCCCC"/>
-              <w:right w:val="single" w:sz="4" w:space="0" w:color="CCCCCC"/>
-            </w:tcBorders>
-          </w:tcPr>
-          <w:p>
-            <w:pPr>
-              <w:spacing w:before="60" w:after="60" w:line="252" w:lineRule="auto"/>
-              <w:jc w:val="left"/>
-            </w:pPr>
-            <w:r/>
-            <w:r>
-              <w:rPr>
-                <w:b/>
-              </w:rPr>
-              <w:t>+0.50</w:t>
-            </w:r>
-          </w:p>
-        </w:tc>
-        <w:tc>
-          <w:tcPr>
-            <w:tcW w:type="dxa" w:w="1440"/>
-            <w:shd w:fill="FFFFFF"/>
-            <w:tcMar>
-              <w:top w:w="100" w:type="dxa"/>
-              <w:bottom w:w="100" w:type="dxa"/>
-              <w:left w:w="120" w:type="dxa"/>
-              <w:right w:w="120" w:type="dxa"/>
-            </w:tcMar>
-            <w:tcBorders>
-              <w:top w:val="single" w:sz="4" w:space="0" w:color="CCCCCC"/>
-              <w:bottom w:val="single" w:sz="4" w:space="0" w:color="CCCCCC"/>
-              <w:left w:val="single" w:sz="4" w:space="0" w:color="CCCCCC"/>
-              <w:right w:val="single" w:sz="4" w:space="0" w:color="CCCCCC"/>
-            </w:tcBorders>
-          </w:tcPr>
-          <w:p>
-            <w:pPr>
-              <w:spacing w:before="60" w:after="60" w:line="252" w:lineRule="auto"/>
-              <w:jc w:val="left"/>
-            </w:pPr>
-            <w:r/>
-            <w:r>
-              <w:t>BULL</w:t>
-            </w:r>
-          </w:p>
-        </w:tc>
-      </w:tr>
-      <w:tr>
-        <w:tc>
-          <w:tcPr>
-            <w:tcW w:type="dxa" w:w="1584"/>
-            <w:shd w:fill="F8FAFC"/>
-            <w:tcMar>
-              <w:top w:w="100" w:type="dxa"/>
-              <w:bottom w:w="100" w:type="dxa"/>
-              <w:left w:w="120" w:type="dxa"/>
-              <w:right w:w="120" w:type="dxa"/>
-            </w:tcMar>
-            <w:tcBorders>
-              <w:top w:val="single" w:sz="4" w:space="0" w:color="CCCCCC"/>
-              <w:bottom w:val="single" w:sz="4" w:space="0" w:color="CCCCCC"/>
-              <w:left w:val="single" w:sz="4" w:space="0" w:color="CCCCCC"/>
-              <w:right w:val="single" w:sz="4" w:space="0" w:color="CCCCCC"/>
-            </w:tcBorders>
-          </w:tcPr>
-          <w:p>
-            <w:pPr>
-              <w:spacing w:before="60" w:after="60" w:line="252" w:lineRule="auto"/>
-              <w:jc w:val="left"/>
-            </w:pPr>
-            <w:r/>
-            <w:r>
-              <w:rPr>
-                <w:b/>
-              </w:rPr>
-              <w:t>Thu 15/10</w:t>
-            </w:r>
-          </w:p>
-        </w:tc>
-        <w:tc>
-          <w:tcPr>
-            <w:tcW w:type="dxa" w:w="864"/>
-            <w:shd w:fill="F8FAFC"/>
-            <w:tcMar>
-              <w:top w:w="100" w:type="dxa"/>
-              <w:bottom w:w="100" w:type="dxa"/>
-              <w:left w:w="120" w:type="dxa"/>
-              <w:right w:w="120" w:type="dxa"/>
-            </w:tcMar>
-            <w:tcBorders>
-              <w:top w:val="single" w:sz="4" w:space="0" w:color="CCCCCC"/>
-              <w:bottom w:val="single" w:sz="4" w:space="0" w:color="CCCCCC"/>
-              <w:left w:val="single" w:sz="4" w:space="0" w:color="CCCCCC"/>
-              <w:right w:val="single" w:sz="4" w:space="0" w:color="CCCCCC"/>
-            </w:tcBorders>
-          </w:tcPr>
-          <w:p>
-            <w:pPr>
-              <w:spacing w:before="60" w:after="60" w:line="252" w:lineRule="auto"/>
-              <w:jc w:val="left"/>
-            </w:pPr>
-            <w:r/>
-            <w:r>
-              <w:t>London 15-19</w:t>
-            </w:r>
-          </w:p>
-        </w:tc>
-        <w:tc>
-          <w:tcPr>
-            <w:tcW w:type="dxa" w:w="1440"/>
-            <w:shd w:fill="F8FAFC"/>
-            <w:tcMar>
-              <w:top w:w="100" w:type="dxa"/>
-              <w:bottom w:w="100" w:type="dxa"/>
-              <w:left w:w="120" w:type="dxa"/>
-              <w:right w:w="120" w:type="dxa"/>
-            </w:tcMar>
-            <w:tcBorders>
-              <w:top w:val="single" w:sz="4" w:space="0" w:color="CCCCCC"/>
-              <w:bottom w:val="single" w:sz="4" w:space="0" w:color="CCCCCC"/>
-              <w:left w:val="single" w:sz="4" w:space="0" w:color="CCCCCC"/>
-              <w:right w:val="single" w:sz="4" w:space="0" w:color="CCCCCC"/>
-            </w:tcBorders>
-          </w:tcPr>
-          <w:p>
-            <w:pPr>
-              <w:spacing w:before="60" w:after="60" w:line="252" w:lineRule="auto"/>
-              <w:jc w:val="left"/>
-            </w:pPr>
-            <w:r/>
-            <w:r>
-              <w:t>684.25</w:t>
-            </w:r>
-          </w:p>
-        </w:tc>
-        <w:tc>
-          <w:tcPr>
-            <w:tcW w:type="dxa" w:w="2016"/>
-            <w:shd w:fill="F8FAFC"/>
-            <w:tcMar>
-              <w:top w:w="100" w:type="dxa"/>
-              <w:bottom w:w="100" w:type="dxa"/>
-              <w:left w:w="120" w:type="dxa"/>
-              <w:right w:w="120" w:type="dxa"/>
-            </w:tcMar>
-            <w:tcBorders>
-              <w:top w:val="single" w:sz="4" w:space="0" w:color="CCCCCC"/>
-              <w:bottom w:val="single" w:sz="4" w:space="0" w:color="CCCCCC"/>
-              <w:left w:val="single" w:sz="4" w:space="0" w:color="CCCCCC"/>
-              <w:right w:val="single" w:sz="4" w:space="0" w:color="CCCCCC"/>
-            </w:tcBorders>
-          </w:tcPr>
-          <w:p>
-            <w:pPr>
-              <w:spacing w:before="60" w:after="60" w:line="252" w:lineRule="auto"/>
-              <w:jc w:val="left"/>
-            </w:pPr>
-            <w:r/>
-            <w:r>
-              <w:t>695.00</w:t>
-            </w:r>
-          </w:p>
-        </w:tc>
-        <w:tc>
-          <w:tcPr>
-            <w:tcW w:type="dxa" w:w="1152"/>
-            <w:shd w:fill="F8FAFC"/>
-            <w:tcMar>
-              <w:top w:w="100" w:type="dxa"/>
-              <w:bottom w:w="100" w:type="dxa"/>
-              <w:left w:w="120" w:type="dxa"/>
-              <w:right w:w="120" w:type="dxa"/>
-            </w:tcMar>
-            <w:tcBorders>
-              <w:top w:val="single" w:sz="4" w:space="0" w:color="CCCCCC"/>
-              <w:bottom w:val="single" w:sz="4" w:space="0" w:color="CCCCCC"/>
-              <w:left w:val="single" w:sz="4" w:space="0" w:color="CCCCCC"/>
-              <w:right w:val="single" w:sz="4" w:space="0" w:color="CCCCCC"/>
-            </w:tcBorders>
-          </w:tcPr>
-          <w:p>
-            <w:pPr>
-              <w:spacing w:before="60" w:after="60" w:line="252" w:lineRule="auto"/>
-              <w:jc w:val="left"/>
-            </w:pPr>
-            <w:r/>
-            <w:r>
-              <w:t>677.00</w:t>
-            </w:r>
-          </w:p>
-        </w:tc>
-        <w:tc>
-          <w:tcPr>
-            <w:tcW w:type="dxa" w:w="1728"/>
-            <w:shd w:fill="F8FAFC"/>
-            <w:tcMar>
-              <w:top w:w="100" w:type="dxa"/>
-              <w:bottom w:w="100" w:type="dxa"/>
-              <w:left w:w="120" w:type="dxa"/>
-              <w:right w:w="120" w:type="dxa"/>
-            </w:tcMar>
-            <w:tcBorders>
-              <w:top w:val="single" w:sz="4" w:space="0" w:color="CCCCCC"/>
-              <w:bottom w:val="single" w:sz="4" w:space="0" w:color="CCCCCC"/>
-              <w:left w:val="single" w:sz="4" w:space="0" w:color="CCCCCC"/>
-              <w:right w:val="single" w:sz="4" w:space="0" w:color="CCCCCC"/>
-            </w:tcBorders>
-          </w:tcPr>
-          <w:p>
-            <w:pPr>
-              <w:spacing w:before="60" w:after="60" w:line="252" w:lineRule="auto"/>
-              <w:jc w:val="left"/>
-            </w:pPr>
-            <w:r/>
-            <w:r>
-              <w:rPr>
-                <w:b/>
-              </w:rPr>
-              <w:t>685.00</w:t>
-            </w:r>
-          </w:p>
-        </w:tc>
-        <w:tc>
-          <w:tcPr>
-            <w:tcW w:type="dxa" w:w="3456"/>
-            <w:shd w:fill="F8FAFC"/>
-            <w:tcMar>
-              <w:top w:w="100" w:type="dxa"/>
-              <w:bottom w:w="100" w:type="dxa"/>
-              <w:left w:w="120" w:type="dxa"/>
-              <w:right w:w="120" w:type="dxa"/>
-            </w:tcMar>
-            <w:tcBorders>
-              <w:top w:val="single" w:sz="4" w:space="0" w:color="CCCCCC"/>
-              <w:bottom w:val="single" w:sz="4" w:space="0" w:color="CCCCCC"/>
-              <w:left w:val="single" w:sz="4" w:space="0" w:color="CCCCCC"/>
-              <w:right w:val="single" w:sz="4" w:space="0" w:color="CCCCCC"/>
-            </w:tcBorders>
-          </w:tcPr>
-          <w:p>
-            <w:pPr>
-              <w:spacing w:before="60" w:after="60" w:line="252" w:lineRule="auto"/>
-              <w:jc w:val="left"/>
-            </w:pPr>
-            <w:r/>
-            <w:r>
-              <w:rPr>
-                <w:b/>
-              </w:rPr>
-              <w:t>+0.75</w:t>
-            </w:r>
-          </w:p>
-        </w:tc>
-        <w:tc>
-          <w:tcPr>
-            <w:tcW w:type="dxa" w:w="1440"/>
-            <w:shd w:fill="F8FAFC"/>
-            <w:tcMar>
-              <w:top w:w="100" w:type="dxa"/>
-              <w:bottom w:w="100" w:type="dxa"/>
-              <w:left w:w="120" w:type="dxa"/>
-              <w:right w:w="120" w:type="dxa"/>
-            </w:tcMar>
-            <w:tcBorders>
-              <w:top w:val="single" w:sz="4" w:space="0" w:color="CCCCCC"/>
-              <w:bottom w:val="single" w:sz="4" w:space="0" w:color="CCCCCC"/>
-              <w:left w:val="single" w:sz="4" w:space="0" w:color="CCCCCC"/>
-              <w:right w:val="single" w:sz="4" w:space="0" w:color="CCCCCC"/>
-            </w:tcBorders>
-          </w:tcPr>
-          <w:p>
-            <w:pPr>
-              <w:spacing w:before="60" w:after="60" w:line="252" w:lineRule="auto"/>
-              <w:jc w:val="left"/>
-            </w:pPr>
-            <w:r/>
-            <w:r>
-              <w:t>BULL</w:t>
-            </w:r>
-          </w:p>
-        </w:tc>
-      </w:tr>
-      <w:tr>
-        <w:tc>
-          <w:tcPr>
-            <w:tcW w:type="dxa" w:w="1584"/>
-            <w:shd w:fill="FFFFFF"/>
-            <w:tcMar>
-              <w:top w:w="100" w:type="dxa"/>
-              <w:bottom w:w="100" w:type="dxa"/>
-              <w:left w:w="120" w:type="dxa"/>
-              <w:right w:w="120" w:type="dxa"/>
-            </w:tcMar>
-            <w:tcBorders>
-              <w:top w:val="single" w:sz="4" w:space="0" w:color="CCCCCC"/>
-              <w:bottom w:val="single" w:sz="4" w:space="0" w:color="CCCCCC"/>
-              <w:left w:val="single" w:sz="4" w:space="0" w:color="CCCCCC"/>
-              <w:right w:val="single" w:sz="4" w:space="0" w:color="CCCCCC"/>
-            </w:tcBorders>
-          </w:tcPr>
-          <w:p>
-            <w:pPr>
-              <w:spacing w:before="60" w:after="60" w:line="252" w:lineRule="auto"/>
-              <w:jc w:val="left"/>
-            </w:pPr>
-            <w:r/>
-            <w:r>
-              <w:rPr>
-                <w:b/>
-              </w:rPr>
-              <w:t>Thu 15/10</w:t>
-            </w:r>
-          </w:p>
-        </w:tc>
-        <w:tc>
-          <w:tcPr>
-            <w:tcW w:type="dxa" w:w="864"/>
-            <w:shd w:fill="FFFFFF"/>
-            <w:tcMar>
-              <w:top w:w="100" w:type="dxa"/>
-              <w:bottom w:w="100" w:type="dxa"/>
-              <w:left w:w="120" w:type="dxa"/>
-              <w:right w:w="120" w:type="dxa"/>
-            </w:tcMar>
-            <w:tcBorders>
-              <w:top w:val="single" w:sz="4" w:space="0" w:color="CCCCCC"/>
-              <w:bottom w:val="single" w:sz="4" w:space="0" w:color="CCCCCC"/>
-              <w:left w:val="single" w:sz="4" w:space="0" w:color="CCCCCC"/>
-              <w:right w:val="single" w:sz="4" w:space="0" w:color="CCCCCC"/>
-            </w:tcBorders>
-          </w:tcPr>
-          <w:p>
-            <w:pPr>
-              <w:spacing w:before="60" w:after="60" w:line="252" w:lineRule="auto"/>
-              <w:jc w:val="left"/>
-            </w:pPr>
-            <w:r/>
-            <w:r>
-              <w:t>Pre-NY 19-21</w:t>
-            </w:r>
-          </w:p>
-        </w:tc>
-        <w:tc>
-          <w:tcPr>
-            <w:tcW w:type="dxa" w:w="1440"/>
-            <w:shd w:fill="FFFFFF"/>
-            <w:tcMar>
-              <w:top w:w="100" w:type="dxa"/>
-              <w:bottom w:w="100" w:type="dxa"/>
-              <w:left w:w="120" w:type="dxa"/>
-              <w:right w:w="120" w:type="dxa"/>
-            </w:tcMar>
-            <w:tcBorders>
-              <w:top w:val="single" w:sz="4" w:space="0" w:color="CCCCCC"/>
-              <w:bottom w:val="single" w:sz="4" w:space="0" w:color="CCCCCC"/>
-              <w:left w:val="single" w:sz="4" w:space="0" w:color="CCCCCC"/>
-              <w:right w:val="single" w:sz="4" w:space="0" w:color="CCCCCC"/>
-            </w:tcBorders>
-          </w:tcPr>
-          <w:p>
-            <w:pPr>
-              <w:spacing w:before="60" w:after="60" w:line="252" w:lineRule="auto"/>
-              <w:jc w:val="left"/>
-            </w:pPr>
-            <w:r/>
-            <w:r>
-              <w:t>685.00</w:t>
-            </w:r>
-          </w:p>
-        </w:tc>
-        <w:tc>
-          <w:tcPr>
-            <w:tcW w:type="dxa" w:w="2016"/>
-            <w:shd w:fill="FFFFFF"/>
-            <w:tcMar>
-              <w:top w:w="100" w:type="dxa"/>
-              <w:bottom w:w="100" w:type="dxa"/>
-              <w:left w:w="120" w:type="dxa"/>
-              <w:right w:w="120" w:type="dxa"/>
-            </w:tcMar>
-            <w:tcBorders>
-              <w:top w:val="single" w:sz="4" w:space="0" w:color="CCCCCC"/>
-              <w:bottom w:val="single" w:sz="4" w:space="0" w:color="CCCCCC"/>
-              <w:left w:val="single" w:sz="4" w:space="0" w:color="CCCCCC"/>
-              <w:right w:val="single" w:sz="4" w:space="0" w:color="CCCCCC"/>
-            </w:tcBorders>
-          </w:tcPr>
-          <w:p>
-            <w:pPr>
-              <w:spacing w:before="60" w:after="60" w:line="252" w:lineRule="auto"/>
-              <w:jc w:val="left"/>
-            </w:pPr>
-            <w:r/>
-            <w:r>
-              <w:t>691.50</w:t>
-            </w:r>
-          </w:p>
-        </w:tc>
-        <w:tc>
-          <w:tcPr>
-            <w:tcW w:type="dxa" w:w="1152"/>
-            <w:shd w:fill="FFFFFF"/>
-            <w:tcMar>
-              <w:top w:w="100" w:type="dxa"/>
-              <w:bottom w:w="100" w:type="dxa"/>
-              <w:left w:w="120" w:type="dxa"/>
-              <w:right w:w="120" w:type="dxa"/>
-            </w:tcMar>
-            <w:tcBorders>
-              <w:top w:val="single" w:sz="4" w:space="0" w:color="CCCCCC"/>
-              <w:bottom w:val="single" w:sz="4" w:space="0" w:color="CCCCCC"/>
-              <w:left w:val="single" w:sz="4" w:space="0" w:color="CCCCCC"/>
-              <w:right w:val="single" w:sz="4" w:space="0" w:color="CCCCCC"/>
-            </w:tcBorders>
-          </w:tcPr>
-          <w:p>
-            <w:pPr>
-              <w:spacing w:before="60" w:after="60" w:line="252" w:lineRule="auto"/>
-              <w:jc w:val="left"/>
-            </w:pPr>
-            <w:r/>
-            <w:r>
-              <w:t>676.50</w:t>
-            </w:r>
-          </w:p>
-        </w:tc>
-        <w:tc>
-          <w:tcPr>
-            <w:tcW w:type="dxa" w:w="1728"/>
-            <w:shd w:fill="FFFFFF"/>
-            <w:tcMar>
-              <w:top w:w="100" w:type="dxa"/>
-              <w:bottom w:w="100" w:type="dxa"/>
-              <w:left w:w="120" w:type="dxa"/>
-              <w:right w:w="120" w:type="dxa"/>
-            </w:tcMar>
-            <w:tcBorders>
-              <w:top w:val="single" w:sz="4" w:space="0" w:color="CCCCCC"/>
-              <w:bottom w:val="single" w:sz="4" w:space="0" w:color="CCCCCC"/>
-              <w:left w:val="single" w:sz="4" w:space="0" w:color="CCCCCC"/>
-              <w:right w:val="single" w:sz="4" w:space="0" w:color="CCCCCC"/>
-            </w:tcBorders>
-          </w:tcPr>
-          <w:p>
-            <w:pPr>
-              <w:spacing w:before="60" w:after="60" w:line="252" w:lineRule="auto"/>
-              <w:jc w:val="left"/>
-            </w:pPr>
-            <w:r/>
-            <w:r>
-              <w:rPr>
-                <w:b/>
-              </w:rPr>
-              <w:t>685.50</w:t>
-            </w:r>
-          </w:p>
-        </w:tc>
-        <w:tc>
-          <w:tcPr>
-            <w:tcW w:type="dxa" w:w="3456"/>
-            <w:shd w:fill="FFFFFF"/>
-            <w:tcMar>
-              <w:top w:w="100" w:type="dxa"/>
-              <w:bottom w:w="100" w:type="dxa"/>
-              <w:left w:w="120" w:type="dxa"/>
-              <w:right w:w="120" w:type="dxa"/>
-            </w:tcMar>
-            <w:tcBorders>
-              <w:top w:val="single" w:sz="4" w:space="0" w:color="CCCCCC"/>
-              <w:bottom w:val="single" w:sz="4" w:space="0" w:color="CCCCCC"/>
-              <w:left w:val="single" w:sz="4" w:space="0" w:color="CCCCCC"/>
-              <w:right w:val="single" w:sz="4" w:space="0" w:color="CCCCCC"/>
-            </w:tcBorders>
-          </w:tcPr>
-          <w:p>
-            <w:pPr>
-              <w:spacing w:before="60" w:after="60" w:line="252" w:lineRule="auto"/>
-              <w:jc w:val="left"/>
-            </w:pPr>
-            <w:r/>
-            <w:r>
-              <w:rPr>
-                <w:b/>
-              </w:rPr>
-              <w:t>+0.50</w:t>
-            </w:r>
-          </w:p>
-        </w:tc>
-        <w:tc>
-          <w:tcPr>
-            <w:tcW w:type="dxa" w:w="1440"/>
-            <w:shd w:fill="FFFFFF"/>
-            <w:tcMar>
-              <w:top w:w="100" w:type="dxa"/>
-              <w:bottom w:w="100" w:type="dxa"/>
-              <w:left w:w="120" w:type="dxa"/>
-              <w:right w:w="120" w:type="dxa"/>
-            </w:tcMar>
-            <w:tcBorders>
-              <w:top w:val="single" w:sz="4" w:space="0" w:color="CCCCCC"/>
-              <w:bottom w:val="single" w:sz="4" w:space="0" w:color="CCCCCC"/>
-              <w:left w:val="single" w:sz="4" w:space="0" w:color="CCCCCC"/>
-              <w:right w:val="single" w:sz="4" w:space="0" w:color="CCCCCC"/>
-            </w:tcBorders>
-          </w:tcPr>
-          <w:p>
-            <w:pPr>
-              <w:spacing w:before="60" w:after="60" w:line="252" w:lineRule="auto"/>
-              <w:jc w:val="left"/>
-            </w:pPr>
-            <w:r/>
-            <w:r>
-              <w:t>BULL</w:t>
-            </w:r>
-          </w:p>
-        </w:tc>
-      </w:tr>
-      <w:tr>
-        <w:tc>
-          <w:tcPr>
-            <w:tcW w:type="dxa" w:w="1584"/>
-            <w:shd w:fill="F8FAFC"/>
-            <w:tcMar>
-              <w:top w:w="100" w:type="dxa"/>
-              <w:bottom w:w="100" w:type="dxa"/>
-              <w:left w:w="120" w:type="dxa"/>
-              <w:right w:w="120" w:type="dxa"/>
-            </w:tcMar>
-            <w:tcBorders>
-              <w:top w:val="single" w:sz="4" w:space="0" w:color="CCCCCC"/>
-              <w:bottom w:val="single" w:sz="4" w:space="0" w:color="CCCCCC"/>
-              <w:left w:val="single" w:sz="4" w:space="0" w:color="CCCCCC"/>
-              <w:right w:val="single" w:sz="4" w:space="0" w:color="CCCCCC"/>
-            </w:tcBorders>
-          </w:tcPr>
-          <w:p>
-            <w:pPr>
-              <w:spacing w:before="60" w:after="60" w:line="252" w:lineRule="auto"/>
-              <w:jc w:val="left"/>
-            </w:pPr>
-            <w:r/>
-            <w:r>
-              <w:rPr>
-                <w:b/>
-              </w:rPr>
-              <w:t>Thu 15/10</w:t>
-            </w:r>
-          </w:p>
-        </w:tc>
-        <w:tc>
-          <w:tcPr>
-            <w:tcW w:type="dxa" w:w="864"/>
-            <w:shd w:fill="F8FAFC"/>
-            <w:tcMar>
-              <w:top w:w="100" w:type="dxa"/>
-              <w:bottom w:w="100" w:type="dxa"/>
-              <w:left w:w="120" w:type="dxa"/>
-              <w:right w:w="120" w:type="dxa"/>
-            </w:tcMar>
-            <w:tcBorders>
-              <w:top w:val="single" w:sz="4" w:space="0" w:color="CCCCCC"/>
-              <w:bottom w:val="single" w:sz="4" w:space="0" w:color="CCCCCC"/>
-              <w:left w:val="single" w:sz="4" w:space="0" w:color="CCCCCC"/>
-              <w:right w:val="single" w:sz="4" w:space="0" w:color="CCCCCC"/>
-            </w:tcBorders>
-          </w:tcPr>
-          <w:p>
-            <w:pPr>
-              <w:spacing w:before="60" w:after="60" w:line="252" w:lineRule="auto"/>
-              <w:jc w:val="left"/>
-            </w:pPr>
-            <w:r/>
-            <w:r>
-              <w:t>NY Open 21-23</w:t>
-            </w:r>
-          </w:p>
-        </w:tc>
-        <w:tc>
-          <w:tcPr>
-            <w:tcW w:type="dxa" w:w="1440"/>
-            <w:shd w:fill="F8FAFC"/>
-            <w:tcMar>
-              <w:top w:w="100" w:type="dxa"/>
-              <w:bottom w:w="100" w:type="dxa"/>
-              <w:left w:w="120" w:type="dxa"/>
-              <w:right w:w="120" w:type="dxa"/>
-            </w:tcMar>
-            <w:tcBorders>
-              <w:top w:val="single" w:sz="4" w:space="0" w:color="CCCCCC"/>
-              <w:bottom w:val="single" w:sz="4" w:space="0" w:color="CCCCCC"/>
-              <w:left w:val="single" w:sz="4" w:space="0" w:color="CCCCCC"/>
-              <w:right w:val="single" w:sz="4" w:space="0" w:color="CCCCCC"/>
-            </w:tcBorders>
-          </w:tcPr>
-          <w:p>
-            <w:pPr>
-              <w:spacing w:before="60" w:after="60" w:line="252" w:lineRule="auto"/>
-              <w:jc w:val="left"/>
-            </w:pPr>
-            <w:r/>
-            <w:r>
-              <w:t>685.50</w:t>
-            </w:r>
-          </w:p>
-        </w:tc>
-        <w:tc>
-          <w:tcPr>
-            <w:tcW w:type="dxa" w:w="2016"/>
-            <w:shd w:fill="F8FAFC"/>
-            <w:tcMar>
-              <w:top w:w="100" w:type="dxa"/>
-              <w:bottom w:w="100" w:type="dxa"/>
-              <w:left w:w="120" w:type="dxa"/>
-              <w:right w:w="120" w:type="dxa"/>
-            </w:tcMar>
-            <w:tcBorders>
-              <w:top w:val="single" w:sz="4" w:space="0" w:color="CCCCCC"/>
-              <w:bottom w:val="single" w:sz="4" w:space="0" w:color="CCCCCC"/>
-              <w:left w:val="single" w:sz="4" w:space="0" w:color="CCCCCC"/>
-              <w:right w:val="single" w:sz="4" w:space="0" w:color="CCCCCC"/>
-            </w:tcBorders>
-          </w:tcPr>
-          <w:p>
-            <w:pPr>
-              <w:spacing w:before="60" w:after="60" w:line="252" w:lineRule="auto"/>
-              <w:jc w:val="left"/>
-            </w:pPr>
-            <w:r/>
-            <w:r>
-              <w:t>696.50</w:t>
-            </w:r>
-          </w:p>
-        </w:tc>
-        <w:tc>
-          <w:tcPr>
-            <w:tcW w:type="dxa" w:w="1152"/>
-            <w:shd w:fill="F8FAFC"/>
-            <w:tcMar>
-              <w:top w:w="100" w:type="dxa"/>
-              <w:bottom w:w="100" w:type="dxa"/>
-              <w:left w:w="120" w:type="dxa"/>
-              <w:right w:w="120" w:type="dxa"/>
-            </w:tcMar>
-            <w:tcBorders>
-              <w:top w:val="single" w:sz="4" w:space="0" w:color="CCCCCC"/>
-              <w:bottom w:val="single" w:sz="4" w:space="0" w:color="CCCCCC"/>
-              <w:left w:val="single" w:sz="4" w:space="0" w:color="CCCCCC"/>
-              <w:right w:val="single" w:sz="4" w:space="0" w:color="CCCCCC"/>
-            </w:tcBorders>
-          </w:tcPr>
-          <w:p>
-            <w:pPr>
-              <w:spacing w:before="60" w:after="60" w:line="252" w:lineRule="auto"/>
-              <w:jc w:val="left"/>
-            </w:pPr>
-            <w:r/>
-            <w:r>
-              <w:t>673.75</w:t>
-            </w:r>
-          </w:p>
-        </w:tc>
-        <w:tc>
-          <w:tcPr>
-            <w:tcW w:type="dxa" w:w="1728"/>
-            <w:shd w:fill="F8FAFC"/>
-            <w:tcMar>
-              <w:top w:w="100" w:type="dxa"/>
-              <w:bottom w:w="100" w:type="dxa"/>
-              <w:left w:w="120" w:type="dxa"/>
-              <w:right w:w="120" w:type="dxa"/>
-            </w:tcMar>
-            <w:tcBorders>
-              <w:top w:val="single" w:sz="4" w:space="0" w:color="CCCCCC"/>
-              <w:bottom w:val="single" w:sz="4" w:space="0" w:color="CCCCCC"/>
-              <w:left w:val="single" w:sz="4" w:space="0" w:color="CCCCCC"/>
-              <w:right w:val="single" w:sz="4" w:space="0" w:color="CCCCCC"/>
-            </w:tcBorders>
-          </w:tcPr>
-          <w:p>
-            <w:pPr>
-              <w:spacing w:before="60" w:after="60" w:line="252" w:lineRule="auto"/>
-              <w:jc w:val="left"/>
-            </w:pPr>
-            <w:r/>
-            <w:r>
-              <w:rPr>
-                <w:b/>
-              </w:rPr>
-              <w:t>689.00</w:t>
-            </w:r>
-          </w:p>
-        </w:tc>
-        <w:tc>
-          <w:tcPr>
-            <w:tcW w:type="dxa" w:w="3456"/>
-            <w:shd w:fill="F8FAFC"/>
-            <w:tcMar>
-              <w:top w:w="100" w:type="dxa"/>
-              <w:bottom w:w="100" w:type="dxa"/>
-              <w:left w:w="120" w:type="dxa"/>
-              <w:right w:w="120" w:type="dxa"/>
-            </w:tcMar>
-            <w:tcBorders>
-              <w:top w:val="single" w:sz="4" w:space="0" w:color="CCCCCC"/>
-              <w:bottom w:val="single" w:sz="4" w:space="0" w:color="CCCCCC"/>
-              <w:left w:val="single" w:sz="4" w:space="0" w:color="CCCCCC"/>
-              <w:right w:val="single" w:sz="4" w:space="0" w:color="CCCCCC"/>
-            </w:tcBorders>
-          </w:tcPr>
-          <w:p>
-            <w:pPr>
-              <w:spacing w:before="60" w:after="60" w:line="252" w:lineRule="auto"/>
-              <w:jc w:val="left"/>
-            </w:pPr>
-            <w:r/>
-            <w:r>
-              <w:rPr>
-                <w:b/>
-              </w:rPr>
-              <w:t>+3.50</w:t>
-            </w:r>
-          </w:p>
-        </w:tc>
-        <w:tc>
-          <w:tcPr>
-            <w:tcW w:type="dxa" w:w="1440"/>
-            <w:shd w:fill="F8FAFC"/>
-            <w:tcMar>
-              <w:top w:w="100" w:type="dxa"/>
-              <w:bottom w:w="100" w:type="dxa"/>
-              <w:left w:w="120" w:type="dxa"/>
-              <w:right w:w="120" w:type="dxa"/>
-            </w:tcMar>
-            <w:tcBorders>
-              <w:top w:val="single" w:sz="4" w:space="0" w:color="CCCCCC"/>
-              <w:bottom w:val="single" w:sz="4" w:space="0" w:color="CCCCCC"/>
-              <w:left w:val="single" w:sz="4" w:space="0" w:color="CCCCCC"/>
-              <w:right w:val="single" w:sz="4" w:space="0" w:color="CCCCCC"/>
-            </w:tcBorders>
-          </w:tcPr>
-          <w:p>
-            <w:pPr>
-              <w:spacing w:before="60" w:after="60" w:line="252" w:lineRule="auto"/>
-              <w:jc w:val="left"/>
-            </w:pPr>
-            <w:r/>
-            <w:r>
-              <w:t>BULL</w:t>
-            </w:r>
-          </w:p>
-        </w:tc>
-      </w:tr>
-      <w:tr>
-        <w:tc>
-          <w:tcPr>
-            <w:tcW w:type="dxa" w:w="1584"/>
-            <w:shd w:fill="FFFFFF"/>
-            <w:tcMar>
-              <w:top w:w="100" w:type="dxa"/>
-              <w:bottom w:w="100" w:type="dxa"/>
-              <w:left w:w="120" w:type="dxa"/>
-              <w:right w:w="120" w:type="dxa"/>
-            </w:tcMar>
-            <w:tcBorders>
-              <w:top w:val="single" w:sz="4" w:space="0" w:color="CCCCCC"/>
-              <w:bottom w:val="single" w:sz="4" w:space="0" w:color="CCCCCC"/>
-              <w:left w:val="single" w:sz="4" w:space="0" w:color="CCCCCC"/>
-              <w:right w:val="single" w:sz="4" w:space="0" w:color="CCCCCC"/>
-            </w:tcBorders>
-          </w:tcPr>
-          <w:p>
-            <w:pPr>
-              <w:spacing w:before="60" w:after="60" w:line="252" w:lineRule="auto"/>
-              <w:jc w:val="left"/>
-            </w:pPr>
-            <w:r/>
-            <w:r>
-              <w:rPr>
-                <w:b/>
-              </w:rPr>
-              <w:t>Thu 15/10</w:t>
-            </w:r>
-          </w:p>
-        </w:tc>
-        <w:tc>
-          <w:tcPr>
-            <w:tcW w:type="dxa" w:w="864"/>
-            <w:shd w:fill="FFFFFF"/>
-            <w:tcMar>
-              <w:top w:w="100" w:type="dxa"/>
-              <w:bottom w:w="100" w:type="dxa"/>
-              <w:left w:w="120" w:type="dxa"/>
-              <w:right w:w="120" w:type="dxa"/>
-            </w:tcMar>
-            <w:tcBorders>
-              <w:top w:val="single" w:sz="4" w:space="0" w:color="CCCCCC"/>
-              <w:bottom w:val="single" w:sz="4" w:space="0" w:color="CCCCCC"/>
-              <w:left w:val="single" w:sz="4" w:space="0" w:color="CCCCCC"/>
-              <w:right w:val="single" w:sz="4" w:space="0" w:color="CCCCCC"/>
-            </w:tcBorders>
-          </w:tcPr>
-          <w:p>
-            <w:pPr>
-              <w:spacing w:before="60" w:after="60" w:line="252" w:lineRule="auto"/>
-              <w:jc w:val="left"/>
-            </w:pPr>
-            <w:r/>
-            <w:r>
-              <w:t>NY Close 23-01</w:t>
-            </w:r>
-          </w:p>
-        </w:tc>
-        <w:tc>
-          <w:tcPr>
-            <w:tcW w:type="dxa" w:w="1440"/>
-            <w:shd w:fill="FFFFFF"/>
-            <w:tcMar>
-              <w:top w:w="100" w:type="dxa"/>
-              <w:bottom w:w="100" w:type="dxa"/>
-              <w:left w:w="120" w:type="dxa"/>
-              <w:right w:w="120" w:type="dxa"/>
-            </w:tcMar>
-            <w:tcBorders>
-              <w:top w:val="single" w:sz="4" w:space="0" w:color="CCCCCC"/>
-              <w:bottom w:val="single" w:sz="4" w:space="0" w:color="CCCCCC"/>
-              <w:left w:val="single" w:sz="4" w:space="0" w:color="CCCCCC"/>
-              <w:right w:val="single" w:sz="4" w:space="0" w:color="CCCCCC"/>
-            </w:tcBorders>
-          </w:tcPr>
-          <w:p>
-            <w:pPr>
-              <w:spacing w:before="60" w:after="60" w:line="252" w:lineRule="auto"/>
-              <w:jc w:val="left"/>
-            </w:pPr>
-            <w:r/>
-            <w:r>
-              <w:t>689.00</w:t>
-            </w:r>
-          </w:p>
-        </w:tc>
-        <w:tc>
-          <w:tcPr>
-            <w:tcW w:type="dxa" w:w="2016"/>
-            <w:shd w:fill="FFFFFF"/>
-            <w:tcMar>
-              <w:top w:w="100" w:type="dxa"/>
-              <w:bottom w:w="100" w:type="dxa"/>
-              <w:left w:w="120" w:type="dxa"/>
-              <w:right w:w="120" w:type="dxa"/>
-            </w:tcMar>
-            <w:tcBorders>
-              <w:top w:val="single" w:sz="4" w:space="0" w:color="CCCCCC"/>
-              <w:bottom w:val="single" w:sz="4" w:space="0" w:color="CCCCCC"/>
-              <w:left w:val="single" w:sz="4" w:space="0" w:color="CCCCCC"/>
-              <w:right w:val="single" w:sz="4" w:space="0" w:color="CCCCCC"/>
-            </w:tcBorders>
-          </w:tcPr>
-          <w:p>
-            <w:pPr>
-              <w:spacing w:before="60" w:after="60" w:line="252" w:lineRule="auto"/>
-              <w:jc w:val="left"/>
-            </w:pPr>
-            <w:r/>
-            <w:r>
-              <w:t>694.50</w:t>
-            </w:r>
-          </w:p>
-        </w:tc>
-        <w:tc>
-          <w:tcPr>
-            <w:tcW w:type="dxa" w:w="1152"/>
-            <w:shd w:fill="FFFFFF"/>
-            <w:tcMar>
-              <w:top w:w="100" w:type="dxa"/>
-              <w:bottom w:w="100" w:type="dxa"/>
-              <w:left w:w="120" w:type="dxa"/>
-              <w:right w:w="120" w:type="dxa"/>
-            </w:tcMar>
-            <w:tcBorders>
-              <w:top w:val="single" w:sz="4" w:space="0" w:color="CCCCCC"/>
-              <w:bottom w:val="single" w:sz="4" w:space="0" w:color="CCCCCC"/>
-              <w:left w:val="single" w:sz="4" w:space="0" w:color="CCCCCC"/>
-              <w:right w:val="single" w:sz="4" w:space="0" w:color="CCCCCC"/>
-            </w:tcBorders>
-          </w:tcPr>
-          <w:p>
-            <w:pPr>
-              <w:spacing w:before="60" w:after="60" w:line="252" w:lineRule="auto"/>
-              <w:jc w:val="left"/>
-            </w:pPr>
-            <w:r/>
-            <w:r>
-              <w:t>681.25</w:t>
-            </w:r>
-          </w:p>
-        </w:tc>
-        <w:tc>
-          <w:tcPr>
-            <w:tcW w:type="dxa" w:w="1728"/>
-            <w:shd w:fill="FFFFFF"/>
-            <w:tcMar>
-              <w:top w:w="100" w:type="dxa"/>
-              <w:bottom w:w="100" w:type="dxa"/>
-              <w:left w:w="120" w:type="dxa"/>
-              <w:right w:w="120" w:type="dxa"/>
-            </w:tcMar>
-            <w:tcBorders>
-              <w:top w:val="single" w:sz="4" w:space="0" w:color="CCCCCC"/>
-              <w:bottom w:val="single" w:sz="4" w:space="0" w:color="CCCCCC"/>
-              <w:left w:val="single" w:sz="4" w:space="0" w:color="CCCCCC"/>
-              <w:right w:val="single" w:sz="4" w:space="0" w:color="CCCCCC"/>
-            </w:tcBorders>
-          </w:tcPr>
-          <w:p>
-            <w:pPr>
-              <w:spacing w:before="60" w:after="60" w:line="252" w:lineRule="auto"/>
-              <w:jc w:val="left"/>
-            </w:pPr>
-            <w:r/>
-            <w:r>
-              <w:rPr>
-                <w:b/>
-              </w:rPr>
-              <w:t>689.75</w:t>
-            </w:r>
-          </w:p>
-        </w:tc>
-        <w:tc>
-          <w:tcPr>
-            <w:tcW w:type="dxa" w:w="3456"/>
-            <w:shd w:fill="FFFFFF"/>
-            <w:tcMar>
-              <w:top w:w="100" w:type="dxa"/>
-              <w:bottom w:w="100" w:type="dxa"/>
-              <w:left w:w="120" w:type="dxa"/>
-              <w:right w:w="120" w:type="dxa"/>
-            </w:tcMar>
-            <w:tcBorders>
-              <w:top w:val="single" w:sz="4" w:space="0" w:color="CCCCCC"/>
-              <w:bottom w:val="single" w:sz="4" w:space="0" w:color="CCCCCC"/>
-              <w:left w:val="single" w:sz="4" w:space="0" w:color="CCCCCC"/>
-              <w:right w:val="single" w:sz="4" w:space="0" w:color="CCCCCC"/>
-            </w:tcBorders>
-          </w:tcPr>
-          <w:p>
-            <w:pPr>
-              <w:spacing w:before="60" w:after="60" w:line="252" w:lineRule="auto"/>
-              <w:jc w:val="left"/>
-            </w:pPr>
-            <w:r/>
-            <w:r>
-              <w:rPr>
-                <w:b/>
-              </w:rPr>
-              <w:t>+0.75</w:t>
-            </w:r>
-          </w:p>
-        </w:tc>
-        <w:tc>
-          <w:tcPr>
-            <w:tcW w:type="dxa" w:w="1440"/>
-            <w:shd w:fill="FFFFFF"/>
-            <w:tcMar>
-              <w:top w:w="100" w:type="dxa"/>
-              <w:bottom w:w="100" w:type="dxa"/>
-              <w:left w:w="120" w:type="dxa"/>
-              <w:right w:w="120" w:type="dxa"/>
-            </w:tcMar>
-            <w:tcBorders>
-              <w:top w:val="single" w:sz="4" w:space="0" w:color="CCCCCC"/>
-              <w:bottom w:val="single" w:sz="4" w:space="0" w:color="CCCCCC"/>
-              <w:left w:val="single" w:sz="4" w:space="0" w:color="CCCCCC"/>
-              <w:right w:val="single" w:sz="4" w:space="0" w:color="CCCCCC"/>
-            </w:tcBorders>
-          </w:tcPr>
-          <w:p>
-            <w:pPr>
-              <w:spacing w:before="60" w:after="60" w:line="252" w:lineRule="auto"/>
-              <w:jc w:val="left"/>
-            </w:pPr>
-            <w:r/>
-            <w:r>
-              <w:t>BULL</w:t>
             </w:r>
           </w:p>
         </w:tc>
@@ -29950,7 +30890,7 @@
             </w:pPr>
             <w:r/>
             <w:r>
-              <w:t>Asia 07-11</w:t>
+              <w:t>NY Open 21-23</w:t>
             </w:r>
           </w:p>
         </w:tc>
@@ -30006,7 +30946,7 @@
             </w:pPr>
             <w:r/>
             <w:r>
-              <w:t>699.00</w:t>
+              <w:t>698.25</w:t>
             </w:r>
           </w:p>
         </w:tc>
@@ -30034,7 +30974,7 @@
             </w:pPr>
             <w:r/>
             <w:r>
-              <w:t>683.25</w:t>
+              <w:t>675.75</w:t>
             </w:r>
           </w:p>
         </w:tc>
@@ -30065,7 +31005,7 @@
               <w:rPr>
                 <w:b/>
               </w:rPr>
-              <w:t>689.00</w:t>
+              <w:t>691.50</w:t>
             </w:r>
           </w:p>
         </w:tc>
@@ -30096,7 +31036,7 @@
               <w:rPr>
                 <w:b/>
               </w:rPr>
-              <w:t>-0.75</w:t>
+              <w:t>+1.75</w:t>
             </w:r>
           </w:p>
         </w:tc>
@@ -30124,7 +31064,7 @@
             </w:pPr>
             <w:r/>
             <w:r>
-              <w:t>BEAR</w:t>
+              <w:t>BULL</w:t>
             </w:r>
           </w:p>
         </w:tc>
@@ -30185,7 +31125,7 @@
             </w:pPr>
             <w:r/>
             <w:r>
-              <w:t>Asia 11-15</w:t>
+              <w:t>NY Close 23-01</w:t>
             </w:r>
           </w:p>
         </w:tc>
@@ -30213,7 +31153,7 @@
             </w:pPr>
             <w:r/>
             <w:r>
-              <w:t>689.00</w:t>
+              <w:t>691.50</w:t>
             </w:r>
           </w:p>
         </w:tc>
@@ -30241,7 +31181,7 @@
             </w:pPr>
             <w:r/>
             <w:r>
-              <w:t>696.50</w:t>
+              <w:t>697.75</w:t>
             </w:r>
           </w:p>
         </w:tc>
@@ -30269,7 +31209,7 @@
             </w:pPr>
             <w:r/>
             <w:r>
-              <w:t>683.00</w:t>
+              <w:t>685.00</w:t>
             </w:r>
           </w:p>
         </w:tc>
@@ -30300,947 +31240,7 @@
               <w:rPr>
                 <w:b/>
               </w:rPr>
-              <w:t>688.00</w:t>
-            </w:r>
-          </w:p>
-        </w:tc>
-        <w:tc>
-          <w:tcPr>
-            <w:tcW w:type="dxa" w:w="3456"/>
-            <w:shd w:fill="FFFFFF"/>
-            <w:tcMar>
-              <w:top w:w="100" w:type="dxa"/>
-              <w:bottom w:w="100" w:type="dxa"/>
-              <w:left w:w="120" w:type="dxa"/>
-              <w:right w:w="120" w:type="dxa"/>
-            </w:tcMar>
-            <w:tcBorders>
-              <w:top w:val="single" w:sz="4" w:space="0" w:color="CCCCCC"/>
-              <w:bottom w:val="single" w:sz="4" w:space="0" w:color="CCCCCC"/>
-              <w:left w:val="single" w:sz="4" w:space="0" w:color="CCCCCC"/>
-              <w:right w:val="single" w:sz="4" w:space="0" w:color="CCCCCC"/>
-            </w:tcBorders>
-          </w:tcPr>
-          <w:p>
-            <w:pPr>
-              <w:spacing w:before="60" w:after="60" w:line="252" w:lineRule="auto"/>
-              <w:jc w:val="left"/>
-            </w:pPr>
-            <w:r/>
-            <w:r>
-              <w:rPr>
-                <w:b/>
-              </w:rPr>
-              <w:t>-1.00</w:t>
-            </w:r>
-          </w:p>
-        </w:tc>
-        <w:tc>
-          <w:tcPr>
-            <w:tcW w:type="dxa" w:w="1440"/>
-            <w:shd w:fill="FFFFFF"/>
-            <w:tcMar>
-              <w:top w:w="100" w:type="dxa"/>
-              <w:bottom w:w="100" w:type="dxa"/>
-              <w:left w:w="120" w:type="dxa"/>
-              <w:right w:w="120" w:type="dxa"/>
-            </w:tcMar>
-            <w:tcBorders>
-              <w:top w:val="single" w:sz="4" w:space="0" w:color="CCCCCC"/>
-              <w:bottom w:val="single" w:sz="4" w:space="0" w:color="CCCCCC"/>
-              <w:left w:val="single" w:sz="4" w:space="0" w:color="CCCCCC"/>
-              <w:right w:val="single" w:sz="4" w:space="0" w:color="CCCCCC"/>
-            </w:tcBorders>
-          </w:tcPr>
-          <w:p>
-            <w:pPr>
-              <w:spacing w:before="60" w:after="60" w:line="252" w:lineRule="auto"/>
-              <w:jc w:val="left"/>
-            </w:pPr>
-            <w:r/>
-            <w:r>
-              <w:t>BEAR</w:t>
-            </w:r>
-          </w:p>
-        </w:tc>
-      </w:tr>
-      <w:tr>
-        <w:tc>
-          <w:tcPr>
-            <w:tcW w:type="dxa" w:w="1584"/>
-            <w:shd w:fill="F8FAFC"/>
-            <w:tcMar>
-              <w:top w:w="100" w:type="dxa"/>
-              <w:bottom w:w="100" w:type="dxa"/>
-              <w:left w:w="120" w:type="dxa"/>
-              <w:right w:w="120" w:type="dxa"/>
-            </w:tcMar>
-            <w:tcBorders>
-              <w:top w:val="single" w:sz="4" w:space="0" w:color="CCCCCC"/>
-              <w:bottom w:val="single" w:sz="4" w:space="0" w:color="CCCCCC"/>
-              <w:left w:val="single" w:sz="4" w:space="0" w:color="CCCCCC"/>
-              <w:right w:val="single" w:sz="4" w:space="0" w:color="CCCCCC"/>
-            </w:tcBorders>
-          </w:tcPr>
-          <w:p>
-            <w:pPr>
-              <w:spacing w:before="60" w:after="60" w:line="252" w:lineRule="auto"/>
-              <w:jc w:val="left"/>
-            </w:pPr>
-            <w:r/>
-            <w:r>
-              <w:rPr>
-                <w:b/>
-              </w:rPr>
-              <w:t>Fri 16/10</w:t>
-            </w:r>
-          </w:p>
-        </w:tc>
-        <w:tc>
-          <w:tcPr>
-            <w:tcW w:type="dxa" w:w="864"/>
-            <w:shd w:fill="F8FAFC"/>
-            <w:tcMar>
-              <w:top w:w="100" w:type="dxa"/>
-              <w:bottom w:w="100" w:type="dxa"/>
-              <w:left w:w="120" w:type="dxa"/>
-              <w:right w:w="120" w:type="dxa"/>
-            </w:tcMar>
-            <w:tcBorders>
-              <w:top w:val="single" w:sz="4" w:space="0" w:color="CCCCCC"/>
-              <w:bottom w:val="single" w:sz="4" w:space="0" w:color="CCCCCC"/>
-              <w:left w:val="single" w:sz="4" w:space="0" w:color="CCCCCC"/>
-              <w:right w:val="single" w:sz="4" w:space="0" w:color="CCCCCC"/>
-            </w:tcBorders>
-          </w:tcPr>
-          <w:p>
-            <w:pPr>
-              <w:spacing w:before="60" w:after="60" w:line="252" w:lineRule="auto"/>
-              <w:jc w:val="left"/>
-            </w:pPr>
-            <w:r/>
-            <w:r>
-              <w:t>London 15-19</w:t>
-            </w:r>
-          </w:p>
-        </w:tc>
-        <w:tc>
-          <w:tcPr>
-            <w:tcW w:type="dxa" w:w="1440"/>
-            <w:shd w:fill="F8FAFC"/>
-            <w:tcMar>
-              <w:top w:w="100" w:type="dxa"/>
-              <w:bottom w:w="100" w:type="dxa"/>
-              <w:left w:w="120" w:type="dxa"/>
-              <w:right w:w="120" w:type="dxa"/>
-            </w:tcMar>
-            <w:tcBorders>
-              <w:top w:val="single" w:sz="4" w:space="0" w:color="CCCCCC"/>
-              <w:bottom w:val="single" w:sz="4" w:space="0" w:color="CCCCCC"/>
-              <w:left w:val="single" w:sz="4" w:space="0" w:color="CCCCCC"/>
-              <w:right w:val="single" w:sz="4" w:space="0" w:color="CCCCCC"/>
-            </w:tcBorders>
-          </w:tcPr>
-          <w:p>
-            <w:pPr>
-              <w:spacing w:before="60" w:after="60" w:line="252" w:lineRule="auto"/>
-              <w:jc w:val="left"/>
-            </w:pPr>
-            <w:r/>
-            <w:r>
-              <w:t>688.00</w:t>
-            </w:r>
-          </w:p>
-        </w:tc>
-        <w:tc>
-          <w:tcPr>
-            <w:tcW w:type="dxa" w:w="2016"/>
-            <w:shd w:fill="F8FAFC"/>
-            <w:tcMar>
-              <w:top w:w="100" w:type="dxa"/>
-              <w:bottom w:w="100" w:type="dxa"/>
-              <w:left w:w="120" w:type="dxa"/>
-              <w:right w:w="120" w:type="dxa"/>
-            </w:tcMar>
-            <w:tcBorders>
-              <w:top w:val="single" w:sz="4" w:space="0" w:color="CCCCCC"/>
-              <w:bottom w:val="single" w:sz="4" w:space="0" w:color="CCCCCC"/>
-              <w:left w:val="single" w:sz="4" w:space="0" w:color="CCCCCC"/>
-              <w:right w:val="single" w:sz="4" w:space="0" w:color="CCCCCC"/>
-            </w:tcBorders>
-          </w:tcPr>
-          <w:p>
-            <w:pPr>
-              <w:spacing w:before="60" w:after="60" w:line="252" w:lineRule="auto"/>
-              <w:jc w:val="left"/>
-            </w:pPr>
-            <w:r/>
-            <w:r>
-              <w:t>695.00</w:t>
-            </w:r>
-          </w:p>
-        </w:tc>
-        <w:tc>
-          <w:tcPr>
-            <w:tcW w:type="dxa" w:w="1152"/>
-            <w:shd w:fill="F8FAFC"/>
-            <w:tcMar>
-              <w:top w:w="100" w:type="dxa"/>
-              <w:bottom w:w="100" w:type="dxa"/>
-              <w:left w:w="120" w:type="dxa"/>
-              <w:right w:w="120" w:type="dxa"/>
-            </w:tcMar>
-            <w:tcBorders>
-              <w:top w:val="single" w:sz="4" w:space="0" w:color="CCCCCC"/>
-              <w:bottom w:val="single" w:sz="4" w:space="0" w:color="CCCCCC"/>
-              <w:left w:val="single" w:sz="4" w:space="0" w:color="CCCCCC"/>
-              <w:right w:val="single" w:sz="4" w:space="0" w:color="CCCCCC"/>
-            </w:tcBorders>
-          </w:tcPr>
-          <w:p>
-            <w:pPr>
-              <w:spacing w:before="60" w:after="60" w:line="252" w:lineRule="auto"/>
-              <w:jc w:val="left"/>
-            </w:pPr>
-            <w:r/>
-            <w:r>
-              <w:t>674.50</w:t>
-            </w:r>
-          </w:p>
-        </w:tc>
-        <w:tc>
-          <w:tcPr>
-            <w:tcW w:type="dxa" w:w="1728"/>
-            <w:shd w:fill="F8FAFC"/>
-            <w:tcMar>
-              <w:top w:w="100" w:type="dxa"/>
-              <w:bottom w:w="100" w:type="dxa"/>
-              <w:left w:w="120" w:type="dxa"/>
-              <w:right w:w="120" w:type="dxa"/>
-            </w:tcMar>
-            <w:tcBorders>
-              <w:top w:val="single" w:sz="4" w:space="0" w:color="CCCCCC"/>
-              <w:bottom w:val="single" w:sz="4" w:space="0" w:color="CCCCCC"/>
-              <w:left w:val="single" w:sz="4" w:space="0" w:color="CCCCCC"/>
-              <w:right w:val="single" w:sz="4" w:space="0" w:color="CCCCCC"/>
-            </w:tcBorders>
-          </w:tcPr>
-          <w:p>
-            <w:pPr>
-              <w:spacing w:before="60" w:after="60" w:line="252" w:lineRule="auto"/>
-              <w:jc w:val="left"/>
-            </w:pPr>
-            <w:r/>
-            <w:r>
-              <w:rPr>
-                <w:b/>
-              </w:rPr>
-              <w:t>688.75</w:t>
-            </w:r>
-          </w:p>
-        </w:tc>
-        <w:tc>
-          <w:tcPr>
-            <w:tcW w:type="dxa" w:w="3456"/>
-            <w:shd w:fill="F8FAFC"/>
-            <w:tcMar>
-              <w:top w:w="100" w:type="dxa"/>
-              <w:bottom w:w="100" w:type="dxa"/>
-              <w:left w:w="120" w:type="dxa"/>
-              <w:right w:w="120" w:type="dxa"/>
-            </w:tcMar>
-            <w:tcBorders>
-              <w:top w:val="single" w:sz="4" w:space="0" w:color="CCCCCC"/>
-              <w:bottom w:val="single" w:sz="4" w:space="0" w:color="CCCCCC"/>
-              <w:left w:val="single" w:sz="4" w:space="0" w:color="CCCCCC"/>
-              <w:right w:val="single" w:sz="4" w:space="0" w:color="CCCCCC"/>
-            </w:tcBorders>
-          </w:tcPr>
-          <w:p>
-            <w:pPr>
-              <w:spacing w:before="60" w:after="60" w:line="252" w:lineRule="auto"/>
-              <w:jc w:val="left"/>
-            </w:pPr>
-            <w:r/>
-            <w:r>
-              <w:rPr>
-                <w:b/>
-              </w:rPr>
-              <w:t>+0.75</w:t>
-            </w:r>
-          </w:p>
-        </w:tc>
-        <w:tc>
-          <w:tcPr>
-            <w:tcW w:type="dxa" w:w="1440"/>
-            <w:shd w:fill="F8FAFC"/>
-            <w:tcMar>
-              <w:top w:w="100" w:type="dxa"/>
-              <w:bottom w:w="100" w:type="dxa"/>
-              <w:left w:w="120" w:type="dxa"/>
-              <w:right w:w="120" w:type="dxa"/>
-            </w:tcMar>
-            <w:tcBorders>
-              <w:top w:val="single" w:sz="4" w:space="0" w:color="CCCCCC"/>
-              <w:bottom w:val="single" w:sz="4" w:space="0" w:color="CCCCCC"/>
-              <w:left w:val="single" w:sz="4" w:space="0" w:color="CCCCCC"/>
-              <w:right w:val="single" w:sz="4" w:space="0" w:color="CCCCCC"/>
-            </w:tcBorders>
-          </w:tcPr>
-          <w:p>
-            <w:pPr>
-              <w:spacing w:before="60" w:after="60" w:line="252" w:lineRule="auto"/>
-              <w:jc w:val="left"/>
-            </w:pPr>
-            <w:r/>
-            <w:r>
-              <w:t>BULL</w:t>
-            </w:r>
-          </w:p>
-        </w:tc>
-      </w:tr>
-      <w:tr>
-        <w:tc>
-          <w:tcPr>
-            <w:tcW w:type="dxa" w:w="1584"/>
-            <w:shd w:fill="FFFFFF"/>
-            <w:tcMar>
-              <w:top w:w="100" w:type="dxa"/>
-              <w:bottom w:w="100" w:type="dxa"/>
-              <w:left w:w="120" w:type="dxa"/>
-              <w:right w:w="120" w:type="dxa"/>
-            </w:tcMar>
-            <w:tcBorders>
-              <w:top w:val="single" w:sz="4" w:space="0" w:color="CCCCCC"/>
-              <w:bottom w:val="single" w:sz="4" w:space="0" w:color="CCCCCC"/>
-              <w:left w:val="single" w:sz="4" w:space="0" w:color="CCCCCC"/>
-              <w:right w:val="single" w:sz="4" w:space="0" w:color="CCCCCC"/>
-            </w:tcBorders>
-          </w:tcPr>
-          <w:p>
-            <w:pPr>
-              <w:spacing w:before="60" w:after="60" w:line="252" w:lineRule="auto"/>
-              <w:jc w:val="left"/>
-            </w:pPr>
-            <w:r/>
-            <w:r>
-              <w:rPr>
-                <w:b/>
-              </w:rPr>
-              <w:t>Fri 16/10</w:t>
-            </w:r>
-          </w:p>
-        </w:tc>
-        <w:tc>
-          <w:tcPr>
-            <w:tcW w:type="dxa" w:w="864"/>
-            <w:shd w:fill="FFFFFF"/>
-            <w:tcMar>
-              <w:top w:w="100" w:type="dxa"/>
-              <w:bottom w:w="100" w:type="dxa"/>
-              <w:left w:w="120" w:type="dxa"/>
-              <w:right w:w="120" w:type="dxa"/>
-            </w:tcMar>
-            <w:tcBorders>
-              <w:top w:val="single" w:sz="4" w:space="0" w:color="CCCCCC"/>
-              <w:bottom w:val="single" w:sz="4" w:space="0" w:color="CCCCCC"/>
-              <w:left w:val="single" w:sz="4" w:space="0" w:color="CCCCCC"/>
-              <w:right w:val="single" w:sz="4" w:space="0" w:color="CCCCCC"/>
-            </w:tcBorders>
-          </w:tcPr>
-          <w:p>
-            <w:pPr>
-              <w:spacing w:before="60" w:after="60" w:line="252" w:lineRule="auto"/>
-              <w:jc w:val="left"/>
-            </w:pPr>
-            <w:r/>
-            <w:r>
-              <w:t>Pre-NY 19-21</w:t>
-            </w:r>
-          </w:p>
-        </w:tc>
-        <w:tc>
-          <w:tcPr>
-            <w:tcW w:type="dxa" w:w="1440"/>
-            <w:shd w:fill="FFFFFF"/>
-            <w:tcMar>
-              <w:top w:w="100" w:type="dxa"/>
-              <w:bottom w:w="100" w:type="dxa"/>
-              <w:left w:w="120" w:type="dxa"/>
-              <w:right w:w="120" w:type="dxa"/>
-            </w:tcMar>
-            <w:tcBorders>
-              <w:top w:val="single" w:sz="4" w:space="0" w:color="CCCCCC"/>
-              <w:bottom w:val="single" w:sz="4" w:space="0" w:color="CCCCCC"/>
-              <w:left w:val="single" w:sz="4" w:space="0" w:color="CCCCCC"/>
-              <w:right w:val="single" w:sz="4" w:space="0" w:color="CCCCCC"/>
-            </w:tcBorders>
-          </w:tcPr>
-          <w:p>
-            <w:pPr>
-              <w:spacing w:before="60" w:after="60" w:line="252" w:lineRule="auto"/>
-              <w:jc w:val="left"/>
-            </w:pPr>
-            <w:r/>
-            <w:r>
-              <w:t>688.75</w:t>
-            </w:r>
-          </w:p>
-        </w:tc>
-        <w:tc>
-          <w:tcPr>
-            <w:tcW w:type="dxa" w:w="2016"/>
-            <w:shd w:fill="FFFFFF"/>
-            <w:tcMar>
-              <w:top w:w="100" w:type="dxa"/>
-              <w:bottom w:w="100" w:type="dxa"/>
-              <w:left w:w="120" w:type="dxa"/>
-              <w:right w:w="120" w:type="dxa"/>
-            </w:tcMar>
-            <w:tcBorders>
-              <w:top w:val="single" w:sz="4" w:space="0" w:color="CCCCCC"/>
-              <w:bottom w:val="single" w:sz="4" w:space="0" w:color="CCCCCC"/>
-              <w:left w:val="single" w:sz="4" w:space="0" w:color="CCCCCC"/>
-              <w:right w:val="single" w:sz="4" w:space="0" w:color="CCCCCC"/>
-            </w:tcBorders>
-          </w:tcPr>
-          <w:p>
-            <w:pPr>
-              <w:spacing w:before="60" w:after="60" w:line="252" w:lineRule="auto"/>
-              <w:jc w:val="left"/>
-            </w:pPr>
-            <w:r/>
-            <w:r>
-              <w:t>698.00</w:t>
-            </w:r>
-          </w:p>
-        </w:tc>
-        <w:tc>
-          <w:tcPr>
-            <w:tcW w:type="dxa" w:w="1152"/>
-            <w:shd w:fill="FFFFFF"/>
-            <w:tcMar>
-              <w:top w:w="100" w:type="dxa"/>
-              <w:bottom w:w="100" w:type="dxa"/>
-              <w:left w:w="120" w:type="dxa"/>
-              <w:right w:w="120" w:type="dxa"/>
-            </w:tcMar>
-            <w:tcBorders>
-              <w:top w:val="single" w:sz="4" w:space="0" w:color="CCCCCC"/>
-              <w:bottom w:val="single" w:sz="4" w:space="0" w:color="CCCCCC"/>
-              <w:left w:val="single" w:sz="4" w:space="0" w:color="CCCCCC"/>
-              <w:right w:val="single" w:sz="4" w:space="0" w:color="CCCCCC"/>
-            </w:tcBorders>
-          </w:tcPr>
-          <w:p>
-            <w:pPr>
-              <w:spacing w:before="60" w:after="60" w:line="252" w:lineRule="auto"/>
-              <w:jc w:val="left"/>
-            </w:pPr>
-            <w:r/>
-            <w:r>
-              <w:t>681.50</w:t>
-            </w:r>
-          </w:p>
-        </w:tc>
-        <w:tc>
-          <w:tcPr>
-            <w:tcW w:type="dxa" w:w="1728"/>
-            <w:shd w:fill="FFFFFF"/>
-            <w:tcMar>
-              <w:top w:w="100" w:type="dxa"/>
-              <w:bottom w:w="100" w:type="dxa"/>
-              <w:left w:w="120" w:type="dxa"/>
-              <w:right w:w="120" w:type="dxa"/>
-            </w:tcMar>
-            <w:tcBorders>
-              <w:top w:val="single" w:sz="4" w:space="0" w:color="CCCCCC"/>
-              <w:bottom w:val="single" w:sz="4" w:space="0" w:color="CCCCCC"/>
-              <w:left w:val="single" w:sz="4" w:space="0" w:color="CCCCCC"/>
-              <w:right w:val="single" w:sz="4" w:space="0" w:color="CCCCCC"/>
-            </w:tcBorders>
-          </w:tcPr>
-          <w:p>
-            <w:pPr>
-              <w:spacing w:before="60" w:after="60" w:line="252" w:lineRule="auto"/>
-              <w:jc w:val="left"/>
-            </w:pPr>
-            <w:r/>
-            <w:r>
-              <w:rPr>
-                <w:b/>
-              </w:rPr>
-              <w:t>688.50</w:t>
-            </w:r>
-          </w:p>
-        </w:tc>
-        <w:tc>
-          <w:tcPr>
-            <w:tcW w:type="dxa" w:w="3456"/>
-            <w:shd w:fill="FFFFFF"/>
-            <w:tcMar>
-              <w:top w:w="100" w:type="dxa"/>
-              <w:bottom w:w="100" w:type="dxa"/>
-              <w:left w:w="120" w:type="dxa"/>
-              <w:right w:w="120" w:type="dxa"/>
-            </w:tcMar>
-            <w:tcBorders>
-              <w:top w:val="single" w:sz="4" w:space="0" w:color="CCCCCC"/>
-              <w:bottom w:val="single" w:sz="4" w:space="0" w:color="CCCCCC"/>
-              <w:left w:val="single" w:sz="4" w:space="0" w:color="CCCCCC"/>
-              <w:right w:val="single" w:sz="4" w:space="0" w:color="CCCCCC"/>
-            </w:tcBorders>
-          </w:tcPr>
-          <w:p>
-            <w:pPr>
-              <w:spacing w:before="60" w:after="60" w:line="252" w:lineRule="auto"/>
-              <w:jc w:val="left"/>
-            </w:pPr>
-            <w:r/>
-            <w:r>
-              <w:rPr>
-                <w:b/>
-              </w:rPr>
-              <w:t>-0.25</w:t>
-            </w:r>
-          </w:p>
-        </w:tc>
-        <w:tc>
-          <w:tcPr>
-            <w:tcW w:type="dxa" w:w="1440"/>
-            <w:shd w:fill="FFFFFF"/>
-            <w:tcMar>
-              <w:top w:w="100" w:type="dxa"/>
-              <w:bottom w:w="100" w:type="dxa"/>
-              <w:left w:w="120" w:type="dxa"/>
-              <w:right w:w="120" w:type="dxa"/>
-            </w:tcMar>
-            <w:tcBorders>
-              <w:top w:val="single" w:sz="4" w:space="0" w:color="CCCCCC"/>
-              <w:bottom w:val="single" w:sz="4" w:space="0" w:color="CCCCCC"/>
-              <w:left w:val="single" w:sz="4" w:space="0" w:color="CCCCCC"/>
-              <w:right w:val="single" w:sz="4" w:space="0" w:color="CCCCCC"/>
-            </w:tcBorders>
-          </w:tcPr>
-          <w:p>
-            <w:pPr>
-              <w:spacing w:before="60" w:after="60" w:line="252" w:lineRule="auto"/>
-              <w:jc w:val="left"/>
-            </w:pPr>
-            <w:r/>
-            <w:r>
-              <w:t>BEAR</w:t>
-            </w:r>
-          </w:p>
-        </w:tc>
-      </w:tr>
-      <w:tr>
-        <w:tc>
-          <w:tcPr>
-            <w:tcW w:type="dxa" w:w="1584"/>
-            <w:shd w:fill="F8FAFC"/>
-            <w:tcMar>
-              <w:top w:w="100" w:type="dxa"/>
-              <w:bottom w:w="100" w:type="dxa"/>
-              <w:left w:w="120" w:type="dxa"/>
-              <w:right w:w="120" w:type="dxa"/>
-            </w:tcMar>
-            <w:tcBorders>
-              <w:top w:val="single" w:sz="4" w:space="0" w:color="CCCCCC"/>
-              <w:bottom w:val="single" w:sz="4" w:space="0" w:color="CCCCCC"/>
-              <w:left w:val="single" w:sz="4" w:space="0" w:color="CCCCCC"/>
-              <w:right w:val="single" w:sz="4" w:space="0" w:color="CCCCCC"/>
-            </w:tcBorders>
-          </w:tcPr>
-          <w:p>
-            <w:pPr>
-              <w:spacing w:before="60" w:after="60" w:line="252" w:lineRule="auto"/>
-              <w:jc w:val="left"/>
-            </w:pPr>
-            <w:r/>
-            <w:r>
-              <w:rPr>
-                <w:b/>
-              </w:rPr>
-              <w:t>Fri 16/10</w:t>
-            </w:r>
-          </w:p>
-        </w:tc>
-        <w:tc>
-          <w:tcPr>
-            <w:tcW w:type="dxa" w:w="864"/>
-            <w:shd w:fill="F8FAFC"/>
-            <w:tcMar>
-              <w:top w:w="100" w:type="dxa"/>
-              <w:bottom w:w="100" w:type="dxa"/>
-              <w:left w:w="120" w:type="dxa"/>
-              <w:right w:w="120" w:type="dxa"/>
-            </w:tcMar>
-            <w:tcBorders>
-              <w:top w:val="single" w:sz="4" w:space="0" w:color="CCCCCC"/>
-              <w:bottom w:val="single" w:sz="4" w:space="0" w:color="CCCCCC"/>
-              <w:left w:val="single" w:sz="4" w:space="0" w:color="CCCCCC"/>
-              <w:right w:val="single" w:sz="4" w:space="0" w:color="CCCCCC"/>
-            </w:tcBorders>
-          </w:tcPr>
-          <w:p>
-            <w:pPr>
-              <w:spacing w:before="60" w:after="60" w:line="252" w:lineRule="auto"/>
-              <w:jc w:val="left"/>
-            </w:pPr>
-            <w:r/>
-            <w:r>
-              <w:t>NY Open 21-23</w:t>
-            </w:r>
-          </w:p>
-        </w:tc>
-        <w:tc>
-          <w:tcPr>
-            <w:tcW w:type="dxa" w:w="1440"/>
-            <w:shd w:fill="F8FAFC"/>
-            <w:tcMar>
-              <w:top w:w="100" w:type="dxa"/>
-              <w:bottom w:w="100" w:type="dxa"/>
-              <w:left w:w="120" w:type="dxa"/>
-              <w:right w:w="120" w:type="dxa"/>
-            </w:tcMar>
-            <w:tcBorders>
-              <w:top w:val="single" w:sz="4" w:space="0" w:color="CCCCCC"/>
-              <w:bottom w:val="single" w:sz="4" w:space="0" w:color="CCCCCC"/>
-              <w:left w:val="single" w:sz="4" w:space="0" w:color="CCCCCC"/>
-              <w:right w:val="single" w:sz="4" w:space="0" w:color="CCCCCC"/>
-            </w:tcBorders>
-          </w:tcPr>
-          <w:p>
-            <w:pPr>
-              <w:spacing w:before="60" w:after="60" w:line="252" w:lineRule="auto"/>
-              <w:jc w:val="left"/>
-            </w:pPr>
-            <w:r/>
-            <w:r>
-              <w:t>688.50</w:t>
-            </w:r>
-          </w:p>
-        </w:tc>
-        <w:tc>
-          <w:tcPr>
-            <w:tcW w:type="dxa" w:w="2016"/>
-            <w:shd w:fill="F8FAFC"/>
-            <w:tcMar>
-              <w:top w:w="100" w:type="dxa"/>
-              <w:bottom w:w="100" w:type="dxa"/>
-              <w:left w:w="120" w:type="dxa"/>
-              <w:right w:w="120" w:type="dxa"/>
-            </w:tcMar>
-            <w:tcBorders>
-              <w:top w:val="single" w:sz="4" w:space="0" w:color="CCCCCC"/>
-              <w:bottom w:val="single" w:sz="4" w:space="0" w:color="CCCCCC"/>
-              <w:left w:val="single" w:sz="4" w:space="0" w:color="CCCCCC"/>
-              <w:right w:val="single" w:sz="4" w:space="0" w:color="CCCCCC"/>
-            </w:tcBorders>
-          </w:tcPr>
-          <w:p>
-            <w:pPr>
-              <w:spacing w:before="60" w:after="60" w:line="252" w:lineRule="auto"/>
-              <w:jc w:val="left"/>
-            </w:pPr>
-            <w:r/>
-            <w:r>
-              <w:t>697.00</w:t>
-            </w:r>
-          </w:p>
-        </w:tc>
-        <w:tc>
-          <w:tcPr>
-            <w:tcW w:type="dxa" w:w="1152"/>
-            <w:shd w:fill="F8FAFC"/>
-            <w:tcMar>
-              <w:top w:w="100" w:type="dxa"/>
-              <w:bottom w:w="100" w:type="dxa"/>
-              <w:left w:w="120" w:type="dxa"/>
-              <w:right w:w="120" w:type="dxa"/>
-            </w:tcMar>
-            <w:tcBorders>
-              <w:top w:val="single" w:sz="4" w:space="0" w:color="CCCCCC"/>
-              <w:bottom w:val="single" w:sz="4" w:space="0" w:color="CCCCCC"/>
-              <w:left w:val="single" w:sz="4" w:space="0" w:color="CCCCCC"/>
-              <w:right w:val="single" w:sz="4" w:space="0" w:color="CCCCCC"/>
-            </w:tcBorders>
-          </w:tcPr>
-          <w:p>
-            <w:pPr>
-              <w:spacing w:before="60" w:after="60" w:line="252" w:lineRule="auto"/>
-              <w:jc w:val="left"/>
-            </w:pPr>
-            <w:r/>
-            <w:r>
-              <w:t>674.50</w:t>
-            </w:r>
-          </w:p>
-        </w:tc>
-        <w:tc>
-          <w:tcPr>
-            <w:tcW w:type="dxa" w:w="1728"/>
-            <w:shd w:fill="F8FAFC"/>
-            <w:tcMar>
-              <w:top w:w="100" w:type="dxa"/>
-              <w:bottom w:w="100" w:type="dxa"/>
-              <w:left w:w="120" w:type="dxa"/>
-              <w:right w:w="120" w:type="dxa"/>
-            </w:tcMar>
-            <w:tcBorders>
-              <w:top w:val="single" w:sz="4" w:space="0" w:color="CCCCCC"/>
-              <w:bottom w:val="single" w:sz="4" w:space="0" w:color="CCCCCC"/>
-              <w:left w:val="single" w:sz="4" w:space="0" w:color="CCCCCC"/>
-              <w:right w:val="single" w:sz="4" w:space="0" w:color="CCCCCC"/>
-            </w:tcBorders>
-          </w:tcPr>
-          <w:p>
-            <w:pPr>
-              <w:spacing w:before="60" w:after="60" w:line="252" w:lineRule="auto"/>
-              <w:jc w:val="left"/>
-            </w:pPr>
-            <w:r/>
-            <w:r>
-              <w:rPr>
-                <w:b/>
-              </w:rPr>
-              <w:t>690.25</w:t>
-            </w:r>
-          </w:p>
-        </w:tc>
-        <w:tc>
-          <w:tcPr>
-            <w:tcW w:type="dxa" w:w="3456"/>
-            <w:shd w:fill="F8FAFC"/>
-            <w:tcMar>
-              <w:top w:w="100" w:type="dxa"/>
-              <w:bottom w:w="100" w:type="dxa"/>
-              <w:left w:w="120" w:type="dxa"/>
-              <w:right w:w="120" w:type="dxa"/>
-            </w:tcMar>
-            <w:tcBorders>
-              <w:top w:val="single" w:sz="4" w:space="0" w:color="CCCCCC"/>
-              <w:bottom w:val="single" w:sz="4" w:space="0" w:color="CCCCCC"/>
-              <w:left w:val="single" w:sz="4" w:space="0" w:color="CCCCCC"/>
-              <w:right w:val="single" w:sz="4" w:space="0" w:color="CCCCCC"/>
-            </w:tcBorders>
-          </w:tcPr>
-          <w:p>
-            <w:pPr>
-              <w:spacing w:before="60" w:after="60" w:line="252" w:lineRule="auto"/>
-              <w:jc w:val="left"/>
-            </w:pPr>
-            <w:r/>
-            <w:r>
-              <w:rPr>
-                <w:b/>
-              </w:rPr>
-              <w:t>+1.75</w:t>
-            </w:r>
-          </w:p>
-        </w:tc>
-        <w:tc>
-          <w:tcPr>
-            <w:tcW w:type="dxa" w:w="1440"/>
-            <w:shd w:fill="F8FAFC"/>
-            <w:tcMar>
-              <w:top w:w="100" w:type="dxa"/>
-              <w:bottom w:w="100" w:type="dxa"/>
-              <w:left w:w="120" w:type="dxa"/>
-              <w:right w:w="120" w:type="dxa"/>
-            </w:tcMar>
-            <w:tcBorders>
-              <w:top w:val="single" w:sz="4" w:space="0" w:color="CCCCCC"/>
-              <w:bottom w:val="single" w:sz="4" w:space="0" w:color="CCCCCC"/>
-              <w:left w:val="single" w:sz="4" w:space="0" w:color="CCCCCC"/>
-              <w:right w:val="single" w:sz="4" w:space="0" w:color="CCCCCC"/>
-            </w:tcBorders>
-          </w:tcPr>
-          <w:p>
-            <w:pPr>
-              <w:spacing w:before="60" w:after="60" w:line="252" w:lineRule="auto"/>
-              <w:jc w:val="left"/>
-            </w:pPr>
-            <w:r/>
-            <w:r>
-              <w:t>BULL</w:t>
-            </w:r>
-          </w:p>
-        </w:tc>
-      </w:tr>
-      <w:tr>
-        <w:tc>
-          <w:tcPr>
-            <w:tcW w:type="dxa" w:w="1584"/>
-            <w:shd w:fill="FFFFFF"/>
-            <w:tcMar>
-              <w:top w:w="100" w:type="dxa"/>
-              <w:bottom w:w="100" w:type="dxa"/>
-              <w:left w:w="120" w:type="dxa"/>
-              <w:right w:w="120" w:type="dxa"/>
-            </w:tcMar>
-            <w:tcBorders>
-              <w:top w:val="single" w:sz="4" w:space="0" w:color="CCCCCC"/>
-              <w:bottom w:val="single" w:sz="4" w:space="0" w:color="CCCCCC"/>
-              <w:left w:val="single" w:sz="4" w:space="0" w:color="CCCCCC"/>
-              <w:right w:val="single" w:sz="4" w:space="0" w:color="CCCCCC"/>
-            </w:tcBorders>
-          </w:tcPr>
-          <w:p>
-            <w:pPr>
-              <w:spacing w:before="60" w:after="60" w:line="252" w:lineRule="auto"/>
-              <w:jc w:val="left"/>
-            </w:pPr>
-            <w:r/>
-            <w:r>
-              <w:rPr>
-                <w:b/>
-              </w:rPr>
-              <w:t>Fri 16/10</w:t>
-            </w:r>
-          </w:p>
-        </w:tc>
-        <w:tc>
-          <w:tcPr>
-            <w:tcW w:type="dxa" w:w="864"/>
-            <w:shd w:fill="FFFFFF"/>
-            <w:tcMar>
-              <w:top w:w="100" w:type="dxa"/>
-              <w:bottom w:w="100" w:type="dxa"/>
-              <w:left w:w="120" w:type="dxa"/>
-              <w:right w:w="120" w:type="dxa"/>
-            </w:tcMar>
-            <w:tcBorders>
-              <w:top w:val="single" w:sz="4" w:space="0" w:color="CCCCCC"/>
-              <w:bottom w:val="single" w:sz="4" w:space="0" w:color="CCCCCC"/>
-              <w:left w:val="single" w:sz="4" w:space="0" w:color="CCCCCC"/>
-              <w:right w:val="single" w:sz="4" w:space="0" w:color="CCCCCC"/>
-            </w:tcBorders>
-          </w:tcPr>
-          <w:p>
-            <w:pPr>
-              <w:spacing w:before="60" w:after="60" w:line="252" w:lineRule="auto"/>
-              <w:jc w:val="left"/>
-            </w:pPr>
-            <w:r/>
-            <w:r>
-              <w:t>NY Close 23-01</w:t>
-            </w:r>
-          </w:p>
-        </w:tc>
-        <w:tc>
-          <w:tcPr>
-            <w:tcW w:type="dxa" w:w="1440"/>
-            <w:shd w:fill="FFFFFF"/>
-            <w:tcMar>
-              <w:top w:w="100" w:type="dxa"/>
-              <w:bottom w:w="100" w:type="dxa"/>
-              <w:left w:w="120" w:type="dxa"/>
-              <w:right w:w="120" w:type="dxa"/>
-            </w:tcMar>
-            <w:tcBorders>
-              <w:top w:val="single" w:sz="4" w:space="0" w:color="CCCCCC"/>
-              <w:bottom w:val="single" w:sz="4" w:space="0" w:color="CCCCCC"/>
-              <w:left w:val="single" w:sz="4" w:space="0" w:color="CCCCCC"/>
-              <w:right w:val="single" w:sz="4" w:space="0" w:color="CCCCCC"/>
-            </w:tcBorders>
-          </w:tcPr>
-          <w:p>
-            <w:pPr>
-              <w:spacing w:before="60" w:after="60" w:line="252" w:lineRule="auto"/>
-              <w:jc w:val="left"/>
-            </w:pPr>
-            <w:r/>
-            <w:r>
-              <w:t>690.25</w:t>
-            </w:r>
-          </w:p>
-        </w:tc>
-        <w:tc>
-          <w:tcPr>
-            <w:tcW w:type="dxa" w:w="2016"/>
-            <w:shd w:fill="FFFFFF"/>
-            <w:tcMar>
-              <w:top w:w="100" w:type="dxa"/>
-              <w:bottom w:w="100" w:type="dxa"/>
-              <w:left w:w="120" w:type="dxa"/>
-              <w:right w:w="120" w:type="dxa"/>
-            </w:tcMar>
-            <w:tcBorders>
-              <w:top w:val="single" w:sz="4" w:space="0" w:color="CCCCCC"/>
-              <w:bottom w:val="single" w:sz="4" w:space="0" w:color="CCCCCC"/>
-              <w:left w:val="single" w:sz="4" w:space="0" w:color="CCCCCC"/>
-              <w:right w:val="single" w:sz="4" w:space="0" w:color="CCCCCC"/>
-            </w:tcBorders>
-          </w:tcPr>
-          <w:p>
-            <w:pPr>
-              <w:spacing w:before="60" w:after="60" w:line="252" w:lineRule="auto"/>
-              <w:jc w:val="left"/>
-            </w:pPr>
-            <w:r/>
-            <w:r>
-              <w:t>696.50</w:t>
-            </w:r>
-          </w:p>
-        </w:tc>
-        <w:tc>
-          <w:tcPr>
-            <w:tcW w:type="dxa" w:w="1152"/>
-            <w:shd w:fill="FFFFFF"/>
-            <w:tcMar>
-              <w:top w:w="100" w:type="dxa"/>
-              <w:bottom w:w="100" w:type="dxa"/>
-              <w:left w:w="120" w:type="dxa"/>
-              <w:right w:w="120" w:type="dxa"/>
-            </w:tcMar>
-            <w:tcBorders>
-              <w:top w:val="single" w:sz="4" w:space="0" w:color="CCCCCC"/>
-              <w:bottom w:val="single" w:sz="4" w:space="0" w:color="CCCCCC"/>
-              <w:left w:val="single" w:sz="4" w:space="0" w:color="CCCCCC"/>
-              <w:right w:val="single" w:sz="4" w:space="0" w:color="CCCCCC"/>
-            </w:tcBorders>
-          </w:tcPr>
-          <w:p>
-            <w:pPr>
-              <w:spacing w:before="60" w:after="60" w:line="252" w:lineRule="auto"/>
-              <w:jc w:val="left"/>
-            </w:pPr>
-            <w:r/>
-            <w:r>
-              <w:t>683.75</w:t>
-            </w:r>
-          </w:p>
-        </w:tc>
-        <w:tc>
-          <w:tcPr>
-            <w:tcW w:type="dxa" w:w="1728"/>
-            <w:shd w:fill="FFFFFF"/>
-            <w:tcMar>
-              <w:top w:w="100" w:type="dxa"/>
-              <w:bottom w:w="100" w:type="dxa"/>
-              <w:left w:w="120" w:type="dxa"/>
-              <w:right w:w="120" w:type="dxa"/>
-            </w:tcMar>
-            <w:tcBorders>
-              <w:top w:val="single" w:sz="4" w:space="0" w:color="CCCCCC"/>
-              <w:bottom w:val="single" w:sz="4" w:space="0" w:color="CCCCCC"/>
-              <w:left w:val="single" w:sz="4" w:space="0" w:color="CCCCCC"/>
-              <w:right w:val="single" w:sz="4" w:space="0" w:color="CCCCCC"/>
-            </w:tcBorders>
-          </w:tcPr>
-          <w:p>
-            <w:pPr>
-              <w:spacing w:before="60" w:after="60" w:line="252" w:lineRule="auto"/>
-              <w:jc w:val="left"/>
-            </w:pPr>
-            <w:r/>
-            <w:r>
-              <w:rPr>
-                <w:b/>
-              </w:rPr>
-              <w:t>689.50</w:t>
+              <w:t>690.75</w:t>
             </w:r>
           </w:p>
         </w:tc>

--- a/Daily Reports/12_10_2026-CBOT Reports.docx
+++ b/Daily Reports/12_10_2026-CBOT Reports.docx
@@ -104,7 +104,7 @@
           <w:color w:val="5C768D"/>
           <w:sz w:val="19"/>
         </w:rPr>
-        <w:t>Cập nhật tự động qua `macro_tracker.py` vào lúc 20:12 ICT ngày 12/10/2026</w:t>
+        <w:t>Cập nhật tự động qua `macro_tracker.py` vào lúc 21:01 ICT ngày 12/10/2026</w:t>
       </w:r>
     </w:p>
     <w:tbl>
@@ -313,7 +313,7 @@
               <w:rPr>
                 <w:b/>
               </w:rPr>
-              <w:t>106.79 / thùng</w:t>
+              <w:t>107.08 / thùng</w:t>
             </w:r>
           </w:p>
         </w:tc>
@@ -1218,7 +1218,7 @@
         <w:rPr>
           <w:b/>
         </w:rPr>
-        <w:t>`106.79` (+0.00%)</w:t>
+        <w:t>`107.08` (+0.00%)</w:t>
       </w:r>
       <w:r>
         <w:t xml:space="preserve"> | DXY: </w:t>
@@ -1236,7 +1236,7 @@
         <w:rPr>
           <w:b/>
         </w:rPr>
-        <w:t>`670.50` (+0.00%)</w:t>
+        <w:t>`673.75` (+0.00%)</w:t>
       </w:r>
       <w:r>
         <w:t>.</w:t>
@@ -1306,7 +1306,7 @@
           <w:color w:val="5C768D"/>
           <w:sz w:val="19"/>
         </w:rPr>
-        <w:t>Cập nhật tự động lúc 20:12 ICT ngày 12/10/2026 — Nguồn: NOAA, USDA, BOM Australia</w:t>
+        <w:t>Cập nhật tự động lúc 21:01 ICT ngày 12/10/2026 — Nguồn: NOAA, USDA, BOM Australia</w:t>
       </w:r>
     </w:p>
     <w:p>
@@ -3574,7 +3574,7 @@
               <w:rPr>
                 <w:b/>
               </w:rPr>
-              <w:t>481.50</w:t>
+              <w:t>482.50</w:t>
             </w:r>
           </w:p>
         </w:tc>
@@ -3605,7 +3605,7 @@
               <w:rPr>
                 <w:b/>
               </w:rPr>
-              <w:t>480.96 (-0.54)</w:t>
+              <w:t>482.06 (-0.44)</w:t>
             </w:r>
           </w:p>
         </w:tc>
@@ -3633,7 +3633,7 @@
             </w:pPr>
             <w:r/>
             <w:r>
-              <w:t>Bearish (485.30 &lt; 491.76)</w:t>
+              <w:t>Bearish (485.04 &lt; 491.40)</w:t>
             </w:r>
           </w:p>
         </w:tc>
@@ -3661,7 +3661,7 @@
             </w:pPr>
             <w:r/>
             <w:r>
-              <w:t>2.00 cents</w:t>
+              <w:t>4.25 cents</w:t>
             </w:r>
           </w:p>
         </w:tc>
@@ -3822,7 +3822,7 @@
               <w:rPr>
                 <w:b/>
               </w:rPr>
-              <w:t>670.50</w:t>
+              <w:t>673.75</w:t>
             </w:r>
           </w:p>
         </w:tc>
@@ -3853,7 +3853,7 @@
               <w:rPr>
                 <w:b/>
               </w:rPr>
-              <w:t>670.62 (+0.12)</w:t>
+              <w:t>674.10 (+0.35)</w:t>
             </w:r>
           </w:p>
         </w:tc>
@@ -3881,7 +3881,7 @@
             </w:pPr>
             <w:r/>
             <w:r>
-              <w:t>Bearish (672.96 &lt; 678.76)</w:t>
+              <w:t>Bearish (673.03 &lt; 678.56)</w:t>
             </w:r>
           </w:p>
         </w:tc>
@@ -3909,7 +3909,7 @@
             </w:pPr>
             <w:r/>
             <w:r>
-              <w:t>2.25 cents</w:t>
+              <w:t>6.50 cents</w:t>
             </w:r>
           </w:p>
         </w:tc>
@@ -4347,7 +4347,7 @@
                 <w:b/>
                 <w:color w:val="15803D"/>
               </w:rPr>
-              <w:t>471.43 - 485.30 cents (Canh mua vùng hỗ trợ)</w:t>
+              <w:t>471.55 - 485.04 cents (Canh mua vùng hỗ trợ)</w:t>
             </w:r>
           </w:p>
         </w:tc>
@@ -4378,7 +4378,7 @@
               <w:rPr>
                 <w:b/>
               </w:rPr>
-              <w:t>466.72 cents (Dưới cản S2 + 1.5x ATR)</w:t>
+              <w:t>466.34 cents (Dưới cản S2 + 1.5x ATR)</w:t>
             </w:r>
           </w:p>
         </w:tc>
@@ -4559,7 +4559,7 @@
               <w:rPr>
                 <w:b/>
               </w:rPr>
-              <w:t>484.82 - 486.32 cents</w:t>
+              <w:t>484.93 - 486.43 cents</w:t>
             </w:r>
           </w:p>
         </w:tc>
@@ -4590,7 +4590,7 @@
               <w:rPr>
                 <w:b/>
               </w:rPr>
-              <w:t>483.11 cents (Chống quét SL tuyệt đối)</w:t>
+              <w:t>482.89 cents (Chống quét SL tuyệt đối)</w:t>
             </w:r>
           </w:p>
         </w:tc>
@@ -4783,7 +4783,7 @@
               <w:rPr>
                 <w:b/>
               </w:rPr>
-              <w:t>516.89 cents</w:t>
+              <w:t>517.11 cents</w:t>
             </w:r>
           </w:p>
         </w:tc>
@@ -4945,7 +4945,7 @@
               <w:rPr>
                 <w:b/>
               </w:rPr>
-              <w:t>460.83 - 470.25 cents</w:t>
+              <w:t>459.82 - 470.25 cents</w:t>
             </w:r>
           </w:p>
         </w:tc>
@@ -5126,7 +5126,7 @@
                 <w:b/>
                 <w:color w:val="B91C1C"/>
               </w:rPr>
-              <w:t>672.96 - 678.76 cents (Canh bán hồi kỹ thuật H1)</w:t>
+              <w:t>673.03 - 678.56 cents (Canh bán hồi kỹ thuật H1)</w:t>
             </w:r>
           </w:p>
         </w:tc>
@@ -5157,7 +5157,7 @@
               <w:rPr>
                 <w:b/>
               </w:rPr>
-              <w:t>767.79 cents (Trên kháng cự R2 + 1.5x ATR)</w:t>
+              <w:t>768.45 cents (Trên kháng cự R2 + 1.5x ATR)</w:t>
             </w:r>
           </w:p>
         </w:tc>
@@ -5193,7 +5193,7 @@
                 <w:color w:val="D97706"/>
                 <w:sz w:val="19"/>
               </w:rPr>
-              <w:t xml:space="preserve"> 663.10 cents </w:t>
+              <w:t xml:space="preserve"> 670.75 cents </w:t>
             </w:r>
             <w:r>
               <w:t xml:space="preserve"> / TP2: </w:t>
@@ -5335,7 +5335,7 @@
               <w:rPr>
                 <w:b/>
               </w:rPr>
-              <w:t>675.25 - 677.25 cents</w:t>
+              <w:t>675.43 - 677.43 cents</w:t>
             </w:r>
           </w:p>
         </w:tc>
@@ -5366,7 +5366,7 @@
               <w:rPr>
                 <w:b/>
               </w:rPr>
-              <w:t>672.76 cents</w:t>
+              <w:t>672.39 cents</w:t>
             </w:r>
           </w:p>
         </w:tc>
@@ -5559,7 +5559,7 @@
               <w:rPr>
                 <w:b/>
               </w:rPr>
-              <w:t>699.24 cents</w:t>
+              <w:t>699.61 cents</w:t>
             </w:r>
           </w:p>
         </w:tc>
@@ -5721,7 +5721,7 @@
               <w:rPr>
                 <w:b/>
               </w:rPr>
-              <w:t>648.74 - 661.50 cents</w:t>
+              <w:t>646.97 - 661.50 cents</w:t>
             </w:r>
           </w:p>
         </w:tc>
@@ -11609,7 +11609,7 @@
         <w:t>Giá Chốt Phiên (Close):</w:t>
       </w:r>
       <w:r>
-        <w:t xml:space="preserve"> 481.50 cents | </w:t>
+        <w:t xml:space="preserve"> 482.50 cents | </w:t>
       </w:r>
       <w:r>
         <w:rPr>
@@ -11624,10 +11624,10 @@
         <w:rPr>
           <w:b/>
         </w:rPr>
-        <w:t>`480.96 cents`</w:t>
+        <w:t>`482.06 cents`</w:t>
       </w:r>
       <w:r>
-        <w:t xml:space="preserve"> (-0.54).</w:t>
+        <w:t xml:space="preserve"> (-0.44).</w:t>
       </w:r>
     </w:p>
     <w:p>
@@ -11648,7 +11648,7 @@
         <w:rPr>
           <w:b/>
         </w:rPr>
-        <w:t>`54,806`</w:t>
+        <w:t>`86,348`</w:t>
       </w:r>
       <w:r>
         <w:t xml:space="preserve"> (Chênh lệch: </w:t>
@@ -11657,7 +11657,7 @@
         <w:rPr>
           <w:b/>
         </w:rPr>
-        <w:t>`+31,060`</w:t>
+        <w:t>`+62,602`</w:t>
       </w:r>
       <w:r>
         <w:t xml:space="preserve">) | OI: </w:t>
@@ -11991,7 +11991,7 @@
               <w:rPr>
                 <w:b/>
               </w:rPr>
-              <w:t>106.79</w:t>
+              <w:t>107.08</w:t>
             </w:r>
           </w:p>
         </w:tc>
@@ -12749,7 +12749,7 @@
         <w:t xml:space="preserve"> EMA_21 </w:t>
       </w:r>
       <w:r>
-        <w:t xml:space="preserve"> (485.30) &lt; </w:t>
+        <w:t xml:space="preserve"> (485.04) &lt; </w:t>
       </w:r>
       <w:r>
         <w:rPr>
@@ -12760,7 +12760,7 @@
         <w:t xml:space="preserve"> EMA_50 </w:t>
       </w:r>
       <w:r>
-        <w:t xml:space="preserve"> (491.76).</w:t>
+        <w:t xml:space="preserve"> (491.40).</w:t>
       </w:r>
     </w:p>
     <w:p>
@@ -12781,7 +12781,7 @@
         <w:rPr>
           <w:b/>
         </w:rPr>
-        <w:t>`37.46`</w:t>
+        <w:t>`40.15`</w:t>
       </w:r>
       <w:r>
         <w:t xml:space="preserve"> | ATR (14) = </w:t>
@@ -12790,7 +12790,7 @@
         <w:rPr>
           <w:b/>
         </w:rPr>
-        <w:t>`2.35`</w:t>
+        <w:t>`2.61`</w:t>
       </w:r>
       <w:r>
         <w:t xml:space="preserve"> cents | Volatility = </w:t>
@@ -12799,7 +12799,7 @@
         <w:rPr>
           <w:b/>
         </w:rPr>
-        <w:t>`2.00 cents`</w:t>
+        <w:t>`4.25 cents`</w:t>
       </w:r>
       <w:r>
         <w:t>.</w:t>
@@ -12823,7 +12823,7 @@
         <w:rPr>
           <w:b/>
         </w:rPr>
-        <w:t>`471.43`</w:t>
+        <w:t>`471.55`</w:t>
       </w:r>
       <w:r>
         <w:t xml:space="preserve"> | S2: </w:t>
@@ -13584,7 +13584,7 @@
           <w:b/>
           <w:color w:val="15803D"/>
         </w:rPr>
-        <w:t>`471.43 - 485.30 cents (Canh mua vùng hỗ trợ)`</w:t>
+        <w:t>`471.55 - 485.04 cents (Canh mua vùng hỗ trợ)`</w:t>
       </w:r>
       <w:r>
         <w:t xml:space="preserve"> | SL: </w:t>
@@ -13593,7 +13593,7 @@
         <w:rPr>
           <w:b/>
         </w:rPr>
-        <w:t>`466.72 cents (Dưới cản S2 + 1.5x ATR)`</w:t>
+        <w:t>`466.34 cents (Dưới cản S2 + 1.5x ATR)`</w:t>
       </w:r>
       <w:r>
         <w:t xml:space="preserve"> | TP: </w:t>
@@ -13655,7 +13655,7 @@
         <w:rPr>
           <w:b/>
         </w:rPr>
-        <w:t>`484.82 - 486.32 cents`</w:t>
+        <w:t>`484.93 - 486.43 cents`</w:t>
       </w:r>
       <w:r>
         <w:t xml:space="preserve"> | SL: </w:t>
@@ -13664,7 +13664,7 @@
         <w:rPr>
           <w:b/>
         </w:rPr>
-        <w:t>`483.11 cents (Chống quét SL tuyệt đối)`</w:t>
+        <w:t>`482.89 cents (Chống quét SL tuyệt đối)`</w:t>
       </w:r>
       <w:r>
         <w:t xml:space="preserve"> | TP: </w:t>
@@ -13710,7 +13710,7 @@
         <w:rPr>
           <w:b/>
         </w:rPr>
-        <w:t>`516.89 cents`</w:t>
+        <w:t>`517.11 cents`</w:t>
       </w:r>
       <w:r>
         <w:t xml:space="preserve"> | TP: </w:t>
@@ -13759,7 +13759,7 @@
         <w:rPr>
           <w:b/>
         </w:rPr>
-        <w:t>`460.83 - 470.25 cents`</w:t>
+        <w:t>`459.82 - 470.25 cents`</w:t>
       </w:r>
     </w:p>
     <w:p>
@@ -14166,7 +14166,7 @@
             </w:pPr>
             <w:r/>
             <w:r>
-              <w:t>481.50</w:t>
+              <w:t>482.50</w:t>
             </w:r>
           </w:p>
         </w:tc>
@@ -14194,7 +14194,7 @@
             </w:pPr>
             <w:r/>
             <w:r>
-              <w:t>485.25</w:t>
+              <w:t>486.25</w:t>
             </w:r>
           </w:p>
         </w:tc>
@@ -14222,7 +14222,7 @@
             </w:pPr>
             <w:r/>
             <w:r>
-              <w:t>478.25</w:t>
+              <w:t>479.25</w:t>
             </w:r>
           </w:p>
         </w:tc>
@@ -14253,7 +14253,7 @@
               <w:rPr>
                 <w:b/>
               </w:rPr>
-              <w:t>481.75</w:t>
+              <w:t>482.75</w:t>
             </w:r>
           </w:p>
         </w:tc>
@@ -14401,7 +14401,7 @@
             </w:pPr>
             <w:r/>
             <w:r>
-              <w:t>481.75</w:t>
+              <w:t>482.75</w:t>
             </w:r>
           </w:p>
         </w:tc>
@@ -14429,7 +14429,7 @@
             </w:pPr>
             <w:r/>
             <w:r>
-              <w:t>484.50</w:t>
+              <w:t>485.50</w:t>
             </w:r>
           </w:p>
         </w:tc>
@@ -14457,7 +14457,7 @@
             </w:pPr>
             <w:r/>
             <w:r>
-              <w:t>478.00</w:t>
+              <w:t>479.00</w:t>
             </w:r>
           </w:p>
         </w:tc>
@@ -14488,7 +14488,7 @@
               <w:rPr>
                 <w:b/>
               </w:rPr>
-              <w:t>481.25</w:t>
+              <w:t>482.25</w:t>
             </w:r>
           </w:p>
         </w:tc>
@@ -14636,7 +14636,7 @@
             </w:pPr>
             <w:r/>
             <w:r>
-              <w:t>481.25</w:t>
+              <w:t>482.25</w:t>
             </w:r>
           </w:p>
         </w:tc>
@@ -14664,7 +14664,7 @@
             </w:pPr>
             <w:r/>
             <w:r>
-              <w:t>484.25</w:t>
+              <w:t>485.25</w:t>
             </w:r>
           </w:p>
         </w:tc>
@@ -14692,7 +14692,7 @@
             </w:pPr>
             <w:r/>
             <w:r>
-              <w:t>477.25</w:t>
+              <w:t>478.25</w:t>
             </w:r>
           </w:p>
         </w:tc>
@@ -14723,7 +14723,7 @@
               <w:rPr>
                 <w:b/>
               </w:rPr>
-              <w:t>482.00</w:t>
+              <w:t>483.00</w:t>
             </w:r>
           </w:p>
         </w:tc>
@@ -14871,7 +14871,7 @@
             </w:pPr>
             <w:r/>
             <w:r>
-              <w:t>482.00</w:t>
+              <w:t>483.00</w:t>
             </w:r>
           </w:p>
         </w:tc>
@@ -14899,7 +14899,7 @@
             </w:pPr>
             <w:r/>
             <w:r>
-              <w:t>486.50</w:t>
+              <w:t>487.50</w:t>
             </w:r>
           </w:p>
         </w:tc>
@@ -14927,7 +14927,7 @@
             </w:pPr>
             <w:r/>
             <w:r>
-              <w:t>477.00</w:t>
+              <w:t>478.00</w:t>
             </w:r>
           </w:p>
         </w:tc>
@@ -14958,7 +14958,7 @@
               <w:rPr>
                 <w:b/>
               </w:rPr>
-              <w:t>482.75</w:t>
+              <w:t>483.75</w:t>
             </w:r>
           </w:p>
         </w:tc>
@@ -15106,7 +15106,7 @@
             </w:pPr>
             <w:r/>
             <w:r>
-              <w:t>482.75</w:t>
+              <w:t>483.75</w:t>
             </w:r>
           </w:p>
         </w:tc>
@@ -15134,7 +15134,7 @@
             </w:pPr>
             <w:r/>
             <w:r>
-              <w:t>488.25</w:t>
+              <w:t>489.25</w:t>
             </w:r>
           </w:p>
         </w:tc>
@@ -15162,7 +15162,7 @@
             </w:pPr>
             <w:r/>
             <w:r>
-              <w:t>476.50</w:t>
+              <w:t>477.50</w:t>
             </w:r>
           </w:p>
         </w:tc>
@@ -15193,7 +15193,7 @@
               <w:rPr>
                 <w:b/>
               </w:rPr>
-              <w:t>485.00</w:t>
+              <w:t>486.00</w:t>
             </w:r>
           </w:p>
         </w:tc>
@@ -15341,7 +15341,7 @@
             </w:pPr>
             <w:r/>
             <w:r>
-              <w:t>485.00</w:t>
+              <w:t>486.00</w:t>
             </w:r>
           </w:p>
         </w:tc>
@@ -15369,7 +15369,7 @@
             </w:pPr>
             <w:r/>
             <w:r>
-              <w:t>488.00</w:t>
+              <w:t>489.00</w:t>
             </w:r>
           </w:p>
         </w:tc>
@@ -15397,7 +15397,7 @@
             </w:pPr>
             <w:r/>
             <w:r>
-              <w:t>480.75</w:t>
+              <w:t>481.75</w:t>
             </w:r>
           </w:p>
         </w:tc>
@@ -15428,7 +15428,7 @@
               <w:rPr>
                 <w:b/>
               </w:rPr>
-              <w:t>485.25</w:t>
+              <w:t>486.25</w:t>
             </w:r>
           </w:p>
         </w:tc>
@@ -15576,7 +15576,7 @@
             </w:pPr>
             <w:r/>
             <w:r>
-              <w:t>485.25</w:t>
+              <w:t>486.25</w:t>
             </w:r>
           </w:p>
         </w:tc>
@@ -15604,7 +15604,7 @@
             </w:pPr>
             <w:r/>
             <w:r>
-              <w:t>488.50</w:t>
+              <w:t>489.50</w:t>
             </w:r>
           </w:p>
         </w:tc>
@@ -15632,7 +15632,7 @@
             </w:pPr>
             <w:r/>
             <w:r>
-              <w:t>478.75</w:t>
+              <w:t>479.75</w:t>
             </w:r>
           </w:p>
         </w:tc>
@@ -15663,7 +15663,7 @@
               <w:rPr>
                 <w:b/>
               </w:rPr>
-              <w:t>486.00</w:t>
+              <w:t>487.00</w:t>
             </w:r>
           </w:p>
         </w:tc>
@@ -15811,7 +15811,7 @@
             </w:pPr>
             <w:r/>
             <w:r>
-              <w:t>486.00</w:t>
+              <w:t>487.00</w:t>
             </w:r>
           </w:p>
         </w:tc>
@@ -15839,7 +15839,7 @@
             </w:pPr>
             <w:r/>
             <w:r>
-              <w:t>489.00</w:t>
+              <w:t>490.00</w:t>
             </w:r>
           </w:p>
         </w:tc>
@@ -15867,7 +15867,7 @@
             </w:pPr>
             <w:r/>
             <w:r>
-              <w:t>481.50</w:t>
+              <w:t>482.50</w:t>
             </w:r>
           </w:p>
         </w:tc>
@@ -15898,7 +15898,7 @@
               <w:rPr>
                 <w:b/>
               </w:rPr>
-              <w:t>485.50</w:t>
+              <w:t>486.50</w:t>
             </w:r>
           </w:p>
         </w:tc>
@@ -16046,7 +16046,7 @@
             </w:pPr>
             <w:r/>
             <w:r>
-              <w:t>485.50</w:t>
+              <w:t>486.50</w:t>
             </w:r>
           </w:p>
         </w:tc>
@@ -16074,7 +16074,7 @@
             </w:pPr>
             <w:r/>
             <w:r>
-              <w:t>489.50</w:t>
+              <w:t>490.50</w:t>
             </w:r>
           </w:p>
         </w:tc>
@@ -16102,7 +16102,7 @@
             </w:pPr>
             <w:r/>
             <w:r>
-              <w:t>479.75</w:t>
+              <w:t>480.75</w:t>
             </w:r>
           </w:p>
         </w:tc>
@@ -16133,7 +16133,7 @@
               <w:rPr>
                 <w:b/>
               </w:rPr>
-              <w:t>486.00</w:t>
+              <w:t>487.00</w:t>
             </w:r>
           </w:p>
         </w:tc>
@@ -16281,7 +16281,7 @@
             </w:pPr>
             <w:r/>
             <w:r>
-              <w:t>486.00</w:t>
+              <w:t>487.00</w:t>
             </w:r>
           </w:p>
         </w:tc>
@@ -16309,7 +16309,7 @@
             </w:pPr>
             <w:r/>
             <w:r>
-              <w:t>488.50</w:t>
+              <w:t>489.50</w:t>
             </w:r>
           </w:p>
         </w:tc>
@@ -16337,7 +16337,7 @@
             </w:pPr>
             <w:r/>
             <w:r>
-              <w:t>482.75</w:t>
+              <w:t>483.75</w:t>
             </w:r>
           </w:p>
         </w:tc>
@@ -16368,7 +16368,7 @@
               <w:rPr>
                 <w:b/>
               </w:rPr>
-              <w:t>486.50</w:t>
+              <w:t>487.50</w:t>
             </w:r>
           </w:p>
         </w:tc>
@@ -16516,7 +16516,7 @@
             </w:pPr>
             <w:r/>
             <w:r>
-              <w:t>486.50</w:t>
+              <w:t>487.50</w:t>
             </w:r>
           </w:p>
         </w:tc>
@@ -16544,7 +16544,7 @@
             </w:pPr>
             <w:r/>
             <w:r>
-              <w:t>490.00</w:t>
+              <w:t>491.00</w:t>
             </w:r>
           </w:p>
         </w:tc>
@@ -16572,7 +16572,7 @@
             </w:pPr>
             <w:r/>
             <w:r>
-              <w:t>480.50</w:t>
+              <w:t>481.50</w:t>
             </w:r>
           </w:p>
         </w:tc>
@@ -16603,7 +16603,7 @@
               <w:rPr>
                 <w:b/>
               </w:rPr>
-              <w:t>487.50</w:t>
+              <w:t>488.50</w:t>
             </w:r>
           </w:p>
         </w:tc>
@@ -16751,7 +16751,7 @@
             </w:pPr>
             <w:r/>
             <w:r>
-              <w:t>487.50</w:t>
+              <w:t>488.50</w:t>
             </w:r>
           </w:p>
         </w:tc>
@@ -16779,7 +16779,7 @@
             </w:pPr>
             <w:r/>
             <w:r>
-              <w:t>490.25</w:t>
+              <w:t>491.25</w:t>
             </w:r>
           </w:p>
         </w:tc>
@@ -16807,7 +16807,7 @@
             </w:pPr>
             <w:r/>
             <w:r>
-              <w:t>485.00</w:t>
+              <w:t>486.00</w:t>
             </w:r>
           </w:p>
         </w:tc>
@@ -16838,7 +16838,7 @@
               <w:rPr>
                 <w:b/>
               </w:rPr>
-              <w:t>487.50</w:t>
+              <w:t>488.50</w:t>
             </w:r>
           </w:p>
         </w:tc>
@@ -16986,7 +16986,7 @@
             </w:pPr>
             <w:r/>
             <w:r>
-              <w:t>487.50</w:t>
+              <w:t>488.50</w:t>
             </w:r>
           </w:p>
         </w:tc>
@@ -17014,7 +17014,7 @@
             </w:pPr>
             <w:r/>
             <w:r>
-              <w:t>490.25</w:t>
+              <w:t>491.25</w:t>
             </w:r>
           </w:p>
         </w:tc>
@@ -17042,7 +17042,7 @@
             </w:pPr>
             <w:r/>
             <w:r>
-              <w:t>485.00</w:t>
+              <w:t>486.00</w:t>
             </w:r>
           </w:p>
         </w:tc>
@@ -17073,7 +17073,7 @@
               <w:rPr>
                 <w:b/>
               </w:rPr>
-              <w:t>487.00</w:t>
+              <w:t>488.00</w:t>
             </w:r>
           </w:p>
         </w:tc>
@@ -17221,7 +17221,7 @@
             </w:pPr>
             <w:r/>
             <w:r>
-              <w:t>487.00</w:t>
+              <w:t>488.00</w:t>
             </w:r>
           </w:p>
         </w:tc>
@@ -17249,7 +17249,7 @@
             </w:pPr>
             <w:r/>
             <w:r>
-              <w:t>490.00</w:t>
+              <w:t>491.00</w:t>
             </w:r>
           </w:p>
         </w:tc>
@@ -17277,7 +17277,7 @@
             </w:pPr>
             <w:r/>
             <w:r>
-              <w:t>483.75</w:t>
+              <w:t>484.75</w:t>
             </w:r>
           </w:p>
         </w:tc>
@@ -17308,7 +17308,7 @@
               <w:rPr>
                 <w:b/>
               </w:rPr>
-              <w:t>486.75</w:t>
+              <w:t>487.75</w:t>
             </w:r>
           </w:p>
         </w:tc>
@@ -17456,7 +17456,7 @@
             </w:pPr>
             <w:r/>
             <w:r>
-              <w:t>486.75</w:t>
+              <w:t>487.75</w:t>
             </w:r>
           </w:p>
         </w:tc>
@@ -17484,7 +17484,7 @@
             </w:pPr>
             <w:r/>
             <w:r>
-              <w:t>490.75</w:t>
+              <w:t>491.75</w:t>
             </w:r>
           </w:p>
         </w:tc>
@@ -17512,7 +17512,7 @@
             </w:pPr>
             <w:r/>
             <w:r>
-              <w:t>481.50</w:t>
+              <w:t>482.50</w:t>
             </w:r>
           </w:p>
         </w:tc>
@@ -17543,7 +17543,7 @@
               <w:rPr>
                 <w:b/>
               </w:rPr>
-              <w:t>487.25</w:t>
+              <w:t>488.25</w:t>
             </w:r>
           </w:p>
         </w:tc>
@@ -17691,7 +17691,7 @@
             </w:pPr>
             <w:r/>
             <w:r>
-              <w:t>487.25</w:t>
+              <w:t>488.25</w:t>
             </w:r>
           </w:p>
         </w:tc>
@@ -17719,7 +17719,7 @@
             </w:pPr>
             <w:r/>
             <w:r>
-              <w:t>492.00</w:t>
+              <w:t>493.00</w:t>
             </w:r>
           </w:p>
         </w:tc>
@@ -17747,7 +17747,7 @@
             </w:pPr>
             <w:r/>
             <w:r>
-              <w:t>480.25</w:t>
+              <w:t>481.25</w:t>
             </w:r>
           </w:p>
         </w:tc>
@@ -17778,7 +17778,7 @@
               <w:rPr>
                 <w:b/>
               </w:rPr>
-              <w:t>489.25</w:t>
+              <w:t>490.25</w:t>
             </w:r>
           </w:p>
         </w:tc>
@@ -17926,7 +17926,7 @@
             </w:pPr>
             <w:r/>
             <w:r>
-              <w:t>489.25</w:t>
+              <w:t>490.25</w:t>
             </w:r>
           </w:p>
         </w:tc>
@@ -17954,7 +17954,7 @@
             </w:pPr>
             <w:r/>
             <w:r>
-              <w:t>497.25</w:t>
+              <w:t>498.25</w:t>
             </w:r>
           </w:p>
         </w:tc>
@@ -17982,7 +17982,7 @@
             </w:pPr>
             <w:r/>
             <w:r>
-              <w:t>482.25</w:t>
+              <w:t>483.25</w:t>
             </w:r>
           </w:p>
         </w:tc>
@@ -18013,7 +18013,7 @@
               <w:rPr>
                 <w:b/>
               </w:rPr>
-              <w:t>490.75</w:t>
+              <w:t>491.75</w:t>
             </w:r>
           </w:p>
         </w:tc>
@@ -18161,7 +18161,7 @@
             </w:pPr>
             <w:r/>
             <w:r>
-              <w:t>490.75</w:t>
+              <w:t>491.75</w:t>
             </w:r>
           </w:p>
         </w:tc>
@@ -18189,7 +18189,7 @@
             </w:pPr>
             <w:r/>
             <w:r>
-              <w:t>495.25</w:t>
+              <w:t>496.25</w:t>
             </w:r>
           </w:p>
         </w:tc>
@@ -18217,7 +18217,7 @@
             </w:pPr>
             <w:r/>
             <w:r>
-              <w:t>486.50</w:t>
+              <w:t>487.50</w:t>
             </w:r>
           </w:p>
         </w:tc>
@@ -18248,7 +18248,7 @@
               <w:rPr>
                 <w:b/>
               </w:rPr>
-              <w:t>490.25</w:t>
+              <w:t>491.25</w:t>
             </w:r>
           </w:p>
         </w:tc>
@@ -18396,7 +18396,7 @@
             </w:pPr>
             <w:r/>
             <w:r>
-              <w:t>490.25</w:t>
+              <w:t>491.25</w:t>
             </w:r>
           </w:p>
         </w:tc>
@@ -18424,7 +18424,7 @@
             </w:pPr>
             <w:r/>
             <w:r>
-              <w:t>492.50</w:t>
+              <w:t>493.50</w:t>
             </w:r>
           </w:p>
         </w:tc>
@@ -18452,7 +18452,7 @@
             </w:pPr>
             <w:r/>
             <w:r>
-              <w:t>487.50</w:t>
+              <w:t>488.50</w:t>
             </w:r>
           </w:p>
         </w:tc>
@@ -18483,7 +18483,7 @@
               <w:rPr>
                 <w:b/>
               </w:rPr>
-              <w:t>490.00</w:t>
+              <w:t>491.00</w:t>
             </w:r>
           </w:p>
         </w:tc>
@@ -18631,7 +18631,7 @@
             </w:pPr>
             <w:r/>
             <w:r>
-              <w:t>490.00</w:t>
+              <w:t>491.00</w:t>
             </w:r>
           </w:p>
         </w:tc>
@@ -18659,7 +18659,7 @@
             </w:pPr>
             <w:r/>
             <w:r>
-              <w:t>492.00</w:t>
+              <w:t>493.00</w:t>
             </w:r>
           </w:p>
         </w:tc>
@@ -18687,7 +18687,7 @@
             </w:pPr>
             <w:r/>
             <w:r>
-              <w:t>485.50</w:t>
+              <w:t>486.50</w:t>
             </w:r>
           </w:p>
         </w:tc>
@@ -18718,7 +18718,7 @@
               <w:rPr>
                 <w:b/>
               </w:rPr>
-              <w:t>490.25</w:t>
+              <w:t>491.25</w:t>
             </w:r>
           </w:p>
         </w:tc>
@@ -18866,7 +18866,7 @@
             </w:pPr>
             <w:r/>
             <w:r>
-              <w:t>490.25</w:t>
+              <w:t>491.25</w:t>
             </w:r>
           </w:p>
         </w:tc>
@@ -18894,7 +18894,7 @@
             </w:pPr>
             <w:r/>
             <w:r>
-              <w:t>494.00</w:t>
+              <w:t>495.00</w:t>
             </w:r>
           </w:p>
         </w:tc>
@@ -18922,7 +18922,7 @@
             </w:pPr>
             <w:r/>
             <w:r>
-              <w:t>487.50</w:t>
+              <w:t>488.50</w:t>
             </w:r>
           </w:p>
         </w:tc>
@@ -18953,7 +18953,7 @@
               <w:rPr>
                 <w:b/>
               </w:rPr>
-              <w:t>490.75</w:t>
+              <w:t>491.75</w:t>
             </w:r>
           </w:p>
         </w:tc>
@@ -19101,7 +19101,7 @@
             </w:pPr>
             <w:r/>
             <w:r>
-              <w:t>490.75</w:t>
+              <w:t>491.75</w:t>
             </w:r>
           </w:p>
         </w:tc>
@@ -19129,7 +19129,7 @@
             </w:pPr>
             <w:r/>
             <w:r>
-              <w:t>493.75</w:t>
+              <w:t>494.75</w:t>
             </w:r>
           </w:p>
         </w:tc>
@@ -19157,7 +19157,7 @@
             </w:pPr>
             <w:r/>
             <w:r>
-              <w:t>486.25</w:t>
+              <w:t>487.25</w:t>
             </w:r>
           </w:p>
         </w:tc>
@@ -19188,7 +19188,7 @@
               <w:rPr>
                 <w:b/>
               </w:rPr>
-              <w:t>491.00</w:t>
+              <w:t>492.00</w:t>
             </w:r>
           </w:p>
         </w:tc>
@@ -19336,7 +19336,7 @@
             </w:pPr>
             <w:r/>
             <w:r>
-              <w:t>491.00</w:t>
+              <w:t>492.00</w:t>
             </w:r>
           </w:p>
         </w:tc>
@@ -19364,7 +19364,7 @@
             </w:pPr>
             <w:r/>
             <w:r>
-              <w:t>495.25</w:t>
+              <w:t>496.25</w:t>
             </w:r>
           </w:p>
         </w:tc>
@@ -19392,7 +19392,7 @@
             </w:pPr>
             <w:r/>
             <w:r>
-              <w:t>487.75</w:t>
+              <w:t>488.75</w:t>
             </w:r>
           </w:p>
         </w:tc>
@@ -19423,7 +19423,7 @@
               <w:rPr>
                 <w:b/>
               </w:rPr>
-              <w:t>491.75</w:t>
+              <w:t>492.75</w:t>
             </w:r>
           </w:p>
         </w:tc>
@@ -19571,7 +19571,7 @@
             </w:pPr>
             <w:r/>
             <w:r>
-              <w:t>491.75</w:t>
+              <w:t>492.75</w:t>
             </w:r>
           </w:p>
         </w:tc>
@@ -19599,7 +19599,7 @@
             </w:pPr>
             <w:r/>
             <w:r>
-              <w:t>495.25</w:t>
+              <w:t>496.25</w:t>
             </w:r>
           </w:p>
         </w:tc>
@@ -19627,7 +19627,7 @@
             </w:pPr>
             <w:r/>
             <w:r>
-              <w:t>489.50</w:t>
+              <w:t>490.50</w:t>
             </w:r>
           </w:p>
         </w:tc>
@@ -19658,7 +19658,7 @@
               <w:rPr>
                 <w:b/>
               </w:rPr>
-              <w:t>491.75</w:t>
+              <w:t>492.75</w:t>
             </w:r>
           </w:p>
         </w:tc>
@@ -19806,7 +19806,7 @@
             </w:pPr>
             <w:r/>
             <w:r>
-              <w:t>491.75</w:t>
+              <w:t>492.75</w:t>
             </w:r>
           </w:p>
         </w:tc>
@@ -19834,7 +19834,7 @@
             </w:pPr>
             <w:r/>
             <w:r>
-              <w:t>495.50</w:t>
+              <w:t>496.50</w:t>
             </w:r>
           </w:p>
         </w:tc>
@@ -19862,7 +19862,7 @@
             </w:pPr>
             <w:r/>
             <w:r>
-              <w:t>488.25</w:t>
+              <w:t>489.25</w:t>
             </w:r>
           </w:p>
         </w:tc>
@@ -19893,7 +19893,7 @@
               <w:rPr>
                 <w:b/>
               </w:rPr>
-              <w:t>491.50</w:t>
+              <w:t>492.50</w:t>
             </w:r>
           </w:p>
         </w:tc>
@@ -20041,7 +20041,7 @@
             </w:pPr>
             <w:r/>
             <w:r>
-              <w:t>491.50</w:t>
+              <w:t>492.50</w:t>
             </w:r>
           </w:p>
         </w:tc>
@@ -20069,7 +20069,7 @@
             </w:pPr>
             <w:r/>
             <w:r>
-              <w:t>495.00</w:t>
+              <w:t>496.00</w:t>
             </w:r>
           </w:p>
         </w:tc>
@@ -20097,7 +20097,7 @@
             </w:pPr>
             <w:r/>
             <w:r>
-              <w:t>488.25</w:t>
+              <w:t>489.25</w:t>
             </w:r>
           </w:p>
         </w:tc>
@@ -20128,7 +20128,7 @@
               <w:rPr>
                 <w:b/>
               </w:rPr>
-              <w:t>491.25</w:t>
+              <w:t>492.25</w:t>
             </w:r>
           </w:p>
         </w:tc>
@@ -20276,7 +20276,7 @@
             </w:pPr>
             <w:r/>
             <w:r>
-              <w:t>491.25</w:t>
+              <w:t>492.25</w:t>
             </w:r>
           </w:p>
         </w:tc>
@@ -20304,7 +20304,7 @@
             </w:pPr>
             <w:r/>
             <w:r>
-              <w:t>494.25</w:t>
+              <w:t>495.25</w:t>
             </w:r>
           </w:p>
         </w:tc>
@@ -20332,7 +20332,7 @@
             </w:pPr>
             <w:r/>
             <w:r>
-              <w:t>488.50</w:t>
+              <w:t>489.50</w:t>
             </w:r>
           </w:p>
         </w:tc>
@@ -20363,7 +20363,7 @@
               <w:rPr>
                 <w:b/>
               </w:rPr>
-              <w:t>491.50</w:t>
+              <w:t>492.50</w:t>
             </w:r>
           </w:p>
         </w:tc>
@@ -20511,7 +20511,7 @@
             </w:pPr>
             <w:r/>
             <w:r>
-              <w:t>491.50</w:t>
+              <w:t>492.50</w:t>
             </w:r>
           </w:p>
         </w:tc>
@@ -20539,7 +20539,7 @@
             </w:pPr>
             <w:r/>
             <w:r>
-              <w:t>494.50</w:t>
+              <w:t>495.50</w:t>
             </w:r>
           </w:p>
         </w:tc>
@@ -20567,7 +20567,7 @@
             </w:pPr>
             <w:r/>
             <w:r>
-              <w:t>488.75</w:t>
+              <w:t>489.75</w:t>
             </w:r>
           </w:p>
         </w:tc>
@@ -20598,7 +20598,7 @@
               <w:rPr>
                 <w:b/>
               </w:rPr>
-              <w:t>491.50</w:t>
+              <w:t>492.50</w:t>
             </w:r>
           </w:p>
         </w:tc>
@@ -20746,7 +20746,7 @@
             </w:pPr>
             <w:r/>
             <w:r>
-              <w:t>491.50</w:t>
+              <w:t>492.50</w:t>
             </w:r>
           </w:p>
         </w:tc>
@@ -20774,7 +20774,7 @@
             </w:pPr>
             <w:r/>
             <w:r>
-              <w:t>495.50</w:t>
+              <w:t>496.50</w:t>
             </w:r>
           </w:p>
         </w:tc>
@@ -20802,7 +20802,7 @@
             </w:pPr>
             <w:r/>
             <w:r>
-              <w:t>488.00</w:t>
+              <w:t>489.00</w:t>
             </w:r>
           </w:p>
         </w:tc>
@@ -20833,7 +20833,7 @@
               <w:rPr>
                 <w:b/>
               </w:rPr>
-              <w:t>492.00</w:t>
+              <w:t>493.00</w:t>
             </w:r>
           </w:p>
         </w:tc>
@@ -20981,7 +20981,7 @@
             </w:pPr>
             <w:r/>
             <w:r>
-              <w:t>492.00</w:t>
+              <w:t>493.00</w:t>
             </w:r>
           </w:p>
         </w:tc>
@@ -21009,7 +21009,7 @@
             </w:pPr>
             <w:r/>
             <w:r>
-              <w:t>496.00</w:t>
+              <w:t>497.00</w:t>
             </w:r>
           </w:p>
         </w:tc>
@@ -21037,7 +21037,7 @@
             </w:pPr>
             <w:r/>
             <w:r>
-              <w:t>490.25</w:t>
+              <w:t>491.25</w:t>
             </w:r>
           </w:p>
         </w:tc>
@@ -21068,7 +21068,7 @@
               <w:rPr>
                 <w:b/>
               </w:rPr>
-              <w:t>491.75</w:t>
+              <w:t>492.75</w:t>
             </w:r>
           </w:p>
         </w:tc>
@@ -21791,7 +21791,7 @@
         <w:t>Giá Chốt Phiên (Close):</w:t>
       </w:r>
       <w:r>
-        <w:t xml:space="preserve"> 670.50 cents | </w:t>
+        <w:t xml:space="preserve"> 673.75 cents | </w:t>
       </w:r>
       <w:r>
         <w:rPr>
@@ -21806,10 +21806,10 @@
         <w:rPr>
           <w:b/>
         </w:rPr>
-        <w:t>`670.62 cents`</w:t>
+        <w:t>`674.10 cents`</w:t>
       </w:r>
       <w:r>
-        <w:t xml:space="preserve"> (+0.12).</w:t>
+        <w:t xml:space="preserve"> (+0.35).</w:t>
       </w:r>
     </w:p>
     <w:p>
@@ -21830,7 +21830,7 @@
         <w:rPr>
           <w:b/>
         </w:rPr>
-        <w:t>`15,835`</w:t>
+        <w:t>`28,073`</w:t>
       </w:r>
       <w:r>
         <w:t xml:space="preserve"> (Chênh lệch: </w:t>
@@ -21839,7 +21839,7 @@
         <w:rPr>
           <w:b/>
         </w:rPr>
-        <w:t>`+10,757`</w:t>
+        <w:t>`+22,995`</w:t>
       </w:r>
       <w:r>
         <w:t xml:space="preserve">) | OI: </w:t>
@@ -22173,7 +22173,7 @@
               <w:rPr>
                 <w:b/>
               </w:rPr>
-              <w:t>106.79</w:t>
+              <w:t>107.08</w:t>
             </w:r>
           </w:p>
         </w:tc>
@@ -22931,7 +22931,7 @@
         <w:t xml:space="preserve"> EMA_21 </w:t>
       </w:r>
       <w:r>
-        <w:t xml:space="preserve"> (672.96) &lt; </w:t>
+        <w:t xml:space="preserve"> (673.03) &lt; </w:t>
       </w:r>
       <w:r>
         <w:rPr>
@@ -22942,7 +22942,7 @@
         <w:t xml:space="preserve"> EMA_50 </w:t>
       </w:r>
       <w:r>
-        <w:t xml:space="preserve"> (678.76).</w:t>
+        <w:t xml:space="preserve"> (678.56).</w:t>
       </w:r>
     </w:p>
     <w:p>
@@ -22963,7 +22963,7 @@
         <w:rPr>
           <w:b/>
         </w:rPr>
-        <w:t>`42.77`</w:t>
+        <w:t>`48.97`</w:t>
       </w:r>
       <w:r>
         <w:t xml:space="preserve"> | ATR (14) = </w:t>
@@ -22972,7 +22972,7 @@
         <w:rPr>
           <w:b/>
         </w:rPr>
-        <w:t>`3.19`</w:t>
+        <w:t>`3.63`</w:t>
       </w:r>
       <w:r>
         <w:t xml:space="preserve"> cents | Volatility = </w:t>
@@ -22981,7 +22981,7 @@
         <w:rPr>
           <w:b/>
         </w:rPr>
-        <w:t>`2.25 cents`</w:t>
+        <w:t>`6.50 cents`</w:t>
       </w:r>
       <w:r>
         <w:t>.</w:t>
@@ -23005,7 +23005,7 @@
         <w:rPr>
           <w:b/>
         </w:rPr>
-        <w:t>`663.10`</w:t>
+        <w:t>`670.75`</w:t>
       </w:r>
       <w:r>
         <w:t xml:space="preserve"> | S2: </w:t>
@@ -23756,7 +23756,7 @@
           <w:b/>
           <w:color w:val="B91C1C"/>
         </w:rPr>
-        <w:t>`672.96 - 678.76 cents (Canh bán hồi kỹ thuật H1)`</w:t>
+        <w:t>`673.03 - 678.56 cents (Canh bán hồi kỹ thuật H1)`</w:t>
       </w:r>
       <w:r>
         <w:t xml:space="preserve"> | SL: </w:t>
@@ -23765,7 +23765,7 @@
         <w:rPr>
           <w:b/>
         </w:rPr>
-        <w:t>`767.79 cents (Trên kháng cự R2 + 1.5x ATR)`</w:t>
+        <w:t>`768.45 cents (Trên kháng cự R2 + 1.5x ATR)`</w:t>
       </w:r>
       <w:r>
         <w:t xml:space="preserve"> | TP: </w:t>
@@ -23776,7 +23776,7 @@
           <w:color w:val="D97706"/>
           <w:sz w:val="19"/>
         </w:rPr>
-        <w:t xml:space="preserve"> 663.10 cents </w:t>
+        <w:t xml:space="preserve"> 670.75 cents </w:t>
       </w:r>
       <w:r>
         <w:t xml:space="preserve"> / </w:t>
@@ -23827,7 +23827,7 @@
         <w:rPr>
           <w:b/>
         </w:rPr>
-        <w:t>`675.25 - 677.25 cents`</w:t>
+        <w:t>`675.43 - 677.43 cents`</w:t>
       </w:r>
       <w:r>
         <w:t xml:space="preserve"> | SL: </w:t>
@@ -23836,7 +23836,7 @@
         <w:rPr>
           <w:b/>
         </w:rPr>
-        <w:t>`672.76 cents`</w:t>
+        <w:t>`672.39 cents`</w:t>
       </w:r>
       <w:r>
         <w:t xml:space="preserve"> | TP: </w:t>
@@ -23882,7 +23882,7 @@
         <w:rPr>
           <w:b/>
         </w:rPr>
-        <w:t>`699.24 cents`</w:t>
+        <w:t>`699.61 cents`</w:t>
       </w:r>
       <w:r>
         <w:t xml:space="preserve"> | TP: </w:t>
@@ -23931,7 +23931,7 @@
         <w:rPr>
           <w:b/>
         </w:rPr>
-        <w:t>`648.74 - 661.50 cents`</w:t>
+        <w:t>`646.97 - 661.50 cents`</w:t>
       </w:r>
     </w:p>
     <w:p>
@@ -24338,7 +24338,7 @@
             </w:pPr>
             <w:r/>
             <w:r>
-              <w:t>670.50</w:t>
+              <w:t>673.75</w:t>
             </w:r>
           </w:p>
         </w:tc>
@@ -24366,7 +24366,7 @@
             </w:pPr>
             <w:r/>
             <w:r>
-              <w:t>681.75</w:t>
+              <w:t>685.00</w:t>
             </w:r>
           </w:p>
         </w:tc>
@@ -24394,7 +24394,7 @@
             </w:pPr>
             <w:r/>
             <w:r>
-              <w:t>665.00</w:t>
+              <w:t>668.25</w:t>
             </w:r>
           </w:p>
         </w:tc>
@@ -24425,7 +24425,7 @@
               <w:rPr>
                 <w:b/>
               </w:rPr>
-              <w:t>669.75</w:t>
+              <w:t>673.00</w:t>
             </w:r>
           </w:p>
         </w:tc>
@@ -24573,7 +24573,7 @@
             </w:pPr>
             <w:r/>
             <w:r>
-              <w:t>669.75</w:t>
+              <w:t>673.00</w:t>
             </w:r>
           </w:p>
         </w:tc>
@@ -24601,7 +24601,7 @@
             </w:pPr>
             <w:r/>
             <w:r>
-              <w:t>677.25</w:t>
+              <w:t>680.50</w:t>
             </w:r>
           </w:p>
         </w:tc>
@@ -24629,7 +24629,7 @@
             </w:pPr>
             <w:r/>
             <w:r>
-              <w:t>663.75</w:t>
+              <w:t>667.00</w:t>
             </w:r>
           </w:p>
         </w:tc>
@@ -24660,7 +24660,7 @@
               <w:rPr>
                 <w:b/>
               </w:rPr>
-              <w:t>669.25</w:t>
+              <w:t>672.50</w:t>
             </w:r>
           </w:p>
         </w:tc>
@@ -24808,7 +24808,7 @@
             </w:pPr>
             <w:r/>
             <w:r>
-              <w:t>669.25</w:t>
+              <w:t>672.50</w:t>
             </w:r>
           </w:p>
         </w:tc>
@@ -24836,7 +24836,7 @@
             </w:pPr>
             <w:r/>
             <w:r>
-              <w:t>683.00</w:t>
+              <w:t>686.25</w:t>
             </w:r>
           </w:p>
         </w:tc>
@@ -24864,7 +24864,7 @@
             </w:pPr>
             <w:r/>
             <w:r>
-              <w:t>654.50</w:t>
+              <w:t>657.75</w:t>
             </w:r>
           </w:p>
         </w:tc>
@@ -24895,7 +24895,7 @@
               <w:rPr>
                 <w:b/>
               </w:rPr>
-              <w:t>671.25</w:t>
+              <w:t>674.50</w:t>
             </w:r>
           </w:p>
         </w:tc>
@@ -25043,7 +25043,7 @@
             </w:pPr>
             <w:r/>
             <w:r>
-              <w:t>671.25</w:t>
+              <w:t>674.50</w:t>
             </w:r>
           </w:p>
         </w:tc>
@@ -25071,7 +25071,7 @@
             </w:pPr>
             <w:r/>
             <w:r>
-              <w:t>684.50</w:t>
+              <w:t>687.75</w:t>
             </w:r>
           </w:p>
         </w:tc>
@@ -25099,7 +25099,7 @@
             </w:pPr>
             <w:r/>
             <w:r>
-              <w:t>663.00</w:t>
+              <w:t>666.25</w:t>
             </w:r>
           </w:p>
         </w:tc>
@@ -25130,7 +25130,7 @@
               <w:rPr>
                 <w:b/>
               </w:rPr>
-              <w:t>672.50</w:t>
+              <w:t>675.75</w:t>
             </w:r>
           </w:p>
         </w:tc>
@@ -25278,7 +25278,7 @@
             </w:pPr>
             <w:r/>
             <w:r>
-              <w:t>672.50</w:t>
+              <w:t>675.75</w:t>
             </w:r>
           </w:p>
         </w:tc>
@@ -25306,7 +25306,7 @@
             </w:pPr>
             <w:r/>
             <w:r>
-              <w:t>689.00</w:t>
+              <w:t>692.25</w:t>
             </w:r>
           </w:p>
         </w:tc>
@@ -25334,7 +25334,7 @@
             </w:pPr>
             <w:r/>
             <w:r>
-              <w:t>662.00</w:t>
+              <w:t>665.25</w:t>
             </w:r>
           </w:p>
         </w:tc>
@@ -25365,7 +25365,7 @@
               <w:rPr>
                 <w:b/>
               </w:rPr>
-              <w:t>677.00</w:t>
+              <w:t>680.25</w:t>
             </w:r>
           </w:p>
         </w:tc>
@@ -25513,7 +25513,7 @@
             </w:pPr>
             <w:r/>
             <w:r>
-              <w:t>677.00</w:t>
+              <w:t>680.25</w:t>
             </w:r>
           </w:p>
         </w:tc>
@@ -25541,7 +25541,7 @@
             </w:pPr>
             <w:r/>
             <w:r>
-              <w:t>684.75</w:t>
+              <w:t>688.00</w:t>
             </w:r>
           </w:p>
         </w:tc>
@@ -25569,7 +25569,7 @@
             </w:pPr>
             <w:r/>
             <w:r>
-              <w:t>666.00</w:t>
+              <w:t>669.25</w:t>
             </w:r>
           </w:p>
         </w:tc>
@@ -25600,7 +25600,7 @@
               <w:rPr>
                 <w:b/>
               </w:rPr>
-              <w:t>678.25</w:t>
+              <w:t>681.50</w:t>
             </w:r>
           </w:p>
         </w:tc>
@@ -25748,7 +25748,7 @@
             </w:pPr>
             <w:r/>
             <w:r>
-              <w:t>678.25</w:t>
+              <w:t>681.50</w:t>
             </w:r>
           </w:p>
         </w:tc>
@@ -25776,7 +25776,7 @@
             </w:pPr>
             <w:r/>
             <w:r>
-              <w:t>686.50</w:t>
+              <w:t>689.75</w:t>
             </w:r>
           </w:p>
         </w:tc>
@@ -25804,7 +25804,7 @@
             </w:pPr>
             <w:r/>
             <w:r>
-              <w:t>667.75</w:t>
+              <w:t>671.00</w:t>
             </w:r>
           </w:p>
         </w:tc>
@@ -25835,7 +25835,7 @@
               <w:rPr>
                 <w:b/>
               </w:rPr>
-              <w:t>680.00</w:t>
+              <w:t>683.25</w:t>
             </w:r>
           </w:p>
         </w:tc>
@@ -25983,7 +25983,7 @@
             </w:pPr>
             <w:r/>
             <w:r>
-              <w:t>680.00</w:t>
+              <w:t>683.25</w:t>
             </w:r>
           </w:p>
         </w:tc>
@@ -26011,7 +26011,7 @@
             </w:pPr>
             <w:r/>
             <w:r>
-              <w:t>692.25</w:t>
+              <w:t>695.50</w:t>
             </w:r>
           </w:p>
         </w:tc>
@@ -26039,7 +26039,7 @@
             </w:pPr>
             <w:r/>
             <w:r>
-              <w:t>670.25</w:t>
+              <w:t>673.50</w:t>
             </w:r>
           </w:p>
         </w:tc>
@@ -26070,7 +26070,7 @@
               <w:rPr>
                 <w:b/>
               </w:rPr>
-              <w:t>679.00</w:t>
+              <w:t>682.25</w:t>
             </w:r>
           </w:p>
         </w:tc>
@@ -26218,7 +26218,7 @@
             </w:pPr>
             <w:r/>
             <w:r>
-              <w:t>679.00</w:t>
+              <w:t>682.25</w:t>
             </w:r>
           </w:p>
         </w:tc>
@@ -26246,7 +26246,7 @@
             </w:pPr>
             <w:r/>
             <w:r>
-              <w:t>689.50</w:t>
+              <w:t>692.75</w:t>
             </w:r>
           </w:p>
         </w:tc>
@@ -26274,7 +26274,7 @@
             </w:pPr>
             <w:r/>
             <w:r>
-              <w:t>664.25</w:t>
+              <w:t>667.50</w:t>
             </w:r>
           </w:p>
         </w:tc>
@@ -26305,7 +26305,7 @@
               <w:rPr>
                 <w:b/>
               </w:rPr>
-              <w:t>681.25</w:t>
+              <w:t>684.50</w:t>
             </w:r>
           </w:p>
         </w:tc>
@@ -26453,7 +26453,7 @@
             </w:pPr>
             <w:r/>
             <w:r>
-              <w:t>681.25</w:t>
+              <w:t>684.50</w:t>
             </w:r>
           </w:p>
         </w:tc>
@@ -26481,7 +26481,7 @@
             </w:pPr>
             <w:r/>
             <w:r>
-              <w:t>691.75</w:t>
+              <w:t>695.00</w:t>
             </w:r>
           </w:p>
         </w:tc>
@@ -26509,7 +26509,7 @@
             </w:pPr>
             <w:r/>
             <w:r>
-              <w:t>675.00</w:t>
+              <w:t>678.25</w:t>
             </w:r>
           </w:p>
         </w:tc>
@@ -26540,7 +26540,7 @@
               <w:rPr>
                 <w:b/>
               </w:rPr>
-              <w:t>682.00</w:t>
+              <w:t>685.25</w:t>
             </w:r>
           </w:p>
         </w:tc>
@@ -26688,7 +26688,7 @@
             </w:pPr>
             <w:r/>
             <w:r>
-              <w:t>682.00</w:t>
+              <w:t>685.25</w:t>
             </w:r>
           </w:p>
         </w:tc>
@@ -26716,7 +26716,7 @@
             </w:pPr>
             <w:r/>
             <w:r>
-              <w:t>696.25</w:t>
+              <w:t>699.50</w:t>
             </w:r>
           </w:p>
         </w:tc>
@@ -26744,7 +26744,7 @@
             </w:pPr>
             <w:r/>
             <w:r>
-              <w:t>667.25</w:t>
+              <w:t>670.50</w:t>
             </w:r>
           </w:p>
         </w:tc>
@@ -26775,7 +26775,7 @@
               <w:rPr>
                 <w:b/>
               </w:rPr>
-              <w:t>684.00</w:t>
+              <w:t>687.25</w:t>
             </w:r>
           </w:p>
         </w:tc>
@@ -26923,7 +26923,7 @@
             </w:pPr>
             <w:r/>
             <w:r>
-              <w:t>684.00</w:t>
+              <w:t>687.25</w:t>
             </w:r>
           </w:p>
         </w:tc>
@@ -26951,7 +26951,7 @@
             </w:pPr>
             <w:r/>
             <w:r>
-              <w:t>690.50</w:t>
+              <w:t>693.75</w:t>
             </w:r>
           </w:p>
         </w:tc>
@@ -26979,7 +26979,7 @@
             </w:pPr>
             <w:r/>
             <w:r>
-              <w:t>677.25</w:t>
+              <w:t>680.50</w:t>
             </w:r>
           </w:p>
         </w:tc>
@@ -27010,7 +27010,7 @@
               <w:rPr>
                 <w:b/>
               </w:rPr>
-              <w:t>684.25</w:t>
+              <w:t>687.50</w:t>
             </w:r>
           </w:p>
         </w:tc>
@@ -27158,7 +27158,7 @@
             </w:pPr>
             <w:r/>
             <w:r>
-              <w:t>684.25</w:t>
+              <w:t>687.50</w:t>
             </w:r>
           </w:p>
         </w:tc>
@@ -27186,7 +27186,7 @@
             </w:pPr>
             <w:r/>
             <w:r>
-              <w:t>694.50</w:t>
+              <w:t>697.75</w:t>
             </w:r>
           </w:p>
         </w:tc>
@@ -27214,7 +27214,7 @@
             </w:pPr>
             <w:r/>
             <w:r>
-              <w:t>676.25</w:t>
+              <w:t>679.50</w:t>
             </w:r>
           </w:p>
         </w:tc>
@@ -27245,7 +27245,7 @@
               <w:rPr>
                 <w:b/>
               </w:rPr>
-              <w:t>684.75</w:t>
+              <w:t>688.00</w:t>
             </w:r>
           </w:p>
         </w:tc>
@@ -27393,7 +27393,7 @@
             </w:pPr>
             <w:r/>
             <w:r>
-              <w:t>684.75</w:t>
+              <w:t>688.00</w:t>
             </w:r>
           </w:p>
         </w:tc>
@@ -27421,7 +27421,7 @@
             </w:pPr>
             <w:r/>
             <w:r>
-              <w:t>691.75</w:t>
+              <w:t>695.00</w:t>
             </w:r>
           </w:p>
         </w:tc>
@@ -27449,7 +27449,7 @@
             </w:pPr>
             <w:r/>
             <w:r>
-              <w:t>678.75</w:t>
+              <w:t>682.00</w:t>
             </w:r>
           </w:p>
         </w:tc>
@@ -27480,7 +27480,7 @@
               <w:rPr>
                 <w:b/>
               </w:rPr>
-              <w:t>684.00</w:t>
+              <w:t>687.25</w:t>
             </w:r>
           </w:p>
         </w:tc>
@@ -27628,7 +27628,7 @@
             </w:pPr>
             <w:r/>
             <w:r>
-              <w:t>684.00</w:t>
+              <w:t>687.25</w:t>
             </w:r>
           </w:p>
         </w:tc>
@@ -27656,7 +27656,7 @@
             </w:pPr>
             <w:r/>
             <w:r>
-              <w:t>697.50</w:t>
+              <w:t>700.75</w:t>
             </w:r>
           </w:p>
         </w:tc>
@@ -27684,7 +27684,7 @@
             </w:pPr>
             <w:r/>
             <w:r>
-              <w:t>671.00</w:t>
+              <w:t>674.25</w:t>
             </w:r>
           </w:p>
         </w:tc>
@@ -27715,7 +27715,7 @@
               <w:rPr>
                 <w:b/>
               </w:rPr>
-              <w:t>685.75</w:t>
+              <w:t>689.00</w:t>
             </w:r>
           </w:p>
         </w:tc>
@@ -27863,7 +27863,7 @@
             </w:pPr>
             <w:r/>
             <w:r>
-              <w:t>685.75</w:t>
+              <w:t>689.00</w:t>
             </w:r>
           </w:p>
         </w:tc>
@@ -27891,7 +27891,7 @@
             </w:pPr>
             <w:r/>
             <w:r>
-              <w:t>695.00</w:t>
+              <w:t>698.25</w:t>
             </w:r>
           </w:p>
         </w:tc>
@@ -27919,7 +27919,7 @@
             </w:pPr>
             <w:r/>
             <w:r>
-              <w:t>675.00</w:t>
+              <w:t>678.25</w:t>
             </w:r>
           </w:p>
         </w:tc>
@@ -27950,7 +27950,7 @@
               <w:rPr>
                 <w:b/>
               </w:rPr>
-              <w:t>686.25</w:t>
+              <w:t>689.50</w:t>
             </w:r>
           </w:p>
         </w:tc>
@@ -28098,7 +28098,7 @@
             </w:pPr>
             <w:r/>
             <w:r>
-              <w:t>686.25</w:t>
+              <w:t>689.50</w:t>
             </w:r>
           </w:p>
         </w:tc>
@@ -28126,7 +28126,7 @@
             </w:pPr>
             <w:r/>
             <w:r>
-              <w:t>698.50</w:t>
+              <w:t>701.75</w:t>
             </w:r>
           </w:p>
         </w:tc>
@@ -28154,7 +28154,7 @@
             </w:pPr>
             <w:r/>
             <w:r>
-              <w:t>672.00</w:t>
+              <w:t>675.25</w:t>
             </w:r>
           </w:p>
         </w:tc>
@@ -28185,7 +28185,7 @@
               <w:rPr>
                 <w:b/>
               </w:rPr>
-              <w:t>684.75</w:t>
+              <w:t>688.00</w:t>
             </w:r>
           </w:p>
         </w:tc>
@@ -28333,7 +28333,7 @@
             </w:pPr>
             <w:r/>
             <w:r>
-              <w:t>684.75</w:t>
+              <w:t>688.00</w:t>
             </w:r>
           </w:p>
         </w:tc>
@@ -28361,7 +28361,7 @@
             </w:pPr>
             <w:r/>
             <w:r>
-              <w:t>691.75</w:t>
+              <w:t>695.00</w:t>
             </w:r>
           </w:p>
         </w:tc>
@@ -28389,7 +28389,7 @@
             </w:pPr>
             <w:r/>
             <w:r>
-              <w:t>675.25</w:t>
+              <w:t>678.50</w:t>
             </w:r>
           </w:p>
         </w:tc>
@@ -28420,7 +28420,7 @@
               <w:rPr>
                 <w:b/>
               </w:rPr>
-              <w:t>685.25</w:t>
+              <w:t>688.50</w:t>
             </w:r>
           </w:p>
         </w:tc>
@@ -28568,7 +28568,7 @@
             </w:pPr>
             <w:r/>
             <w:r>
-              <w:t>685.25</w:t>
+              <w:t>688.50</w:t>
             </w:r>
           </w:p>
         </w:tc>
@@ -28596,7 +28596,7 @@
             </w:pPr>
             <w:r/>
             <w:r>
-              <w:t>695.75</w:t>
+              <w:t>699.00</w:t>
             </w:r>
           </w:p>
         </w:tc>
@@ -28624,7 +28624,7 @@
             </w:pPr>
             <w:r/>
             <w:r>
-              <w:t>678.00</w:t>
+              <w:t>681.25</w:t>
             </w:r>
           </w:p>
         </w:tc>
@@ -28655,7 +28655,7 @@
               <w:rPr>
                 <w:b/>
               </w:rPr>
-              <w:t>685.00</w:t>
+              <w:t>688.25</w:t>
             </w:r>
           </w:p>
         </w:tc>
@@ -28803,7 +28803,7 @@
             </w:pPr>
             <w:r/>
             <w:r>
-              <w:t>685.00</w:t>
+              <w:t>688.25</w:t>
             </w:r>
           </w:p>
         </w:tc>
@@ -28831,7 +28831,7 @@
             </w:pPr>
             <w:r/>
             <w:r>
-              <w:t>694.75</w:t>
+              <w:t>698.00</w:t>
             </w:r>
           </w:p>
         </w:tc>
@@ -28859,7 +28859,7 @@
             </w:pPr>
             <w:r/>
             <w:r>
-              <w:t>675.25</w:t>
+              <w:t>678.50</w:t>
             </w:r>
           </w:p>
         </w:tc>
@@ -28890,7 +28890,7 @@
               <w:rPr>
                 <w:b/>
               </w:rPr>
-              <w:t>685.50</w:t>
+              <w:t>688.75</w:t>
             </w:r>
           </w:p>
         </w:tc>
@@ -29038,7 +29038,7 @@
             </w:pPr>
             <w:r/>
             <w:r>
-              <w:t>685.50</w:t>
+              <w:t>688.75</w:t>
             </w:r>
           </w:p>
         </w:tc>
@@ -29066,7 +29066,7 @@
             </w:pPr>
             <w:r/>
             <w:r>
-              <w:t>696.25</w:t>
+              <w:t>699.50</w:t>
             </w:r>
           </w:p>
         </w:tc>
@@ -29094,7 +29094,7 @@
             </w:pPr>
             <w:r/>
             <w:r>
-              <w:t>678.25</w:t>
+              <w:t>681.50</w:t>
             </w:r>
           </w:p>
         </w:tc>
@@ -29125,7 +29125,7 @@
               <w:rPr>
                 <w:b/>
               </w:rPr>
-              <w:t>686.25</w:t>
+              <w:t>689.50</w:t>
             </w:r>
           </w:p>
         </w:tc>
@@ -29273,7 +29273,7 @@
             </w:pPr>
             <w:r/>
             <w:r>
-              <w:t>686.25</w:t>
+              <w:t>689.50</w:t>
             </w:r>
           </w:p>
         </w:tc>
@@ -29301,7 +29301,7 @@
             </w:pPr>
             <w:r/>
             <w:r>
-              <w:t>692.75</w:t>
+              <w:t>696.00</w:t>
             </w:r>
           </w:p>
         </w:tc>
@@ -29329,7 +29329,7 @@
             </w:pPr>
             <w:r/>
             <w:r>
-              <w:t>677.75</w:t>
+              <w:t>681.00</w:t>
             </w:r>
           </w:p>
         </w:tc>
@@ -29360,7 +29360,7 @@
               <w:rPr>
                 <w:b/>
               </w:rPr>
-              <w:t>686.75</w:t>
+              <w:t>690.00</w:t>
             </w:r>
           </w:p>
         </w:tc>
@@ -29508,7 +29508,7 @@
             </w:pPr>
             <w:r/>
             <w:r>
-              <w:t>686.75</w:t>
+              <w:t>690.00</w:t>
             </w:r>
           </w:p>
         </w:tc>
@@ -29536,7 +29536,7 @@
             </w:pPr>
             <w:r/>
             <w:r>
-              <w:t>697.75</w:t>
+              <w:t>701.00</w:t>
             </w:r>
           </w:p>
         </w:tc>
@@ -29564,7 +29564,7 @@
             </w:pPr>
             <w:r/>
             <w:r>
-              <w:t>675.00</w:t>
+              <w:t>678.25</w:t>
             </w:r>
           </w:p>
         </w:tc>
@@ -29595,7 +29595,7 @@
               <w:rPr>
                 <w:b/>
               </w:rPr>
-              <w:t>690.25</w:t>
+              <w:t>693.50</w:t>
             </w:r>
           </w:p>
         </w:tc>
@@ -29743,7 +29743,7 @@
             </w:pPr>
             <w:r/>
             <w:r>
-              <w:t>690.25</w:t>
+              <w:t>693.50</w:t>
             </w:r>
           </w:p>
         </w:tc>
@@ -29771,7 +29771,7 @@
             </w:pPr>
             <w:r/>
             <w:r>
-              <w:t>695.75</w:t>
+              <w:t>699.00</w:t>
             </w:r>
           </w:p>
         </w:tc>
@@ -29799,7 +29799,7 @@
             </w:pPr>
             <w:r/>
             <w:r>
-              <w:t>682.50</w:t>
+              <w:t>685.75</w:t>
             </w:r>
           </w:p>
         </w:tc>
@@ -29830,7 +29830,7 @@
               <w:rPr>
                 <w:b/>
               </w:rPr>
-              <w:t>691.00</w:t>
+              <w:t>694.25</w:t>
             </w:r>
           </w:p>
         </w:tc>
@@ -29978,7 +29978,7 @@
             </w:pPr>
             <w:r/>
             <w:r>
-              <w:t>691.00</w:t>
+              <w:t>694.25</w:t>
             </w:r>
           </w:p>
         </w:tc>
@@ -30006,7 +30006,7 @@
             </w:pPr>
             <w:r/>
             <w:r>
-              <w:t>700.25</w:t>
+              <w:t>703.50</w:t>
             </w:r>
           </w:p>
         </w:tc>
@@ -30034,7 +30034,7 @@
             </w:pPr>
             <w:r/>
             <w:r>
-              <w:t>684.50</w:t>
+              <w:t>687.75</w:t>
             </w:r>
           </w:p>
         </w:tc>
@@ -30065,7 +30065,7 @@
               <w:rPr>
                 <w:b/>
               </w:rPr>
-              <w:t>690.25</w:t>
+              <w:t>693.50</w:t>
             </w:r>
           </w:p>
         </w:tc>
@@ -30213,7 +30213,7 @@
             </w:pPr>
             <w:r/>
             <w:r>
-              <w:t>690.25</w:t>
+              <w:t>693.50</w:t>
             </w:r>
           </w:p>
         </w:tc>
@@ -30241,7 +30241,7 @@
             </w:pPr>
             <w:r/>
             <w:r>
-              <w:t>697.75</w:t>
+              <w:t>701.00</w:t>
             </w:r>
           </w:p>
         </w:tc>
@@ -30269,7 +30269,7 @@
             </w:pPr>
             <w:r/>
             <w:r>
-              <w:t>684.25</w:t>
+              <w:t>687.50</w:t>
             </w:r>
           </w:p>
         </w:tc>
@@ -30300,7 +30300,7 @@
               <w:rPr>
                 <w:b/>
               </w:rPr>
-              <w:t>689.25</w:t>
+              <w:t>692.50</w:t>
             </w:r>
           </w:p>
         </w:tc>
@@ -30448,7 +30448,7 @@
             </w:pPr>
             <w:r/>
             <w:r>
-              <w:t>689.25</w:t>
+              <w:t>692.50</w:t>
             </w:r>
           </w:p>
         </w:tc>
@@ -30476,7 +30476,7 @@
             </w:pPr>
             <w:r/>
             <w:r>
-              <w:t>696.25</w:t>
+              <w:t>699.50</w:t>
             </w:r>
           </w:p>
         </w:tc>
@@ -30504,7 +30504,7 @@
             </w:pPr>
             <w:r/>
             <w:r>
-              <w:t>675.75</w:t>
+              <w:t>679.00</w:t>
             </w:r>
           </w:p>
         </w:tc>
@@ -30535,7 +30535,7 @@
               <w:rPr>
                 <w:b/>
               </w:rPr>
-              <w:t>690.00</w:t>
+              <w:t>693.25</w:t>
             </w:r>
           </w:p>
         </w:tc>
@@ -30683,7 +30683,7 @@
             </w:pPr>
             <w:r/>
             <w:r>
-              <w:t>690.00</w:t>
+              <w:t>693.25</w:t>
             </w:r>
           </w:p>
         </w:tc>
@@ -30711,7 +30711,7 @@
             </w:pPr>
             <w:r/>
             <w:r>
-              <w:t>699.25</w:t>
+              <w:t>702.50</w:t>
             </w:r>
           </w:p>
         </w:tc>
@@ -30739,7 +30739,7 @@
             </w:pPr>
             <w:r/>
             <w:r>
-              <w:t>682.75</w:t>
+              <w:t>686.00</w:t>
             </w:r>
           </w:p>
         </w:tc>
@@ -30770,7 +30770,7 @@
               <w:rPr>
                 <w:b/>
               </w:rPr>
-              <w:t>689.75</w:t>
+              <w:t>693.00</w:t>
             </w:r>
           </w:p>
         </w:tc>
@@ -30918,7 +30918,7 @@
             </w:pPr>
             <w:r/>
             <w:r>
-              <w:t>689.75</w:t>
+              <w:t>693.00</w:t>
             </w:r>
           </w:p>
         </w:tc>
@@ -30946,7 +30946,7 @@
             </w:pPr>
             <w:r/>
             <w:r>
-              <w:t>698.25</w:t>
+              <w:t>701.50</w:t>
             </w:r>
           </w:p>
         </w:tc>
@@ -30974,7 +30974,7 @@
             </w:pPr>
             <w:r/>
             <w:r>
-              <w:t>675.75</w:t>
+              <w:t>679.00</w:t>
             </w:r>
           </w:p>
         </w:tc>
@@ -31005,7 +31005,7 @@
               <w:rPr>
                 <w:b/>
               </w:rPr>
-              <w:t>691.50</w:t>
+              <w:t>694.75</w:t>
             </w:r>
           </w:p>
         </w:tc>
@@ -31153,7 +31153,7 @@
             </w:pPr>
             <w:r/>
             <w:r>
-              <w:t>691.50</w:t>
+              <w:t>694.75</w:t>
             </w:r>
           </w:p>
         </w:tc>
@@ -31181,7 +31181,7 @@
             </w:pPr>
             <w:r/>
             <w:r>
-              <w:t>697.75</w:t>
+              <w:t>701.00</w:t>
             </w:r>
           </w:p>
         </w:tc>
@@ -31209,7 +31209,7 @@
             </w:pPr>
             <w:r/>
             <w:r>
-              <w:t>685.00</w:t>
+              <w:t>688.25</w:t>
             </w:r>
           </w:p>
         </w:tc>
@@ -31240,7 +31240,7 @@
               <w:rPr>
                 <w:b/>
               </w:rPr>
-              <w:t>690.75</w:t>
+              <w:t>694.00</w:t>
             </w:r>
           </w:p>
         </w:tc>
